--- a/templates/CMIS/HD-NSH-1Tr.docx
+++ b/templates/CMIS/HD-NSH-1Tr.docx
@@ -2384,24 +2384,19 @@
         <w:jc w:val="both"/>
         <w:rPr>
           <w:rFonts w:eastAsia="Calibri"/>
-          <w:szCs w:val="24"/>
-        </w:rPr>
-      </w:pPr>
-      <w:r>
-        <w:rPr>
-          <w:rFonts w:eastAsia="Calibri"/>
           <w:b/>
           <w:bCs/>
           <w:szCs w:val="24"/>
         </w:rPr>
-        <w:t>Đại diện:</w:t>
-      </w:r>
-      <w:r>
-        <w:rPr>
-          <w:rFonts w:eastAsia="Calibri"/>
-          <w:szCs w:val="24"/>
-        </w:rPr>
-        <w:t xml:space="preserve"> ĐỘI QUẢN LÝ ĐIỆN XUÂN LỘC</w:t>
+      </w:pPr>
+      <w:r>
+        <w:rPr>
+          <w:rFonts w:eastAsia="Calibri"/>
+          <w:b/>
+          <w:bCs/>
+          <w:szCs w:val="24"/>
+        </w:rPr>
+        <w:t>Đại diện: ĐIỆN LỰC XUÂN LỘC</w:t>
       </w:r>
     </w:p>
     <w:p>
@@ -2424,7 +2419,7 @@
           <w:rFonts w:eastAsia="Calibri"/>
           <w:szCs w:val="24"/>
         </w:rPr>
-        <w:t>Theo Văn bản ủy quyền số 6465/GUQ-EVNSPC ngày 02/07/2025 của ông Nguyễn Phước Đức – Chức vụ Tổng Giám đốc Tổng Công ty Điện lực miền Nam TNHH;</w:t>
+        <w:t>Theo Văn bản ủy quyền số: 1355/EVNSPC-TCN vào ngày 27/02/2026 của ông Nguyễn Phước Đức - Chức vụ Tổng Giám đốc Tổng công ty Điện lực Miền Nam TNHH</w:t>
       </w:r>
     </w:p>
     <w:p>
@@ -2447,7 +2442,14 @@
           <w:rFonts w:eastAsia="Calibri"/>
           <w:szCs w:val="24"/>
         </w:rPr>
-        <w:t>Theo Văn bản ủy quyền số 1477/GUQ-PCĐN ngày 01/08/2025 của ông Trương Đình Quốc – Chức vụ Giám đốc Công ty Điện lực Đồng Nai.</w:t>
+        <w:t>Theo Văn bản ủy quyền số: 2187/GUQ-PCĐN vào ngày 02/03/2026 của ông Trương Đình Quốc - Chức vụ Giám đốc Công ty Điện lực Đồng Nai</w:t>
+      </w:r>
+      <w:r>
+        <w:rPr>
+          <w:rFonts w:eastAsia="Calibri"/>
+          <w:szCs w:val="24"/>
+        </w:rPr>
+        <w:t>.</w:t>
       </w:r>
     </w:p>
     <w:p>
@@ -2463,14 +2465,22 @@
         <w:rPr>
           <w:rFonts w:eastAsia="Calibri"/>
           <w:szCs w:val="24"/>
-        </w:rPr>
-      </w:pPr>
-      <w:r>
-        <w:rPr>
-          <w:rFonts w:eastAsia="Calibri"/>
-          <w:szCs w:val="24"/>
-        </w:rPr>
-        <w:t>Do ông: Nguyễn Trọng Nghĩa - Chức vụ: Phó Đội trưởng</w:t>
+          <w:lang w:val="en-US"/>
+        </w:rPr>
+      </w:pPr>
+      <w:r>
+        <w:rPr>
+          <w:rFonts w:eastAsia="Calibri"/>
+          <w:szCs w:val="24"/>
+        </w:rPr>
+        <w:t xml:space="preserve">Do ông: Nguyễn Trọng Nghĩa - Chức vụ: </w:t>
+      </w:r>
+      <w:r>
+        <w:rPr>
+          <w:rFonts w:eastAsia="Calibri"/>
+          <w:szCs w:val="24"/>
+        </w:rPr>
+        <w:t>Phó Trưởng Điện lực.</w:t>
       </w:r>
     </w:p>
     <w:p>
@@ -7170,7 +7180,7 @@
           <w:rFonts w:eastAsia="Calibri"/>
           <w:szCs w:val="24"/>
         </w:rPr>
-        <w:t>ĐỘI QUẢN LÝ ĐIỆN XUÂN LỘC</w:t>
+        <w:t>ĐIỆN LỰC XUÂN LỘC</w:t>
       </w:r>
       <w:r>
         <w:rPr>
@@ -7289,8 +7299,7 @@
           <w:rFonts w:eastAsia="Calibri"/>
           <w:szCs w:val="24"/>
         </w:rPr>
-        <w:lastRenderedPageBreak/>
-        <w:t>ĐỘI QUẢN LÝ ĐIỆN XUÂN LỘC</w:t>
+        <w:t>ĐIỆN LỰC XUÂN LỘC</w:t>
       </w:r>
       <w:r>
         <w:rPr>
@@ -7320,6 +7329,7 @@
           <w:rFonts w:eastAsia="Calibri"/>
           <w:szCs w:val="24"/>
         </w:rPr>
+        <w:lastRenderedPageBreak/>
         <w:t>MST: 0300942001-067.</w:t>
       </w:r>
     </w:p>
@@ -8222,7 +8232,7 @@
           <w:szCs w:val="24"/>
           <w:lang w:eastAsia="en-US"/>
         </w:rPr>
-        <w:t xml:space="preserve">Bên B xác nhận đã được Bên A cung cấp đầy đủ và chính xác các thông tin về sản phẩm, dịch vụ và Hợp Đồng; bao gồm cả Chính sách bảo mật dữ liệu cá nhân. Bên A đã giải </w:t>
+        <w:t xml:space="preserve">Bên B xác nhận đã được Bên A cung cấp đầy đủ và chính xác các thông tin về sản phẩm, dịch vụ và Hợp Đồng; bao gồm cả Chính sách bảo mật dữ liệu cá nhân. Bên A đã giải thích rõ các quyền và nghĩa vụ của Bên B liên quan đến việc bảo vệ dữ liệu cá nhân và các quy </w:t>
       </w:r>
       <w:r>
         <w:rPr>
@@ -8231,7 +8241,7 @@
           <w:lang w:eastAsia="en-US"/>
         </w:rPr>
         <w:lastRenderedPageBreak/>
-        <w:t>thích rõ các quyền và nghĩa vụ của Bên B liên quan đến việc bảo vệ dữ liệu cá nhân và các quy định về xử lý dữ liệu.</w:t>
+        <w:t>định về xử lý dữ liệu.</w:t>
       </w:r>
     </w:p>
     <w:p>
@@ -8670,8 +8680,16 @@
           <w:szCs w:val="24"/>
           <w:lang w:eastAsia="en-US"/>
         </w:rPr>
+        <w:t xml:space="preserve">Thỏa thuận đấu nối đã ký giữa 02 Bên là phụ lục đính kèm và không tách rời của </w:t>
+      </w:r>
+      <w:r>
+        <w:rPr>
+          <w:rFonts w:eastAsia="Calibri"/>
+          <w:szCs w:val="24"/>
+          <w:lang w:eastAsia="en-US"/>
+        </w:rPr>
         <w:lastRenderedPageBreak/>
-        <w:t>Thỏa thuận đấu nối đã ký giữa 02 Bên là phụ lục đính kèm và không tách rời của Hợp đồng này và hai bên có trách nhiệm thực hiện các thỏa thuận được nêu trong thỏa thuận đấu nối.</w:t>
+        <w:t>Hợp đồng này và hai bên có trách nhiệm thực hiện các thỏa thuận được nêu trong thỏa thuận đấu nối.</w:t>
       </w:r>
     </w:p>
     <w:p>
@@ -9121,7 +9139,7 @@
           <w:rFonts w:eastAsia="Calibri"/>
           <w:szCs w:val="24"/>
         </w:rPr>
-        <w:t xml:space="preserve">Bên B không được tự ý tháo gỡ, di chuyển Công Tơ. Bên B phải được sự đồng ý </w:t>
+        <w:t xml:space="preserve">Bên B không được tự ý tháo gỡ, di chuyển Công Tơ. Bên B phải được sự đồng ý của Bên A khi có nhu cầu di chuyển Công Tơ sang vị trí khác và phải chịu mọi chi phí phát </w:t>
       </w:r>
       <w:r>
         <w:rPr>
@@ -9129,7 +9147,7 @@
           <w:szCs w:val="24"/>
         </w:rPr>
         <w:lastRenderedPageBreak/>
-        <w:t>của Bên A khi có nhu cầu di chuyển Công Tơ sang vị trí khác và phải chịu mọi chi phí phát sinh trong quá trình di chuyển.</w:t>
+        <w:t>sinh trong quá trình di chuyển.</w:t>
       </w:r>
     </w:p>
     <w:p>
@@ -9663,15 +9681,7 @@
           <w:rFonts w:eastAsia="Calibri"/>
           <w:szCs w:val="24"/>
         </w:rPr>
-        <w:t xml:space="preserve">Trong trường hợp Bên B phải thực hiện việc bảo đảm thực hiện Hợp Đồng mà không cung cấp các tài liệu theo Điều 3.1.c, Hợp Đồng này, Hợp Đồng sẽ ngay lập tức bị chấm dứt hiệu lực và Bên A không phải chịu trách nhiệm đối với các thiệt hại nào của Bên B phát </w:t>
-      </w:r>
-      <w:r>
-        <w:rPr>
-          <w:rFonts w:eastAsia="Calibri"/>
-          <w:szCs w:val="24"/>
-        </w:rPr>
-        <w:lastRenderedPageBreak/>
-        <w:t>sinh từ việc đơn phương chấm dứt đó.</w:t>
+        <w:t>Trong trường hợp Bên B phải thực hiện việc bảo đảm thực hiện Hợp Đồng mà không cung cấp các tài liệu theo Điều 3.1.c, Hợp Đồng này, Hợp Đồng sẽ ngay lập tức bị chấm dứt hiệu lực và Bên A không phải chịu trách nhiệm đối với các thiệt hại nào của Bên B phát sinh từ việc đơn phương chấm dứt đó.</w:t>
       </w:r>
     </w:p>
     <w:p>
@@ -9698,6 +9708,7 @@
           <w:rFonts w:eastAsia="Calibri"/>
           <w:szCs w:val="24"/>
         </w:rPr>
+        <w:lastRenderedPageBreak/>
         <w:t>Thời hạn bảo đảm:</w:t>
       </w:r>
       <w:r>
@@ -10130,15 +10141,7 @@
           <w:rFonts w:eastAsia="Calibri"/>
           <w:szCs w:val="24"/>
         </w:rPr>
-        <w:t xml:space="preserve">Hóa đơn thanh toán tiền điện, tiền mua công suất phản kháng được lập theo chu kỳ ghi chỉ số đo điện năng quy định tại Điều 2.7 của Hợp Đồng. Bên A thông báo cho Bên B về việc thanh toán tiền điện tương ứng với số lần ghi chỉ số đo điện năng theo hình thức thông </w:t>
-      </w:r>
-      <w:r>
-        <w:rPr>
-          <w:rFonts w:eastAsia="Calibri"/>
-          <w:szCs w:val="24"/>
-        </w:rPr>
-        <w:lastRenderedPageBreak/>
-        <w:t>báo quy định tại Điều 3.3 của Hợp Đồng.</w:t>
+        <w:t>Hóa đơn thanh toán tiền điện, tiền mua công suất phản kháng được lập theo chu kỳ ghi chỉ số đo điện năng quy định tại Điều 2.7 của Hợp Đồng. Bên A thông báo cho Bên B về việc thanh toán tiền điện tương ứng với số lần ghi chỉ số đo điện năng theo hình thức thông báo quy định tại Điều 3.3 của Hợp Đồng.</w:t>
       </w:r>
     </w:p>
     <w:p>
@@ -10165,6 +10168,7 @@
           <w:rFonts w:eastAsia="Calibri"/>
           <w:szCs w:val="24"/>
         </w:rPr>
+        <w:lastRenderedPageBreak/>
         <w:t>Việc thực hiện Nghĩa Vụ Thanh Toán sẽ bằng đồng Việt Nam.</w:t>
       </w:r>
     </w:p>
@@ -10720,15 +10724,7 @@
           <w:rFonts w:eastAsia="Calibri"/>
           <w:szCs w:val="24"/>
         </w:rPr>
-        <w:t xml:space="preserve"> đến ngày Bên B thanh toán đủ hoặc </w:t>
-      </w:r>
-      <w:r>
-        <w:rPr>
-          <w:rFonts w:eastAsia="Calibri"/>
-          <w:szCs w:val="24"/>
-        </w:rPr>
-        <w:lastRenderedPageBreak/>
-        <w:t>ngày Bên A ngừng cấp điện cho Bên B theo quy định tại Điều 10.4.c. và Điều 11.1.a.</w:t>
+        <w:t xml:space="preserve"> đến ngày Bên B thanh toán đủ hoặc ngày Bên A ngừng cấp điện cho Bên B theo quy định tại Điều 10.4.c. và Điều 11.1.a.</w:t>
       </w:r>
     </w:p>
     <w:p>
@@ -10755,6 +10751,7 @@
           <w:rFonts w:eastAsia="Calibri"/>
           <w:szCs w:val="24"/>
         </w:rPr>
+        <w:lastRenderedPageBreak/>
         <w:t xml:space="preserve">Không vượt quá 10 (mười) ngày kể từ ngày </w:t>
       </w:r>
       <w:r>
@@ -11344,7 +11341,6 @@
           <w:rFonts w:eastAsia="Calibri"/>
           <w:szCs w:val="24"/>
         </w:rPr>
-        <w:lastRenderedPageBreak/>
         <w:t>Được bồi thường thiệt hại do bên B gây ra theo quy định của Pháp Luật;</w:t>
       </w:r>
     </w:p>
@@ -11373,6 +11369,7 @@
           <w:rFonts w:eastAsia="Calibri"/>
           <w:szCs w:val="24"/>
         </w:rPr>
+        <w:lastRenderedPageBreak/>
         <w:t>Được ngừng, giảm mức cung cấp điện theo quy định tại Điều 11 của Hợp Đồng;</w:t>
       </w:r>
     </w:p>
@@ -12146,8 +12143,16 @@
           <w:bCs/>
           <w:szCs w:val="24"/>
         </w:rPr>
+        <w:t xml:space="preserve">Trong phạm vi hợp đồng này, Bên B không được thực hiện các hành vi bị nghiêm cấm trong hoạt động điện lực và sử dụng điện theo quy định tại Điều 9 Luật Điện lực và các quy </w:t>
+      </w:r>
+      <w:r>
+        <w:rPr>
+          <w:rFonts w:eastAsia="Calibri"/>
+          <w:bCs/>
+          <w:szCs w:val="24"/>
+        </w:rPr>
         <w:lastRenderedPageBreak/>
-        <w:t>Trong phạm vi hợp đồng này, Bên B không được thực hiện các hành vi bị nghiêm cấm trong hoạt động điện lực và sử dụng điện theo quy định tại Điều 9 Luật Điện lực và các quy định pháp luật liên quan, đồng thời có các nghĩa vụ sau:</w:t>
+        <w:t>định pháp luật liên quan, đồng thời có các nghĩa vụ sau:</w:t>
       </w:r>
     </w:p>
     <w:p>
@@ -12670,7 +12675,6 @@
           <w:rFonts w:eastAsia="Calibri"/>
           <w:szCs w:val="24"/>
         </w:rPr>
-        <w:lastRenderedPageBreak/>
         <w:t>Ghi sai chỉ số đo điện năng; tính sai tiền điện trong hóa đơn;</w:t>
       </w:r>
     </w:p>
@@ -12725,6 +12729,7 @@
           <w:rFonts w:eastAsia="Calibri"/>
           <w:szCs w:val="24"/>
         </w:rPr>
+        <w:lastRenderedPageBreak/>
         <w:t>Các hành vi khác vi phạm các quy định của Hợp Đồng và Pháp Luật ảnh hưởng đến việc thực hiện Hợp Đồng.</w:t>
       </w:r>
     </w:p>
@@ -13299,7 +13304,6 @@
           <w:rFonts w:eastAsia="Calibri"/>
           <w:szCs w:val="24"/>
         </w:rPr>
-        <w:lastRenderedPageBreak/>
         <w:t>Đối với khoản tiền bồi thường thiệt hại do Bên B vi phạm Hợp Đồng:</w:t>
       </w:r>
     </w:p>
@@ -13323,7 +13327,15 @@
           <w:rFonts w:eastAsia="Calibri"/>
           <w:szCs w:val="24"/>
         </w:rPr>
-        <w:t>Bên B có Nghĩa Vụ Thanh Toán cho Bên A khoản bồi thường thiệt hại phát sinh trong thời hạn 10 (mười) ngày kể từ ngày Bên A thông báo cho Bên B về nghĩa vụ bồi thường thiệt hại. Trường hợp Bên B chậm thanh toán khoản tiền bồi thường thiệt hại, Bên vi phạm sẽ phải chịu Lãi Suất Chậm Trả trên khoản tiền bồi thường thiệt hại cho tới khi hoàn tất Nghĩa Vụ Thanh Toán.</w:t>
+        <w:t xml:space="preserve">Bên B có Nghĩa Vụ Thanh Toán cho Bên A khoản bồi thường thiệt hại phát sinh trong </w:t>
+      </w:r>
+      <w:r>
+        <w:rPr>
+          <w:rFonts w:eastAsia="Calibri"/>
+          <w:szCs w:val="24"/>
+        </w:rPr>
+        <w:lastRenderedPageBreak/>
+        <w:t>thời hạn 10 (mười) ngày kể từ ngày Bên A thông báo cho Bên B về nghĩa vụ bồi thường thiệt hại. Trường hợp Bên B chậm thanh toán khoản tiền bồi thường thiệt hại, Bên vi phạm sẽ phải chịu Lãi Suất Chậm Trả trên khoản tiền bồi thường thiệt hại cho tới khi hoàn tất Nghĩa Vụ Thanh Toán.</w:t>
       </w:r>
     </w:p>
     <w:p>
@@ -13794,15 +13806,7 @@
           <w:rFonts w:eastAsia="Calibri"/>
           <w:szCs w:val="24"/>
         </w:rPr>
-        <w:t xml:space="preserve">Bên A xác định chỉ số đo điện năng, sản lượng điện đã giao nhận, lập và phát hành hoá đơn. Việc xác định được thực hiện tại Địa Điểm Sử Dụng Điện tính đến thời điểm ngừng cấp điện theo thông báo, không phụ thuộc vào việc điện năng được Bên B hay bất kỳ một bên </w:t>
-      </w:r>
-      <w:r>
-        <w:rPr>
-          <w:rFonts w:eastAsia="Calibri"/>
-          <w:szCs w:val="24"/>
-        </w:rPr>
-        <w:lastRenderedPageBreak/>
-        <w:t>nào khác sử dụng. Số tiền điện phải thanh toán được xác định theo Điều này do Bên B gánh chịu.</w:t>
+        <w:t>Bên A xác định chỉ số đo điện năng, sản lượng điện đã giao nhận, lập và phát hành hoá đơn. Việc xác định được thực hiện tại Địa Điểm Sử Dụng Điện tính đến thời điểm ngừng cấp điện theo thông báo, không phụ thuộc vào việc điện năng được Bên B hay bất kỳ một bên nào khác sử dụng. Số tiền điện phải thanh toán được xác định theo Điều này do Bên B gánh chịu.</w:t>
       </w:r>
     </w:p>
     <w:p>
@@ -13829,6 +13833,7 @@
           <w:rFonts w:eastAsia="Calibri"/>
           <w:szCs w:val="24"/>
         </w:rPr>
+        <w:lastRenderedPageBreak/>
         <w:t xml:space="preserve">Bên B thực hiện thanh toán toàn bộ Nghĩa Vụ Thanh Toán phát sinh theo Hợp Đồng tính đến thời điểm ngừng cấp điện. </w:t>
       </w:r>
     </w:p>
@@ -14369,15 +14374,7 @@
           <w:rFonts w:eastAsia="Calibri"/>
           <w:szCs w:val="24"/>
         </w:rPr>
-        <w:t xml:space="preserve"> ngày kể từ ngày nhận được thông báo của Bên A. Bên A thực hiện ngay việc ngừng </w:t>
-      </w:r>
-      <w:r>
-        <w:rPr>
-          <w:rFonts w:eastAsia="Calibri"/>
-          <w:szCs w:val="24"/>
-        </w:rPr>
-        <w:lastRenderedPageBreak/>
-        <w:t>bán điện kể từ ngày hết Thời Hạn nếu không nhận được phản hồi từ Bên B.</w:t>
+        <w:t xml:space="preserve"> ngày kể từ ngày nhận được thông báo của Bên A. Bên A thực hiện ngay việc ngừng bán điện kể từ ngày hết Thời Hạn nếu không nhận được phản hồi từ Bên B.</w:t>
       </w:r>
     </w:p>
     <w:p>
@@ -14431,6 +14428,7 @@
           <w:rFonts w:eastAsia="Calibri"/>
           <w:szCs w:val="24"/>
         </w:rPr>
+        <w:lastRenderedPageBreak/>
         <w:t>Các Bên hoàn thành việc ký Hợp đồng sửa đổi bổ sung về gia hạn Hợp Đồng trước ngày Hợp Đồng hết hiệu lực. Thời gian gia hạn của Hợp Đồng không vượt quá thời hạn mà Bên B có quyền sở hữu và/hoặc sử dụng hợp pháp Địa Điểm Sử Dụng Điện;</w:t>
       </w:r>
     </w:p>
@@ -14905,7 +14903,6 @@
           <w:rFonts w:eastAsia="Calibri"/>
           <w:szCs w:val="24"/>
         </w:rPr>
-        <w:lastRenderedPageBreak/>
         <w:t xml:space="preserve">Hợp Đồng được lập bằng tiếng Việt, và được lưu trữ tại hệ thống phương tiện lưu trữ điện tử của Bên A tại website </w:t>
       </w:r>
       <w:r>
@@ -14968,7 +14965,6 @@
           <w:iCs/>
           <w:color w:val="FF0000"/>
           <w:szCs w:val="24"/>
-          <w:lang w:val="en-US"/>
         </w:rPr>
         <w:t>C</w:t>
       </w:r>
@@ -15033,6 +15029,7 @@
                 <w:sz w:val="26"/>
                 <w:szCs w:val="26"/>
               </w:rPr>
+              <w:lastRenderedPageBreak/>
               <w:t>Đ</w:t>
             </w:r>
             <w:r>
@@ -17628,7 +17625,7 @@
                 <w:sz w:val="26"/>
                 <w:szCs w:val="26"/>
               </w:rPr>
-              <w:t>27</w:t>
+              <w:t>02</w:t>
             </w:r>
             <w:r>
               <w:rPr>
@@ -17692,7 +17689,7 @@
                 <w:sz w:val="26"/>
                 <w:szCs w:val="26"/>
               </w:rPr>
-              <w:t>01</w:t>
+              <w:t>03</w:t>
             </w:r>
             <w:r>
               <w:rPr>
@@ -19529,7 +19526,7 @@
                 <w:sz w:val="28"/>
                 <w:szCs w:val="28"/>
               </w:rPr>
-              <w:t>Đội quản lý điện Xuân Lộc</w:t>
+              <w:t>Điện lực Xuân Lộc</w:t>
             </w:r>
           </w:p>
         </w:tc>
@@ -21244,7 +21241,7 @@
                 <w:sz w:val="26"/>
                 <w:szCs w:val="26"/>
               </w:rPr>
-              <w:t>ĐỘI QUẢN LÝ ĐIỆN XUÂN LỘC</w:t>
+              <w:t>ĐIỆN LỰC XUÂN LỘC</w:t>
             </w:r>
           </w:p>
           <w:p>

--- a/templates/CMIS/HD-NSH-1Tr.docx
+++ b/templates/CMIS/HD-NSH-1Tr.docx
@@ -2465,7 +2465,6 @@
         <w:rPr>
           <w:rFonts w:eastAsia="Calibri"/>
           <w:szCs w:val="24"/>
-          <w:lang w:val="en-US"/>
         </w:rPr>
       </w:pPr>
       <w:r>
@@ -8718,132 +8717,13 @@
           <w:szCs w:val="24"/>
           <w:lang w:eastAsia="en-US"/>
         </w:rPr>
-        <w:t xml:space="preserve">  Thoả thuận tiết giảm khi mất cân đối cung cầu:</w:t>
-      </w:r>
-    </w:p>
-    <w:p>
-      <w:pPr>
-        <w:widowControl w:val="0"/>
-        <w:tabs>
-          <w:tab w:val="left" w:pos="993"/>
-        </w:tabs>
-        <w:snapToGrid w:val="0"/>
-        <w:spacing w:before="120" w:after="120"/>
-        <w:ind w:left="567"/>
-        <w:jc w:val="both"/>
-        <w:rPr>
-          <w:rFonts w:eastAsia="Calibri"/>
-          <w:szCs w:val="24"/>
-        </w:rPr>
-      </w:pPr>
+        <w:t>Bên A có quyền đơn phương ngừng cấp điện hoặc đơn phương thanh lý hợp đồng khi có yêu cầu của cơ quan nhà nước có thẩm quyền hoặc khi có xảy ra tranh chấp, khiếu nại đối với địa điểm sử dụng điện hoặc công trình điện cấp điện cho Bên B</w:t>
+      </w:r>
       <w:r>
         <w:rPr>
           <w:rFonts w:eastAsia="Calibri"/>
           <w:szCs w:val="24"/>
           <w:lang w:eastAsia="en-US"/>
-        </w:rPr>
-        <w:tab/>
-      </w:r>
-      <w:r>
-        <w:rPr>
-          <w:rFonts w:eastAsia="Calibri"/>
-          <w:szCs w:val="24"/>
-        </w:rPr>
-        <w:t>Khi Bên A thông báo cho Bên B thực hiện tiết giảm sử dụng điện theo 01 trong các hình thức thông báo đã thỏa thuận tại khoản c Điều 3.3. của Hợp đồng này, Bên B thực hiện ngay: giảm sử dụng điện hoặc phát diesel (nếu có) theo mức tiết giảm mà Bên A yêu cầu, cụ thể:</w:t>
-      </w:r>
-    </w:p>
-    <w:p>
-      <w:pPr>
-        <w:widowControl w:val="0"/>
-        <w:tabs>
-          <w:tab w:val="left" w:pos="993"/>
-        </w:tabs>
-        <w:snapToGrid w:val="0"/>
-        <w:spacing w:before="120" w:after="120"/>
-        <w:ind w:left="567"/>
-        <w:jc w:val="both"/>
-        <w:rPr>
-          <w:rFonts w:eastAsia="Calibri"/>
-          <w:szCs w:val="24"/>
-        </w:rPr>
-      </w:pPr>
-      <w:r>
-        <w:rPr>
-          <w:rFonts w:eastAsia="Calibri"/>
-          <w:szCs w:val="24"/>
-        </w:rPr>
-        <w:tab/>
-        <w:t>+ Mức 1: Giảm 10% sản lượng trung bình ngày và 50% công suất trung bình ngày</w:t>
-      </w:r>
-      <w:r>
-        <w:rPr>
-          <w:rFonts w:eastAsia="Calibri"/>
-          <w:szCs w:val="24"/>
-          <w:lang w:val="en-US"/>
-        </w:rPr>
-        <w:t>;</w:t>
-      </w:r>
-    </w:p>
-    <w:p>
-      <w:pPr>
-        <w:widowControl w:val="0"/>
-        <w:tabs>
-          <w:tab w:val="left" w:pos="993"/>
-        </w:tabs>
-        <w:snapToGrid w:val="0"/>
-        <w:spacing w:before="120" w:after="120"/>
-        <w:ind w:left="567"/>
-        <w:jc w:val="both"/>
-        <w:rPr>
-          <w:rFonts w:eastAsia="Calibri"/>
-          <w:szCs w:val="24"/>
-        </w:rPr>
-      </w:pPr>
-      <w:r>
-        <w:rPr>
-          <w:rFonts w:eastAsia="Calibri"/>
-          <w:szCs w:val="24"/>
-        </w:rPr>
-        <w:tab/>
-        <w:t>+ Mức 2: Giảm 15% sản lượng trung bình ngày và 70% công suất trung bình ngày</w:t>
-      </w:r>
-      <w:r>
-        <w:rPr>
-          <w:rFonts w:eastAsia="Calibri"/>
-          <w:szCs w:val="24"/>
-          <w:lang w:val="en-US"/>
-        </w:rPr>
-        <w:t>;</w:t>
-      </w:r>
-    </w:p>
-    <w:p>
-      <w:pPr>
-        <w:widowControl w:val="0"/>
-        <w:tabs>
-          <w:tab w:val="left" w:pos="993"/>
-        </w:tabs>
-        <w:snapToGrid w:val="0"/>
-        <w:spacing w:before="120" w:after="120"/>
-        <w:ind w:left="567"/>
-        <w:jc w:val="both"/>
-        <w:rPr>
-          <w:rFonts w:eastAsia="Calibri"/>
-          <w:szCs w:val="24"/>
-          <w:lang w:eastAsia="en-US"/>
-        </w:rPr>
-      </w:pPr>
-      <w:r>
-        <w:rPr>
-          <w:rFonts w:eastAsia="Calibri"/>
-          <w:szCs w:val="24"/>
-        </w:rPr>
-        <w:tab/>
-        <w:t>Căn cứ số liệu ghi nhận được qua hệ thống thu thập dữ liệu đo ghi xa hoặc chốt chỉ số trực tiếp để so sánh sản lượng và công suất trước khi tiết giảm. Trường hợp Bên B không thực hiện tiết giảm, Bên A có quyền ngừng, giảm mức cung cấp điện để bù vào phần sản lượng và công suất chưa tiết giảm hoặc Bên A sẽ thông báo cho Bên B thực hiện tiết giảm bù vào thời điểm cụ thể tại thông báo</w:t>
-      </w:r>
-      <w:r>
-        <w:rPr>
-          <w:rFonts w:eastAsia="Calibri"/>
-          <w:szCs w:val="24"/>
         </w:rPr>
         <w:t>.</w:t>
       </w:r>
@@ -8865,6 +8745,162 @@
         <w:rPr>
           <w:rFonts w:eastAsia="Calibri"/>
           <w:szCs w:val="24"/>
+          <w:lang w:eastAsia="en-US"/>
+        </w:rPr>
+      </w:pPr>
+      <w:r>
+        <w:rPr>
+          <w:rFonts w:eastAsia="Calibri"/>
+          <w:szCs w:val="24"/>
+          <w:lang w:eastAsia="en-US"/>
+        </w:rPr>
+        <w:t xml:space="preserve">  Thoả thuận tiết giảm khi mất cân đối cung cầu:</w:t>
+      </w:r>
+    </w:p>
+    <w:p>
+      <w:pPr>
+        <w:widowControl w:val="0"/>
+        <w:tabs>
+          <w:tab w:val="left" w:pos="993"/>
+        </w:tabs>
+        <w:snapToGrid w:val="0"/>
+        <w:spacing w:before="120" w:after="120"/>
+        <w:ind w:left="567"/>
+        <w:jc w:val="both"/>
+        <w:rPr>
+          <w:rFonts w:eastAsia="Calibri"/>
+          <w:szCs w:val="24"/>
+        </w:rPr>
+      </w:pPr>
+      <w:r>
+        <w:rPr>
+          <w:rFonts w:eastAsia="Calibri"/>
+          <w:szCs w:val="24"/>
+          <w:lang w:eastAsia="en-US"/>
+        </w:rPr>
+        <w:tab/>
+      </w:r>
+      <w:r>
+        <w:rPr>
+          <w:rFonts w:eastAsia="Calibri"/>
+          <w:szCs w:val="24"/>
+        </w:rPr>
+        <w:t>Khi Bên A thông báo cho Bên B thực hiện tiết giảm sử dụng điện theo 01 trong các hình thức thông báo đã thỏa thuận tại khoản c Điều 3.3. của Hợp đồng này, Bên B thực hiện ngay: giảm sử dụng điện hoặc phát diesel (nếu có) theo mức tiết giảm mà Bên A yêu cầu, cụ thể:</w:t>
+      </w:r>
+    </w:p>
+    <w:p>
+      <w:pPr>
+        <w:widowControl w:val="0"/>
+        <w:tabs>
+          <w:tab w:val="left" w:pos="993"/>
+        </w:tabs>
+        <w:snapToGrid w:val="0"/>
+        <w:spacing w:before="120" w:after="120"/>
+        <w:ind w:left="567"/>
+        <w:jc w:val="both"/>
+        <w:rPr>
+          <w:rFonts w:eastAsia="Calibri"/>
+          <w:szCs w:val="24"/>
+        </w:rPr>
+      </w:pPr>
+      <w:r>
+        <w:rPr>
+          <w:rFonts w:eastAsia="Calibri"/>
+          <w:szCs w:val="24"/>
+        </w:rPr>
+        <w:tab/>
+        <w:t>+ Mức 1: Giảm 10% sản lượng trung bình ngày và 50% công suất trung bình ngày</w:t>
+      </w:r>
+      <w:r>
+        <w:rPr>
+          <w:rFonts w:eastAsia="Calibri"/>
+          <w:szCs w:val="24"/>
+          <w:lang w:val="en-US"/>
+        </w:rPr>
+        <w:t>;</w:t>
+      </w:r>
+    </w:p>
+    <w:p>
+      <w:pPr>
+        <w:widowControl w:val="0"/>
+        <w:tabs>
+          <w:tab w:val="left" w:pos="993"/>
+        </w:tabs>
+        <w:snapToGrid w:val="0"/>
+        <w:spacing w:before="120" w:after="120"/>
+        <w:ind w:left="567"/>
+        <w:jc w:val="both"/>
+        <w:rPr>
+          <w:rFonts w:eastAsia="Calibri"/>
+          <w:szCs w:val="24"/>
+        </w:rPr>
+      </w:pPr>
+      <w:r>
+        <w:rPr>
+          <w:rFonts w:eastAsia="Calibri"/>
+          <w:szCs w:val="24"/>
+        </w:rPr>
+        <w:tab/>
+        <w:t>+ Mức 2: Giảm 15% sản lượng trung bình ngày và 70% công suất trung bình ngày</w:t>
+      </w:r>
+      <w:r>
+        <w:rPr>
+          <w:rFonts w:eastAsia="Calibri"/>
+          <w:szCs w:val="24"/>
+          <w:lang w:val="en-US"/>
+        </w:rPr>
+        <w:t>;</w:t>
+      </w:r>
+    </w:p>
+    <w:p>
+      <w:pPr>
+        <w:widowControl w:val="0"/>
+        <w:tabs>
+          <w:tab w:val="left" w:pos="993"/>
+        </w:tabs>
+        <w:snapToGrid w:val="0"/>
+        <w:spacing w:before="120" w:after="120"/>
+        <w:ind w:left="567"/>
+        <w:jc w:val="both"/>
+        <w:rPr>
+          <w:rFonts w:eastAsia="Calibri"/>
+          <w:szCs w:val="24"/>
+          <w:lang w:eastAsia="en-US"/>
+        </w:rPr>
+      </w:pPr>
+      <w:r>
+        <w:rPr>
+          <w:rFonts w:eastAsia="Calibri"/>
+          <w:szCs w:val="24"/>
+        </w:rPr>
+        <w:tab/>
+        <w:t>Căn cứ số liệu ghi nhận được qua hệ thống thu thập dữ liệu đo ghi xa hoặc chốt chỉ số trực tiếp để so sánh sản lượng và công suất trước khi tiết giảm. Trường hợp Bên B không thực hiện tiết giảm, Bên A có quyền ngừng, giảm mức cung cấp điện để bù vào phần sản lượng và công suất chưa tiết giảm hoặc Bên A sẽ thông báo cho Bên B thực hiện tiết giảm bù vào thời điểm cụ thể tại thông báo</w:t>
+      </w:r>
+      <w:r>
+        <w:rPr>
+          <w:rFonts w:eastAsia="Calibri"/>
+          <w:szCs w:val="24"/>
+        </w:rPr>
+        <w:t>.</w:t>
+      </w:r>
+    </w:p>
+    <w:p>
+      <w:pPr>
+        <w:widowControl w:val="0"/>
+        <w:numPr>
+          <w:ilvl w:val="1"/>
+          <w:numId w:val="106"/>
+        </w:numPr>
+        <w:tabs>
+          <w:tab w:val="left" w:pos="993"/>
+        </w:tabs>
+        <w:snapToGrid w:val="0"/>
+        <w:spacing w:before="120" w:after="120"/>
+        <w:ind w:left="0" w:firstLine="567"/>
+        <w:jc w:val="both"/>
+        <w:rPr>
+          <w:rFonts w:eastAsia="Calibri"/>
+          <w:szCs w:val="24"/>
         </w:rPr>
       </w:pPr>
       <w:r>
@@ -9112,7 +9148,15 @@
           <w:rFonts w:eastAsia="Calibri"/>
           <w:szCs w:val="24"/>
         </w:rPr>
-        <w:t xml:space="preserve">Khi treo, tháo Thiết Bị Đo Đếm Điện, Các Bên có trách nhiệm ghi nhận đầy đủ kết quả và các thông tin cần thiết vào Biên Bản Treo, Tháo Thiết Bị Đo Đếm Điện. Biên Bản Treo, Tháo Các Thiết Bị Đo Đếm Điện phải có chữ ký của đại diện Các Bên khi hoàn thành công tác treo tháo. Biên Bản Treo, Tháo Các Thiết Bị Đo Đếm Điện là Phụ lục kèm theo Hợp Đồng này. Các Bên có trách nhiệm bảo vệ Thiết Bị Đo Đếm Điện trong phạm vi quản lý của mình. Trường hợp phát hiện Thiết Bị Đo Đếm Điện bị mất hoặc hư hỏng, Các Bên lập biên bản để xác định nguyên nhân và trách nhiệm của Các Bên có liên quan trong việc sửa chữa, thay thế hoặc bồi thường. </w:t>
+        <w:t xml:space="preserve">Khi treo, tháo Thiết Bị Đo Đếm Điện, Các Bên có trách nhiệm ghi nhận đầy đủ kết quả và các thông tin cần thiết vào Biên Bản Treo, Tháo Thiết Bị Đo Đếm Điện. Biên Bản Treo, Tháo Các Thiết Bị Đo Đếm Điện phải có chữ ký của đại diện Các Bên khi hoàn thành công tác treo tháo. Biên Bản Treo, Tháo Các Thiết Bị Đo Đếm Điện là Phụ lục kèm theo Hợp Đồng này. Các Bên có trách nhiệm bảo vệ Thiết Bị Đo Đếm Điện trong phạm vi quản lý của mình. Trường hợp phát hiện Thiết Bị Đo Đếm Điện bị mất hoặc hư hỏng, Các Bên lập biên bản để xác định nguyên nhân và trách nhiệm của Các Bên có liên quan trong việc sửa chữa, thay thế hoặc bồi </w:t>
+      </w:r>
+      <w:r>
+        <w:rPr>
+          <w:rFonts w:eastAsia="Calibri"/>
+          <w:szCs w:val="24"/>
+        </w:rPr>
+        <w:lastRenderedPageBreak/>
+        <w:t xml:space="preserve">thường. </w:t>
       </w:r>
     </w:p>
     <w:p>
@@ -9139,15 +9183,7 @@
           <w:rFonts w:eastAsia="Calibri"/>
           <w:szCs w:val="24"/>
         </w:rPr>
-        <w:t xml:space="preserve">Bên B không được tự ý tháo gỡ, di chuyển Công Tơ. Bên B phải được sự đồng ý của Bên A khi có nhu cầu di chuyển Công Tơ sang vị trí khác và phải chịu mọi chi phí phát </w:t>
-      </w:r>
-      <w:r>
-        <w:rPr>
-          <w:rFonts w:eastAsia="Calibri"/>
-          <w:szCs w:val="24"/>
-        </w:rPr>
-        <w:lastRenderedPageBreak/>
-        <w:t>sinh trong quá trình di chuyển.</w:t>
+        <w:t>Bên B không được tự ý tháo gỡ, di chuyển Công Tơ. Bên B phải được sự đồng ý của Bên A khi có nhu cầu di chuyển Công Tơ sang vị trí khác và phải chịu mọi chi phí phát sinh trong quá trình di chuyển.</w:t>
       </w:r>
     </w:p>
     <w:p>
@@ -9681,7 +9717,15 @@
           <w:rFonts w:eastAsia="Calibri"/>
           <w:szCs w:val="24"/>
         </w:rPr>
-        <w:t>Trong trường hợp Bên B phải thực hiện việc bảo đảm thực hiện Hợp Đồng mà không cung cấp các tài liệu theo Điều 3.1.c, Hợp Đồng này, Hợp Đồng sẽ ngay lập tức bị chấm dứt hiệu lực và Bên A không phải chịu trách nhiệm đối với các thiệt hại nào của Bên B phát sinh từ việc đơn phương chấm dứt đó.</w:t>
+        <w:t xml:space="preserve">Trong trường hợp Bên B phải thực hiện việc bảo đảm thực hiện Hợp Đồng mà </w:t>
+      </w:r>
+      <w:r>
+        <w:rPr>
+          <w:rFonts w:eastAsia="Calibri"/>
+          <w:szCs w:val="24"/>
+        </w:rPr>
+        <w:lastRenderedPageBreak/>
+        <w:t>không cung cấp các tài liệu theo Điều 3.1.c, Hợp Đồng này, Hợp Đồng sẽ ngay lập tức bị chấm dứt hiệu lực và Bên A không phải chịu trách nhiệm đối với các thiệt hại nào của Bên B phát sinh từ việc đơn phương chấm dứt đó.</w:t>
       </w:r>
     </w:p>
     <w:p>
@@ -9708,7 +9752,6 @@
           <w:rFonts w:eastAsia="Calibri"/>
           <w:szCs w:val="24"/>
         </w:rPr>
-        <w:lastRenderedPageBreak/>
         <w:t>Thời hạn bảo đảm:</w:t>
       </w:r>
       <w:r>
@@ -10141,7 +10184,15 @@
           <w:rFonts w:eastAsia="Calibri"/>
           <w:szCs w:val="24"/>
         </w:rPr>
-        <w:t>Hóa đơn thanh toán tiền điện, tiền mua công suất phản kháng được lập theo chu kỳ ghi chỉ số đo điện năng quy định tại Điều 2.7 của Hợp Đồng. Bên A thông báo cho Bên B về việc thanh toán tiền điện tương ứng với số lần ghi chỉ số đo điện năng theo hình thức thông báo quy định tại Điều 3.3 của Hợp Đồng.</w:t>
+        <w:t xml:space="preserve">Hóa đơn thanh toán tiền điện, tiền mua công suất phản kháng được lập theo chu </w:t>
+      </w:r>
+      <w:r>
+        <w:rPr>
+          <w:rFonts w:eastAsia="Calibri"/>
+          <w:szCs w:val="24"/>
+        </w:rPr>
+        <w:lastRenderedPageBreak/>
+        <w:t>kỳ ghi chỉ số đo điện năng quy định tại Điều 2.7 của Hợp Đồng. Bên A thông báo cho Bên B về việc thanh toán tiền điện tương ứng với số lần ghi chỉ số đo điện năng theo hình thức thông báo quy định tại Điều 3.3 của Hợp Đồng.</w:t>
       </w:r>
     </w:p>
     <w:p>
@@ -10168,7 +10219,6 @@
           <w:rFonts w:eastAsia="Calibri"/>
           <w:szCs w:val="24"/>
         </w:rPr>
-        <w:lastRenderedPageBreak/>
         <w:t>Việc thực hiện Nghĩa Vụ Thanh Toán sẽ bằng đồng Việt Nam.</w:t>
       </w:r>
     </w:p>
@@ -10710,7 +10760,15 @@
           <w:rFonts w:eastAsia="Calibri"/>
           <w:szCs w:val="24"/>
         </w:rPr>
-        <w:t>Khoản tiền lãi chậm trả theo Điều này được tính bằng giá trị Nghĩa Vụ Thanh Toán bị vi phạm nhân với Lãi Suất Chậm Trả và nhân với số ngày chậm trả. Số ngày chậm trả được tính từ ngày đầu tiên kết thúc thời hạn thanh toán tại Điều 3.2.</w:t>
+        <w:t xml:space="preserve">Khoản tiền lãi chậm trả theo Điều này được tính bằng giá trị Nghĩa Vụ Thanh Toán bị vi </w:t>
+      </w:r>
+      <w:r>
+        <w:rPr>
+          <w:rFonts w:eastAsia="Calibri"/>
+          <w:szCs w:val="24"/>
+        </w:rPr>
+        <w:lastRenderedPageBreak/>
+        <w:t>phạm nhân với Lãi Suất Chậm Trả và nhân với số ngày chậm trả. Số ngày chậm trả được tính từ ngày đầu tiên kết thúc thời hạn thanh toán tại Điều 3.2.</w:t>
       </w:r>
       <w:r>
         <w:rPr>
@@ -10751,7 +10809,6 @@
           <w:rFonts w:eastAsia="Calibri"/>
           <w:szCs w:val="24"/>
         </w:rPr>
-        <w:lastRenderedPageBreak/>
         <w:t xml:space="preserve">Không vượt quá 10 (mười) ngày kể từ ngày </w:t>
       </w:r>
       <w:r>
@@ -11313,7 +11370,15 @@
           <w:rFonts w:eastAsia="Calibri"/>
           <w:szCs w:val="24"/>
         </w:rPr>
-        <w:t>Được vào khu vực quản lý của Bên B để thao tác, bảo dưỡng, sửa chữa và thay thế mới trang thiết bị điện của Bên A; kiểm tra, ghi chỉ số đo điện năng và liên hệ với Bên B theo quy định của Pháp Luật;</w:t>
+        <w:t xml:space="preserve">Được vào khu vực quản lý của Bên B để thao tác, bảo dưỡng, sửa chữa và thay thế </w:t>
+      </w:r>
+      <w:r>
+        <w:rPr>
+          <w:rFonts w:eastAsia="Calibri"/>
+          <w:szCs w:val="24"/>
+        </w:rPr>
+        <w:lastRenderedPageBreak/>
+        <w:t>mới trang thiết bị điện của Bên A; kiểm tra, ghi chỉ số đo điện năng và liên hệ với Bên B theo quy định của Pháp Luật;</w:t>
       </w:r>
     </w:p>
     <w:p>
@@ -11369,7 +11434,6 @@
           <w:rFonts w:eastAsia="Calibri"/>
           <w:szCs w:val="24"/>
         </w:rPr>
-        <w:lastRenderedPageBreak/>
         <w:t>Được ngừng, giảm mức cung cấp điện theo quy định tại Điều 11 của Hợp Đồng;</w:t>
       </w:r>
     </w:p>
@@ -12110,6 +12174,7 @@
           <w:b/>
           <w:szCs w:val="24"/>
         </w:rPr>
+        <w:lastRenderedPageBreak/>
         <w:t>Nghĩa vụ của Bên B</w:t>
       </w:r>
       <w:r>
@@ -12143,16 +12208,7 @@
           <w:bCs/>
           <w:szCs w:val="24"/>
         </w:rPr>
-        <w:t xml:space="preserve">Trong phạm vi hợp đồng này, Bên B không được thực hiện các hành vi bị nghiêm cấm trong hoạt động điện lực và sử dụng điện theo quy định tại Điều 9 Luật Điện lực và các quy </w:t>
-      </w:r>
-      <w:r>
-        <w:rPr>
-          <w:rFonts w:eastAsia="Calibri"/>
-          <w:bCs/>
-          <w:szCs w:val="24"/>
-        </w:rPr>
-        <w:lastRenderedPageBreak/>
-        <w:t>định pháp luật liên quan, đồng thời có các nghĩa vụ sau:</w:t>
+        <w:t>Trong phạm vi hợp đồng này, Bên B không được thực hiện các hành vi bị nghiêm cấm trong hoạt động điện lực và sử dụng điện theo quy định tại Điều 9 Luật Điện lực và các quy định pháp luật liên quan, đồng thời có các nghĩa vụ sau:</w:t>
       </w:r>
     </w:p>
     <w:p>
@@ -12648,6 +12704,7 @@
           <w:rFonts w:eastAsia="Calibri"/>
           <w:szCs w:val="24"/>
         </w:rPr>
+        <w:lastRenderedPageBreak/>
         <w:t>Không bảo đảm tiêu chuẩn chất lượng dịch vụ theo Điều 4 của Hợp Đồng;</w:t>
       </w:r>
     </w:p>
@@ -12729,7 +12786,6 @@
           <w:rFonts w:eastAsia="Calibri"/>
           <w:szCs w:val="24"/>
         </w:rPr>
-        <w:lastRenderedPageBreak/>
         <w:t>Các hành vi khác vi phạm các quy định của Hợp Đồng và Pháp Luật ảnh hưởng đến việc thực hiện Hợp Đồng.</w:t>
       </w:r>
     </w:p>
@@ -13277,7 +13333,15 @@
           <w:rFonts w:eastAsia="Calibri"/>
           <w:szCs w:val="24"/>
         </w:rPr>
-        <w:t>Đối với các khoản tiền phạt vi phạm khác phát sinh từ việc Bên B vi phạm Hợp Đồng: Bên B phải thanh toán khoản tiền phạt vi phạm trong thời hạn 10 (mười ) ngày kể từ ngày có thông báo của Bên A về nghĩa vụ phạt vi phạm của Bên B. Quá thời hạn này mà Bên B không hoàn tất việc thanh toán toàn bộ khoản tiền phạt vi phạm, Bên B sẽ phải chịu Lãi Suất Chậm Trả đối với khoản tiền phạt vi phạm này cho tới khi hoàn tất Nghĩa Vụ Thanh Toán.</w:t>
+        <w:t xml:space="preserve">Đối với các khoản tiền phạt vi phạm khác phát sinh từ việc Bên B vi phạm Hợp Đồng: Bên B phải thanh toán khoản tiền phạt vi phạm trong thời hạn 10 (mười ) ngày kể từ ngày có thông báo của Bên A về nghĩa vụ phạt vi phạm của Bên B. Quá thời hạn này mà Bên </w:t>
+      </w:r>
+      <w:r>
+        <w:rPr>
+          <w:rFonts w:eastAsia="Calibri"/>
+          <w:szCs w:val="24"/>
+        </w:rPr>
+        <w:lastRenderedPageBreak/>
+        <w:t>B không hoàn tất việc thanh toán toàn bộ khoản tiền phạt vi phạm, Bên B sẽ phải chịu Lãi Suất Chậm Trả đối với khoản tiền phạt vi phạm này cho tới khi hoàn tất Nghĩa Vụ Thanh Toán.</w:t>
       </w:r>
     </w:p>
     <w:p>
@@ -13327,15 +13391,7 @@
           <w:rFonts w:eastAsia="Calibri"/>
           <w:szCs w:val="24"/>
         </w:rPr>
-        <w:t xml:space="preserve">Bên B có Nghĩa Vụ Thanh Toán cho Bên A khoản bồi thường thiệt hại phát sinh trong </w:t>
-      </w:r>
-      <w:r>
-        <w:rPr>
-          <w:rFonts w:eastAsia="Calibri"/>
-          <w:szCs w:val="24"/>
-        </w:rPr>
-        <w:lastRenderedPageBreak/>
-        <w:t>thời hạn 10 (mười) ngày kể từ ngày Bên A thông báo cho Bên B về nghĩa vụ bồi thường thiệt hại. Trường hợp Bên B chậm thanh toán khoản tiền bồi thường thiệt hại, Bên vi phạm sẽ phải chịu Lãi Suất Chậm Trả trên khoản tiền bồi thường thiệt hại cho tới khi hoàn tất Nghĩa Vụ Thanh Toán.</w:t>
+        <w:t>Bên B có Nghĩa Vụ Thanh Toán cho Bên A khoản bồi thường thiệt hại phát sinh trong thời hạn 10 (mười) ngày kể từ ngày Bên A thông báo cho Bên B về nghĩa vụ bồi thường thiệt hại. Trường hợp Bên B chậm thanh toán khoản tiền bồi thường thiệt hại, Bên vi phạm sẽ phải chịu Lãi Suất Chậm Trả trên khoản tiền bồi thường thiệt hại cho tới khi hoàn tất Nghĩa Vụ Thanh Toán.</w:t>
       </w:r>
     </w:p>
     <w:p>
@@ -13806,6 +13862,7 @@
           <w:rFonts w:eastAsia="Calibri"/>
           <w:szCs w:val="24"/>
         </w:rPr>
+        <w:lastRenderedPageBreak/>
         <w:t>Bên A xác định chỉ số đo điện năng, sản lượng điện đã giao nhận, lập và phát hành hoá đơn. Việc xác định được thực hiện tại Địa Điểm Sử Dụng Điện tính đến thời điểm ngừng cấp điện theo thông báo, không phụ thuộc vào việc điện năng được Bên B hay bất kỳ một bên nào khác sử dụng. Số tiền điện phải thanh toán được xác định theo Điều này do Bên B gánh chịu.</w:t>
       </w:r>
     </w:p>
@@ -13833,7 +13890,6 @@
           <w:rFonts w:eastAsia="Calibri"/>
           <w:szCs w:val="24"/>
         </w:rPr>
-        <w:lastRenderedPageBreak/>
         <w:t xml:space="preserve">Bên B thực hiện thanh toán toàn bộ Nghĩa Vụ Thanh Toán phát sinh theo Hợp Đồng tính đến thời điểm ngừng cấp điện. </w:t>
       </w:r>
     </w:p>
@@ -14346,7 +14402,15 @@
           <w:rFonts w:eastAsia="Calibri"/>
           <w:szCs w:val="24"/>
         </w:rPr>
-        <w:t xml:space="preserve">Bên A thông báo trước cho Bên B về việc hết Thời Hạn ít nhất 30 (ba mươi) ngày trước ngày Hợp Đồng này hết hiệu lực để Các Bên tiến hành việc </w:t>
+        <w:t xml:space="preserve">Bên A thông báo trước cho Bên B về việc hết Thời Hạn ít nhất 30 (ba mươi) ngày </w:t>
+      </w:r>
+      <w:r>
+        <w:rPr>
+          <w:rFonts w:eastAsia="Calibri"/>
+          <w:szCs w:val="24"/>
+        </w:rPr>
+        <w:lastRenderedPageBreak/>
+        <w:t xml:space="preserve">trước ngày Hợp Đồng này hết hiệu lực để Các Bên tiến hành việc </w:t>
       </w:r>
       <w:r>
         <w:rPr>
@@ -14428,7 +14492,6 @@
           <w:rFonts w:eastAsia="Calibri"/>
           <w:szCs w:val="24"/>
         </w:rPr>
-        <w:lastRenderedPageBreak/>
         <w:t>Các Bên hoàn thành việc ký Hợp đồng sửa đổi bổ sung về gia hạn Hợp Đồng trước ngày Hợp Đồng hết hiệu lực. Thời gian gia hạn của Hợp Đồng không vượt quá thời hạn mà Bên B có quyền sở hữu và/hoặc sử dụng hợp pháp Địa Điểm Sử Dụng Điện;</w:t>
       </w:r>
     </w:p>
@@ -14882,6 +14945,7 @@
           <w:iCs/>
           <w:szCs w:val="24"/>
         </w:rPr>
+        <w:lastRenderedPageBreak/>
         <w:t xml:space="preserve">Trong trường hợp ký kết hợp đồng bằng điện tử: </w:t>
       </w:r>
     </w:p>
@@ -15029,7 +15093,6 @@
                 <w:sz w:val="26"/>
                 <w:szCs w:val="26"/>
               </w:rPr>
-              <w:lastRenderedPageBreak/>
               <w:t>Đ</w:t>
             </w:r>
             <w:r>
@@ -17625,7 +17688,7 @@
                 <w:sz w:val="26"/>
                 <w:szCs w:val="26"/>
               </w:rPr>
-              <w:t>02</w:t>
+              <w:t>05</w:t>
             </w:r>
             <w:r>
               <w:rPr>
@@ -35512,7 +35575,6 @@
   <w:style w:type="character" w:default="1" w:styleId="DefaultParagraphFont">
     <w:name w:val="Default Paragraph Font"/>
     <w:uiPriority w:val="1"/>
-    <w:semiHidden/>
     <w:unhideWhenUsed/>
   </w:style>
   <w:style w:type="table" w:default="1" w:styleId="TableNormal">

--- a/templates/CMIS/HD-NSH-1Tr.docx
+++ b/templates/CMIS/HD-NSH-1Tr.docx
@@ -2604,6 +2604,7 @@
         <w:rPr>
           <w:lang w:val="en-US"/>
         </w:rPr>
+        <w:lastRenderedPageBreak/>
         <w:t>Tài khoản số: 5902201000167 Tại Ngân hàng: Ngân hàng NN và PTNT Việt Nam</w:t>
       </w:r>
     </w:p>
@@ -2627,7 +2628,6 @@
           <w:rFonts w:eastAsia="Calibri"/>
           <w:szCs w:val="24"/>
         </w:rPr>
-        <w:lastRenderedPageBreak/>
         <w:t>Dưới đây gọi tắt là "Bên A"</w:t>
       </w:r>
     </w:p>
@@ -3941,7 +3941,15 @@
           <w:rFonts w:eastAsia="Calibri"/>
           <w:szCs w:val="24"/>
         </w:rPr>
-        <w:t>bằng lãi suất cho vay cao nhất của ngân hàng có tài khoản ghi trong hợp đồng áp dụng cho Bên A tại thời điểm phát sinh nghĩa vụ thanh toán, được Bên A thông báo cho Bên B khi phát sinh việc áp dụng lãi suất chậm trả theo quy định của hợp đồng</w:t>
+        <w:t xml:space="preserve">bằng lãi suất cho vay cao nhất của ngân hàng có tài khoản ghi trong hợp đồng áp dụng cho Bên A tại thời điểm phát sinh nghĩa vụ thanh toán, được Bên A thông báo cho Bên B khi phát sinh việc áp dụng lãi suất chậm trả theo quy định của hợp </w:t>
+      </w:r>
+      <w:r>
+        <w:rPr>
+          <w:rFonts w:eastAsia="Calibri"/>
+          <w:szCs w:val="24"/>
+        </w:rPr>
+        <w:lastRenderedPageBreak/>
+        <w:t>đồng</w:t>
       </w:r>
       <w:r>
         <w:rPr>
@@ -3977,7 +3985,6 @@
           <w:iCs/>
           <w:szCs w:val="24"/>
         </w:rPr>
-        <w:lastRenderedPageBreak/>
         <w:t>Nghĩa Vụ Thanh Toán</w:t>
       </w:r>
       <w:r>
@@ -8717,15 +8724,7 @@
           <w:szCs w:val="24"/>
           <w:lang w:eastAsia="en-US"/>
         </w:rPr>
-        <w:t>Bên A có quyền đơn phương ngừng cấp điện hoặc đơn phương thanh lý hợp đồng khi có yêu cầu của cơ quan nhà nước có thẩm quyền hoặc khi có xảy ra tranh chấp, khiếu nại đối với địa điểm sử dụng điện hoặc công trình điện cấp điện cho Bên B</w:t>
-      </w:r>
-      <w:r>
-        <w:rPr>
-          <w:rFonts w:eastAsia="Calibri"/>
-          <w:szCs w:val="24"/>
-          <w:lang w:eastAsia="en-US"/>
-        </w:rPr>
-        <w:t>.</w:t>
+        <w:t>Bên A có quyền đơn phương ngừng cấp điện hoặc đơn phương thanh lý hợp đồng khi có yêu cầu của cơ quan nhà nước có thẩm quyền hoặc khi có xảy ra tranh chấp, khiếu nại đối với địa điểm sử dụng điện hoặc công trình điện cấp điện cho Bên B.</w:t>
       </w:r>
     </w:p>
     <w:p>
@@ -9717,15 +9716,8 @@
           <w:rFonts w:eastAsia="Calibri"/>
           <w:szCs w:val="24"/>
         </w:rPr>
-        <w:t xml:space="preserve">Trong trường hợp Bên B phải thực hiện việc bảo đảm thực hiện Hợp Đồng mà </w:t>
-      </w:r>
-      <w:r>
-        <w:rPr>
-          <w:rFonts w:eastAsia="Calibri"/>
-          <w:szCs w:val="24"/>
-        </w:rPr>
         <w:lastRenderedPageBreak/>
-        <w:t>không cung cấp các tài liệu theo Điều 3.1.c, Hợp Đồng này, Hợp Đồng sẽ ngay lập tức bị chấm dứt hiệu lực và Bên A không phải chịu trách nhiệm đối với các thiệt hại nào của Bên B phát sinh từ việc đơn phương chấm dứt đó.</w:t>
+        <w:t>Trong trường hợp Bên B phải thực hiện việc bảo đảm thực hiện Hợp Đồng mà không cung cấp các tài liệu theo Điều 3.1.c, Hợp Đồng này, Hợp Đồng sẽ ngay lập tức bị chấm dứt hiệu lực và Bên A không phải chịu trách nhiệm đối với các thiệt hại nào của Bên B phát sinh từ việc đơn phương chấm dứt đó.</w:t>
       </w:r>
     </w:p>
     <w:p>
@@ -10184,15 +10176,8 @@
           <w:rFonts w:eastAsia="Calibri"/>
           <w:szCs w:val="24"/>
         </w:rPr>
-        <w:t xml:space="preserve">Hóa đơn thanh toán tiền điện, tiền mua công suất phản kháng được lập theo chu </w:t>
-      </w:r>
-      <w:r>
-        <w:rPr>
-          <w:rFonts w:eastAsia="Calibri"/>
-          <w:szCs w:val="24"/>
-        </w:rPr>
         <w:lastRenderedPageBreak/>
-        <w:t>kỳ ghi chỉ số đo điện năng quy định tại Điều 2.7 của Hợp Đồng. Bên A thông báo cho Bên B về việc thanh toán tiền điện tương ứng với số lần ghi chỉ số đo điện năng theo hình thức thông báo quy định tại Điều 3.3 của Hợp Đồng.</w:t>
+        <w:t>Hóa đơn thanh toán tiền điện, tiền mua công suất phản kháng được lập theo chu kỳ ghi chỉ số đo điện năng quy định tại Điều 2.7 của Hợp Đồng. Bên A thông báo cho Bên B về việc thanh toán tiền điện tương ứng với số lần ghi chỉ số đo điện năng theo hình thức thông báo quy định tại Điều 3.3 của Hợp Đồng.</w:t>
       </w:r>
     </w:p>
     <w:p>
@@ -10760,15 +10745,8 @@
           <w:rFonts w:eastAsia="Calibri"/>
           <w:szCs w:val="24"/>
         </w:rPr>
-        <w:t xml:space="preserve">Khoản tiền lãi chậm trả theo Điều này được tính bằng giá trị Nghĩa Vụ Thanh Toán bị vi </w:t>
-      </w:r>
-      <w:r>
-        <w:rPr>
-          <w:rFonts w:eastAsia="Calibri"/>
-          <w:szCs w:val="24"/>
-        </w:rPr>
         <w:lastRenderedPageBreak/>
-        <w:t>phạm nhân với Lãi Suất Chậm Trả và nhân với số ngày chậm trả. Số ngày chậm trả được tính từ ngày đầu tiên kết thúc thời hạn thanh toán tại Điều 3.2.</w:t>
+        <w:t>Khoản tiền lãi chậm trả theo Điều này được tính bằng giá trị Nghĩa Vụ Thanh Toán bị vi phạm nhân với Lãi Suất Chậm Trả và nhân với số ngày chậm trả. Số ngày chậm trả được tính từ ngày đầu tiên kết thúc thời hạn thanh toán tại Điều 3.2.</w:t>
       </w:r>
       <w:r>
         <w:rPr>
@@ -11370,15 +11348,8 @@
           <w:rFonts w:eastAsia="Calibri"/>
           <w:szCs w:val="24"/>
         </w:rPr>
-        <w:t xml:space="preserve">Được vào khu vực quản lý của Bên B để thao tác, bảo dưỡng, sửa chữa và thay thế </w:t>
-      </w:r>
-      <w:r>
-        <w:rPr>
-          <w:rFonts w:eastAsia="Calibri"/>
-          <w:szCs w:val="24"/>
-        </w:rPr>
         <w:lastRenderedPageBreak/>
-        <w:t>mới trang thiết bị điện của Bên A; kiểm tra, ghi chỉ số đo điện năng và liên hệ với Bên B theo quy định của Pháp Luật;</w:t>
+        <w:t>Được vào khu vực quản lý của Bên B để thao tác, bảo dưỡng, sửa chữa và thay thế mới trang thiết bị điện của Bên A; kiểm tra, ghi chỉ số đo điện năng và liên hệ với Bên B theo quy định của Pháp Luật;</w:t>
       </w:r>
     </w:p>
     <w:p>
@@ -12131,6 +12102,7 @@
           <w:rFonts w:eastAsia="Batang"/>
           <w:szCs w:val="24"/>
         </w:rPr>
+        <w:lastRenderedPageBreak/>
         <w:t xml:space="preserve">Quyền khác theo quy định của Luật </w:t>
       </w:r>
       <w:r>
@@ -12174,7 +12146,6 @@
           <w:b/>
           <w:szCs w:val="24"/>
         </w:rPr>
-        <w:lastRenderedPageBreak/>
         <w:t>Nghĩa vụ của Bên B</w:t>
       </w:r>
       <w:r>
@@ -12677,7 +12648,15 @@
           <w:rFonts w:eastAsia="Calibri"/>
           <w:szCs w:val="24"/>
         </w:rPr>
-        <w:t>Trì hoãn việc cấp điện theo Hợp Đồng, trừ trường hợp nguyên nhân của việc trì hoãn là do lỗi của Bên B hoặc trong trường hợp được ngừng, giảm cung cấp điện theo Hợp Đồng và Pháp Luật;</w:t>
+        <w:t xml:space="preserve">Trì hoãn việc cấp điện theo Hợp Đồng, trừ trường hợp nguyên nhân của việc trì hoãn </w:t>
+      </w:r>
+      <w:r>
+        <w:rPr>
+          <w:rFonts w:eastAsia="Calibri"/>
+          <w:szCs w:val="24"/>
+        </w:rPr>
+        <w:lastRenderedPageBreak/>
+        <w:t>là do lỗi của Bên B hoặc trong trường hợp được ngừng, giảm cung cấp điện theo Hợp Đồng và Pháp Luật;</w:t>
       </w:r>
     </w:p>
     <w:p>
@@ -12704,7 +12683,6 @@
           <w:rFonts w:eastAsia="Calibri"/>
           <w:szCs w:val="24"/>
         </w:rPr>
-        <w:lastRenderedPageBreak/>
         <w:t>Không bảo đảm tiêu chuẩn chất lượng dịch vụ theo Điều 4 của Hợp Đồng;</w:t>
       </w:r>
     </w:p>
@@ -13333,15 +13311,8 @@
           <w:rFonts w:eastAsia="Calibri"/>
           <w:szCs w:val="24"/>
         </w:rPr>
-        <w:t xml:space="preserve">Đối với các khoản tiền phạt vi phạm khác phát sinh từ việc Bên B vi phạm Hợp Đồng: Bên B phải thanh toán khoản tiền phạt vi phạm trong thời hạn 10 (mười ) ngày kể từ ngày có thông báo của Bên A về nghĩa vụ phạt vi phạm của Bên B. Quá thời hạn này mà Bên </w:t>
-      </w:r>
-      <w:r>
-        <w:rPr>
-          <w:rFonts w:eastAsia="Calibri"/>
-          <w:szCs w:val="24"/>
-        </w:rPr>
         <w:lastRenderedPageBreak/>
-        <w:t>B không hoàn tất việc thanh toán toàn bộ khoản tiền phạt vi phạm, Bên B sẽ phải chịu Lãi Suất Chậm Trả đối với khoản tiền phạt vi phạm này cho tới khi hoàn tất Nghĩa Vụ Thanh Toán.</w:t>
+        <w:t>Đối với các khoản tiền phạt vi phạm khác phát sinh từ việc Bên B vi phạm Hợp Đồng: Bên B phải thanh toán khoản tiền phạt vi phạm trong thời hạn 10 (mười ) ngày kể từ ngày có thông báo của Bên A về nghĩa vụ phạt vi phạm của Bên B. Quá thời hạn này mà Bên B không hoàn tất việc thanh toán toàn bộ khoản tiền phạt vi phạm, Bên B sẽ phải chịu Lãi Suất Chậm Trả đối với khoản tiền phạt vi phạm này cho tới khi hoàn tất Nghĩa Vụ Thanh Toán.</w:t>
       </w:r>
     </w:p>
     <w:p>
@@ -13808,7 +13779,15 @@
           <w:rFonts w:eastAsia="Calibri"/>
           <w:szCs w:val="24"/>
         </w:rPr>
-        <w:t>Bên A gửi thông báo ngay cho Bên B về thời điểm ngừng cấp điện, phục vụ việc chấm dứt Hợp Đồng.</w:t>
+        <w:t xml:space="preserve">Bên A gửi thông báo ngay cho Bên B về thời điểm ngừng cấp điện, phục vụ việc </w:t>
+      </w:r>
+      <w:r>
+        <w:rPr>
+          <w:rFonts w:eastAsia="Calibri"/>
+          <w:szCs w:val="24"/>
+        </w:rPr>
+        <w:lastRenderedPageBreak/>
+        <w:t>chấm dứt Hợp Đồng.</w:t>
       </w:r>
     </w:p>
     <w:p>
@@ -13862,7 +13841,6 @@
           <w:rFonts w:eastAsia="Calibri"/>
           <w:szCs w:val="24"/>
         </w:rPr>
-        <w:lastRenderedPageBreak/>
         <w:t>Bên A xác định chỉ số đo điện năng, sản lượng điện đã giao nhận, lập và phát hành hoá đơn. Việc xác định được thực hiện tại Địa Điểm Sử Dụng Điện tính đến thời điểm ngừng cấp điện theo thông báo, không phụ thuộc vào việc điện năng được Bên B hay bất kỳ một bên nào khác sử dụng. Số tiền điện phải thanh toán được xác định theo Điều này do Bên B gánh chịu.</w:t>
       </w:r>
     </w:p>
@@ -14375,6 +14353,7 @@
           <w:rFonts w:eastAsia="Calibri"/>
           <w:szCs w:val="24"/>
         </w:rPr>
+        <w:lastRenderedPageBreak/>
         <w:t xml:space="preserve">Thời Hạn có thể được điều chỉnh hoặc gia hạn theo thỏa thuận giữa Các Bên và phải được quy định thành phụ lục đính kèm Hợp Đồng. </w:t>
       </w:r>
     </w:p>
@@ -14402,15 +14381,7 @@
           <w:rFonts w:eastAsia="Calibri"/>
           <w:szCs w:val="24"/>
         </w:rPr>
-        <w:t xml:space="preserve">Bên A thông báo trước cho Bên B về việc hết Thời Hạn ít nhất 30 (ba mươi) ngày </w:t>
-      </w:r>
-      <w:r>
-        <w:rPr>
-          <w:rFonts w:eastAsia="Calibri"/>
-          <w:szCs w:val="24"/>
-        </w:rPr>
-        <w:lastRenderedPageBreak/>
-        <w:t xml:space="preserve">trước ngày Hợp Đồng này hết hiệu lực để Các Bên tiến hành việc </w:t>
+        <w:t xml:space="preserve">Bên A thông báo trước cho Bên B về việc hết Thời Hạn ít nhất 30 (ba mươi) ngày trước ngày Hợp Đồng này hết hiệu lực để Các Bên tiến hành việc </w:t>
       </w:r>
       <w:r>
         <w:rPr>
@@ -14885,6 +14856,7 @@
           <w:iCs/>
           <w:szCs w:val="24"/>
         </w:rPr>
+        <w:lastRenderedPageBreak/>
         <w:t xml:space="preserve">Trong trường hợp ký kết hợp đồng bằng văn bản giấy: </w:t>
       </w:r>
     </w:p>
@@ -14945,7 +14917,6 @@
           <w:iCs/>
           <w:szCs w:val="24"/>
         </w:rPr>
-        <w:lastRenderedPageBreak/>
         <w:t xml:space="preserve">Trong trường hợp ký kết hợp đồng bằng điện tử: </w:t>
       </w:r>
     </w:p>
@@ -15358,6 +15329,7 @@
           <w:footerReference w:type="even" r:id="rId12"/>
           <w:footerReference w:type="default" r:id="rId13"/>
           <w:headerReference w:type="first" r:id="rId14"/>
+          <w:footerReference w:type="first" r:id="rId15"/>
           <w:footnotePr>
             <w:numRestart w:val="eachPage"/>
           </w:footnotePr>
@@ -17688,7 +17660,7 @@
                 <w:sz w:val="26"/>
                 <w:szCs w:val="26"/>
               </w:rPr>
-              <w:t>05</w:t>
+              <w:t>13</w:t>
             </w:r>
             <w:r>
               <w:rPr>
@@ -22837,7 +22809,7 @@
         </w:rPr>
         <w:t xml:space="preserve"> </w:t>
       </w:r>
-      <w:hyperlink r:id="rId15" w:history="1">
+      <w:hyperlink r:id="rId16" w:history="1">
         <w:r>
           <w:rPr>
             <w:rStyle w:val="Hyperlink"/>
@@ -23186,15 +23158,52 @@
 
 <file path=word/footer2.xml><?xml version="1.0" encoding="utf-8"?>
 <w:ftr xmlns:wpc="http://schemas.microsoft.com/office/word/2010/wordprocessingCanvas" xmlns:cx="http://schemas.microsoft.com/office/drawing/2014/chartex" xmlns:cx1="http://schemas.microsoft.com/office/drawing/2015/9/8/chartex" xmlns:cx2="http://schemas.microsoft.com/office/drawing/2015/10/21/chartex" xmlns:cx3="http://schemas.microsoft.com/office/drawing/2016/5/9/chartex" xmlns:cx4="http://schemas.microsoft.com/office/drawing/2016/5/10/chartex" xmlns:cx5="http://schemas.microsoft.com/office/drawing/2016/5/11/chartex" xmlns:cx6="http://schemas.microsoft.com/office/drawing/2016/5/12/chartex" xmlns:cx7="http://schemas.microsoft.com/office/drawing/2016/5/13/chartex" xmlns:cx8="http://schemas.microsoft.com/office/drawing/2016/5/14/chartex" xmlns:mc="http://schemas.openxmlformats.org/markup-compatibility/2006" xmlns:aink="http://schemas.microsoft.com/office/drawing/2016/ink" xmlns:am3d="http://schemas.microsoft.com/office/drawing/2017/model3d" xmlns:o="urn:schemas-microsoft-com:office:office" xmlns:oel="http://schemas.microsoft.com/office/2019/extlst" xmlns:r="http://schemas.openxmlformats.org/officeDocument/2006/relationships" xmlns:m="http://schemas.openxmlformats.org/officeDocument/2006/math" xmlns:v="urn:schemas-microsoft-com:vml" xmlns:wp14="http://schemas.microsoft.com/office/word/2010/wordprocessingDrawing" xmlns:wp="http://schemas.openxmlformats.org/drawingml/2006/wordprocessingDrawing" xmlns:w10="urn:schemas-microsoft-com:office:word" xmlns:w="http://schemas.openxmlformats.org/wordprocessingml/2006/main" xmlns:w14="http://schemas.microsoft.com/office/word/2010/wordml" xmlns:w15="http://schemas.microsoft.com/office/word/2012/wordml" xmlns:w16cex="http://schemas.microsoft.com/office/word/2018/wordml/cex" xmlns:w16cid="http://schemas.microsoft.com/office/word/2016/wordml/cid" xmlns:w16="http://schemas.microsoft.com/office/word/2018/wordml" xmlns:w16du="http://schemas.microsoft.com/office/word/2023/wordml/word16du" xmlns:w16sdtdh="http://schemas.microsoft.com/office/word/2020/wordml/sdtdatahash" xmlns:w16sdtfl="http://schemas.microsoft.com/office/word/2024/wordml/sdtformatlock" xmlns:w16se="http://schemas.microsoft.com/office/word/2015/wordml/symex" xmlns:wpg="http://schemas.microsoft.com/office/word/2010/wordprocessingGroup" xmlns:wpi="http://schemas.microsoft.com/office/word/2010/wordprocessingInk" xmlns:wne="http://schemas.microsoft.com/office/word/2006/wordml" xmlns:wps="http://schemas.microsoft.com/office/word/2010/wordprocessingShape" mc:Ignorable="w14 w15 w16se w16cid w16 w16cex w16sdtdh w16sdtfl w16du wp14">
-  <w:p>
-    <w:pPr>
-      <w:pStyle w:val="Footer"/>
-      <w:framePr w:wrap="around" w:vAnchor="text" w:hAnchor="margin" w:xAlign="right" w:y="1"/>
+  <w:sdt>
+    <w:sdtPr>
       <w:rPr>
-        <w:rStyle w:val="PageNumber"/>
+        <w:noProof w:val="0"/>
       </w:rPr>
-    </w:pPr>
-  </w:p>
+      <w:id w:val="991069725"/>
+      <w:docPartObj>
+        <w:docPartGallery w:val="Page Numbers (Bottom of Page)"/>
+        <w:docPartUnique/>
+      </w:docPartObj>
+    </w:sdtPr>
+    <w:sdtEndPr>
+      <w:rPr>
+        <w:noProof/>
+      </w:rPr>
+    </w:sdtEndPr>
+    <w:sdtContent>
+      <w:p>
+        <w:pPr>
+          <w:pStyle w:val="Footer"/>
+          <w:jc w:val="center"/>
+        </w:pPr>
+        <w:r>
+          <w:rPr>
+            <w:noProof w:val="0"/>
+          </w:rPr>
+          <w:fldChar w:fldCharType="begin"/>
+        </w:r>
+        <w:r>
+          <w:instrText xml:space="preserve"> PAGE   \* MERGEFORMAT </w:instrText>
+        </w:r>
+        <w:r>
+          <w:rPr>
+            <w:noProof w:val="0"/>
+          </w:rPr>
+          <w:fldChar w:fldCharType="separate"/>
+        </w:r>
+        <w:r>
+          <w:t>2</w:t>
+        </w:r>
+        <w:r>
+          <w:fldChar w:fldCharType="end"/>
+        </w:r>
+      </w:p>
+    </w:sdtContent>
+  </w:sdt>
   <w:p>
     <w:pPr>
       <w:pStyle w:val="Footer"/>
@@ -23202,6 +23211,62 @@
         <w:tab w:val="left" w:pos="7685"/>
       </w:tabs>
       <w:ind w:right="360"/>
+    </w:pPr>
+  </w:p>
+</w:ftr>
+</file>
+
+<file path=word/footer3.xml><?xml version="1.0" encoding="utf-8"?>
+<w:ftr xmlns:wpc="http://schemas.microsoft.com/office/word/2010/wordprocessingCanvas" xmlns:cx="http://schemas.microsoft.com/office/drawing/2014/chartex" xmlns:cx1="http://schemas.microsoft.com/office/drawing/2015/9/8/chartex" xmlns:cx2="http://schemas.microsoft.com/office/drawing/2015/10/21/chartex" xmlns:cx3="http://schemas.microsoft.com/office/drawing/2016/5/9/chartex" xmlns:cx4="http://schemas.microsoft.com/office/drawing/2016/5/10/chartex" xmlns:cx5="http://schemas.microsoft.com/office/drawing/2016/5/11/chartex" xmlns:cx6="http://schemas.microsoft.com/office/drawing/2016/5/12/chartex" xmlns:cx7="http://schemas.microsoft.com/office/drawing/2016/5/13/chartex" xmlns:cx8="http://schemas.microsoft.com/office/drawing/2016/5/14/chartex" xmlns:mc="http://schemas.openxmlformats.org/markup-compatibility/2006" xmlns:aink="http://schemas.microsoft.com/office/drawing/2016/ink" xmlns:am3d="http://schemas.microsoft.com/office/drawing/2017/model3d" xmlns:o="urn:schemas-microsoft-com:office:office" xmlns:oel="http://schemas.microsoft.com/office/2019/extlst" xmlns:r="http://schemas.openxmlformats.org/officeDocument/2006/relationships" xmlns:m="http://schemas.openxmlformats.org/officeDocument/2006/math" xmlns:v="urn:schemas-microsoft-com:vml" xmlns:wp14="http://schemas.microsoft.com/office/word/2010/wordprocessingDrawing" xmlns:wp="http://schemas.openxmlformats.org/drawingml/2006/wordprocessingDrawing" xmlns:w10="urn:schemas-microsoft-com:office:word" xmlns:w="http://schemas.openxmlformats.org/wordprocessingml/2006/main" xmlns:w14="http://schemas.microsoft.com/office/word/2010/wordml" xmlns:w15="http://schemas.microsoft.com/office/word/2012/wordml" xmlns:w16cex="http://schemas.microsoft.com/office/word/2018/wordml/cex" xmlns:w16cid="http://schemas.microsoft.com/office/word/2016/wordml/cid" xmlns:w16="http://schemas.microsoft.com/office/word/2018/wordml" xmlns:w16du="http://schemas.microsoft.com/office/word/2023/wordml/word16du" xmlns:w16sdtdh="http://schemas.microsoft.com/office/word/2020/wordml/sdtdatahash" xmlns:w16sdtfl="http://schemas.microsoft.com/office/word/2024/wordml/sdtformatlock" xmlns:w16se="http://schemas.microsoft.com/office/word/2015/wordml/symex" xmlns:wpg="http://schemas.microsoft.com/office/word/2010/wordprocessingGroup" xmlns:wpi="http://schemas.microsoft.com/office/word/2010/wordprocessingInk" xmlns:wne="http://schemas.microsoft.com/office/word/2006/wordml" xmlns:wps="http://schemas.microsoft.com/office/word/2010/wordprocessingShape" mc:Ignorable="w14 w15 w16se w16cid w16 w16cex w16sdtdh w16sdtfl w16du wp14">
+  <w:sdt>
+    <w:sdtPr>
+      <w:rPr>
+        <w:noProof w:val="0"/>
+      </w:rPr>
+      <w:id w:val="-748195636"/>
+      <w:docPartObj>
+        <w:docPartGallery w:val="Page Numbers (Bottom of Page)"/>
+        <w:docPartUnique/>
+      </w:docPartObj>
+    </w:sdtPr>
+    <w:sdtEndPr>
+      <w:rPr>
+        <w:noProof/>
+      </w:rPr>
+    </w:sdtEndPr>
+    <w:sdtContent>
+      <w:p>
+        <w:pPr>
+          <w:pStyle w:val="Footer"/>
+          <w:jc w:val="center"/>
+        </w:pPr>
+        <w:r>
+          <w:rPr>
+            <w:noProof w:val="0"/>
+          </w:rPr>
+          <w:fldChar w:fldCharType="begin"/>
+        </w:r>
+        <w:r>
+          <w:instrText xml:space="preserve"> PAGE   \* MERGEFORMAT </w:instrText>
+        </w:r>
+        <w:r>
+          <w:rPr>
+            <w:noProof w:val="0"/>
+          </w:rPr>
+          <w:fldChar w:fldCharType="separate"/>
+        </w:r>
+        <w:r>
+          <w:t>2</w:t>
+        </w:r>
+        <w:r>
+          <w:fldChar w:fldCharType="end"/>
+        </w:r>
+      </w:p>
+    </w:sdtContent>
+  </w:sdt>
+  <w:p>
+    <w:pPr>
+      <w:pStyle w:val="Footer"/>
     </w:pPr>
   </w:p>
 </w:ftr>
@@ -35575,6 +35640,7 @@
   <w:style w:type="character" w:default="1" w:styleId="DefaultParagraphFont">
     <w:name w:val="Default Paragraph Font"/>
     <w:uiPriority w:val="1"/>
+    <w:semiHidden/>
     <w:unhideWhenUsed/>
   </w:style>
   <w:style w:type="table" w:default="1" w:styleId="TableNormal">
@@ -35674,6 +35740,7 @@
     <w:aliases w:val="Footer-Even,Right"/>
     <w:basedOn w:val="Normal"/>
     <w:link w:val="FooterChar"/>
+    <w:uiPriority w:val="99"/>
     <w:pPr>
       <w:tabs>
         <w:tab w:val="center" w:pos="4320"/>
@@ -36007,6 +36074,7 @@
     <w:name w:val="Footer Char"/>
     <w:aliases w:val="Footer-Even Char,Right Char"/>
     <w:link w:val="Footer"/>
+    <w:uiPriority w:val="99"/>
   </w:style>
   <w:style w:type="character" w:customStyle="1" w:styleId="BodyTextChar">
     <w:name w:val="Body Text Char"/>

--- a/templates/CMIS/HD-NSH-1Tr.docx
+++ b/templates/CMIS/HD-NSH-1Tr.docx
@@ -2407,7 +2407,7 @@
           <w:tab w:val="left" w:pos="4395"/>
         </w:tabs>
         <w:snapToGrid w:val="0"/>
-        <w:spacing w:before="120" w:after="120"/>
+        <w:spacing w:before="60" w:after="60"/>
         <w:jc w:val="both"/>
         <w:rPr>
           <w:rFonts w:eastAsia="Calibri"/>
@@ -2430,7 +2430,7 @@
           <w:tab w:val="left" w:pos="4395"/>
         </w:tabs>
         <w:snapToGrid w:val="0"/>
-        <w:spacing w:before="120" w:after="120"/>
+        <w:spacing w:before="60" w:after="60"/>
         <w:jc w:val="both"/>
         <w:rPr>
           <w:rFonts w:eastAsia="Calibri"/>
@@ -2460,7 +2460,7 @@
           <w:tab w:val="left" w:pos="4395"/>
         </w:tabs>
         <w:snapToGrid w:val="0"/>
-        <w:spacing w:before="120" w:after="120"/>
+        <w:spacing w:before="60" w:after="60"/>
         <w:jc w:val="both"/>
         <w:rPr>
           <w:rFonts w:eastAsia="Calibri"/>
@@ -2490,19 +2490,49 @@
           <w:tab w:val="left" w:pos="4395"/>
         </w:tabs>
         <w:snapToGrid w:val="0"/>
-        <w:spacing w:before="120" w:after="120"/>
-        <w:jc w:val="both"/>
-        <w:rPr>
-          <w:rFonts w:eastAsia="Calibri"/>
-          <w:szCs w:val="24"/>
-        </w:rPr>
-      </w:pPr>
-      <w:r>
-        <w:rPr>
-          <w:rFonts w:eastAsia="Calibri"/>
-          <w:szCs w:val="24"/>
-        </w:rPr>
-        <w:t>Địa chỉ: Số 94, đường Hùng Vương, xã Xuân Lộc, Tỉnh Đồng Nai</w:t>
+        <w:spacing w:before="60" w:after="60"/>
+        <w:jc w:val="both"/>
+        <w:rPr>
+          <w:rFonts w:eastAsia="Calibri"/>
+          <w:szCs w:val="24"/>
+        </w:rPr>
+      </w:pPr>
+      <w:r>
+        <w:rPr>
+          <w:rFonts w:eastAsia="Calibri"/>
+          <w:szCs w:val="24"/>
+        </w:rPr>
+        <w:t xml:space="preserve">Địa chỉ: Số 94, đường Hùng Vương, </w:t>
+      </w:r>
+      <w:r>
+        <w:rPr>
+          <w:rFonts w:eastAsia="Calibri"/>
+          <w:szCs w:val="24"/>
+          <w:lang w:val="en-US"/>
+        </w:rPr>
+        <w:t>phường</w:t>
+      </w:r>
+      <w:r>
+        <w:rPr>
+          <w:rFonts w:eastAsia="Calibri"/>
+          <w:szCs w:val="24"/>
+        </w:rPr>
+        <w:t xml:space="preserve"> Xuân Lộc, </w:t>
+      </w:r>
+      <w:r>
+        <w:rPr>
+          <w:rFonts w:eastAsia="Calibri"/>
+          <w:szCs w:val="24"/>
+          <w:lang w:val="en-US"/>
+        </w:rPr>
+        <w:t>thành phố</w:t>
+      </w:r>
+      <w:r>
+        <w:rPr>
+          <w:rFonts w:eastAsia="Calibri"/>
+          <w:szCs w:val="24"/>
+        </w:rPr>
+        <w:t xml:space="preserve"> Đồng Nai</w:t>
       </w:r>
     </w:p>
     <w:p>
@@ -2513,7 +2543,7 @@
           <w:tab w:val="left" w:pos="4395"/>
         </w:tabs>
         <w:snapToGrid w:val="0"/>
-        <w:spacing w:before="120" w:after="120"/>
+        <w:spacing w:before="60" w:after="60"/>
         <w:jc w:val="both"/>
         <w:rPr>
           <w:rFonts w:eastAsia="Calibri"/>
@@ -2546,7 +2576,7 @@
         </w:tabs>
         <w:autoSpaceDE w:val="0"/>
         <w:autoSpaceDN w:val="0"/>
-        <w:spacing w:before="120" w:line="319" w:lineRule="auto"/>
+        <w:spacing w:before="60" w:after="60"/>
         <w:ind w:right="213"/>
         <w:rPr>
           <w:lang w:val="en-US"/>
@@ -2573,7 +2603,7 @@
         </w:tabs>
         <w:autoSpaceDE w:val="0"/>
         <w:autoSpaceDN w:val="0"/>
-        <w:spacing w:before="120" w:line="319" w:lineRule="auto"/>
+        <w:spacing w:before="60" w:after="60"/>
         <w:ind w:right="213"/>
         <w:rPr>
           <w:lang w:val="en-US"/>
@@ -2594,7 +2624,7 @@
         </w:tabs>
         <w:autoSpaceDE w:val="0"/>
         <w:autoSpaceDN w:val="0"/>
-        <w:spacing w:before="120" w:line="319" w:lineRule="auto"/>
+        <w:spacing w:before="60" w:after="60"/>
         <w:ind w:right="213"/>
         <w:rPr>
           <w:lang w:val="en-US"/>
@@ -2604,7 +2634,6 @@
         <w:rPr>
           <w:lang w:val="en-US"/>
         </w:rPr>
-        <w:lastRenderedPageBreak/>
         <w:t>Tài khoản số: 5902201000167 Tại Ngân hàng: Ngân hàng NN và PTNT Việt Nam</w:t>
       </w:r>
     </w:p>
@@ -2651,6 +2680,7 @@
           <w:rFonts w:eastAsia="Calibri"/>
           <w:szCs w:val="24"/>
         </w:rPr>
+        <w:lastRenderedPageBreak/>
         <w:t>Và</w:t>
       </w:r>
     </w:p>
@@ -3941,15 +3971,7 @@
           <w:rFonts w:eastAsia="Calibri"/>
           <w:szCs w:val="24"/>
         </w:rPr>
-        <w:t xml:space="preserve">bằng lãi suất cho vay cao nhất của ngân hàng có tài khoản ghi trong hợp đồng áp dụng cho Bên A tại thời điểm phát sinh nghĩa vụ thanh toán, được Bên A thông báo cho Bên B khi phát sinh việc áp dụng lãi suất chậm trả theo quy định của hợp </w:t>
-      </w:r>
-      <w:r>
-        <w:rPr>
-          <w:rFonts w:eastAsia="Calibri"/>
-          <w:szCs w:val="24"/>
-        </w:rPr>
-        <w:lastRenderedPageBreak/>
-        <w:t>đồng</w:t>
+        <w:t>bằng lãi suất cho vay cao nhất của ngân hàng có tài khoản ghi trong hợp đồng áp dụng cho Bên A tại thời điểm phát sinh nghĩa vụ thanh toán, được Bên A thông báo cho Bên B khi phát sinh việc áp dụng lãi suất chậm trả theo quy định của hợp đồng</w:t>
       </w:r>
       <w:r>
         <w:rPr>
@@ -3999,7 +4021,15 @@
           <w:rFonts w:eastAsia="Calibri"/>
           <w:szCs w:val="24"/>
         </w:rPr>
-        <w:t>là toàn bộ nghĩa vụ của Bên B đối với việc thanh toán khoản tiền phát sinh từ Hợp Đồng cho Bên A, không chỉ bao gồm tiền điện, tiền mua công suất phản kháng, tiền lãi chậm trả, tiền bồi thường thiệt hại, tiền phạt vi phạm, chi phí ngừng, cấp điện trở lại, bổ sung Khoản Khấu Trừ vào tài sản bảo đảm theo đúng quy định tại Hợp Đồng</w:t>
+        <w:t xml:space="preserve">là toàn bộ nghĩa vụ của Bên B đối với việc thanh toán khoản tiền phát sinh từ Hợp Đồng cho Bên A, không chỉ bao gồm tiền điện, tiền mua công suất </w:t>
+      </w:r>
+      <w:r>
+        <w:rPr>
+          <w:rFonts w:eastAsia="Calibri"/>
+          <w:szCs w:val="24"/>
+        </w:rPr>
+        <w:lastRenderedPageBreak/>
+        <w:t>phản kháng, tiền lãi chậm trả, tiền bồi thường thiệt hại, tiền phạt vi phạm, chi phí ngừng, cấp điện trở lại, bổ sung Khoản Khấu Trừ vào tài sản bảo đảm theo đúng quy định tại Hợp Đồng</w:t>
       </w:r>
       <w:r>
         <w:rPr>
@@ -9716,8 +9746,15 @@
           <w:rFonts w:eastAsia="Calibri"/>
           <w:szCs w:val="24"/>
         </w:rPr>
+        <w:t xml:space="preserve">Trong trường hợp Bên B phải thực hiện việc bảo đảm thực hiện Hợp Đồng mà </w:t>
+      </w:r>
+      <w:r>
+        <w:rPr>
+          <w:rFonts w:eastAsia="Calibri"/>
+          <w:szCs w:val="24"/>
+        </w:rPr>
         <w:lastRenderedPageBreak/>
-        <w:t>Trong trường hợp Bên B phải thực hiện việc bảo đảm thực hiện Hợp Đồng mà không cung cấp các tài liệu theo Điều 3.1.c, Hợp Đồng này, Hợp Đồng sẽ ngay lập tức bị chấm dứt hiệu lực và Bên A không phải chịu trách nhiệm đối với các thiệt hại nào của Bên B phát sinh từ việc đơn phương chấm dứt đó.</w:t>
+        <w:t>không cung cấp các tài liệu theo Điều 3.1.c, Hợp Đồng này, Hợp Đồng sẽ ngay lập tức bị chấm dứt hiệu lực và Bên A không phải chịu trách nhiệm đối với các thiệt hại nào của Bên B phát sinh từ việc đơn phương chấm dứt đó.</w:t>
       </w:r>
     </w:p>
     <w:p>
@@ -10176,8 +10213,15 @@
           <w:rFonts w:eastAsia="Calibri"/>
           <w:szCs w:val="24"/>
         </w:rPr>
+        <w:t xml:space="preserve">Hóa đơn thanh toán tiền điện, tiền mua công suất phản kháng được lập theo chu </w:t>
+      </w:r>
+      <w:r>
+        <w:rPr>
+          <w:rFonts w:eastAsia="Calibri"/>
+          <w:szCs w:val="24"/>
+        </w:rPr>
         <w:lastRenderedPageBreak/>
-        <w:t>Hóa đơn thanh toán tiền điện, tiền mua công suất phản kháng được lập theo chu kỳ ghi chỉ số đo điện năng quy định tại Điều 2.7 của Hợp Đồng. Bên A thông báo cho Bên B về việc thanh toán tiền điện tương ứng với số lần ghi chỉ số đo điện năng theo hình thức thông báo quy định tại Điều 3.3 của Hợp Đồng.</w:t>
+        <w:t>kỳ ghi chỉ số đo điện năng quy định tại Điều 2.7 của Hợp Đồng. Bên A thông báo cho Bên B về việc thanh toán tiền điện tương ứng với số lần ghi chỉ số đo điện năng theo hình thức thông báo quy định tại Điều 3.3 của Hợp Đồng.</w:t>
       </w:r>
     </w:p>
     <w:p>
@@ -10745,8 +10789,15 @@
           <w:rFonts w:eastAsia="Calibri"/>
           <w:szCs w:val="24"/>
         </w:rPr>
+        <w:t xml:space="preserve">Khoản tiền lãi chậm trả theo Điều này được tính bằng giá trị Nghĩa Vụ Thanh Toán bị vi </w:t>
+      </w:r>
+      <w:r>
+        <w:rPr>
+          <w:rFonts w:eastAsia="Calibri"/>
+          <w:szCs w:val="24"/>
+        </w:rPr>
         <w:lastRenderedPageBreak/>
-        <w:t>Khoản tiền lãi chậm trả theo Điều này được tính bằng giá trị Nghĩa Vụ Thanh Toán bị vi phạm nhân với Lãi Suất Chậm Trả và nhân với số ngày chậm trả. Số ngày chậm trả được tính từ ngày đầu tiên kết thúc thời hạn thanh toán tại Điều 3.2.</w:t>
+        <w:t>phạm nhân với Lãi Suất Chậm Trả và nhân với số ngày chậm trả. Số ngày chậm trả được tính từ ngày đầu tiên kết thúc thời hạn thanh toán tại Điều 3.2.</w:t>
       </w:r>
       <w:r>
         <w:rPr>
@@ -11348,8 +11399,15 @@
           <w:rFonts w:eastAsia="Calibri"/>
           <w:szCs w:val="24"/>
         </w:rPr>
+        <w:t xml:space="preserve">Được vào khu vực quản lý của Bên B để thao tác, bảo dưỡng, sửa chữa và thay thế </w:t>
+      </w:r>
+      <w:r>
+        <w:rPr>
+          <w:rFonts w:eastAsia="Calibri"/>
+          <w:szCs w:val="24"/>
+        </w:rPr>
         <w:lastRenderedPageBreak/>
-        <w:t>Được vào khu vực quản lý của Bên B để thao tác, bảo dưỡng, sửa chữa và thay thế mới trang thiết bị điện của Bên A; kiểm tra, ghi chỉ số đo điện năng và liên hệ với Bên B theo quy định của Pháp Luật;</w:t>
+        <w:t>mới trang thiết bị điện của Bên A; kiểm tra, ghi chỉ số đo điện năng và liên hệ với Bên B theo quy định của Pháp Luật;</w:t>
       </w:r>
     </w:p>
     <w:p>
@@ -12102,7 +12160,6 @@
           <w:rFonts w:eastAsia="Batang"/>
           <w:szCs w:val="24"/>
         </w:rPr>
-        <w:lastRenderedPageBreak/>
         <w:t xml:space="preserve">Quyền khác theo quy định của Luật </w:t>
       </w:r>
       <w:r>
@@ -12146,6 +12203,7 @@
           <w:b/>
           <w:szCs w:val="24"/>
         </w:rPr>
+        <w:lastRenderedPageBreak/>
         <w:t>Nghĩa vụ của Bên B</w:t>
       </w:r>
       <w:r>
@@ -12648,15 +12706,7 @@
           <w:rFonts w:eastAsia="Calibri"/>
           <w:szCs w:val="24"/>
         </w:rPr>
-        <w:t xml:space="preserve">Trì hoãn việc cấp điện theo Hợp Đồng, trừ trường hợp nguyên nhân của việc trì hoãn </w:t>
-      </w:r>
-      <w:r>
-        <w:rPr>
-          <w:rFonts w:eastAsia="Calibri"/>
-          <w:szCs w:val="24"/>
-        </w:rPr>
-        <w:lastRenderedPageBreak/>
-        <w:t>là do lỗi của Bên B hoặc trong trường hợp được ngừng, giảm cung cấp điện theo Hợp Đồng và Pháp Luật;</w:t>
+        <w:t>Trì hoãn việc cấp điện theo Hợp Đồng, trừ trường hợp nguyên nhân của việc trì hoãn là do lỗi của Bên B hoặc trong trường hợp được ngừng, giảm cung cấp điện theo Hợp Đồng và Pháp Luật;</w:t>
       </w:r>
     </w:p>
     <w:p>
@@ -12683,6 +12733,7 @@
           <w:rFonts w:eastAsia="Calibri"/>
           <w:szCs w:val="24"/>
         </w:rPr>
+        <w:lastRenderedPageBreak/>
         <w:t>Không bảo đảm tiêu chuẩn chất lượng dịch vụ theo Điều 4 của Hợp Đồng;</w:t>
       </w:r>
     </w:p>
@@ -13311,8 +13362,15 @@
           <w:rFonts w:eastAsia="Calibri"/>
           <w:szCs w:val="24"/>
         </w:rPr>
+        <w:t xml:space="preserve">Đối với các khoản tiền phạt vi phạm khác phát sinh từ việc Bên B vi phạm Hợp Đồng: Bên B phải thanh toán khoản tiền phạt vi phạm trong thời hạn 10 (mười ) ngày kể từ ngày có thông báo của Bên A về nghĩa vụ phạt vi phạm của Bên B. Quá thời hạn này mà Bên </w:t>
+      </w:r>
+      <w:r>
+        <w:rPr>
+          <w:rFonts w:eastAsia="Calibri"/>
+          <w:szCs w:val="24"/>
+        </w:rPr>
         <w:lastRenderedPageBreak/>
-        <w:t>Đối với các khoản tiền phạt vi phạm khác phát sinh từ việc Bên B vi phạm Hợp Đồng: Bên B phải thanh toán khoản tiền phạt vi phạm trong thời hạn 10 (mười ) ngày kể từ ngày có thông báo của Bên A về nghĩa vụ phạt vi phạm của Bên B. Quá thời hạn này mà Bên B không hoàn tất việc thanh toán toàn bộ khoản tiền phạt vi phạm, Bên B sẽ phải chịu Lãi Suất Chậm Trả đối với khoản tiền phạt vi phạm này cho tới khi hoàn tất Nghĩa Vụ Thanh Toán.</w:t>
+        <w:t>B không hoàn tất việc thanh toán toàn bộ khoản tiền phạt vi phạm, Bên B sẽ phải chịu Lãi Suất Chậm Trả đối với khoản tiền phạt vi phạm này cho tới khi hoàn tất Nghĩa Vụ Thanh Toán.</w:t>
       </w:r>
     </w:p>
     <w:p>
@@ -13779,15 +13837,7 @@
           <w:rFonts w:eastAsia="Calibri"/>
           <w:szCs w:val="24"/>
         </w:rPr>
-        <w:t xml:space="preserve">Bên A gửi thông báo ngay cho Bên B về thời điểm ngừng cấp điện, phục vụ việc </w:t>
-      </w:r>
-      <w:r>
-        <w:rPr>
-          <w:rFonts w:eastAsia="Calibri"/>
-          <w:szCs w:val="24"/>
-        </w:rPr>
-        <w:lastRenderedPageBreak/>
-        <w:t>chấm dứt Hợp Đồng.</w:t>
+        <w:t>Bên A gửi thông báo ngay cho Bên B về thời điểm ngừng cấp điện, phục vụ việc chấm dứt Hợp Đồng.</w:t>
       </w:r>
     </w:p>
     <w:p>
@@ -13841,6 +13891,7 @@
           <w:rFonts w:eastAsia="Calibri"/>
           <w:szCs w:val="24"/>
         </w:rPr>
+        <w:lastRenderedPageBreak/>
         <w:t>Bên A xác định chỉ số đo điện năng, sản lượng điện đã giao nhận, lập và phát hành hoá đơn. Việc xác định được thực hiện tại Địa Điểm Sử Dụng Điện tính đến thời điểm ngừng cấp điện theo thông báo, không phụ thuộc vào việc điện năng được Bên B hay bất kỳ một bên nào khác sử dụng. Số tiền điện phải thanh toán được xác định theo Điều này do Bên B gánh chịu.</w:t>
       </w:r>
     </w:p>
@@ -14353,7 +14404,6 @@
           <w:rFonts w:eastAsia="Calibri"/>
           <w:szCs w:val="24"/>
         </w:rPr>
-        <w:lastRenderedPageBreak/>
         <w:t xml:space="preserve">Thời Hạn có thể được điều chỉnh hoặc gia hạn theo thỏa thuận giữa Các Bên và phải được quy định thành phụ lục đính kèm Hợp Đồng. </w:t>
       </w:r>
     </w:p>
@@ -14381,7 +14431,15 @@
           <w:rFonts w:eastAsia="Calibri"/>
           <w:szCs w:val="24"/>
         </w:rPr>
-        <w:t xml:space="preserve">Bên A thông báo trước cho Bên B về việc hết Thời Hạn ít nhất 30 (ba mươi) ngày trước ngày Hợp Đồng này hết hiệu lực để Các Bên tiến hành việc </w:t>
+        <w:t xml:space="preserve">Bên A thông báo trước cho Bên B về việc hết Thời Hạn ít nhất 30 (ba mươi) ngày </w:t>
+      </w:r>
+      <w:r>
+        <w:rPr>
+          <w:rFonts w:eastAsia="Calibri"/>
+          <w:szCs w:val="24"/>
+        </w:rPr>
+        <w:lastRenderedPageBreak/>
+        <w:t xml:space="preserve">trước ngày Hợp Đồng này hết hiệu lực để Các Bên tiến hành việc </w:t>
       </w:r>
       <w:r>
         <w:rPr>
@@ -14856,7 +14914,6 @@
           <w:iCs/>
           <w:szCs w:val="24"/>
         </w:rPr>
-        <w:lastRenderedPageBreak/>
         <w:t xml:space="preserve">Trong trường hợp ký kết hợp đồng bằng văn bản giấy: </w:t>
       </w:r>
     </w:p>
@@ -14917,6 +14974,7 @@
           <w:iCs/>
           <w:szCs w:val="24"/>
         </w:rPr>
+        <w:lastRenderedPageBreak/>
         <w:t xml:space="preserve">Trong trường hợp ký kết hợp đồng bằng điện tử: </w:t>
       </w:r>
     </w:p>
@@ -15334,7 +15392,7 @@
             <w:numRestart w:val="eachPage"/>
           </w:footnotePr>
           <w:pgSz w:w="11907" w:h="16840" w:code="9"/>
-          <w:pgMar w:top="964" w:right="1134" w:bottom="964" w:left="1701" w:header="510" w:footer="510" w:gutter="0"/>
+          <w:pgMar w:top="964" w:right="1134" w:bottom="964" w:left="1701" w:header="510" w:footer="414" w:gutter="0"/>
           <w:cols w:space="720"/>
           <w:titlePg/>
           <w:docGrid w:linePitch="326"/>
@@ -17660,7 +17718,7 @@
                 <w:sz w:val="26"/>
                 <w:szCs w:val="26"/>
               </w:rPr>
-              <w:t>13</w:t>
+              <w:t>06</w:t>
             </w:r>
             <w:r>
               <w:rPr>
@@ -17724,7 +17782,7 @@
                 <w:sz w:val="26"/>
                 <w:szCs w:val="26"/>
               </w:rPr>
-              <w:t>03</w:t>
+              <w:t>05</w:t>
             </w:r>
             <w:r>
               <w:rPr>

--- a/templates/CMIS/HD-NSH-1Tr.docx
+++ b/templates/CMIS/HD-NSH-1Tr.docx
@@ -10411,7 +10411,37 @@
           <w:rFonts w:eastAsia="Calibri"/>
           <w:szCs w:val="24"/>
         </w:rPr>
-        <w:t>Nếu Khoản Khấu Trừ đủ để hoàn tất Nghĩa Vụ Thanh Toán, trong thời hạn 10 (mười) ngày kể từ thời điểm Bên A gửi thông báo thanh toán lần đầu cho Bên B, Bên B có trách nhiệm</w:t>
+        <w:t xml:space="preserve">Nếu Khoản Khấu Trừ đủ để hoàn tất Nghĩa Vụ Thanh Toán, trong thời hạn </w:t>
+      </w:r>
+      <w:r>
+        <w:rPr>
+          <w:rFonts w:eastAsia="Calibri"/>
+          <w:szCs w:val="24"/>
+          <w:lang w:val="en-US"/>
+        </w:rPr>
+        <w:t xml:space="preserve">07 </w:t>
+      </w:r>
+      <w:r>
+        <w:rPr>
+          <w:rFonts w:eastAsia="Calibri"/>
+          <w:szCs w:val="24"/>
+        </w:rPr>
+        <w:t>(</w:t>
+      </w:r>
+      <w:r>
+        <w:rPr>
+          <w:rFonts w:eastAsia="Calibri"/>
+          <w:szCs w:val="24"/>
+          <w:lang w:val="en-US"/>
+        </w:rPr>
+        <w:t>bảy</w:t>
+      </w:r>
+      <w:r>
+        <w:rPr>
+          <w:rFonts w:eastAsia="Calibri"/>
+          <w:szCs w:val="24"/>
+        </w:rPr>
+        <w:t>) ngày kể từ thời điểm Bên A gửi thông báo thanh toán lần đầu cho Bên B, Bên B có trách nhiệm</w:t>
       </w:r>
       <w:r>
         <w:rPr>
@@ -10459,7 +10489,44 @@
           <w:rFonts w:eastAsia="Calibri"/>
           <w:szCs w:val="24"/>
         </w:rPr>
-        <w:t>Nếu Khoản Khấu Trừ không đủ để hoàn tất Nghĩa Vụ Thanh Toán, trong thời hạn 10 (mười) ngày kể từ ngày Bên A gửi thông báo thanh toán lần đầu cho Bên B, Bên B có trách nhiệm:</w:t>
+        <w:t xml:space="preserve">Nếu Khoản Khấu Trừ không đủ để hoàn tất Nghĩa Vụ Thanh Toán, trong thời hạn </w:t>
+      </w:r>
+      <w:r>
+        <w:rPr>
+          <w:rFonts w:eastAsia="Calibri"/>
+          <w:szCs w:val="24"/>
+          <w:lang w:val="en-US"/>
+        </w:rPr>
+        <w:t xml:space="preserve">07 </w:t>
+      </w:r>
+      <w:r>
+        <w:rPr>
+          <w:rFonts w:eastAsia="Calibri"/>
+          <w:szCs w:val="24"/>
+        </w:rPr>
+        <w:t>(</w:t>
+      </w:r>
+      <w:r>
+        <w:rPr>
+          <w:rFonts w:eastAsia="Calibri"/>
+          <w:szCs w:val="24"/>
+          <w:lang w:val="en-US"/>
+        </w:rPr>
+        <w:t>bảy</w:t>
+      </w:r>
+      <w:r>
+        <w:rPr>
+          <w:rFonts w:eastAsia="Calibri"/>
+          <w:szCs w:val="24"/>
+        </w:rPr>
+        <w:t xml:space="preserve">) </w:t>
+      </w:r>
+      <w:r>
+        <w:rPr>
+          <w:rFonts w:eastAsia="Calibri"/>
+          <w:szCs w:val="24"/>
+        </w:rPr>
+        <w:t>ngày kể từ ngày Bên A gửi thông báo thanh toán lần đầu cho Bên B, Bên B có trách nhiệm:</w:t>
       </w:r>
     </w:p>
     <w:p>
@@ -10583,7 +10650,44 @@
           <w:rFonts w:eastAsia="Calibri"/>
           <w:szCs w:val="24"/>
         </w:rPr>
-        <w:t>Không vượt quá 10 (mười) ngày kể từ ngày Bên A gửi thông báo thanh toán lần đầu cho Bên B nếu Bên B vẫn chưa hoàn tất nghĩa vụ thanh toán theo Điều này, Bên A sẽ gửi thông báo ngừng cấp điện cho Bên B.</w:t>
+        <w:t xml:space="preserve">Không vượt quá </w:t>
+      </w:r>
+      <w:r>
+        <w:rPr>
+          <w:rFonts w:eastAsia="Calibri"/>
+          <w:szCs w:val="24"/>
+          <w:lang w:val="en-US"/>
+        </w:rPr>
+        <w:t xml:space="preserve">07 </w:t>
+      </w:r>
+      <w:r>
+        <w:rPr>
+          <w:rFonts w:eastAsia="Calibri"/>
+          <w:szCs w:val="24"/>
+        </w:rPr>
+        <w:t>(</w:t>
+      </w:r>
+      <w:r>
+        <w:rPr>
+          <w:rFonts w:eastAsia="Calibri"/>
+          <w:szCs w:val="24"/>
+          <w:lang w:val="en-US"/>
+        </w:rPr>
+        <w:t>bảy</w:t>
+      </w:r>
+      <w:r>
+        <w:rPr>
+          <w:rFonts w:eastAsia="Calibri"/>
+          <w:szCs w:val="24"/>
+        </w:rPr>
+        <w:t xml:space="preserve">) </w:t>
+      </w:r>
+      <w:r>
+        <w:rPr>
+          <w:rFonts w:eastAsia="Calibri"/>
+          <w:szCs w:val="24"/>
+        </w:rPr>
+        <w:t>ngày kể từ ngày Bên A gửi thông báo thanh toán lần đầu cho Bên B nếu Bên B vẫn chưa hoàn tất nghĩa vụ thanh toán theo Điều này, Bên A sẽ gửi thông báo ngừng cấp điện cho Bên B.</w:t>
       </w:r>
     </w:p>
     <w:p>
@@ -10739,7 +10843,44 @@
           <w:rFonts w:eastAsia="Calibri"/>
           <w:szCs w:val="24"/>
         </w:rPr>
-        <w:t>cho Bên B theo hình thức quy định tại Hợp Đồng về việc Vi Phạm Nghĩa Vụ Thanh Toán ngay khi phát sinh Vi Phạm Nghĩa Vụ Thanh Toán. Bên B thực hiện đầy đủ Nghĩa Vụ Thanh Toán trong thời hạn 10 (mười) ngày kể từ thời điểm Bên A gửi thông báo thanh toán lần đầu cho Bên B, bao gồm cả các khoản sau:</w:t>
+        <w:t xml:space="preserve">cho Bên B theo hình thức quy định tại Hợp Đồng về việc Vi Phạm Nghĩa Vụ Thanh Toán ngay khi phát sinh Vi Phạm Nghĩa Vụ Thanh Toán. Bên B thực hiện đầy đủ Nghĩa Vụ Thanh Toán trong thời hạn </w:t>
+      </w:r>
+      <w:r>
+        <w:rPr>
+          <w:rFonts w:eastAsia="Calibri"/>
+          <w:szCs w:val="24"/>
+          <w:lang w:val="en-US"/>
+        </w:rPr>
+        <w:t xml:space="preserve">07 </w:t>
+      </w:r>
+      <w:r>
+        <w:rPr>
+          <w:rFonts w:eastAsia="Calibri"/>
+          <w:szCs w:val="24"/>
+        </w:rPr>
+        <w:t>(</w:t>
+      </w:r>
+      <w:r>
+        <w:rPr>
+          <w:rFonts w:eastAsia="Calibri"/>
+          <w:szCs w:val="24"/>
+          <w:lang w:val="en-US"/>
+        </w:rPr>
+        <w:t>bảy</w:t>
+      </w:r>
+      <w:r>
+        <w:rPr>
+          <w:rFonts w:eastAsia="Calibri"/>
+          <w:szCs w:val="24"/>
+        </w:rPr>
+        <w:t xml:space="preserve">) </w:t>
+      </w:r>
+      <w:r>
+        <w:rPr>
+          <w:rFonts w:eastAsia="Calibri"/>
+          <w:szCs w:val="24"/>
+        </w:rPr>
+        <w:t>ngày kể từ thời điểm Bên A gửi thông báo thanh toán lần đầu cho Bên B, bao gồm cả các khoản sau:</w:t>
       </w:r>
     </w:p>
     <w:p>
@@ -10838,7 +10979,44 @@
           <w:rFonts w:eastAsia="Calibri"/>
           <w:szCs w:val="24"/>
         </w:rPr>
-        <w:t xml:space="preserve">Không vượt quá 10 (mười) ngày kể từ ngày </w:t>
+        <w:t xml:space="preserve">Không vượt quá </w:t>
+      </w:r>
+      <w:r>
+        <w:rPr>
+          <w:rFonts w:eastAsia="Calibri"/>
+          <w:szCs w:val="24"/>
+          <w:lang w:val="en-US"/>
+        </w:rPr>
+        <w:t xml:space="preserve">07 </w:t>
+      </w:r>
+      <w:r>
+        <w:rPr>
+          <w:rFonts w:eastAsia="Calibri"/>
+          <w:szCs w:val="24"/>
+        </w:rPr>
+        <w:t>(</w:t>
+      </w:r>
+      <w:r>
+        <w:rPr>
+          <w:rFonts w:eastAsia="Calibri"/>
+          <w:szCs w:val="24"/>
+          <w:lang w:val="en-US"/>
+        </w:rPr>
+        <w:t>bảy</w:t>
+      </w:r>
+      <w:r>
+        <w:rPr>
+          <w:rFonts w:eastAsia="Calibri"/>
+          <w:szCs w:val="24"/>
+        </w:rPr>
+        <w:t xml:space="preserve">) </w:t>
+      </w:r>
+      <w:r>
+        <w:rPr>
+          <w:rFonts w:eastAsia="Calibri"/>
+          <w:szCs w:val="24"/>
+        </w:rPr>
+        <w:t xml:space="preserve"> ngày kể từ ngày </w:t>
       </w:r>
       <w:r>
         <w:rPr>
@@ -13254,7 +13432,44 @@
           <w:rFonts w:eastAsia="Calibri"/>
           <w:szCs w:val="24"/>
         </w:rPr>
-        <w:t>Ngoài việc bồi thường thiệt hại theo quy định tại Điều 16.2, nếu hành vi vi phạm gây thiệt hại cho Bên còn lại, Bên vi phạm sẽ phải chịu phạt vi phạm Hợp Đồng đối với hành vi vi phạm đó. Mức phạt vi phạm được tính bằng 08 (tám) % giá trị phần nghĩa vụ của Hợp Đồng bị vi phạm. Giá trị phần nghĩa vụ của Hợp Đồng bị vi phạm được xác định theo quy định của Pháp Luật. Trừ trường hợp Bên B đã thanh toán cho Bên A trong thời hạn 10 (mười) ngày kể từ thời điểm Bên A gửi thông báo thanh toán lần đầu.</w:t>
+        <w:t xml:space="preserve">Ngoài việc bồi thường thiệt hại theo quy định tại Điều 16.2, nếu hành vi vi phạm gây thiệt hại cho Bên còn lại, Bên vi phạm sẽ phải chịu phạt vi phạm Hợp Đồng đối với hành vi vi phạm đó. Mức phạt vi phạm được tính bằng 08 (tám) % giá trị phần nghĩa vụ của Hợp Đồng bị vi phạm. Giá trị phần nghĩa vụ của Hợp Đồng bị vi phạm được xác định theo quy định của Pháp Luật. Trừ trường hợp Bên B đã thanh toán cho Bên A trong thời hạn </w:t>
+      </w:r>
+      <w:r>
+        <w:rPr>
+          <w:rFonts w:eastAsia="Calibri"/>
+          <w:szCs w:val="24"/>
+          <w:lang w:val="en-US"/>
+        </w:rPr>
+        <w:t xml:space="preserve">07 </w:t>
+      </w:r>
+      <w:r>
+        <w:rPr>
+          <w:rFonts w:eastAsia="Calibri"/>
+          <w:szCs w:val="24"/>
+        </w:rPr>
+        <w:t>(</w:t>
+      </w:r>
+      <w:r>
+        <w:rPr>
+          <w:rFonts w:eastAsia="Calibri"/>
+          <w:szCs w:val="24"/>
+          <w:lang w:val="en-US"/>
+        </w:rPr>
+        <w:t>bảy</w:t>
+      </w:r>
+      <w:r>
+        <w:rPr>
+          <w:rFonts w:eastAsia="Calibri"/>
+          <w:szCs w:val="24"/>
+        </w:rPr>
+        <w:t xml:space="preserve">) </w:t>
+      </w:r>
+      <w:r>
+        <w:rPr>
+          <w:rFonts w:eastAsia="Calibri"/>
+          <w:szCs w:val="24"/>
+        </w:rPr>
+        <w:t>ngày kể từ thời điểm Bên A gửi thông báo thanh toán lần đầu.</w:t>
       </w:r>
     </w:p>
     <w:p>
@@ -13362,7 +13577,44 @@
           <w:rFonts w:eastAsia="Calibri"/>
           <w:szCs w:val="24"/>
         </w:rPr>
-        <w:t xml:space="preserve">Đối với các khoản tiền phạt vi phạm khác phát sinh từ việc Bên B vi phạm Hợp Đồng: Bên B phải thanh toán khoản tiền phạt vi phạm trong thời hạn 10 (mười ) ngày kể từ ngày có thông báo của Bên A về nghĩa vụ phạt vi phạm của Bên B. Quá thời hạn này mà Bên </w:t>
+        <w:t xml:space="preserve">Đối với các khoản tiền phạt vi phạm khác phát sinh từ việc Bên B vi phạm Hợp Đồng: Bên B phải thanh toán khoản tiền phạt vi phạm trong thời hạn </w:t>
+      </w:r>
+      <w:r>
+        <w:rPr>
+          <w:rFonts w:eastAsia="Calibri"/>
+          <w:szCs w:val="24"/>
+          <w:lang w:val="en-US"/>
+        </w:rPr>
+        <w:t xml:space="preserve">07 </w:t>
+      </w:r>
+      <w:r>
+        <w:rPr>
+          <w:rFonts w:eastAsia="Calibri"/>
+          <w:szCs w:val="24"/>
+        </w:rPr>
+        <w:t>(</w:t>
+      </w:r>
+      <w:r>
+        <w:rPr>
+          <w:rFonts w:eastAsia="Calibri"/>
+          <w:szCs w:val="24"/>
+          <w:lang w:val="en-US"/>
+        </w:rPr>
+        <w:t>bảy</w:t>
+      </w:r>
+      <w:r>
+        <w:rPr>
+          <w:rFonts w:eastAsia="Calibri"/>
+          <w:szCs w:val="24"/>
+        </w:rPr>
+        <w:t xml:space="preserve">) </w:t>
+      </w:r>
+      <w:r>
+        <w:rPr>
+          <w:rFonts w:eastAsia="Calibri"/>
+          <w:szCs w:val="24"/>
+        </w:rPr>
+        <w:t xml:space="preserve">ngày kể từ ngày có thông báo của Bên A về nghĩa vụ phạt vi phạm của Bên B. Quá thời hạn này mà Bên B </w:t>
       </w:r>
       <w:r>
         <w:rPr>
@@ -13370,7 +13622,7 @@
           <w:szCs w:val="24"/>
         </w:rPr>
         <w:lastRenderedPageBreak/>
-        <w:t>B không hoàn tất việc thanh toán toàn bộ khoản tiền phạt vi phạm, Bên B sẽ phải chịu Lãi Suất Chậm Trả đối với khoản tiền phạt vi phạm này cho tới khi hoàn tất Nghĩa Vụ Thanh Toán.</w:t>
+        <w:t>không hoàn tất việc thanh toán toàn bộ khoản tiền phạt vi phạm, Bên B sẽ phải chịu Lãi Suất Chậm Trả đối với khoản tiền phạt vi phạm này cho tới khi hoàn tất Nghĩa Vụ Thanh Toán.</w:t>
       </w:r>
     </w:p>
     <w:p>
@@ -13420,7 +13672,44 @@
           <w:rFonts w:eastAsia="Calibri"/>
           <w:szCs w:val="24"/>
         </w:rPr>
-        <w:t>Bên B có Nghĩa Vụ Thanh Toán cho Bên A khoản bồi thường thiệt hại phát sinh trong thời hạn 10 (mười) ngày kể từ ngày Bên A thông báo cho Bên B về nghĩa vụ bồi thường thiệt hại. Trường hợp Bên B chậm thanh toán khoản tiền bồi thường thiệt hại, Bên vi phạm sẽ phải chịu Lãi Suất Chậm Trả trên khoản tiền bồi thường thiệt hại cho tới khi hoàn tất Nghĩa Vụ Thanh Toán.</w:t>
+        <w:t xml:space="preserve">Bên B có Nghĩa Vụ Thanh Toán cho Bên A khoản bồi thường thiệt hại phát sinh trong thời hạn </w:t>
+      </w:r>
+      <w:r>
+        <w:rPr>
+          <w:rFonts w:eastAsia="Calibri"/>
+          <w:szCs w:val="24"/>
+          <w:lang w:val="en-US"/>
+        </w:rPr>
+        <w:t xml:space="preserve">07 </w:t>
+      </w:r>
+      <w:r>
+        <w:rPr>
+          <w:rFonts w:eastAsia="Calibri"/>
+          <w:szCs w:val="24"/>
+        </w:rPr>
+        <w:t>(</w:t>
+      </w:r>
+      <w:r>
+        <w:rPr>
+          <w:rFonts w:eastAsia="Calibri"/>
+          <w:szCs w:val="24"/>
+          <w:lang w:val="en-US"/>
+        </w:rPr>
+        <w:t>bảy</w:t>
+      </w:r>
+      <w:r>
+        <w:rPr>
+          <w:rFonts w:eastAsia="Calibri"/>
+          <w:szCs w:val="24"/>
+        </w:rPr>
+        <w:t xml:space="preserve">) </w:t>
+      </w:r>
+      <w:r>
+        <w:rPr>
+          <w:rFonts w:eastAsia="Calibri"/>
+          <w:szCs w:val="24"/>
+        </w:rPr>
+        <w:t>ngày kể từ ngày Bên A thông báo cho Bên B về nghĩa vụ bồi thường thiệt hại. Trường hợp Bên B chậm thanh toán khoản tiền bồi thường thiệt hại, Bên vi phạm sẽ phải chịu Lãi Suất Chậm Trả trên khoản tiền bồi thường thiệt hại cho tới khi hoàn tất Nghĩa Vụ Thanh Toán.</w:t>
       </w:r>
     </w:p>
     <w:p>
@@ -13474,7 +13763,44 @@
           <w:rFonts w:eastAsia="Calibri"/>
           <w:szCs w:val="24"/>
         </w:rPr>
-        <w:t>Trường hợp phát sinh nghĩa vụ bồi thường thiệt hại và phạt vi phạm của Bên A đối với Bên B, Bên A có trách nhiệm thanh toán đầy đủ khoản tiền bồi thường và tiền phạt mà hai Bên đã thống nhất trong thời hạn 10 (mười ) ngày, kể từ ngày nhận được thông báo chính thức của Bên B. Quá thời hạn trên mà Bên A chưa thanh toán đủ thì Bên B có quyền chậm thanh toán tiền điện với giá trị không quá khoản tiền Bên A chậm thanh toán cho đến khi Bên A thanh toán và Bên B không phải chịu bất cứ trách nhiệm nào do chậm thanh toán tiền điện trong phạm vi Điều này.</w:t>
+        <w:t xml:space="preserve">Trường hợp phát sinh nghĩa vụ bồi thường thiệt hại và phạt vi phạm của Bên A đối với Bên B, Bên A có trách nhiệm thanh toán đầy đủ khoản tiền bồi thường và tiền phạt mà hai Bên đã thống nhất trong thời hạn </w:t>
+      </w:r>
+      <w:r>
+        <w:rPr>
+          <w:rFonts w:eastAsia="Calibri"/>
+          <w:szCs w:val="24"/>
+          <w:lang w:val="en-US"/>
+        </w:rPr>
+        <w:t xml:space="preserve">07 </w:t>
+      </w:r>
+      <w:r>
+        <w:rPr>
+          <w:rFonts w:eastAsia="Calibri"/>
+          <w:szCs w:val="24"/>
+        </w:rPr>
+        <w:t>(</w:t>
+      </w:r>
+      <w:r>
+        <w:rPr>
+          <w:rFonts w:eastAsia="Calibri"/>
+          <w:szCs w:val="24"/>
+          <w:lang w:val="en-US"/>
+        </w:rPr>
+        <w:t>bảy</w:t>
+      </w:r>
+      <w:r>
+        <w:rPr>
+          <w:rFonts w:eastAsia="Calibri"/>
+          <w:szCs w:val="24"/>
+        </w:rPr>
+        <w:t xml:space="preserve">) </w:t>
+      </w:r>
+      <w:r>
+        <w:rPr>
+          <w:rFonts w:eastAsia="Calibri"/>
+          <w:szCs w:val="24"/>
+        </w:rPr>
+        <w:t>ngày, kể từ ngày nhận được thông báo chính thức của Bên B. Quá thời hạn trên mà Bên A chưa thanh toán đủ thì Bên B có quyền chậm thanh toán tiền điện với giá trị không quá khoản tiền Bên A chậm thanh toán cho đến khi Bên A thanh toán và Bên B không phải chịu bất cứ trách nhiệm nào do chậm thanh toán tiền điện trong phạm vi Điều này.</w:t>
       </w:r>
     </w:p>
     <w:p>
@@ -17718,7 +18044,7 @@
                 <w:sz w:val="26"/>
                 <w:szCs w:val="26"/>
               </w:rPr>
-              <w:t>06</w:t>
+              <w:t>27</w:t>
             </w:r>
             <w:r>
               <w:rPr>

--- a/templates/CMIS/HD-NSH-1Tr.docx
+++ b/templates/CMIS/HD-NSH-1Tr.docx
@@ -15208,52 +15208,7 @@
         <w:rPr>
           <w:rFonts w:eastAsia="Calibri"/>
           <w:szCs w:val="24"/>
-        </w:rPr>
-      </w:pPr>
-      <w:r>
-        <w:rPr>
-          <w:rFonts w:eastAsia="Calibri"/>
-          <w:szCs w:val="24"/>
-        </w:rPr>
-        <w:t>Hợp Đồng được Các Bên xác nhận và ký kết đầy đủ thông qua hình thức như dưới đây.</w:t>
-      </w:r>
-    </w:p>
-    <w:p>
-      <w:pPr>
-        <w:tabs>
-          <w:tab w:val="left" w:pos="993"/>
-        </w:tabs>
-        <w:spacing w:before="120" w:after="120"/>
-        <w:ind w:firstLine="567"/>
-        <w:jc w:val="both"/>
-        <w:rPr>
-          <w:rFonts w:eastAsia="Calibri"/>
-          <w:i/>
-          <w:iCs/>
-          <w:szCs w:val="24"/>
-        </w:rPr>
-      </w:pPr>
-      <w:r>
-        <w:rPr>
-          <w:rFonts w:eastAsia="Calibri"/>
-          <w:i/>
-          <w:iCs/>
-          <w:szCs w:val="24"/>
-        </w:rPr>
-        <w:t xml:space="preserve">Trong trường hợp ký kết hợp đồng bằng văn bản giấy: </w:t>
-      </w:r>
-    </w:p>
-    <w:p>
-      <w:pPr>
-        <w:tabs>
-          <w:tab w:val="left" w:pos="993"/>
-        </w:tabs>
-        <w:spacing w:before="120" w:after="120"/>
-        <w:ind w:firstLine="567"/>
-        <w:jc w:val="both"/>
-        <w:rPr>
-          <w:rFonts w:eastAsia="Calibri"/>
-          <w:szCs w:val="24"/>
+          <w:lang w:val="en-US"/>
         </w:rPr>
       </w:pPr>
       <w:r>
@@ -15277,127 +15232,11 @@
         </w:rPr>
         <w:t>với đầy đủ chữ ký của Các Bên. Mỗi Bên giữ 01 (một) bản Hợp Đồng để làm căn cứ thực hiện.</w:t>
       </w:r>
-    </w:p>
-    <w:p>
-      <w:pPr>
-        <w:tabs>
-          <w:tab w:val="left" w:pos="993"/>
-        </w:tabs>
-        <w:spacing w:before="120" w:after="120"/>
-        <w:ind w:firstLine="567"/>
-        <w:jc w:val="both"/>
-        <w:rPr>
-          <w:rFonts w:eastAsia="Calibri"/>
-          <w:i/>
-          <w:iCs/>
-          <w:szCs w:val="24"/>
-        </w:rPr>
-      </w:pPr>
-      <w:r>
-        <w:rPr>
-          <w:rFonts w:eastAsia="Calibri"/>
-          <w:i/>
-          <w:iCs/>
-          <w:szCs w:val="24"/>
-        </w:rPr>
-        <w:lastRenderedPageBreak/>
-        <w:t xml:space="preserve">Trong trường hợp ký kết hợp đồng bằng điện tử: </w:t>
-      </w:r>
-    </w:p>
-    <w:p>
-      <w:pPr>
-        <w:tabs>
-          <w:tab w:val="left" w:pos="993"/>
-        </w:tabs>
-        <w:spacing w:before="120" w:after="120"/>
-        <w:ind w:firstLine="567"/>
-        <w:jc w:val="both"/>
-        <w:rPr>
-          <w:rFonts w:eastAsia="Calibri"/>
-          <w:szCs w:val="24"/>
-        </w:rPr>
-      </w:pPr>
-      <w:r>
-        <w:rPr>
-          <w:rFonts w:eastAsia="Calibri"/>
-          <w:szCs w:val="24"/>
-        </w:rPr>
-        <w:t xml:space="preserve">Hợp Đồng được lập bằng tiếng Việt, và được lưu trữ tại hệ thống phương tiện lưu trữ điện tử của Bên A tại website </w:t>
-      </w:r>
-      <w:r>
-        <w:rPr>
-          <w:rFonts w:eastAsia="Calibri"/>
-          <w:szCs w:val="24"/>
-        </w:rPr>
-        <w:t>https://cskh.evnspc.vn</w:t>
-      </w:r>
-      <w:r>
-        <w:rPr>
-          <w:rFonts w:eastAsia="Calibri"/>
-          <w:szCs w:val="24"/>
-        </w:rPr>
-        <w:t xml:space="preserve"> và/hoặc </w:t>
-      </w:r>
-      <w:r>
-        <w:rPr>
-          <w:rFonts w:eastAsia="Calibri"/>
-          <w:szCs w:val="24"/>
-        </w:rPr>
-        <w:t xml:space="preserve">tại </w:t>
-      </w:r>
-      <w:r>
-        <w:rPr>
-          <w:rFonts w:eastAsia="Calibri"/>
-          <w:szCs w:val="24"/>
-        </w:rPr>
-        <w:t xml:space="preserve">ứng dụng APP </w:t>
-      </w:r>
-      <w:r>
-        <w:rPr>
-          <w:rFonts w:eastAsia="Calibri"/>
-          <w:szCs w:val="24"/>
-        </w:rPr>
-        <w:t xml:space="preserve">CSKH </w:t>
-      </w:r>
-      <w:r>
-        <w:rPr>
-          <w:rFonts w:eastAsia="Batang"/>
-          <w:color w:val="0070C0"/>
-          <w:szCs w:val="24"/>
-        </w:rPr>
-        <w:t>EVN</w:t>
-      </w:r>
-      <w:r>
-        <w:rPr>
-          <w:rFonts w:eastAsia="Batang"/>
-          <w:i/>
-          <w:iCs/>
-          <w:color w:val="FF0000"/>
-          <w:szCs w:val="24"/>
-        </w:rPr>
-        <w:t>SP</w:t>
-      </w:r>
-      <w:r>
-        <w:rPr>
-          <w:rFonts w:eastAsia="Batang"/>
-          <w:i/>
-          <w:iCs/>
-          <w:color w:val="FF0000"/>
-          <w:szCs w:val="24"/>
-        </w:rPr>
-        <w:t>C</w:t>
-      </w:r>
-      <w:r>
-        <w:rPr>
-          <w:rFonts w:eastAsia="Calibri"/>
-          <w:szCs w:val="24"/>
-        </w:rPr>
-        <w:t>. Bên B có quyền truy cập để tra cứu nội dung Hợp Đồng này.</w:t>
-      </w:r>
-      <w:r>
-        <w:rPr>
-          <w:rFonts w:eastAsia="Calibri"/>
-          <w:szCs w:val="24"/>
+      <w:r>
+        <w:rPr>
+          <w:rFonts w:eastAsia="Calibri"/>
+          <w:szCs w:val="24"/>
+          <w:lang w:val="en-US"/>
         </w:rPr>
         <w:t>/.</w:t>
       </w:r>
@@ -15586,6 +15425,7 @@
                 <w:sz w:val="26"/>
                 <w:szCs w:val="26"/>
               </w:rPr>
+              <w:lastRenderedPageBreak/>
               <w:t>Đ</w:t>
             </w:r>
             <w:r>
@@ -18044,7 +17884,7 @@
                 <w:sz w:val="26"/>
                 <w:szCs w:val="26"/>
               </w:rPr>
-              <w:t>27</w:t>
+              <w:t>10</w:t>
             </w:r>
             <w:r>
               <w:rPr>
@@ -18108,7 +17948,7 @@
                 <w:sz w:val="26"/>
                 <w:szCs w:val="26"/>
               </w:rPr>
-              <w:t>05</w:t>
+              <w:t>06</w:t>
             </w:r>
             <w:r>
               <w:rPr>

--- a/templates/CMIS/HD-NSH-1Tr.docx
+++ b/templates/CMIS/HD-NSH-1Tr.docx
@@ -17884,7 +17884,7 @@
                 <w:sz w:val="26"/>
                 <w:szCs w:val="26"/>
               </w:rPr>
-              <w:t>10</w:t>
+              <w:t>19</w:t>
             </w:r>
             <w:r>
               <w:rPr>
@@ -18018,19 +18018,6 @@
         </w:tc>
       </w:tr>
     </w:tbl>
-    <w:p>
-      <w:pPr>
-        <w:tabs>
-          <w:tab w:val="left" w:pos="993"/>
-        </w:tabs>
-        <w:jc w:val="center"/>
-        <w:rPr>
-          <w:b/>
-          <w:sz w:val="28"/>
-          <w:szCs w:val="28"/>
-        </w:rPr>
-      </w:pPr>
-    </w:p>
     <w:p>
       <w:pPr>
         <w:tabs>
@@ -18903,7 +18890,6 @@
                 <w:sz w:val="28"/>
                 <w:szCs w:val="28"/>
               </w:rPr>
-              <w:lastRenderedPageBreak/>
               <w:t>Thàn</w:t>
             </w:r>
             <w:r>
@@ -19051,6 +19037,7 @@
                 <w:sz w:val="28"/>
                 <w:szCs w:val="28"/>
               </w:rPr>
+              <w:lastRenderedPageBreak/>
               <w:t>m</w:t>
             </w:r>
             <w:r>
@@ -19192,6 +19179,7 @@
                 <w:szCs w:val="44"/>
                 <w:lang w:val="en-US"/>
               </w:rPr>
+              <w:lastRenderedPageBreak/>
               <w:t xml:space="preserve">□ </w:t>
             </w:r>
             <w:r>
@@ -19243,6 +19231,7 @@
                 <w:szCs w:val="44"/>
                 <w:lang w:val="en-US"/>
               </w:rPr>
+              <w:lastRenderedPageBreak/>
               <w:t xml:space="preserve">□ </w:t>
             </w:r>
             <w:r>
@@ -19293,6 +19282,7 @@
                 <w:sz w:val="28"/>
                 <w:szCs w:val="28"/>
               </w:rPr>
+              <w:lastRenderedPageBreak/>
               <w:t>Đ</w:t>
             </w:r>
             <w:r>

--- a/templates/CMIS/HD-NSH-1Tr.docx
+++ b/templates/CMIS/HD-NSH-1Tr.docx
@@ -2508,7 +2508,6 @@
         <w:rPr>
           <w:rFonts w:eastAsia="Calibri"/>
           <w:szCs w:val="24"/>
-          <w:lang w:val="en-US"/>
         </w:rPr>
         <w:t>phường</w:t>
       </w:r>
@@ -2523,7 +2522,6 @@
         <w:rPr>
           <w:rFonts w:eastAsia="Calibri"/>
           <w:szCs w:val="24"/>
-          <w:lang w:val="en-US"/>
         </w:rPr>
         <w:t>thành phố</w:t>
       </w:r>
@@ -10417,7 +10415,6 @@
         <w:rPr>
           <w:rFonts w:eastAsia="Calibri"/>
           <w:szCs w:val="24"/>
-          <w:lang w:val="en-US"/>
         </w:rPr>
         <w:t xml:space="preserve">07 </w:t>
       </w:r>
@@ -10432,7 +10429,6 @@
         <w:rPr>
           <w:rFonts w:eastAsia="Calibri"/>
           <w:szCs w:val="24"/>
-          <w:lang w:val="en-US"/>
         </w:rPr>
         <w:t>bảy</w:t>
       </w:r>
@@ -10495,7 +10491,6 @@
         <w:rPr>
           <w:rFonts w:eastAsia="Calibri"/>
           <w:szCs w:val="24"/>
-          <w:lang w:val="en-US"/>
         </w:rPr>
         <w:t xml:space="preserve">07 </w:t>
       </w:r>
@@ -10510,7 +10505,6 @@
         <w:rPr>
           <w:rFonts w:eastAsia="Calibri"/>
           <w:szCs w:val="24"/>
-          <w:lang w:val="en-US"/>
         </w:rPr>
         <w:t>bảy</w:t>
       </w:r>
@@ -10656,7 +10650,6 @@
         <w:rPr>
           <w:rFonts w:eastAsia="Calibri"/>
           <w:szCs w:val="24"/>
-          <w:lang w:val="en-US"/>
         </w:rPr>
         <w:t xml:space="preserve">07 </w:t>
       </w:r>
@@ -10671,7 +10664,6 @@
         <w:rPr>
           <w:rFonts w:eastAsia="Calibri"/>
           <w:szCs w:val="24"/>
-          <w:lang w:val="en-US"/>
         </w:rPr>
         <w:t>bảy</w:t>
       </w:r>
@@ -10849,7 +10841,6 @@
         <w:rPr>
           <w:rFonts w:eastAsia="Calibri"/>
           <w:szCs w:val="24"/>
-          <w:lang w:val="en-US"/>
         </w:rPr>
         <w:t xml:space="preserve">07 </w:t>
       </w:r>
@@ -10864,7 +10855,6 @@
         <w:rPr>
           <w:rFonts w:eastAsia="Calibri"/>
           <w:szCs w:val="24"/>
-          <w:lang w:val="en-US"/>
         </w:rPr>
         <w:t>bảy</w:t>
       </w:r>
@@ -10985,7 +10975,6 @@
         <w:rPr>
           <w:rFonts w:eastAsia="Calibri"/>
           <w:szCs w:val="24"/>
-          <w:lang w:val="en-US"/>
         </w:rPr>
         <w:t xml:space="preserve">07 </w:t>
       </w:r>
@@ -11000,7 +10989,6 @@
         <w:rPr>
           <w:rFonts w:eastAsia="Calibri"/>
           <w:szCs w:val="24"/>
-          <w:lang w:val="en-US"/>
         </w:rPr>
         <w:t>bảy</w:t>
       </w:r>
@@ -13438,7 +13426,6 @@
         <w:rPr>
           <w:rFonts w:eastAsia="Calibri"/>
           <w:szCs w:val="24"/>
-          <w:lang w:val="en-US"/>
         </w:rPr>
         <w:t xml:space="preserve">07 </w:t>
       </w:r>
@@ -13453,7 +13440,6 @@
         <w:rPr>
           <w:rFonts w:eastAsia="Calibri"/>
           <w:szCs w:val="24"/>
-          <w:lang w:val="en-US"/>
         </w:rPr>
         <w:t>bảy</w:t>
       </w:r>
@@ -13583,7 +13569,6 @@
         <w:rPr>
           <w:rFonts w:eastAsia="Calibri"/>
           <w:szCs w:val="24"/>
-          <w:lang w:val="en-US"/>
         </w:rPr>
         <w:t xml:space="preserve">07 </w:t>
       </w:r>
@@ -13598,7 +13583,6 @@
         <w:rPr>
           <w:rFonts w:eastAsia="Calibri"/>
           <w:szCs w:val="24"/>
-          <w:lang w:val="en-US"/>
         </w:rPr>
         <w:t>bảy</w:t>
       </w:r>
@@ -13678,7 +13662,6 @@
         <w:rPr>
           <w:rFonts w:eastAsia="Calibri"/>
           <w:szCs w:val="24"/>
-          <w:lang w:val="en-US"/>
         </w:rPr>
         <w:t xml:space="preserve">07 </w:t>
       </w:r>
@@ -13693,7 +13676,6 @@
         <w:rPr>
           <w:rFonts w:eastAsia="Calibri"/>
           <w:szCs w:val="24"/>
-          <w:lang w:val="en-US"/>
         </w:rPr>
         <w:t>bảy</w:t>
       </w:r>
@@ -13769,7 +13751,6 @@
         <w:rPr>
           <w:rFonts w:eastAsia="Calibri"/>
           <w:szCs w:val="24"/>
-          <w:lang w:val="en-US"/>
         </w:rPr>
         <w:t xml:space="preserve">07 </w:t>
       </w:r>
@@ -13784,7 +13765,6 @@
         <w:rPr>
           <w:rFonts w:eastAsia="Calibri"/>
           <w:szCs w:val="24"/>
-          <w:lang w:val="en-US"/>
         </w:rPr>
         <w:t>bảy</w:t>
       </w:r>
@@ -15208,7 +15188,6 @@
         <w:rPr>
           <w:rFonts w:eastAsia="Calibri"/>
           <w:szCs w:val="24"/>
-          <w:lang w:val="en-US"/>
         </w:rPr>
       </w:pPr>
       <w:r>
@@ -15236,7 +15215,6 @@
         <w:rPr>
           <w:rFonts w:eastAsia="Calibri"/>
           <w:szCs w:val="24"/>
-          <w:lang w:val="en-US"/>
         </w:rPr>
         <w:t>/.</w:t>
       </w:r>
@@ -17884,7 +17862,7 @@
                 <w:sz w:val="26"/>
                 <w:szCs w:val="26"/>
               </w:rPr>
-              <w:t>19</w:t>
+              <w:t>20</w:t>
             </w:r>
             <w:r>
               <w:rPr>
@@ -17948,7 +17926,7 @@
                 <w:sz w:val="26"/>
                 <w:szCs w:val="26"/>
               </w:rPr>
-              <w:t>06</w:t>
+              <w:t>07</w:t>
             </w:r>
             <w:r>
               <w:rPr>
@@ -18124,18 +18102,6 @@
         </w:rPr>
       </w:pPr>
     </w:p>
-    <w:p>
-      <w:pPr>
-        <w:tabs>
-          <w:tab w:val="left" w:pos="993"/>
-        </w:tabs>
-        <w:jc w:val="center"/>
-        <w:rPr>
-          <w:rFonts w:eastAsia="Calibri"/>
-          <w:szCs w:val="24"/>
-        </w:rPr>
-      </w:pPr>
-    </w:p>
     <w:tbl>
       <w:tblPr>
         <w:tblW w:w="8926" w:type="dxa"/>
@@ -18152,7 +18118,8 @@
       </w:tblPr>
       <w:tblGrid>
         <w:gridCol w:w="3823"/>
-        <w:gridCol w:w="5103"/>
+        <w:gridCol w:w="77"/>
+        <w:gridCol w:w="5026"/>
       </w:tblGrid>
       <w:tr>
         <w:trPr>
@@ -18186,6 +18153,7 @@
         <w:tc>
           <w:tcPr>
             <w:tcW w:w="5103" w:type="dxa"/>
+            <w:gridSpan w:val="2"/>
             <w:vAlign w:val="center"/>
           </w:tcPr>
           <w:p>
@@ -18239,9 +18207,20 @@
         <w:tc>
           <w:tcPr>
             <w:tcW w:w="5103" w:type="dxa"/>
+            <w:gridSpan w:val="2"/>
             <w:vAlign w:val="center"/>
           </w:tcPr>
-          <w:p/>
+          <w:p>
+            <w:r>
+              <w:rPr>
+                <w:color w:val="000099"/>
+                <w:spacing w:val="-9"/>
+                <w:w w:val="105"/>
+                <w:szCs w:val="24"/>
+              </w:rPr>
+              <w:t>{DCHI_DDIEN}</w:t>
+            </w:r>
+          </w:p>
         </w:tc>
       </w:tr>
       <w:tr>
@@ -18271,6 +18250,7 @@
         <w:tc>
           <w:tcPr>
             <w:tcW w:w="5103" w:type="dxa"/>
+            <w:gridSpan w:val="2"/>
             <w:vAlign w:val="center"/>
           </w:tcPr>
           <w:p>
@@ -18283,7 +18263,32 @@
               <w:rPr>
                 <w:lang w:val="en-GB"/>
               </w:rPr>
-              <w:t>[Ghi thông tin (họ tên, chức vụ, số điện thoại, email..) của người có thẩm quyền, trách nhiệm phía khách hàng]</w:t>
+              <w:t>{DTHOAI}</w:t>
+            </w:r>
+            <w:r>
+              <w:rPr>
+                <w:lang w:val="en-GB"/>
+              </w:rPr>
+              <w:t xml:space="preserve"> - </w:t>
+            </w:r>
+            <w:r>
+              <w:rPr>
+                <w:lang w:val="en-GB"/>
+              </w:rPr>
+              <w:t>{LIEN_HE}</w:t>
+            </w:r>
+          </w:p>
+          <w:p>
+            <w:pPr>
+              <w:rPr>
+                <w:lang w:val="en-GB"/>
+              </w:rPr>
+            </w:pPr>
+            <w:r>
+              <w:rPr>
+                <w:lang w:val="en-GB"/>
+              </w:rPr>
+              <w:t>{EMAIL}</w:t>
             </w:r>
           </w:p>
         </w:tc>
@@ -18307,6 +18312,7 @@
         <w:tc>
           <w:tcPr>
             <w:tcW w:w="5103" w:type="dxa"/>
+            <w:gridSpan w:val="2"/>
             <w:vAlign w:val="center"/>
           </w:tcPr>
           <w:p>
@@ -18314,7 +18320,7 @@
               <w:t xml:space="preserve">[  </w:t>
             </w:r>
             <w:r>
-              <w:t>x</w:t>
+              <w:t xml:space="preserve"> </w:t>
             </w:r>
             <w:r>
               <w:t xml:space="preserve"> ]  Chương trình điều chỉnh phụ tải điện sử dụng các ưu đãi phi thương mại</w:t>
@@ -18359,6 +18365,7 @@
         <w:tc>
           <w:tcPr>
             <w:tcW w:w="5103" w:type="dxa"/>
+            <w:gridSpan w:val="2"/>
             <w:vAlign w:val="center"/>
           </w:tcPr>
           <w:p>
@@ -18421,6 +18428,7 @@
         <w:tc>
           <w:tcPr>
             <w:tcW w:w="5103" w:type="dxa"/>
+            <w:gridSpan w:val="2"/>
             <w:vAlign w:val="center"/>
           </w:tcPr>
           <w:p>
@@ -18467,6 +18475,7 @@
         <w:tc>
           <w:tcPr>
             <w:tcW w:w="5103" w:type="dxa"/>
+            <w:gridSpan w:val="2"/>
             <w:vAlign w:val="center"/>
           </w:tcPr>
           <w:p>
@@ -18479,22 +18488,7 @@
               <w:rPr>
                 <w:lang w:val="fr-FR"/>
               </w:rPr>
-              <w:t>[</w:t>
-            </w:r>
-            <w:r>
-              <w:t>Công ty Điện lực quản lý khu vực khách hàng</w:t>
-            </w:r>
-            <w:r>
-              <w:rPr>
-                <w:lang w:val="fr-FR"/>
-              </w:rPr>
-              <w:t>]</w:t>
-            </w:r>
-            <w:r>
-              <w:rPr>
-                <w:lang w:val="fr-FR"/>
-              </w:rPr>
-              <w:tab/>
+              <w:t>{DIA_CHI_DDO}</w:t>
             </w:r>
           </w:p>
         </w:tc>
@@ -18518,6 +18512,7 @@
         <w:tc>
           <w:tcPr>
             <w:tcW w:w="5103" w:type="dxa"/>
+            <w:gridSpan w:val="2"/>
             <w:vAlign w:val="center"/>
           </w:tcPr>
           <w:p/>
@@ -18542,6 +18537,7 @@
         <w:tc>
           <w:tcPr>
             <w:tcW w:w="5103" w:type="dxa"/>
+            <w:gridSpan w:val="2"/>
             <w:vAlign w:val="center"/>
           </w:tcPr>
           <w:p/>
@@ -18555,86 +18551,35 @@
         <w:tc>
           <w:tcPr>
             <w:tcW w:w="8926" w:type="dxa"/>
-            <w:gridSpan w:val="2"/>
+            <w:gridSpan w:val="3"/>
             <w:vAlign w:val="center"/>
           </w:tcPr>
           <w:p>
             <w:r>
-              <w:t>Với những nội dung nêu trên, chúng tôi đăng ký tham gia Chương trình ...</w:t>
+              <w:t xml:space="preserve">Với những nội dung nêu trên, chúng tôi đăng ký tham gia </w:t>
+            </w:r>
+            <w:r>
+              <w:t>điều chỉnh phụ tải điện sử dụng các ưu đãi phi thương mại</w:t>
+            </w:r>
+            <w:r>
+              <w:t>.</w:t>
             </w:r>
           </w:p>
         </w:tc>
       </w:tr>
-    </w:tbl>
-    <w:p>
-      <w:pPr>
-        <w:tabs>
-          <w:tab w:val="left" w:pos="993"/>
-        </w:tabs>
-        <w:spacing w:before="120" w:after="120"/>
-        <w:jc w:val="both"/>
-        <w:rPr>
-          <w:rFonts w:eastAsia="Calibri"/>
-          <w:sz w:val="26"/>
-          <w:szCs w:val="26"/>
-        </w:rPr>
-      </w:pPr>
-      <w:r>
-        <w:rPr>
-          <w:rFonts w:eastAsia="Calibri"/>
-          <w:sz w:val="26"/>
-          <w:szCs w:val="26"/>
-        </w:rPr>
-        <w:tab/>
-      </w:r>
-    </w:p>
-    <w:p>
-      <w:pPr>
-        <w:tabs>
-          <w:tab w:val="left" w:pos="993"/>
-        </w:tabs>
-        <w:spacing w:before="120" w:after="120"/>
-        <w:jc w:val="both"/>
-        <w:rPr>
-          <w:rFonts w:eastAsia="Calibri"/>
-          <w:sz w:val="26"/>
-          <w:szCs w:val="26"/>
-        </w:rPr>
-      </w:pPr>
-      <w:r>
-        <w:rPr>
-          <w:rFonts w:eastAsia="Calibri"/>
-          <w:sz w:val="26"/>
-          <w:szCs w:val="26"/>
-        </w:rPr>
-        <w:t>Căn cứ vào nội dung làm việc giữa Đơn vị thực hiện chương trình điều chỉnh phụ tải điện và Khách hàng, hai bên thống nhất Danh mục phụ tải tham gia Chương trình điều chỉnh phụ tải điện bao gồm các nội dung như sau:</w:t>
-      </w:r>
-    </w:p>
-    <w:tbl>
-      <w:tblPr>
-        <w:tblW w:w="5000" w:type="pct"/>
-        <w:tblBorders>
-          <w:top w:val="single" w:sz="4" w:space="0" w:color="auto"/>
-          <w:left w:val="single" w:sz="4" w:space="0" w:color="auto"/>
-          <w:bottom w:val="single" w:sz="4" w:space="0" w:color="auto"/>
-          <w:right w:val="single" w:sz="4" w:space="0" w:color="auto"/>
-          <w:insideH w:val="single" w:sz="4" w:space="0" w:color="auto"/>
-          <w:insideV w:val="single" w:sz="4" w:space="0" w:color="auto"/>
-        </w:tblBorders>
-        <w:tblCellMar>
-          <w:left w:w="0" w:type="dxa"/>
-          <w:right w:w="0" w:type="dxa"/>
-        </w:tblCellMar>
-        <w:tblLook w:val="0000" w:firstRow="0" w:lastRow="0" w:firstColumn="0" w:lastColumn="0" w:noHBand="0" w:noVBand="0"/>
-      </w:tblPr>
-      <w:tblGrid>
-        <w:gridCol w:w="3900"/>
-        <w:gridCol w:w="5162"/>
-      </w:tblGrid>
       <w:tr>
+        <w:tblPrEx>
+          <w:jc w:val="left"/>
+          <w:tblCellMar>
+            <w:left w:w="0" w:type="dxa"/>
+            <w:right w:w="0" w:type="dxa"/>
+          </w:tblCellMar>
+          <w:tblLook w:val="0000" w:firstRow="0" w:lastRow="0" w:firstColumn="0" w:lastColumn="0" w:noHBand="0" w:noVBand="0"/>
+        </w:tblPrEx>
         <w:tc>
           <w:tcPr>
-            <w:tcW w:w="2152" w:type="pct"/>
+            <w:tcW w:w="8926" w:type="dxa"/>
+            <w:gridSpan w:val="3"/>
           </w:tcPr>
           <w:p>
             <w:pPr>
@@ -18643,2249 +18588,22 @@
               <w:autoSpaceDN w:val="0"/>
               <w:adjustRightInd w:val="0"/>
               <w:spacing w:before="120"/>
+              <w:jc w:val="center"/>
               <w:rPr>
+                <w:b/>
                 <w:sz w:val="28"/>
                 <w:szCs w:val="28"/>
               </w:rPr>
             </w:pPr>
             <w:r>
               <w:rPr>
+                <w:b/>
                 <w:spacing w:val="2"/>
                 <w:sz w:val="28"/>
                 <w:szCs w:val="28"/>
               </w:rPr>
-              <w:t>Đ</w:t>
+              <w:t xml:space="preserve">XÁC </w:t>
             </w:r>
-            <w:r>
-              <w:rPr>
-                <w:spacing w:val="3"/>
-                <w:sz w:val="28"/>
-                <w:szCs w:val="28"/>
-              </w:rPr>
-              <w:t>ị</w:t>
-            </w:r>
-            <w:r>
-              <w:rPr>
-                <w:sz w:val="28"/>
-                <w:szCs w:val="28"/>
-              </w:rPr>
-              <w:t>a</w:t>
-            </w:r>
-            <w:r>
-              <w:rPr>
-                <w:spacing w:val="4"/>
-                <w:sz w:val="28"/>
-                <w:szCs w:val="28"/>
-              </w:rPr>
-              <w:t xml:space="preserve"> </w:t>
-            </w:r>
-            <w:r>
-              <w:rPr>
-                <w:spacing w:val="2"/>
-                <w:sz w:val="28"/>
-                <w:szCs w:val="28"/>
-              </w:rPr>
-              <w:t>ch</w:t>
-            </w:r>
-            <w:r>
-              <w:rPr>
-                <w:sz w:val="28"/>
-                <w:szCs w:val="28"/>
-              </w:rPr>
-              <w:t>ỉ</w:t>
-            </w:r>
-          </w:p>
-        </w:tc>
-        <w:tc>
-          <w:tcPr>
-            <w:tcW w:w="2848" w:type="pct"/>
-          </w:tcPr>
-          <w:p>
-            <w:pPr>
-              <w:widowControl w:val="0"/>
-              <w:autoSpaceDE w:val="0"/>
-              <w:autoSpaceDN w:val="0"/>
-              <w:adjustRightInd w:val="0"/>
-              <w:spacing w:before="120"/>
-              <w:rPr>
-                <w:sz w:val="28"/>
-                <w:szCs w:val="28"/>
-                <w:lang w:val="en-US"/>
-              </w:rPr>
-            </w:pPr>
-            <w:r>
-              <w:rPr>
-                <w:color w:val="000099"/>
-                <w:spacing w:val="-9"/>
-                <w:w w:val="105"/>
-                <w:szCs w:val="24"/>
-              </w:rPr>
-              <w:t>{DCHI_DDIEN}</w:t>
-            </w:r>
-          </w:p>
-        </w:tc>
-      </w:tr>
-      <w:tr>
-        <w:tc>
-          <w:tcPr>
-            <w:tcW w:w="2152" w:type="pct"/>
-          </w:tcPr>
-          <w:p>
-            <w:pPr>
-              <w:widowControl w:val="0"/>
-              <w:autoSpaceDE w:val="0"/>
-              <w:autoSpaceDN w:val="0"/>
-              <w:adjustRightInd w:val="0"/>
-              <w:spacing w:before="120"/>
-              <w:rPr>
-                <w:sz w:val="28"/>
-                <w:szCs w:val="28"/>
-              </w:rPr>
-            </w:pPr>
-            <w:r>
-              <w:rPr>
-                <w:spacing w:val="3"/>
-                <w:sz w:val="28"/>
-                <w:szCs w:val="28"/>
-              </w:rPr>
-              <w:t>M</w:t>
-            </w:r>
-            <w:r>
-              <w:rPr>
-                <w:sz w:val="28"/>
-                <w:szCs w:val="28"/>
-              </w:rPr>
-              <w:t>ã</w:t>
-            </w:r>
-            <w:r>
-              <w:rPr>
-                <w:spacing w:val="4"/>
-                <w:sz w:val="28"/>
-                <w:szCs w:val="28"/>
-              </w:rPr>
-              <w:t xml:space="preserve"> </w:t>
-            </w:r>
-            <w:r>
-              <w:rPr>
-                <w:spacing w:val="3"/>
-                <w:sz w:val="28"/>
-                <w:szCs w:val="28"/>
-              </w:rPr>
-              <w:t>s</w:t>
-            </w:r>
-            <w:r>
-              <w:rPr>
-                <w:sz w:val="28"/>
-                <w:szCs w:val="28"/>
-              </w:rPr>
-              <w:t>ố</w:t>
-            </w:r>
-            <w:r>
-              <w:rPr>
-                <w:spacing w:val="5"/>
-                <w:sz w:val="28"/>
-                <w:szCs w:val="28"/>
-              </w:rPr>
-              <w:t xml:space="preserve"> </w:t>
-            </w:r>
-            <w:r>
-              <w:rPr>
-                <w:spacing w:val="2"/>
-                <w:sz w:val="28"/>
-                <w:szCs w:val="28"/>
-              </w:rPr>
-              <w:t>khác</w:t>
-            </w:r>
-            <w:r>
-              <w:rPr>
-                <w:sz w:val="28"/>
-                <w:szCs w:val="28"/>
-              </w:rPr>
-              <w:t>h</w:t>
-            </w:r>
-            <w:r>
-              <w:rPr>
-                <w:spacing w:val="5"/>
-                <w:sz w:val="28"/>
-                <w:szCs w:val="28"/>
-              </w:rPr>
-              <w:t xml:space="preserve"> </w:t>
-            </w:r>
-            <w:r>
-              <w:rPr>
-                <w:spacing w:val="2"/>
-                <w:sz w:val="28"/>
-                <w:szCs w:val="28"/>
-              </w:rPr>
-              <w:t>hàn</w:t>
-            </w:r>
-            <w:r>
-              <w:rPr>
-                <w:sz w:val="28"/>
-                <w:szCs w:val="28"/>
-              </w:rPr>
-              <w:t>g</w:t>
-            </w:r>
-          </w:p>
-        </w:tc>
-        <w:tc>
-          <w:tcPr>
-            <w:tcW w:w="2848" w:type="pct"/>
-          </w:tcPr>
-          <w:p>
-            <w:pPr>
-              <w:widowControl w:val="0"/>
-              <w:autoSpaceDE w:val="0"/>
-              <w:autoSpaceDN w:val="0"/>
-              <w:adjustRightInd w:val="0"/>
-              <w:spacing w:before="120"/>
-              <w:rPr>
-                <w:sz w:val="28"/>
-                <w:szCs w:val="28"/>
-                <w:lang w:val="en-US"/>
-              </w:rPr>
-            </w:pPr>
-            <w:r>
-              <w:rPr>
-                <w:color w:val="000099"/>
-                <w:sz w:val="28"/>
-                <w:szCs w:val="28"/>
-                <w:lang w:val="en-US"/>
-              </w:rPr>
-              <w:t>{</w:t>
-            </w:r>
-            <w:r>
-              <w:rPr>
-                <w:b/>
-                <w:bCs/>
-                <w:color w:val="000099"/>
-                <w:sz w:val="28"/>
-                <w:szCs w:val="28"/>
-              </w:rPr>
-              <w:t>MA_KHANG}</w:t>
-            </w:r>
-          </w:p>
-        </w:tc>
-      </w:tr>
-      <w:tr>
-        <w:tc>
-          <w:tcPr>
-            <w:tcW w:w="2152" w:type="pct"/>
-          </w:tcPr>
-          <w:p>
-            <w:pPr>
-              <w:widowControl w:val="0"/>
-              <w:autoSpaceDE w:val="0"/>
-              <w:autoSpaceDN w:val="0"/>
-              <w:adjustRightInd w:val="0"/>
-              <w:spacing w:before="120"/>
-              <w:rPr>
-                <w:sz w:val="28"/>
-                <w:szCs w:val="28"/>
-              </w:rPr>
-            </w:pPr>
-            <w:r>
-              <w:rPr>
-                <w:spacing w:val="2"/>
-                <w:sz w:val="28"/>
-                <w:szCs w:val="28"/>
-              </w:rPr>
-              <w:t>Thàn</w:t>
-            </w:r>
-            <w:r>
-              <w:rPr>
-                <w:sz w:val="28"/>
-                <w:szCs w:val="28"/>
-              </w:rPr>
-              <w:t>h</w:t>
-            </w:r>
-            <w:r>
-              <w:rPr>
-                <w:spacing w:val="53"/>
-                <w:sz w:val="28"/>
-                <w:szCs w:val="28"/>
-              </w:rPr>
-              <w:t xml:space="preserve"> </w:t>
-            </w:r>
-            <w:r>
-              <w:rPr>
-                <w:spacing w:val="2"/>
-                <w:sz w:val="28"/>
-                <w:szCs w:val="28"/>
-              </w:rPr>
-              <w:t>phần</w:t>
-            </w:r>
-            <w:r>
-              <w:rPr>
-                <w:spacing w:val="53"/>
-                <w:sz w:val="28"/>
-                <w:szCs w:val="28"/>
-              </w:rPr>
-              <w:t xml:space="preserve"> </w:t>
-            </w:r>
-            <w:r>
-              <w:rPr>
-                <w:spacing w:val="2"/>
-                <w:sz w:val="28"/>
-                <w:szCs w:val="28"/>
-              </w:rPr>
-              <w:t>ph</w:t>
-            </w:r>
-            <w:r>
-              <w:rPr>
-                <w:sz w:val="28"/>
-                <w:szCs w:val="28"/>
-              </w:rPr>
-              <w:t>ụ</w:t>
-            </w:r>
-            <w:r>
-              <w:rPr>
-                <w:spacing w:val="53"/>
-                <w:sz w:val="28"/>
-                <w:szCs w:val="28"/>
-              </w:rPr>
-              <w:t xml:space="preserve"> </w:t>
-            </w:r>
-            <w:r>
-              <w:rPr>
-                <w:spacing w:val="3"/>
-                <w:sz w:val="28"/>
-                <w:szCs w:val="28"/>
-              </w:rPr>
-              <w:t>t</w:t>
-            </w:r>
-            <w:r>
-              <w:rPr>
-                <w:spacing w:val="2"/>
-                <w:sz w:val="28"/>
-                <w:szCs w:val="28"/>
-              </w:rPr>
-              <w:t>ả</w:t>
-            </w:r>
-            <w:r>
-              <w:rPr>
-                <w:sz w:val="28"/>
-                <w:szCs w:val="28"/>
-              </w:rPr>
-              <w:t>i</w:t>
-            </w:r>
-            <w:r>
-              <w:rPr>
-                <w:spacing w:val="54"/>
-                <w:sz w:val="28"/>
-                <w:szCs w:val="28"/>
-              </w:rPr>
-              <w:t xml:space="preserve"> </w:t>
-            </w:r>
-            <w:r>
-              <w:rPr>
-                <w:spacing w:val="2"/>
-                <w:sz w:val="28"/>
-                <w:szCs w:val="28"/>
-              </w:rPr>
-              <w:t>(</w:t>
-            </w:r>
-            <w:r>
-              <w:rPr>
-                <w:spacing w:val="3"/>
-                <w:sz w:val="28"/>
-                <w:szCs w:val="28"/>
-              </w:rPr>
-              <w:t>l</w:t>
-            </w:r>
-            <w:r>
-              <w:rPr>
-                <w:sz w:val="28"/>
-                <w:szCs w:val="28"/>
-              </w:rPr>
-              <w:t>ựa</w:t>
-            </w:r>
-            <w:r>
-              <w:rPr>
-                <w:spacing w:val="52"/>
-                <w:sz w:val="28"/>
-                <w:szCs w:val="28"/>
-              </w:rPr>
-              <w:t xml:space="preserve"> </w:t>
-            </w:r>
-            <w:r>
-              <w:rPr>
-                <w:spacing w:val="2"/>
-                <w:sz w:val="28"/>
-                <w:szCs w:val="28"/>
-              </w:rPr>
-              <w:t>chọ</w:t>
-            </w:r>
-            <w:r>
-              <w:rPr>
-                <w:sz w:val="28"/>
-                <w:szCs w:val="28"/>
-              </w:rPr>
-              <w:t>n</w:t>
-            </w:r>
-            <w:r>
-              <w:rPr>
-                <w:spacing w:val="53"/>
-                <w:sz w:val="28"/>
-                <w:szCs w:val="28"/>
-              </w:rPr>
-              <w:t xml:space="preserve"> </w:t>
-            </w:r>
-            <w:r>
-              <w:rPr>
-                <w:spacing w:val="3"/>
-                <w:sz w:val="28"/>
-                <w:szCs w:val="28"/>
-              </w:rPr>
-              <w:lastRenderedPageBreak/>
-              <w:t>m</w:t>
-            </w:r>
-            <w:r>
-              <w:rPr>
-                <w:spacing w:val="2"/>
-                <w:sz w:val="28"/>
-                <w:szCs w:val="28"/>
-              </w:rPr>
-              <w:t>ộ</w:t>
-            </w:r>
-            <w:r>
-              <w:rPr>
-                <w:sz w:val="28"/>
-                <w:szCs w:val="28"/>
-              </w:rPr>
-              <w:t>t</w:t>
-            </w:r>
-            <w:r>
-              <w:rPr>
-                <w:spacing w:val="54"/>
-                <w:sz w:val="28"/>
-                <w:szCs w:val="28"/>
-              </w:rPr>
-              <w:t xml:space="preserve"> </w:t>
-            </w:r>
-            <w:r>
-              <w:rPr>
-                <w:spacing w:val="3"/>
-                <w:sz w:val="28"/>
-                <w:szCs w:val="28"/>
-              </w:rPr>
-              <w:t>t</w:t>
-            </w:r>
-            <w:r>
-              <w:rPr>
-                <w:spacing w:val="2"/>
-                <w:sz w:val="28"/>
-                <w:szCs w:val="28"/>
-              </w:rPr>
-              <w:t>ron</w:t>
-            </w:r>
-            <w:r>
-              <w:rPr>
-                <w:sz w:val="28"/>
-                <w:szCs w:val="28"/>
-              </w:rPr>
-              <w:t>g</w:t>
-            </w:r>
-            <w:r>
-              <w:rPr>
-                <w:spacing w:val="53"/>
-                <w:sz w:val="28"/>
-                <w:szCs w:val="28"/>
-              </w:rPr>
-              <w:t xml:space="preserve"> </w:t>
-            </w:r>
-            <w:r>
-              <w:rPr>
-                <w:spacing w:val="2"/>
-                <w:sz w:val="28"/>
-                <w:szCs w:val="28"/>
-              </w:rPr>
-              <w:t>cá</w:t>
-            </w:r>
-            <w:r>
-              <w:rPr>
-                <w:sz w:val="28"/>
-                <w:szCs w:val="28"/>
-              </w:rPr>
-              <w:t xml:space="preserve">c </w:t>
-            </w:r>
-            <w:r>
-              <w:rPr>
-                <w:spacing w:val="3"/>
-                <w:sz w:val="28"/>
-                <w:szCs w:val="28"/>
-              </w:rPr>
-              <w:t>t</w:t>
-            </w:r>
-            <w:r>
-              <w:rPr>
-                <w:spacing w:val="2"/>
-                <w:sz w:val="28"/>
-                <w:szCs w:val="28"/>
-              </w:rPr>
-              <w:t>hàn</w:t>
-            </w:r>
-            <w:r>
-              <w:rPr>
-                <w:sz w:val="28"/>
-                <w:szCs w:val="28"/>
-              </w:rPr>
-              <w:t>h</w:t>
-            </w:r>
-            <w:r>
-              <w:rPr>
-                <w:spacing w:val="5"/>
-                <w:sz w:val="28"/>
-                <w:szCs w:val="28"/>
-              </w:rPr>
-              <w:t xml:space="preserve"> </w:t>
-            </w:r>
-            <w:r>
-              <w:rPr>
-                <w:spacing w:val="2"/>
-                <w:sz w:val="28"/>
-                <w:szCs w:val="28"/>
-              </w:rPr>
-              <w:t>phần</w:t>
-            </w:r>
-            <w:r>
-              <w:rPr>
-                <w:sz w:val="28"/>
-                <w:szCs w:val="28"/>
-              </w:rPr>
-              <w:t>)</w:t>
-            </w:r>
-          </w:p>
-        </w:tc>
-        <w:tc>
-          <w:tcPr>
-            <w:tcW w:w="2848" w:type="pct"/>
-          </w:tcPr>
-          <w:p>
-            <w:pPr>
-              <w:widowControl w:val="0"/>
-              <w:autoSpaceDE w:val="0"/>
-              <w:autoSpaceDN w:val="0"/>
-              <w:adjustRightInd w:val="0"/>
-              <w:rPr>
-                <w:sz w:val="28"/>
-                <w:szCs w:val="28"/>
-                <w:lang w:val="en-US"/>
-              </w:rPr>
-            </w:pPr>
-            <w:r>
-              <w:rPr>
-                <w:sz w:val="44"/>
-                <w:szCs w:val="44"/>
-                <w:lang w:val="en-US"/>
-              </w:rPr>
-              <w:lastRenderedPageBreak/>
-              <w:t xml:space="preserve">□ </w:t>
-            </w:r>
-            <w:r>
-              <w:rPr>
-                <w:sz w:val="28"/>
-                <w:szCs w:val="28"/>
-              </w:rPr>
-              <w:t>Công nghi</w:t>
-            </w:r>
-            <w:r>
-              <w:rPr>
-                <w:spacing w:val="2"/>
-                <w:sz w:val="28"/>
-                <w:szCs w:val="28"/>
-              </w:rPr>
-              <w:t>ệ</w:t>
-            </w:r>
-            <w:r>
-              <w:rPr>
-                <w:sz w:val="28"/>
-                <w:szCs w:val="28"/>
-              </w:rPr>
-              <w:t>p</w:t>
-            </w:r>
-            <w:r>
-              <w:rPr>
-                <w:sz w:val="28"/>
-                <w:szCs w:val="28"/>
-                <w:lang w:val="en-US"/>
-              </w:rPr>
-              <w:t xml:space="preserve"> </w:t>
-            </w:r>
-          </w:p>
-          <w:p>
-            <w:pPr>
-              <w:widowControl w:val="0"/>
-              <w:autoSpaceDE w:val="0"/>
-              <w:autoSpaceDN w:val="0"/>
-              <w:adjustRightInd w:val="0"/>
-              <w:spacing w:before="120"/>
-              <w:rPr>
-                <w:sz w:val="28"/>
-                <w:szCs w:val="28"/>
-              </w:rPr>
-            </w:pPr>
-            <w:r>
-              <w:rPr>
-                <w:sz w:val="44"/>
-                <w:szCs w:val="44"/>
-                <w:lang w:val="en-US"/>
-              </w:rPr>
-              <w:lastRenderedPageBreak/>
-              <w:t xml:space="preserve">□ </w:t>
-            </w:r>
-            <w:r>
-              <w:rPr>
-                <w:sz w:val="28"/>
-                <w:szCs w:val="28"/>
-              </w:rPr>
-              <w:t>Thương m</w:t>
-            </w:r>
-            <w:r>
-              <w:rPr>
-                <w:spacing w:val="-1"/>
-                <w:sz w:val="28"/>
-                <w:szCs w:val="28"/>
-              </w:rPr>
-              <w:t>ạ</w:t>
-            </w:r>
-            <w:r>
-              <w:rPr>
-                <w:sz w:val="28"/>
-                <w:szCs w:val="28"/>
-              </w:rPr>
-              <w:t>i</w:t>
-            </w:r>
-          </w:p>
-        </w:tc>
-      </w:tr>
-      <w:tr>
-        <w:tc>
-          <w:tcPr>
-            <w:tcW w:w="2152" w:type="pct"/>
-          </w:tcPr>
-          <w:p>
-            <w:pPr>
-              <w:widowControl w:val="0"/>
-              <w:autoSpaceDE w:val="0"/>
-              <w:autoSpaceDN w:val="0"/>
-              <w:adjustRightInd w:val="0"/>
-              <w:spacing w:before="120"/>
-              <w:rPr>
-                <w:sz w:val="28"/>
-                <w:szCs w:val="28"/>
-              </w:rPr>
-            </w:pPr>
-            <w:r>
-              <w:rPr>
-                <w:spacing w:val="2"/>
-                <w:sz w:val="28"/>
-                <w:szCs w:val="28"/>
-              </w:rPr>
-              <w:lastRenderedPageBreak/>
-              <w:t>Đ</w:t>
-            </w:r>
-            <w:r>
-              <w:rPr>
-                <w:spacing w:val="3"/>
-                <w:sz w:val="28"/>
-                <w:szCs w:val="28"/>
-              </w:rPr>
-              <w:t>i</w:t>
-            </w:r>
-            <w:r>
-              <w:rPr>
-                <w:spacing w:val="2"/>
-                <w:sz w:val="28"/>
-                <w:szCs w:val="28"/>
-              </w:rPr>
-              <w:t>ệ</w:t>
-            </w:r>
-            <w:r>
-              <w:rPr>
-                <w:sz w:val="28"/>
-                <w:szCs w:val="28"/>
-              </w:rPr>
-              <w:t>n</w:t>
-            </w:r>
-            <w:r>
-              <w:rPr>
-                <w:spacing w:val="5"/>
-                <w:sz w:val="28"/>
-                <w:szCs w:val="28"/>
-              </w:rPr>
-              <w:t xml:space="preserve"> </w:t>
-            </w:r>
-            <w:r>
-              <w:rPr>
-                <w:spacing w:val="2"/>
-                <w:sz w:val="28"/>
-                <w:szCs w:val="28"/>
-              </w:rPr>
-              <w:t>á</w:t>
-            </w:r>
-            <w:r>
-              <w:rPr>
-                <w:sz w:val="28"/>
-                <w:szCs w:val="28"/>
-              </w:rPr>
-              <w:t>p</w:t>
-            </w:r>
-            <w:r>
-              <w:rPr>
-                <w:spacing w:val="5"/>
-                <w:sz w:val="28"/>
-                <w:szCs w:val="28"/>
-              </w:rPr>
-              <w:t xml:space="preserve"> </w:t>
-            </w:r>
-            <w:r>
-              <w:rPr>
-                <w:spacing w:val="2"/>
-                <w:sz w:val="28"/>
-                <w:szCs w:val="28"/>
-              </w:rPr>
-              <w:t>đấ</w:t>
-            </w:r>
-            <w:r>
-              <w:rPr>
-                <w:sz w:val="28"/>
-                <w:szCs w:val="28"/>
-              </w:rPr>
-              <w:t>u</w:t>
-            </w:r>
-            <w:r>
-              <w:rPr>
-                <w:spacing w:val="5"/>
-                <w:sz w:val="28"/>
-                <w:szCs w:val="28"/>
-              </w:rPr>
-              <w:t xml:space="preserve"> </w:t>
-            </w:r>
-            <w:r>
-              <w:rPr>
-                <w:spacing w:val="2"/>
-                <w:sz w:val="28"/>
-                <w:szCs w:val="28"/>
-              </w:rPr>
-              <w:t>nố</w:t>
-            </w:r>
-            <w:r>
-              <w:rPr>
-                <w:sz w:val="28"/>
-                <w:szCs w:val="28"/>
-              </w:rPr>
-              <w:t>i,</w:t>
-            </w:r>
-            <w:r>
-              <w:rPr>
-                <w:spacing w:val="5"/>
-                <w:sz w:val="28"/>
-                <w:szCs w:val="28"/>
-              </w:rPr>
-              <w:t xml:space="preserve"> </w:t>
-            </w:r>
-            <w:r>
-              <w:rPr>
-                <w:spacing w:val="3"/>
-                <w:sz w:val="28"/>
-                <w:szCs w:val="28"/>
-              </w:rPr>
-              <w:t>m</w:t>
-            </w:r>
-            <w:r>
-              <w:rPr>
-                <w:spacing w:val="2"/>
-                <w:sz w:val="28"/>
-                <w:szCs w:val="28"/>
-              </w:rPr>
-              <w:t>u</w:t>
-            </w:r>
-            <w:r>
-              <w:rPr>
-                <w:sz w:val="28"/>
-                <w:szCs w:val="28"/>
-              </w:rPr>
-              <w:t>a</w:t>
-            </w:r>
-            <w:r>
-              <w:rPr>
-                <w:spacing w:val="4"/>
-                <w:sz w:val="28"/>
-                <w:szCs w:val="28"/>
-              </w:rPr>
-              <w:t xml:space="preserve"> </w:t>
-            </w:r>
-            <w:r>
-              <w:rPr>
-                <w:spacing w:val="2"/>
-                <w:sz w:val="28"/>
-                <w:szCs w:val="28"/>
-              </w:rPr>
-              <w:t>b</w:t>
-            </w:r>
-            <w:r>
-              <w:rPr>
-                <w:sz w:val="28"/>
-                <w:szCs w:val="28"/>
-              </w:rPr>
-              <w:t>án</w:t>
-            </w:r>
-            <w:r>
-              <w:rPr>
-                <w:spacing w:val="5"/>
-                <w:sz w:val="28"/>
-                <w:szCs w:val="28"/>
-              </w:rPr>
-              <w:t xml:space="preserve"> </w:t>
-            </w:r>
-            <w:r>
-              <w:rPr>
-                <w:spacing w:val="2"/>
-                <w:sz w:val="28"/>
-                <w:szCs w:val="28"/>
-              </w:rPr>
-              <w:t>đ</w:t>
-            </w:r>
-            <w:r>
-              <w:rPr>
-                <w:spacing w:val="3"/>
-                <w:sz w:val="28"/>
-                <w:szCs w:val="28"/>
-              </w:rPr>
-              <w:t>i</w:t>
-            </w:r>
-            <w:r>
-              <w:rPr>
-                <w:spacing w:val="2"/>
-                <w:sz w:val="28"/>
-                <w:szCs w:val="28"/>
-              </w:rPr>
-              <w:t>ệ</w:t>
-            </w:r>
-            <w:r>
-              <w:rPr>
-                <w:sz w:val="28"/>
-                <w:szCs w:val="28"/>
-              </w:rPr>
-              <w:t>n</w:t>
-            </w:r>
-          </w:p>
-        </w:tc>
-        <w:tc>
-          <w:tcPr>
-            <w:tcW w:w="2848" w:type="pct"/>
-          </w:tcPr>
-          <w:p>
-            <w:pPr>
-              <w:widowControl w:val="0"/>
-              <w:autoSpaceDE w:val="0"/>
-              <w:autoSpaceDN w:val="0"/>
-              <w:adjustRightInd w:val="0"/>
-              <w:spacing w:before="120"/>
-              <w:rPr>
-                <w:sz w:val="28"/>
-                <w:szCs w:val="28"/>
-              </w:rPr>
-            </w:pPr>
-            <w:r>
-              <w:rPr>
-                <w:sz w:val="44"/>
-                <w:szCs w:val="44"/>
-              </w:rPr>
-              <w:t xml:space="preserve">□ </w:t>
-            </w:r>
-            <w:r>
-              <w:rPr>
-                <w:sz w:val="28"/>
-                <w:szCs w:val="28"/>
-              </w:rPr>
-              <w:t xml:space="preserve"> ≥ 110 kV</w:t>
-            </w:r>
-          </w:p>
-          <w:p>
-            <w:pPr>
-              <w:widowControl w:val="0"/>
-              <w:autoSpaceDE w:val="0"/>
-              <w:autoSpaceDN w:val="0"/>
-              <w:adjustRightInd w:val="0"/>
-              <w:spacing w:before="120"/>
-              <w:rPr>
-                <w:sz w:val="28"/>
-                <w:szCs w:val="28"/>
-              </w:rPr>
-            </w:pPr>
-            <w:r>
-              <w:rPr>
-                <w:sz w:val="44"/>
-                <w:szCs w:val="44"/>
-              </w:rPr>
-              <w:t xml:space="preserve">□ </w:t>
-            </w:r>
-            <w:r>
-              <w:rPr>
-                <w:sz w:val="28"/>
-                <w:szCs w:val="28"/>
-              </w:rPr>
-              <w:t>Trung áp</w:t>
-            </w:r>
-            <w:r>
-              <w:rPr>
-                <w:spacing w:val="-2"/>
-                <w:sz w:val="28"/>
-                <w:szCs w:val="28"/>
-              </w:rPr>
-              <w:t xml:space="preserve"> </w:t>
-            </w:r>
-            <w:r>
-              <w:rPr>
-                <w:sz w:val="28"/>
-                <w:szCs w:val="28"/>
-              </w:rPr>
-              <w:t>(35kV, 22</w:t>
-            </w:r>
-            <w:r>
-              <w:rPr>
-                <w:spacing w:val="2"/>
-                <w:sz w:val="28"/>
-                <w:szCs w:val="28"/>
-              </w:rPr>
-              <w:t>kV</w:t>
-            </w:r>
-            <w:r>
-              <w:rPr>
-                <w:sz w:val="28"/>
-                <w:szCs w:val="28"/>
-              </w:rPr>
-              <w:t>, …)</w:t>
-            </w:r>
-          </w:p>
-          <w:p>
-            <w:pPr>
-              <w:widowControl w:val="0"/>
-              <w:autoSpaceDE w:val="0"/>
-              <w:autoSpaceDN w:val="0"/>
-              <w:adjustRightInd w:val="0"/>
-              <w:spacing w:before="120"/>
-              <w:rPr>
-                <w:sz w:val="28"/>
-                <w:szCs w:val="28"/>
-              </w:rPr>
-            </w:pPr>
-            <w:r>
-              <w:rPr>
-                <w:sz w:val="44"/>
-                <w:szCs w:val="44"/>
-                <w:lang w:val="en-US"/>
-              </w:rPr>
-              <w:t xml:space="preserve">□ </w:t>
-            </w:r>
-            <w:r>
-              <w:rPr>
-                <w:sz w:val="28"/>
-                <w:szCs w:val="28"/>
-              </w:rPr>
-              <w:t>Hạ</w:t>
-            </w:r>
-            <w:r>
-              <w:rPr>
-                <w:spacing w:val="-1"/>
-                <w:sz w:val="28"/>
-                <w:szCs w:val="28"/>
-              </w:rPr>
-              <w:t xml:space="preserve"> </w:t>
-            </w:r>
-            <w:r>
-              <w:rPr>
-                <w:sz w:val="28"/>
-                <w:szCs w:val="28"/>
-              </w:rPr>
-              <w:t>áp</w:t>
-            </w:r>
-          </w:p>
-        </w:tc>
-      </w:tr>
-      <w:tr>
-        <w:tc>
-          <w:tcPr>
-            <w:tcW w:w="2152" w:type="pct"/>
-          </w:tcPr>
-          <w:p>
-            <w:pPr>
-              <w:widowControl w:val="0"/>
-              <w:autoSpaceDE w:val="0"/>
-              <w:autoSpaceDN w:val="0"/>
-              <w:adjustRightInd w:val="0"/>
-              <w:spacing w:before="120"/>
-              <w:rPr>
-                <w:sz w:val="28"/>
-                <w:szCs w:val="28"/>
-              </w:rPr>
-            </w:pPr>
-            <w:r>
-              <w:rPr>
-                <w:spacing w:val="2"/>
-                <w:sz w:val="28"/>
-                <w:szCs w:val="28"/>
-              </w:rPr>
-              <w:t>Kh</w:t>
-            </w:r>
-            <w:r>
-              <w:rPr>
-                <w:sz w:val="28"/>
-                <w:szCs w:val="28"/>
-              </w:rPr>
-              <w:t>u</w:t>
-            </w:r>
-            <w:r>
-              <w:rPr>
-                <w:spacing w:val="5"/>
-                <w:sz w:val="28"/>
-                <w:szCs w:val="28"/>
-              </w:rPr>
-              <w:t xml:space="preserve"> </w:t>
-            </w:r>
-            <w:r>
-              <w:rPr>
-                <w:spacing w:val="2"/>
-                <w:sz w:val="28"/>
-                <w:szCs w:val="28"/>
-              </w:rPr>
-              <w:t>vự</w:t>
-            </w:r>
-            <w:r>
-              <w:rPr>
-                <w:sz w:val="28"/>
-                <w:szCs w:val="28"/>
-              </w:rPr>
-              <w:t>c</w:t>
-            </w:r>
-            <w:r>
-              <w:rPr>
-                <w:spacing w:val="4"/>
-                <w:sz w:val="28"/>
-                <w:szCs w:val="28"/>
-              </w:rPr>
-              <w:t xml:space="preserve"> </w:t>
-            </w:r>
-            <w:r>
-              <w:rPr>
-                <w:spacing w:val="3"/>
-                <w:sz w:val="28"/>
-                <w:szCs w:val="28"/>
-              </w:rPr>
-              <w:t>l</w:t>
-            </w:r>
-            <w:r>
-              <w:rPr>
-                <w:spacing w:val="2"/>
-                <w:sz w:val="28"/>
-                <w:szCs w:val="28"/>
-              </w:rPr>
-              <w:t>ư</w:t>
-            </w:r>
-            <w:r>
-              <w:rPr>
-                <w:sz w:val="28"/>
-                <w:szCs w:val="28"/>
-              </w:rPr>
-              <w:t>ới</w:t>
-            </w:r>
-            <w:r>
-              <w:rPr>
-                <w:spacing w:val="6"/>
-                <w:sz w:val="28"/>
-                <w:szCs w:val="28"/>
-              </w:rPr>
-              <w:t xml:space="preserve"> </w:t>
-            </w:r>
-            <w:r>
-              <w:rPr>
-                <w:spacing w:val="2"/>
-                <w:sz w:val="28"/>
-                <w:szCs w:val="28"/>
-              </w:rPr>
-              <w:t>phâ</w:t>
-            </w:r>
-            <w:r>
-              <w:rPr>
-                <w:sz w:val="28"/>
-                <w:szCs w:val="28"/>
-              </w:rPr>
-              <w:t>n</w:t>
-            </w:r>
-            <w:r>
-              <w:rPr>
-                <w:spacing w:val="5"/>
-                <w:sz w:val="28"/>
-                <w:szCs w:val="28"/>
-              </w:rPr>
-              <w:t xml:space="preserve"> </w:t>
-            </w:r>
-            <w:r>
-              <w:rPr>
-                <w:spacing w:val="2"/>
-                <w:sz w:val="28"/>
-                <w:szCs w:val="28"/>
-              </w:rPr>
-              <w:t>p</w:t>
-            </w:r>
-            <w:r>
-              <w:rPr>
-                <w:sz w:val="28"/>
-                <w:szCs w:val="28"/>
-              </w:rPr>
-              <w:t>h</w:t>
-            </w:r>
-            <w:r>
-              <w:rPr>
-                <w:spacing w:val="2"/>
-                <w:sz w:val="28"/>
-                <w:szCs w:val="28"/>
-              </w:rPr>
-              <w:t>ố</w:t>
-            </w:r>
-            <w:r>
-              <w:rPr>
-                <w:sz w:val="28"/>
-                <w:szCs w:val="28"/>
-              </w:rPr>
-              <w:t>i</w:t>
-            </w:r>
-          </w:p>
-        </w:tc>
-        <w:tc>
-          <w:tcPr>
-            <w:tcW w:w="2848" w:type="pct"/>
-          </w:tcPr>
-          <w:p>
-            <w:pPr>
-              <w:widowControl w:val="0"/>
-              <w:autoSpaceDE w:val="0"/>
-              <w:autoSpaceDN w:val="0"/>
-              <w:adjustRightInd w:val="0"/>
-              <w:spacing w:before="120"/>
-              <w:rPr>
-                <w:sz w:val="28"/>
-                <w:szCs w:val="28"/>
-              </w:rPr>
-            </w:pPr>
-            <w:r>
-              <w:rPr>
-                <w:sz w:val="28"/>
-                <w:szCs w:val="28"/>
-              </w:rPr>
-              <w:t>Điện lực Xuân Lộc</w:t>
-            </w:r>
-          </w:p>
-        </w:tc>
-      </w:tr>
-      <w:tr>
-        <w:tc>
-          <w:tcPr>
-            <w:tcW w:w="2152" w:type="pct"/>
-          </w:tcPr>
-          <w:p>
-            <w:pPr>
-              <w:widowControl w:val="0"/>
-              <w:autoSpaceDE w:val="0"/>
-              <w:autoSpaceDN w:val="0"/>
-              <w:adjustRightInd w:val="0"/>
-              <w:spacing w:before="120"/>
-              <w:rPr>
-                <w:sz w:val="28"/>
-                <w:szCs w:val="28"/>
-              </w:rPr>
-            </w:pPr>
-            <w:r>
-              <w:rPr>
-                <w:spacing w:val="2"/>
-                <w:sz w:val="28"/>
-                <w:szCs w:val="28"/>
-              </w:rPr>
-              <w:t>Trạ</w:t>
-            </w:r>
-            <w:r>
-              <w:rPr>
-                <w:sz w:val="28"/>
-                <w:szCs w:val="28"/>
-              </w:rPr>
-              <w:t>m</w:t>
-            </w:r>
-            <w:r>
-              <w:rPr>
-                <w:spacing w:val="6"/>
-                <w:sz w:val="28"/>
-                <w:szCs w:val="28"/>
-              </w:rPr>
-              <w:t xml:space="preserve"> </w:t>
-            </w:r>
-            <w:r>
-              <w:rPr>
-                <w:spacing w:val="2"/>
-                <w:sz w:val="28"/>
-                <w:szCs w:val="28"/>
-              </w:rPr>
-              <w:t>b</w:t>
-            </w:r>
-            <w:r>
-              <w:rPr>
-                <w:spacing w:val="3"/>
-                <w:sz w:val="28"/>
-                <w:szCs w:val="28"/>
-              </w:rPr>
-              <w:t>i</w:t>
-            </w:r>
-            <w:r>
-              <w:rPr>
-                <w:spacing w:val="2"/>
-                <w:sz w:val="28"/>
-                <w:szCs w:val="28"/>
-              </w:rPr>
-              <w:t>ế</w:t>
-            </w:r>
-            <w:r>
-              <w:rPr>
-                <w:sz w:val="28"/>
-                <w:szCs w:val="28"/>
-              </w:rPr>
-              <w:t>n</w:t>
-            </w:r>
-            <w:r>
-              <w:rPr>
-                <w:spacing w:val="5"/>
-                <w:sz w:val="28"/>
-                <w:szCs w:val="28"/>
-              </w:rPr>
-              <w:t xml:space="preserve"> </w:t>
-            </w:r>
-            <w:r>
-              <w:rPr>
-                <w:spacing w:val="2"/>
-                <w:sz w:val="28"/>
-                <w:szCs w:val="28"/>
-              </w:rPr>
-              <w:t>á</w:t>
-            </w:r>
-            <w:r>
-              <w:rPr>
-                <w:sz w:val="28"/>
-                <w:szCs w:val="28"/>
-              </w:rPr>
-              <w:t>p</w:t>
-            </w:r>
-          </w:p>
-        </w:tc>
-        <w:tc>
-          <w:tcPr>
-            <w:tcW w:w="2848" w:type="pct"/>
-          </w:tcPr>
-          <w:p>
-            <w:pPr>
-              <w:widowControl w:val="0"/>
-              <w:autoSpaceDE w:val="0"/>
-              <w:autoSpaceDN w:val="0"/>
-              <w:adjustRightInd w:val="0"/>
-              <w:spacing w:before="120"/>
-              <w:rPr>
-                <w:color w:val="000099"/>
-                <w:sz w:val="28"/>
-                <w:szCs w:val="28"/>
-                <w:lang w:val="en-US"/>
-              </w:rPr>
-            </w:pPr>
-            <w:r>
-              <w:rPr>
-                <w:color w:val="000099"/>
-                <w:sz w:val="28"/>
-                <w:szCs w:val="28"/>
-                <w:lang w:val="en-US"/>
-              </w:rPr>
-              <w:t>{</w:t>
-            </w:r>
-            <w:r>
-              <w:rPr>
-                <w:color w:val="000099"/>
-                <w:sz w:val="28"/>
-                <w:szCs w:val="28"/>
-              </w:rPr>
-              <w:t>MA_TRAM}</w:t>
-            </w:r>
-          </w:p>
-        </w:tc>
-      </w:tr>
-      <w:tr>
-        <w:tc>
-          <w:tcPr>
-            <w:tcW w:w="5000" w:type="pct"/>
-            <w:gridSpan w:val="2"/>
-          </w:tcPr>
-          <w:p>
-            <w:pPr>
-              <w:widowControl w:val="0"/>
-              <w:autoSpaceDE w:val="0"/>
-              <w:autoSpaceDN w:val="0"/>
-              <w:adjustRightInd w:val="0"/>
-              <w:spacing w:before="120"/>
-              <w:rPr>
-                <w:sz w:val="28"/>
-                <w:szCs w:val="28"/>
-              </w:rPr>
-            </w:pPr>
-            <w:r>
-              <w:rPr>
-                <w:spacing w:val="2"/>
-                <w:sz w:val="28"/>
-                <w:szCs w:val="28"/>
-              </w:rPr>
-              <w:t>Dan</w:t>
-            </w:r>
-            <w:r>
-              <w:rPr>
-                <w:sz w:val="28"/>
-                <w:szCs w:val="28"/>
-              </w:rPr>
-              <w:t>h</w:t>
-            </w:r>
-            <w:r>
-              <w:rPr>
-                <w:spacing w:val="5"/>
-                <w:sz w:val="28"/>
-                <w:szCs w:val="28"/>
-              </w:rPr>
-              <w:t xml:space="preserve"> </w:t>
-            </w:r>
-            <w:r>
-              <w:rPr>
-                <w:spacing w:val="3"/>
-                <w:sz w:val="28"/>
-                <w:szCs w:val="28"/>
-              </w:rPr>
-              <w:t>s</w:t>
-            </w:r>
-            <w:r>
-              <w:rPr>
-                <w:spacing w:val="2"/>
-                <w:sz w:val="28"/>
-                <w:szCs w:val="28"/>
-              </w:rPr>
-              <w:t>ác</w:t>
-            </w:r>
-            <w:r>
-              <w:rPr>
-                <w:sz w:val="28"/>
-                <w:szCs w:val="28"/>
-              </w:rPr>
-              <w:t>h</w:t>
-            </w:r>
-            <w:r>
-              <w:rPr>
-                <w:spacing w:val="5"/>
-                <w:sz w:val="28"/>
-                <w:szCs w:val="28"/>
-              </w:rPr>
-              <w:t xml:space="preserve"> </w:t>
-            </w:r>
-            <w:r>
-              <w:rPr>
-                <w:spacing w:val="2"/>
-                <w:sz w:val="28"/>
-                <w:szCs w:val="28"/>
-              </w:rPr>
-              <w:t>ph</w:t>
-            </w:r>
-            <w:r>
-              <w:rPr>
-                <w:sz w:val="28"/>
-                <w:szCs w:val="28"/>
-              </w:rPr>
-              <w:t>ụ</w:t>
-            </w:r>
-            <w:r>
-              <w:rPr>
-                <w:spacing w:val="5"/>
-                <w:sz w:val="28"/>
-                <w:szCs w:val="28"/>
-              </w:rPr>
-              <w:t xml:space="preserve"> </w:t>
-            </w:r>
-            <w:r>
-              <w:rPr>
-                <w:spacing w:val="3"/>
-                <w:sz w:val="28"/>
-                <w:szCs w:val="28"/>
-              </w:rPr>
-              <w:t>t</w:t>
-            </w:r>
-            <w:r>
-              <w:rPr>
-                <w:spacing w:val="-1"/>
-                <w:sz w:val="28"/>
-                <w:szCs w:val="28"/>
-              </w:rPr>
-              <w:t>ả</w:t>
-            </w:r>
-            <w:r>
-              <w:rPr>
-                <w:sz w:val="28"/>
-                <w:szCs w:val="28"/>
-              </w:rPr>
-              <w:t>i</w:t>
-            </w:r>
-            <w:r>
-              <w:rPr>
-                <w:spacing w:val="6"/>
-                <w:sz w:val="28"/>
-                <w:szCs w:val="28"/>
-              </w:rPr>
-              <w:t xml:space="preserve"> </w:t>
-            </w:r>
-            <w:r>
-              <w:rPr>
-                <w:spacing w:val="3"/>
-                <w:sz w:val="28"/>
-                <w:szCs w:val="28"/>
-              </w:rPr>
-              <w:t>t</w:t>
-            </w:r>
-            <w:r>
-              <w:rPr>
-                <w:spacing w:val="2"/>
-                <w:sz w:val="28"/>
-                <w:szCs w:val="28"/>
-              </w:rPr>
-              <w:t>ha</w:t>
-            </w:r>
-            <w:r>
-              <w:rPr>
-                <w:sz w:val="28"/>
-                <w:szCs w:val="28"/>
-              </w:rPr>
-              <w:t xml:space="preserve">m </w:t>
-            </w:r>
-            <w:r>
-              <w:rPr>
-                <w:spacing w:val="2"/>
-                <w:sz w:val="28"/>
-                <w:szCs w:val="28"/>
-              </w:rPr>
-              <w:t>g</w:t>
-            </w:r>
-            <w:r>
-              <w:rPr>
-                <w:spacing w:val="3"/>
-                <w:sz w:val="28"/>
-                <w:szCs w:val="28"/>
-              </w:rPr>
-              <w:t>i</w:t>
-            </w:r>
-            <w:r>
-              <w:rPr>
-                <w:sz w:val="28"/>
-                <w:szCs w:val="28"/>
-              </w:rPr>
-              <w:t>a</w:t>
-            </w:r>
-            <w:r>
-              <w:rPr>
-                <w:spacing w:val="4"/>
-                <w:sz w:val="28"/>
-                <w:szCs w:val="28"/>
-              </w:rPr>
-              <w:t xml:space="preserve"> </w:t>
-            </w:r>
-            <w:r>
-              <w:rPr>
-                <w:spacing w:val="3"/>
-                <w:sz w:val="28"/>
-                <w:szCs w:val="28"/>
-              </w:rPr>
-              <w:t>Chương</w:t>
-            </w:r>
-            <w:r>
-              <w:rPr>
-                <w:spacing w:val="5"/>
-                <w:sz w:val="28"/>
-                <w:szCs w:val="28"/>
-              </w:rPr>
-              <w:t xml:space="preserve"> </w:t>
-            </w:r>
-            <w:r>
-              <w:rPr>
-                <w:spacing w:val="3"/>
-                <w:sz w:val="28"/>
-                <w:szCs w:val="28"/>
-              </w:rPr>
-              <w:t>t</w:t>
-            </w:r>
-            <w:r>
-              <w:rPr>
-                <w:spacing w:val="2"/>
-                <w:sz w:val="28"/>
-                <w:szCs w:val="28"/>
-              </w:rPr>
-              <w:t>r</w:t>
-            </w:r>
-            <w:r>
-              <w:rPr>
-                <w:sz w:val="28"/>
-                <w:szCs w:val="28"/>
-              </w:rPr>
-              <w:t>ì</w:t>
-            </w:r>
-            <w:r>
-              <w:rPr>
-                <w:spacing w:val="2"/>
-                <w:sz w:val="28"/>
-                <w:szCs w:val="28"/>
-              </w:rPr>
-              <w:t>n</w:t>
-            </w:r>
-            <w:r>
-              <w:rPr>
-                <w:sz w:val="28"/>
-                <w:szCs w:val="28"/>
-              </w:rPr>
-              <w:t>h</w:t>
-            </w:r>
-            <w:r>
-              <w:rPr>
-                <w:spacing w:val="5"/>
-                <w:sz w:val="28"/>
-                <w:szCs w:val="28"/>
-              </w:rPr>
-              <w:t xml:space="preserve"> </w:t>
-            </w:r>
-            <w:r>
-              <w:rPr>
-                <w:spacing w:val="2"/>
-                <w:sz w:val="28"/>
-                <w:szCs w:val="28"/>
-              </w:rPr>
-              <w:t>điều c</w:t>
-            </w:r>
-            <w:r>
-              <w:rPr>
-                <w:sz w:val="28"/>
-                <w:szCs w:val="28"/>
-              </w:rPr>
-              <w:t>h</w:t>
-            </w:r>
-            <w:r>
-              <w:rPr>
-                <w:spacing w:val="3"/>
-                <w:sz w:val="28"/>
-                <w:szCs w:val="28"/>
-              </w:rPr>
-              <w:t>ỉ</w:t>
-            </w:r>
-            <w:r>
-              <w:rPr>
-                <w:spacing w:val="2"/>
-                <w:sz w:val="28"/>
-                <w:szCs w:val="28"/>
-              </w:rPr>
-              <w:t>n</w:t>
-            </w:r>
-            <w:r>
-              <w:rPr>
-                <w:sz w:val="28"/>
-                <w:szCs w:val="28"/>
-              </w:rPr>
-              <w:t>h</w:t>
-            </w:r>
-            <w:r>
-              <w:rPr>
-                <w:spacing w:val="5"/>
-                <w:sz w:val="28"/>
-                <w:szCs w:val="28"/>
-              </w:rPr>
-              <w:t xml:space="preserve"> </w:t>
-            </w:r>
-            <w:r>
-              <w:rPr>
-                <w:spacing w:val="2"/>
-                <w:sz w:val="28"/>
-                <w:szCs w:val="28"/>
-              </w:rPr>
-              <w:t>ph</w:t>
-            </w:r>
-            <w:r>
-              <w:rPr>
-                <w:sz w:val="28"/>
-                <w:szCs w:val="28"/>
-              </w:rPr>
-              <w:t>ụ</w:t>
-            </w:r>
-            <w:r>
-              <w:rPr>
-                <w:spacing w:val="2"/>
-                <w:sz w:val="28"/>
-                <w:szCs w:val="28"/>
-              </w:rPr>
-              <w:t xml:space="preserve"> </w:t>
-            </w:r>
-            <w:r>
-              <w:rPr>
-                <w:spacing w:val="3"/>
-                <w:sz w:val="28"/>
-                <w:szCs w:val="28"/>
-              </w:rPr>
-              <w:t>t</w:t>
-            </w:r>
-            <w:r>
-              <w:rPr>
-                <w:spacing w:val="2"/>
-                <w:sz w:val="28"/>
-                <w:szCs w:val="28"/>
-              </w:rPr>
-              <w:t>ả</w:t>
-            </w:r>
-            <w:r>
-              <w:rPr>
-                <w:sz w:val="28"/>
-                <w:szCs w:val="28"/>
-              </w:rPr>
-              <w:t>i</w:t>
-            </w:r>
-          </w:p>
-        </w:tc>
-      </w:tr>
-      <w:tr>
-        <w:tc>
-          <w:tcPr>
-            <w:tcW w:w="2152" w:type="pct"/>
-          </w:tcPr>
-          <w:p>
-            <w:pPr>
-              <w:widowControl w:val="0"/>
-              <w:autoSpaceDE w:val="0"/>
-              <w:autoSpaceDN w:val="0"/>
-              <w:adjustRightInd w:val="0"/>
-              <w:spacing w:before="120"/>
-              <w:rPr>
-                <w:sz w:val="28"/>
-                <w:szCs w:val="28"/>
-                <w:lang w:val="en-US"/>
-              </w:rPr>
-            </w:pPr>
-            <w:r>
-              <w:rPr>
-                <w:spacing w:val="2"/>
-                <w:sz w:val="28"/>
-                <w:szCs w:val="28"/>
-              </w:rPr>
-              <w:t>Dan</w:t>
-            </w:r>
-            <w:r>
-              <w:rPr>
-                <w:sz w:val="28"/>
-                <w:szCs w:val="28"/>
-              </w:rPr>
-              <w:t>h</w:t>
-            </w:r>
-            <w:r>
-              <w:rPr>
-                <w:spacing w:val="5"/>
-                <w:sz w:val="28"/>
-                <w:szCs w:val="28"/>
-              </w:rPr>
-              <w:t xml:space="preserve"> </w:t>
-            </w:r>
-            <w:r>
-              <w:rPr>
-                <w:spacing w:val="3"/>
-                <w:sz w:val="28"/>
-                <w:szCs w:val="28"/>
-              </w:rPr>
-              <w:t>s</w:t>
-            </w:r>
-            <w:r>
-              <w:rPr>
-                <w:spacing w:val="2"/>
-                <w:sz w:val="28"/>
-                <w:szCs w:val="28"/>
-              </w:rPr>
-              <w:t>ách</w:t>
-            </w:r>
-          </w:p>
-        </w:tc>
-        <w:tc>
-          <w:tcPr>
-            <w:tcW w:w="2848" w:type="pct"/>
-          </w:tcPr>
-          <w:p>
-            <w:pPr>
-              <w:widowControl w:val="0"/>
-              <w:autoSpaceDE w:val="0"/>
-              <w:autoSpaceDN w:val="0"/>
-              <w:adjustRightInd w:val="0"/>
-              <w:spacing w:before="120"/>
-              <w:rPr>
-                <w:sz w:val="28"/>
-                <w:szCs w:val="28"/>
-                <w:lang w:val="en-US"/>
-              </w:rPr>
-            </w:pPr>
-            <w:r>
-              <w:rPr>
-                <w:sz w:val="28"/>
-                <w:szCs w:val="28"/>
-              </w:rPr>
-              <w:t>M</w:t>
-            </w:r>
-            <w:r>
-              <w:rPr>
-                <w:sz w:val="28"/>
-                <w:szCs w:val="28"/>
-                <w:lang w:val="en-US"/>
-              </w:rPr>
-              <w:t xml:space="preserve">ã KH: </w:t>
-            </w:r>
-            <w:r>
-              <w:rPr>
-                <w:color w:val="000099"/>
-                <w:sz w:val="28"/>
-                <w:szCs w:val="28"/>
-              </w:rPr>
-              <w:t>{MA_KHANG}</w:t>
-            </w:r>
-            <w:r>
-              <w:rPr>
-                <w:sz w:val="28"/>
-                <w:szCs w:val="28"/>
-                <w:lang w:val="en-US"/>
-              </w:rPr>
-              <w:t xml:space="preserve">  </w:t>
-            </w:r>
-          </w:p>
-          <w:p>
-            <w:pPr>
-              <w:widowControl w:val="0"/>
-              <w:autoSpaceDE w:val="0"/>
-              <w:autoSpaceDN w:val="0"/>
-              <w:adjustRightInd w:val="0"/>
-              <w:spacing w:before="120"/>
-              <w:rPr>
-                <w:sz w:val="28"/>
-                <w:szCs w:val="28"/>
-                <w:lang w:val="en-US"/>
-              </w:rPr>
-            </w:pPr>
-            <w:r>
-              <w:rPr>
-                <w:sz w:val="28"/>
-                <w:szCs w:val="28"/>
-              </w:rPr>
-              <w:t>Công suất tiết giảm tương ứng</w:t>
-            </w:r>
-            <w:r>
-              <w:rPr>
-                <w:sz w:val="28"/>
-                <w:szCs w:val="28"/>
-              </w:rPr>
-              <w:t>: 20</w:t>
-            </w:r>
-            <w:r>
-              <w:rPr>
-                <w:sz w:val="28"/>
-                <w:szCs w:val="28"/>
-                <w:lang w:val="en-US"/>
-              </w:rPr>
-              <w:t xml:space="preserve"> kW</w:t>
-            </w:r>
-          </w:p>
-        </w:tc>
-      </w:tr>
-      <w:tr>
-        <w:tc>
-          <w:tcPr>
-            <w:tcW w:w="2152" w:type="pct"/>
-          </w:tcPr>
-          <w:p>
-            <w:pPr>
-              <w:widowControl w:val="0"/>
-              <w:autoSpaceDE w:val="0"/>
-              <w:autoSpaceDN w:val="0"/>
-              <w:adjustRightInd w:val="0"/>
-              <w:spacing w:before="120"/>
-              <w:rPr>
-                <w:sz w:val="28"/>
-                <w:szCs w:val="28"/>
-              </w:rPr>
-            </w:pPr>
-            <w:r>
-              <w:rPr>
-                <w:spacing w:val="2"/>
-                <w:sz w:val="28"/>
-                <w:szCs w:val="28"/>
-              </w:rPr>
-              <w:t>G</w:t>
-            </w:r>
-            <w:r>
-              <w:rPr>
-                <w:spacing w:val="3"/>
-                <w:sz w:val="28"/>
-                <w:szCs w:val="28"/>
-              </w:rPr>
-              <w:t>iớ</w:t>
-            </w:r>
-            <w:r>
-              <w:rPr>
-                <w:sz w:val="28"/>
-                <w:szCs w:val="28"/>
-              </w:rPr>
-              <w:t>i</w:t>
-            </w:r>
-            <w:r>
-              <w:rPr>
-                <w:spacing w:val="6"/>
-                <w:sz w:val="28"/>
-                <w:szCs w:val="28"/>
-              </w:rPr>
-              <w:t xml:space="preserve"> </w:t>
-            </w:r>
-            <w:r>
-              <w:rPr>
-                <w:spacing w:val="2"/>
-                <w:sz w:val="28"/>
-                <w:szCs w:val="28"/>
-              </w:rPr>
-              <w:t>hạ</w:t>
-            </w:r>
-            <w:r>
-              <w:rPr>
-                <w:sz w:val="28"/>
-                <w:szCs w:val="28"/>
-              </w:rPr>
-              <w:t>n</w:t>
-            </w:r>
-            <w:r>
-              <w:rPr>
-                <w:spacing w:val="2"/>
-                <w:sz w:val="28"/>
-                <w:szCs w:val="28"/>
-              </w:rPr>
-              <w:t xml:space="preserve"> điều</w:t>
-            </w:r>
-            <w:r>
-              <w:rPr>
-                <w:spacing w:val="5"/>
-                <w:sz w:val="28"/>
-                <w:szCs w:val="28"/>
-              </w:rPr>
-              <w:t xml:space="preserve"> </w:t>
-            </w:r>
-            <w:r>
-              <w:rPr>
-                <w:spacing w:val="2"/>
-                <w:sz w:val="28"/>
-                <w:szCs w:val="28"/>
-              </w:rPr>
-              <w:t>ch</w:t>
-            </w:r>
-            <w:r>
-              <w:rPr>
-                <w:spacing w:val="1"/>
-                <w:sz w:val="28"/>
-                <w:szCs w:val="28"/>
-              </w:rPr>
-              <w:t>ỉ</w:t>
-            </w:r>
-            <w:r>
-              <w:rPr>
-                <w:spacing w:val="2"/>
-                <w:sz w:val="28"/>
-                <w:szCs w:val="28"/>
-              </w:rPr>
-              <w:t>n</w:t>
-            </w:r>
-            <w:r>
-              <w:rPr>
-                <w:sz w:val="28"/>
-                <w:szCs w:val="28"/>
-              </w:rPr>
-              <w:t>h</w:t>
-            </w:r>
-            <w:r>
-              <w:rPr>
-                <w:spacing w:val="5"/>
-                <w:sz w:val="28"/>
-                <w:szCs w:val="28"/>
-              </w:rPr>
-              <w:t xml:space="preserve"> </w:t>
-            </w:r>
-            <w:r>
-              <w:rPr>
-                <w:spacing w:val="2"/>
-                <w:sz w:val="28"/>
-                <w:szCs w:val="28"/>
-              </w:rPr>
-              <w:t>ph</w:t>
-            </w:r>
-            <w:r>
-              <w:rPr>
-                <w:sz w:val="28"/>
-                <w:szCs w:val="28"/>
-              </w:rPr>
-              <w:t xml:space="preserve">ụ </w:t>
-            </w:r>
-            <w:r>
-              <w:rPr>
-                <w:spacing w:val="3"/>
-                <w:sz w:val="28"/>
-                <w:szCs w:val="28"/>
-              </w:rPr>
-              <w:t>t</w:t>
-            </w:r>
-            <w:r>
-              <w:rPr>
-                <w:spacing w:val="2"/>
-                <w:sz w:val="28"/>
-                <w:szCs w:val="28"/>
-              </w:rPr>
-              <w:t>ả</w:t>
-            </w:r>
-            <w:r>
-              <w:rPr>
-                <w:sz w:val="28"/>
-                <w:szCs w:val="28"/>
-              </w:rPr>
-              <w:t>i</w:t>
-            </w:r>
-          </w:p>
-        </w:tc>
-        <w:tc>
-          <w:tcPr>
-            <w:tcW w:w="2848" w:type="pct"/>
-          </w:tcPr>
-          <w:p>
-            <w:pPr>
-              <w:widowControl w:val="0"/>
-              <w:autoSpaceDE w:val="0"/>
-              <w:autoSpaceDN w:val="0"/>
-              <w:adjustRightInd w:val="0"/>
-              <w:spacing w:before="120"/>
-              <w:rPr>
-                <w:sz w:val="28"/>
-                <w:szCs w:val="28"/>
-              </w:rPr>
-            </w:pPr>
-            <w:r>
-              <w:rPr>
-                <w:sz w:val="28"/>
-                <w:szCs w:val="28"/>
-              </w:rPr>
-              <w:t xml:space="preserve"> Theo nội dung thông b</w:t>
-            </w:r>
-            <w:r>
-              <w:rPr>
-                <w:sz w:val="28"/>
-                <w:szCs w:val="28"/>
-              </w:rPr>
-              <w:t>á</w:t>
-            </w:r>
-            <w:r>
-              <w:rPr>
-                <w:sz w:val="28"/>
-                <w:szCs w:val="28"/>
-              </w:rPr>
-              <w:t>o khi c</w:t>
-            </w:r>
-            <w:r>
-              <w:rPr>
-                <w:sz w:val="28"/>
-                <w:szCs w:val="28"/>
-              </w:rPr>
-              <w:t>ó</w:t>
-            </w:r>
-            <w:r>
-              <w:rPr>
-                <w:sz w:val="28"/>
-                <w:szCs w:val="28"/>
-              </w:rPr>
-              <w:t xml:space="preserve"> sự kiện</w:t>
-            </w:r>
-          </w:p>
-        </w:tc>
-      </w:tr>
-      <w:tr>
-        <w:tc>
-          <w:tcPr>
-            <w:tcW w:w="2152" w:type="pct"/>
-          </w:tcPr>
-          <w:p>
-            <w:pPr>
-              <w:widowControl w:val="0"/>
-              <w:autoSpaceDE w:val="0"/>
-              <w:autoSpaceDN w:val="0"/>
-              <w:adjustRightInd w:val="0"/>
-              <w:spacing w:before="120"/>
-              <w:rPr>
-                <w:sz w:val="28"/>
-                <w:szCs w:val="28"/>
-              </w:rPr>
-            </w:pPr>
-            <w:r>
-              <w:rPr>
-                <w:spacing w:val="2"/>
-                <w:sz w:val="28"/>
-                <w:szCs w:val="28"/>
-              </w:rPr>
-              <w:t>Th</w:t>
-            </w:r>
-            <w:r>
-              <w:rPr>
-                <w:spacing w:val="3"/>
-                <w:sz w:val="28"/>
-                <w:szCs w:val="28"/>
-              </w:rPr>
-              <w:t>ờ</w:t>
-            </w:r>
-            <w:r>
-              <w:rPr>
-                <w:sz w:val="28"/>
-                <w:szCs w:val="28"/>
-              </w:rPr>
-              <w:t>i</w:t>
-            </w:r>
-            <w:r>
-              <w:rPr>
-                <w:spacing w:val="6"/>
-                <w:sz w:val="28"/>
-                <w:szCs w:val="28"/>
-              </w:rPr>
-              <w:t xml:space="preserve"> </w:t>
-            </w:r>
-            <w:r>
-              <w:rPr>
-                <w:sz w:val="28"/>
-                <w:szCs w:val="28"/>
-              </w:rPr>
-              <w:t>g</w:t>
-            </w:r>
-            <w:r>
-              <w:rPr>
-                <w:spacing w:val="3"/>
-                <w:sz w:val="28"/>
-                <w:szCs w:val="28"/>
-              </w:rPr>
-              <w:t>i</w:t>
-            </w:r>
-            <w:r>
-              <w:rPr>
-                <w:spacing w:val="2"/>
-                <w:sz w:val="28"/>
-                <w:szCs w:val="28"/>
-              </w:rPr>
-              <w:t>a</w:t>
-            </w:r>
-            <w:r>
-              <w:rPr>
-                <w:sz w:val="28"/>
-                <w:szCs w:val="28"/>
-              </w:rPr>
-              <w:t>n</w:t>
-            </w:r>
-            <w:r>
-              <w:rPr>
-                <w:spacing w:val="5"/>
-                <w:sz w:val="28"/>
-                <w:szCs w:val="28"/>
-              </w:rPr>
-              <w:t xml:space="preserve"> </w:t>
-            </w:r>
-            <w:r>
-              <w:rPr>
-                <w:spacing w:val="3"/>
-                <w:sz w:val="28"/>
-                <w:szCs w:val="28"/>
-              </w:rPr>
-              <w:t>t</w:t>
-            </w:r>
-            <w:r>
-              <w:rPr>
-                <w:spacing w:val="2"/>
-                <w:sz w:val="28"/>
-                <w:szCs w:val="28"/>
-              </w:rPr>
-              <w:t>ha</w:t>
-            </w:r>
-            <w:r>
-              <w:rPr>
-                <w:sz w:val="28"/>
-                <w:szCs w:val="28"/>
-              </w:rPr>
-              <w:t>m</w:t>
-            </w:r>
-            <w:r>
-              <w:rPr>
-                <w:spacing w:val="3"/>
-                <w:sz w:val="28"/>
-                <w:szCs w:val="28"/>
-              </w:rPr>
-              <w:t xml:space="preserve"> </w:t>
-            </w:r>
-            <w:r>
-              <w:rPr>
-                <w:spacing w:val="2"/>
-                <w:sz w:val="28"/>
-                <w:szCs w:val="28"/>
-              </w:rPr>
-              <w:t>g</w:t>
-            </w:r>
-            <w:r>
-              <w:rPr>
-                <w:spacing w:val="3"/>
-                <w:sz w:val="28"/>
-                <w:szCs w:val="28"/>
-              </w:rPr>
-              <w:t>i</w:t>
-            </w:r>
-            <w:r>
-              <w:rPr>
-                <w:sz w:val="28"/>
-                <w:szCs w:val="28"/>
-              </w:rPr>
-              <w:t>a</w:t>
-            </w:r>
-            <w:r>
-              <w:rPr>
-                <w:spacing w:val="2"/>
-                <w:sz w:val="28"/>
-                <w:szCs w:val="28"/>
-              </w:rPr>
-              <w:t xml:space="preserve"> </w:t>
-            </w:r>
-            <w:r>
-              <w:rPr>
-                <w:spacing w:val="3"/>
-                <w:sz w:val="28"/>
-                <w:szCs w:val="28"/>
-              </w:rPr>
-              <w:t>Chương</w:t>
-            </w:r>
-            <w:r>
-              <w:rPr>
-                <w:spacing w:val="5"/>
-                <w:sz w:val="28"/>
-                <w:szCs w:val="28"/>
-              </w:rPr>
-              <w:t xml:space="preserve"> </w:t>
-            </w:r>
-            <w:r>
-              <w:rPr>
-                <w:spacing w:val="3"/>
-                <w:sz w:val="28"/>
-                <w:szCs w:val="28"/>
-              </w:rPr>
-              <w:t>t</w:t>
-            </w:r>
-            <w:r>
-              <w:rPr>
-                <w:spacing w:val="2"/>
-                <w:sz w:val="28"/>
-                <w:szCs w:val="28"/>
-              </w:rPr>
-              <w:t>r</w:t>
-            </w:r>
-            <w:r>
-              <w:rPr>
-                <w:sz w:val="28"/>
-                <w:szCs w:val="28"/>
-              </w:rPr>
-              <w:t>ì</w:t>
-            </w:r>
-            <w:r>
-              <w:rPr>
-                <w:spacing w:val="2"/>
-                <w:sz w:val="28"/>
-                <w:szCs w:val="28"/>
-              </w:rPr>
-              <w:t>n</w:t>
-            </w:r>
-            <w:r>
-              <w:rPr>
-                <w:sz w:val="28"/>
-                <w:szCs w:val="28"/>
-              </w:rPr>
-              <w:t>h</w:t>
-            </w:r>
-          </w:p>
-        </w:tc>
-        <w:tc>
-          <w:tcPr>
-            <w:tcW w:w="2848" w:type="pct"/>
-          </w:tcPr>
-          <w:p>
-            <w:pPr>
-              <w:widowControl w:val="0"/>
-              <w:autoSpaceDE w:val="0"/>
-              <w:autoSpaceDN w:val="0"/>
-              <w:adjustRightInd w:val="0"/>
-              <w:spacing w:before="120"/>
-              <w:rPr>
-                <w:sz w:val="28"/>
-                <w:szCs w:val="28"/>
-              </w:rPr>
-            </w:pPr>
-            <w:r>
-              <w:rPr>
-                <w:sz w:val="28"/>
-                <w:szCs w:val="28"/>
-              </w:rPr>
-              <w:t xml:space="preserve"> Theo nội dung thông b</w:t>
-            </w:r>
-            <w:r>
-              <w:rPr>
-                <w:sz w:val="28"/>
-                <w:szCs w:val="28"/>
-              </w:rPr>
-              <w:t>á</w:t>
-            </w:r>
-            <w:r>
-              <w:rPr>
-                <w:sz w:val="28"/>
-                <w:szCs w:val="28"/>
-              </w:rPr>
-              <w:t>o khi c</w:t>
-            </w:r>
-            <w:r>
-              <w:rPr>
-                <w:sz w:val="28"/>
-                <w:szCs w:val="28"/>
-              </w:rPr>
-              <w:t>ó</w:t>
-            </w:r>
-            <w:r>
-              <w:rPr>
-                <w:sz w:val="28"/>
-                <w:szCs w:val="28"/>
-              </w:rPr>
-              <w:t xml:space="preserve"> sự kiện</w:t>
-            </w:r>
-          </w:p>
-        </w:tc>
-      </w:tr>
-      <w:tr>
-        <w:tc>
-          <w:tcPr>
-            <w:tcW w:w="5000" w:type="pct"/>
-            <w:gridSpan w:val="2"/>
-          </w:tcPr>
-          <w:p>
-            <w:pPr>
-              <w:widowControl w:val="0"/>
-              <w:autoSpaceDE w:val="0"/>
-              <w:autoSpaceDN w:val="0"/>
-              <w:adjustRightInd w:val="0"/>
-              <w:spacing w:before="120"/>
-              <w:rPr>
-                <w:b/>
-                <w:sz w:val="28"/>
-                <w:szCs w:val="28"/>
-              </w:rPr>
-            </w:pPr>
             <w:r>
               <w:rPr>
                 <w:b/>
@@ -21004,9 +18722,18 @@
         </w:tc>
       </w:tr>
       <w:tr>
+        <w:tblPrEx>
+          <w:jc w:val="left"/>
+          <w:tblCellMar>
+            <w:left w:w="0" w:type="dxa"/>
+            <w:right w:w="0" w:type="dxa"/>
+          </w:tblCellMar>
+          <w:tblLook w:val="0000" w:firstRow="0" w:lastRow="0" w:firstColumn="0" w:lastColumn="0" w:noHBand="0" w:noVBand="0"/>
+        </w:tblPrEx>
         <w:tc>
           <w:tcPr>
-            <w:tcW w:w="2152" w:type="pct"/>
+            <w:tcW w:w="3900" w:type="dxa"/>
+            <w:gridSpan w:val="2"/>
           </w:tcPr>
           <w:p>
             <w:pPr>
@@ -21143,22 +18870,6 @@
                 <w:szCs w:val="28"/>
               </w:rPr>
             </w:pPr>
-          </w:p>
-          <w:p>
-            <w:pPr>
-              <w:widowControl w:val="0"/>
-              <w:autoSpaceDE w:val="0"/>
-              <w:autoSpaceDN w:val="0"/>
-              <w:adjustRightInd w:val="0"/>
-              <w:jc w:val="center"/>
-              <w:rPr>
-                <w:b/>
-                <w:bCs/>
-                <w:iCs/>
-                <w:sz w:val="28"/>
-                <w:szCs w:val="28"/>
-              </w:rPr>
-            </w:pPr>
             <w:r>
               <w:rPr>
                 <w:b/>
@@ -21173,7 +18884,7 @@
         </w:tc>
         <w:tc>
           <w:tcPr>
-            <w:tcW w:w="2848" w:type="pct"/>
+            <w:tcW w:w="5026" w:type="dxa"/>
           </w:tcPr>
           <w:p>
             <w:pPr>
@@ -21302,13 +19013,6 @@
               </w:rPr>
               <w:br/>
             </w:r>
-            <w:r>
-              <w:rPr>
-                <w:sz w:val="28"/>
-                <w:szCs w:val="28"/>
-              </w:rPr>
-              <w:br/>
-            </w:r>
           </w:p>
           <w:p>
             <w:pPr>
@@ -21369,23 +19073,6 @@
         </w:tc>
       </w:tr>
     </w:tbl>
-    <w:p>
-      <w:pPr>
-        <w:spacing w:before="120"/>
-        <w:jc w:val="both"/>
-        <w:rPr>
-          <w:sz w:val="28"/>
-          <w:szCs w:val="28"/>
-        </w:rPr>
-      </w:pPr>
-      <w:r>
-        <w:rPr>
-          <w:sz w:val="28"/>
-          <w:szCs w:val="28"/>
-        </w:rPr>
-        <w:t>Căn cứ vào nội dung làm việc giữa Đơn vị thực hiện chương trình điều chỉnh phụ tải điện và Khách hàng, hai bên thống nhất Danh mục phụ tải tham gia Chương trình điều chỉnh phụ tải điện bao gồm các nội dung như sau:</w:t>
-      </w:r>
-    </w:p>
     <w:p>
       <w:pPr>
         <w:rPr>
@@ -21634,18 +19321,6 @@
         </w:tc>
       </w:tr>
     </w:tbl>
-    <w:p>
-      <w:pPr>
-        <w:spacing w:before="120"/>
-        <w:jc w:val="center"/>
-        <w:rPr>
-          <w:b/>
-          <w:sz w:val="28"/>
-          <w:szCs w:val="28"/>
-          <w:lang w:val="en-US"/>
-        </w:rPr>
-      </w:pPr>
-    </w:p>
     <w:p>
       <w:pPr>
         <w:spacing w:before="120"/>
@@ -22240,7 +19915,14 @@
                 <w:sz w:val="28"/>
                 <w:szCs w:val="28"/>
               </w:rPr>
-              <w:t>hoanganh030488</w:t>
+              <w:t>d</w:t>
+            </w:r>
+            <w:r>
+              <w:rPr>
+                <w:sz w:val="28"/>
+                <w:szCs w:val="28"/>
+              </w:rPr>
+              <w:t>inhthuandlxl</w:t>
             </w:r>
           </w:p>
           <w:p>
@@ -22287,15 +19969,7 @@
                 <w:szCs w:val="28"/>
                 <w:lang w:val="en-US"/>
               </w:rPr>
-              <w:t>0</w:t>
-            </w:r>
-            <w:r>
-              <w:rPr>
-                <w:sz w:val="28"/>
-                <w:szCs w:val="28"/>
-                <w:lang w:val="en-US"/>
-              </w:rPr>
-              <w:t>963795579</w:t>
+              <w:t>0963828384</w:t>
             </w:r>
           </w:p>
         </w:tc>
@@ -22619,13 +20293,13 @@
           </w:tcPr>
           <w:p>
             <w:pPr>
-              <w:spacing w:before="120"/>
               <w:jc w:val="center"/>
               <w:rPr>
                 <w:rFonts w:eastAsia="Microsoft Sans Serif"/>
                 <w:b/>
                 <w:sz w:val="28"/>
                 <w:szCs w:val="28"/>
+                <w:lang w:val="en-US"/>
               </w:rPr>
             </w:pPr>
             <w:r>
@@ -22634,8 +20308,31 @@
                 <w:b/>
                 <w:sz w:val="28"/>
                 <w:szCs w:val="28"/>
+                <w:lang w:val="en-US"/>
               </w:rPr>
-              <w:t>PHÓ ĐỘI TRƯỞNG</w:t>
+              <w:t>KT. TRƯỞNG ĐIỆN LỰC</w:t>
+            </w:r>
+          </w:p>
+          <w:p>
+            <w:pPr>
+              <w:jc w:val="center"/>
+              <w:rPr>
+                <w:rFonts w:eastAsia="Microsoft Sans Serif"/>
+                <w:b/>
+                <w:sz w:val="28"/>
+                <w:szCs w:val="28"/>
+                <w:lang w:val="en-US"/>
+              </w:rPr>
+            </w:pPr>
+            <w:r>
+              <w:rPr>
+                <w:rFonts w:eastAsia="Microsoft Sans Serif"/>
+                <w:b/>
+                <w:sz w:val="28"/>
+                <w:szCs w:val="28"/>
+                <w:lang w:val="en-US"/>
+              </w:rPr>
+              <w:t>PHÓ TRƯỞNG ĐIỆN LỰC</w:t>
             </w:r>
           </w:p>
           <w:p>

--- a/templates/CMIS/HD-NSH-1Tr.docx
+++ b/templates/CMIS/HD-NSH-1Tr.docx
@@ -15973,7 +15973,21 @@
           <w:sz w:val="26"/>
           <w:szCs w:val="26"/>
         </w:rPr>
-        <w:t>(Theo giấy ủy quyền: Số 6465/GUQ-EVNSPC ngày 02/07/2025 của Tổng Giám đốc Tổng Công ty Điện lực miền Nam TNHH; Số 1477/GUQ-PCĐN ngày 01/08/2025 của Giám đốc Công ty Điện lực Đồng Nai)</w:t>
+        <w:t>(</w:t>
+      </w:r>
+      <w:r>
+        <w:rPr>
+          <w:sz w:val="26"/>
+          <w:szCs w:val="26"/>
+        </w:rPr>
+        <w:t>Theo giấy ủy quyền: Số 6465/GUQ-EVNSPC ngày 02/07/2025 của ông Nguyễn Phước Đức – Chức vụ: Tổng Giám đốc Tổng Công ty Điện lực miền Nam TNHH; Số 2187/GUQ-PCĐN ngày 02/03/2026 của ông Trương Đình Quốc – Chức vụ: Giám đốc Công ty Điện lực Đồng Nai</w:t>
+      </w:r>
+      <w:r>
+        <w:rPr>
+          <w:sz w:val="26"/>
+          <w:szCs w:val="26"/>
+        </w:rPr>
+        <w:t>)</w:t>
       </w:r>
     </w:p>
     <w:p>
@@ -16264,7 +16278,7 @@
           <w:sz w:val="26"/>
           <w:szCs w:val="26"/>
         </w:rPr>
-        <w:t xml:space="preserve"> (sau đây viết tắt là Đường phụ tải cơ sở) là biểu đồ phụ tải điện của khách hàng sử dụng điện được xây dựng, dự báo từ cơ sở dữ liệu đo đếm điện năng theo chu kỳ 30 phút trong quá khứ. Đường phụ </w:t>
+        <w:t xml:space="preserve"> (sau đây viết tắt là Đường phụ tải cơ sở) là biểu đồ phụ tải điện của khách hàng sử dụng điện được xây dựng, dự </w:t>
       </w:r>
       <w:r>
         <w:rPr>
@@ -16272,7 +16286,7 @@
           <w:szCs w:val="26"/>
         </w:rPr>
         <w:lastRenderedPageBreak/>
-        <w:t>tải cơ sở đặc trưng cho xu hướng và thói quen tiêu thụ điện của khách hàng sử dụng điện trong một ngày hoặc một thời điểm cụ thể dự kiến xảy ra sự kiện điều chỉnh phụ tải điện. Đường phụ tải cơ sở được sử dụng để tính toán công suất, điện năng điều chỉnh giảm của khách hàng sau khi kết thúc sự kiện điều chỉnh phụ tải điện.</w:t>
+        <w:t>báo từ cơ sở dữ liệu đo đếm điện năng theo chu kỳ 30 phút trong quá khứ. Đường phụ tải cơ sở đặc trưng cho xu hướng và thói quen tiêu thụ điện của khách hàng sử dụng điện trong một ngày hoặc một thời điểm cụ thể dự kiến xảy ra sự kiện điều chỉnh phụ tải điện. Đường phụ tải cơ sở được sử dụng để tính toán công suất, điện năng điều chỉnh giảm của khách hàng sau khi kết thúc sự kiện điều chỉnh phụ tải điện.</w:t>
       </w:r>
     </w:p>
     <w:p>
@@ -20299,7 +20313,6 @@
                 <w:b/>
                 <w:sz w:val="28"/>
                 <w:szCs w:val="28"/>
-                <w:lang w:val="en-US"/>
               </w:rPr>
             </w:pPr>
             <w:r>
@@ -20308,7 +20321,6 @@
                 <w:b/>
                 <w:sz w:val="28"/>
                 <w:szCs w:val="28"/>
-                <w:lang w:val="en-US"/>
               </w:rPr>
               <w:t>KT. TRƯỞNG ĐIỆN LỰC</w:t>
             </w:r>
@@ -20321,7 +20333,6 @@
                 <w:b/>
                 <w:sz w:val="28"/>
                 <w:szCs w:val="28"/>
-                <w:lang w:val="en-US"/>
               </w:rPr>
             </w:pPr>
             <w:r>
@@ -20330,7 +20341,6 @@
                 <w:b/>
                 <w:sz w:val="28"/>
                 <w:szCs w:val="28"/>
-                <w:lang w:val="en-US"/>
               </w:rPr>
               <w:t>PHÓ TRƯỞNG ĐIỆN LỰC</w:t>
             </w:r>

--- a/templates/CMIS/HD-NSH-1Tr.docx
+++ b/templates/CMIS/HD-NSH-1Tr.docx
@@ -1,6 +1,6 @@
 
 <file path=word/document.xml><?xml version="1.0" encoding="utf-8"?>
-<w:document xmlns:wpc="http://schemas.microsoft.com/office/word/2010/wordprocessingCanvas" xmlns:cx="http://schemas.microsoft.com/office/drawing/2014/chartex" xmlns:cx1="http://schemas.microsoft.com/office/drawing/2015/9/8/chartex" xmlns:cx2="http://schemas.microsoft.com/office/drawing/2015/10/21/chartex" xmlns:cx3="http://schemas.microsoft.com/office/drawing/2016/5/9/chartex" xmlns:cx4="http://schemas.microsoft.com/office/drawing/2016/5/10/chartex" xmlns:cx5="http://schemas.microsoft.com/office/drawing/2016/5/11/chartex" xmlns:cx6="http://schemas.microsoft.com/office/drawing/2016/5/12/chartex" xmlns:cx7="http://schemas.microsoft.com/office/drawing/2016/5/13/chartex" xmlns:cx8="http://schemas.microsoft.com/office/drawing/2016/5/14/chartex" xmlns:mc="http://schemas.openxmlformats.org/markup-compatibility/2006" xmlns:aink="http://schemas.microsoft.com/office/drawing/2016/ink" xmlns:am3d="http://schemas.microsoft.com/office/drawing/2017/model3d" xmlns:o="urn:schemas-microsoft-com:office:office" xmlns:oel="http://schemas.microsoft.com/office/2019/extlst" xmlns:r="http://schemas.openxmlformats.org/officeDocument/2006/relationships" xmlns:m="http://schemas.openxmlformats.org/officeDocument/2006/math" xmlns:v="urn:schemas-microsoft-com:vml" xmlns:wp14="http://schemas.microsoft.com/office/word/2010/wordprocessingDrawing" xmlns:wp="http://schemas.openxmlformats.org/drawingml/2006/wordprocessingDrawing" xmlns:w10="urn:schemas-microsoft-com:office:word" xmlns:w="http://schemas.openxmlformats.org/wordprocessingml/2006/main" xmlns:w14="http://schemas.microsoft.com/office/word/2010/wordml" xmlns:w15="http://schemas.microsoft.com/office/word/2012/wordml" xmlns:w16cex="http://schemas.microsoft.com/office/word/2018/wordml/cex" xmlns:w16cid="http://schemas.microsoft.com/office/word/2016/wordml/cid" xmlns:w16="http://schemas.microsoft.com/office/word/2018/wordml" xmlns:w16du="http://schemas.microsoft.com/office/word/2023/wordml/word16du" xmlns:w16sdtdh="http://schemas.microsoft.com/office/word/2020/wordml/sdtdatahash" xmlns:w16sdtfl="http://schemas.microsoft.com/office/word/2024/wordml/sdtformatlock" xmlns:w16se="http://schemas.microsoft.com/office/word/2015/wordml/symex" xmlns:wpg="http://schemas.microsoft.com/office/word/2010/wordprocessingGroup" xmlns:wpi="http://schemas.microsoft.com/office/word/2010/wordprocessingInk" xmlns:wne="http://schemas.microsoft.com/office/word/2006/wordml" xmlns:wps="http://schemas.microsoft.com/office/word/2010/wordprocessingShape" mc:Ignorable="w14 w15 w16se w16cid w16 w16cex w16sdtdh w16sdtfl w16du wp14">
+<w:document xmlns:wpc="http://schemas.microsoft.com/office/word/2010/wordprocessingCanvas" xmlns:cx="http://schemas.microsoft.com/office/drawing/2014/chartex" xmlns:cx1="http://schemas.microsoft.com/office/drawing/2015/9/8/chartex" xmlns:cx2="http://schemas.microsoft.com/office/drawing/2015/10/21/chartex" xmlns:cx3="http://schemas.microsoft.com/office/drawing/2016/5/9/chartex" xmlns:cx4="http://schemas.microsoft.com/office/drawing/2016/5/10/chartex" xmlns:cx5="http://schemas.microsoft.com/office/drawing/2016/5/11/chartex" xmlns:cx6="http://schemas.microsoft.com/office/drawing/2016/5/12/chartex" xmlns:cx7="http://schemas.microsoft.com/office/drawing/2016/5/13/chartex" xmlns:cx8="http://schemas.microsoft.com/office/drawing/2016/5/14/chartex" xmlns:mc="http://schemas.openxmlformats.org/markup-compatibility/2006" xmlns:aink="http://schemas.microsoft.com/office/drawing/2016/ink" xmlns:am3d="http://schemas.microsoft.com/office/drawing/2017/model3d" xmlns:o="urn:schemas-microsoft-com:office:office" xmlns:oel="http://schemas.microsoft.com/office/2019/extlst" xmlns:r="http://schemas.openxmlformats.org/officeDocument/2006/relationships" xmlns:m="http://schemas.openxmlformats.org/officeDocument/2006/math" xmlns:v="urn:schemas-microsoft-com:vml" xmlns:wp14="http://schemas.microsoft.com/office/word/2010/wordprocessingDrawing" xmlns:wp="http://schemas.openxmlformats.org/drawingml/2006/wordprocessingDrawing" xmlns:w10="urn:schemas-microsoft-com:office:word" xmlns:w="http://schemas.openxmlformats.org/wordprocessingml/2006/main" xmlns:w14="http://schemas.microsoft.com/office/word/2010/wordml" xmlns:w15="http://schemas.microsoft.com/office/word/2012/wordml" xmlns:w16cei="http://schemas.microsoft.com/office/word/2026/wordml/cei" xmlns:w16cex="http://schemas.microsoft.com/office/word/2018/wordml/cex" xmlns:w16cid="http://schemas.microsoft.com/office/word/2016/wordml/cid" xmlns:w16="http://schemas.microsoft.com/office/word/2018/wordml" xmlns:w16du="http://schemas.microsoft.com/office/word/2023/wordml/word16du" xmlns:w16sdtdh="http://schemas.microsoft.com/office/word/2020/wordml/sdtdatahash" xmlns:w16sdtfl="http://schemas.microsoft.com/office/word/2024/wordml/sdtformatlock" xmlns:w16se="http://schemas.microsoft.com/office/word/2015/wordml/symex" xmlns:wpg="http://schemas.microsoft.com/office/word/2010/wordprocessingGroup" xmlns:wpi="http://schemas.microsoft.com/office/word/2010/wordprocessingInk" xmlns:wne="http://schemas.microsoft.com/office/word/2006/wordml" xmlns:wps="http://schemas.microsoft.com/office/word/2010/wordprocessingShape" mc:Ignorable="w14 w15 w16se w16cid w16 w16cex w16sdtdh w16sdtfl w16du wp14">
   <w:body>
     <w:p>
       <w:pPr>
@@ -2556,14 +2556,6 @@
           <w:lang w:val="en-US"/>
         </w:rPr>
         <w:t>Điện thoại: 19001006-19009000</w:t>
-      </w:r>
-      <w:r>
-        <w:rPr>
-          <w:rFonts w:eastAsia="Calibri"/>
-          <w:szCs w:val="24"/>
-          <w:lang w:val="en-US"/>
-        </w:rPr>
-        <w:t>-02512.218.222-02512.218333-02512.218.233</w:t>
       </w:r>
     </w:p>
     <w:p>
@@ -17876,7 +17868,7 @@
                 <w:sz w:val="26"/>
                 <w:szCs w:val="26"/>
               </w:rPr>
-              <w:t>20</w:t>
+              <w:t>04</w:t>
             </w:r>
             <w:r>
               <w:rPr>
@@ -17940,7 +17932,7 @@
                 <w:sz w:val="26"/>
                 <w:szCs w:val="26"/>
               </w:rPr>
-              <w:t>07</w:t>
+              <w:t>08</w:t>
             </w:r>
             <w:r>
               <w:rPr>
@@ -21039,7 +21031,7 @@
 </file>
 
 <file path=word/endnotes.xml><?xml version="1.0" encoding="utf-8"?>
-<w:endnotes xmlns:wpc="http://schemas.microsoft.com/office/word/2010/wordprocessingCanvas" xmlns:cx="http://schemas.microsoft.com/office/drawing/2014/chartex" xmlns:cx1="http://schemas.microsoft.com/office/drawing/2015/9/8/chartex" xmlns:cx2="http://schemas.microsoft.com/office/drawing/2015/10/21/chartex" xmlns:cx3="http://schemas.microsoft.com/office/drawing/2016/5/9/chartex" xmlns:cx4="http://schemas.microsoft.com/office/drawing/2016/5/10/chartex" xmlns:cx5="http://schemas.microsoft.com/office/drawing/2016/5/11/chartex" xmlns:cx6="http://schemas.microsoft.com/office/drawing/2016/5/12/chartex" xmlns:cx7="http://schemas.microsoft.com/office/drawing/2016/5/13/chartex" xmlns:cx8="http://schemas.microsoft.com/office/drawing/2016/5/14/chartex" xmlns:mc="http://schemas.openxmlformats.org/markup-compatibility/2006" xmlns:aink="http://schemas.microsoft.com/office/drawing/2016/ink" xmlns:am3d="http://schemas.microsoft.com/office/drawing/2017/model3d" xmlns:o="urn:schemas-microsoft-com:office:office" xmlns:oel="http://schemas.microsoft.com/office/2019/extlst" xmlns:r="http://schemas.openxmlformats.org/officeDocument/2006/relationships" xmlns:m="http://schemas.openxmlformats.org/officeDocument/2006/math" xmlns:v="urn:schemas-microsoft-com:vml" xmlns:wp14="http://schemas.microsoft.com/office/word/2010/wordprocessingDrawing" xmlns:wp="http://schemas.openxmlformats.org/drawingml/2006/wordprocessingDrawing" xmlns:w10="urn:schemas-microsoft-com:office:word" xmlns:w="http://schemas.openxmlformats.org/wordprocessingml/2006/main" xmlns:w14="http://schemas.microsoft.com/office/word/2010/wordml" xmlns:w15="http://schemas.microsoft.com/office/word/2012/wordml" xmlns:w16cex="http://schemas.microsoft.com/office/word/2018/wordml/cex" xmlns:w16cid="http://schemas.microsoft.com/office/word/2016/wordml/cid" xmlns:w16="http://schemas.microsoft.com/office/word/2018/wordml" xmlns:w16du="http://schemas.microsoft.com/office/word/2023/wordml/word16du" xmlns:w16sdtdh="http://schemas.microsoft.com/office/word/2020/wordml/sdtdatahash" xmlns:w16sdtfl="http://schemas.microsoft.com/office/word/2024/wordml/sdtformatlock" xmlns:w16se="http://schemas.microsoft.com/office/word/2015/wordml/symex" xmlns:wpg="http://schemas.microsoft.com/office/word/2010/wordprocessingGroup" xmlns:wpi="http://schemas.microsoft.com/office/word/2010/wordprocessingInk" xmlns:wne="http://schemas.microsoft.com/office/word/2006/wordml" xmlns:wps="http://schemas.microsoft.com/office/word/2010/wordprocessingShape" mc:Ignorable="w14 w15 w16se w16cid w16 w16cex w16sdtdh w16sdtfl w16du wp14">
+<w:endnotes xmlns:wpc="http://schemas.microsoft.com/office/word/2010/wordprocessingCanvas" xmlns:cx="http://schemas.microsoft.com/office/drawing/2014/chartex" xmlns:cx1="http://schemas.microsoft.com/office/drawing/2015/9/8/chartex" xmlns:cx2="http://schemas.microsoft.com/office/drawing/2015/10/21/chartex" xmlns:cx3="http://schemas.microsoft.com/office/drawing/2016/5/9/chartex" xmlns:cx4="http://schemas.microsoft.com/office/drawing/2016/5/10/chartex" xmlns:cx5="http://schemas.microsoft.com/office/drawing/2016/5/11/chartex" xmlns:cx6="http://schemas.microsoft.com/office/drawing/2016/5/12/chartex" xmlns:cx7="http://schemas.microsoft.com/office/drawing/2016/5/13/chartex" xmlns:cx8="http://schemas.microsoft.com/office/drawing/2016/5/14/chartex" xmlns:mc="http://schemas.openxmlformats.org/markup-compatibility/2006" xmlns:aink="http://schemas.microsoft.com/office/drawing/2016/ink" xmlns:am3d="http://schemas.microsoft.com/office/drawing/2017/model3d" xmlns:o="urn:schemas-microsoft-com:office:office" xmlns:oel="http://schemas.microsoft.com/office/2019/extlst" xmlns:r="http://schemas.openxmlformats.org/officeDocument/2006/relationships" xmlns:m="http://schemas.openxmlformats.org/officeDocument/2006/math" xmlns:v="urn:schemas-microsoft-com:vml" xmlns:wp14="http://schemas.microsoft.com/office/word/2010/wordprocessingDrawing" xmlns:wp="http://schemas.openxmlformats.org/drawingml/2006/wordprocessingDrawing" xmlns:w10="urn:schemas-microsoft-com:office:word" xmlns:w="http://schemas.openxmlformats.org/wordprocessingml/2006/main" xmlns:w14="http://schemas.microsoft.com/office/word/2010/wordml" xmlns:w15="http://schemas.microsoft.com/office/word/2012/wordml" xmlns:w16cei="http://schemas.microsoft.com/office/word/2026/wordml/cei" xmlns:w16cex="http://schemas.microsoft.com/office/word/2018/wordml/cex" xmlns:w16cid="http://schemas.microsoft.com/office/word/2016/wordml/cid" xmlns:w16="http://schemas.microsoft.com/office/word/2018/wordml" xmlns:w16du="http://schemas.microsoft.com/office/word/2023/wordml/word16du" xmlns:w16sdtdh="http://schemas.microsoft.com/office/word/2020/wordml/sdtdatahash" xmlns:w16sdtfl="http://schemas.microsoft.com/office/word/2024/wordml/sdtformatlock" xmlns:w16se="http://schemas.microsoft.com/office/word/2015/wordml/symex" xmlns:wpg="http://schemas.microsoft.com/office/word/2010/wordprocessingGroup" xmlns:wpi="http://schemas.microsoft.com/office/word/2010/wordprocessingInk" xmlns:wne="http://schemas.microsoft.com/office/word/2006/wordml" xmlns:wps="http://schemas.microsoft.com/office/word/2010/wordprocessingShape" mc:Ignorable="w14 w15 w16se w16cid w16 w16cex w16sdtdh w16sdtfl w16du wp14">
   <w:endnote w:type="separator" w:id="-1">
     <w:p>
       <w:r>
@@ -21058,7 +21050,7 @@
 </file>
 
 <file path=word/footer1.xml><?xml version="1.0" encoding="utf-8"?>
-<w:ftr xmlns:wpc="http://schemas.microsoft.com/office/word/2010/wordprocessingCanvas" xmlns:cx="http://schemas.microsoft.com/office/drawing/2014/chartex" xmlns:cx1="http://schemas.microsoft.com/office/drawing/2015/9/8/chartex" xmlns:cx2="http://schemas.microsoft.com/office/drawing/2015/10/21/chartex" xmlns:cx3="http://schemas.microsoft.com/office/drawing/2016/5/9/chartex" xmlns:cx4="http://schemas.microsoft.com/office/drawing/2016/5/10/chartex" xmlns:cx5="http://schemas.microsoft.com/office/drawing/2016/5/11/chartex" xmlns:cx6="http://schemas.microsoft.com/office/drawing/2016/5/12/chartex" xmlns:cx7="http://schemas.microsoft.com/office/drawing/2016/5/13/chartex" xmlns:cx8="http://schemas.microsoft.com/office/drawing/2016/5/14/chartex" xmlns:mc="http://schemas.openxmlformats.org/markup-compatibility/2006" xmlns:aink="http://schemas.microsoft.com/office/drawing/2016/ink" xmlns:am3d="http://schemas.microsoft.com/office/drawing/2017/model3d" xmlns:o="urn:schemas-microsoft-com:office:office" xmlns:oel="http://schemas.microsoft.com/office/2019/extlst" xmlns:r="http://schemas.openxmlformats.org/officeDocument/2006/relationships" xmlns:m="http://schemas.openxmlformats.org/officeDocument/2006/math" xmlns:v="urn:schemas-microsoft-com:vml" xmlns:wp14="http://schemas.microsoft.com/office/word/2010/wordprocessingDrawing" xmlns:wp="http://schemas.openxmlformats.org/drawingml/2006/wordprocessingDrawing" xmlns:w10="urn:schemas-microsoft-com:office:word" xmlns:w="http://schemas.openxmlformats.org/wordprocessingml/2006/main" xmlns:w14="http://schemas.microsoft.com/office/word/2010/wordml" xmlns:w15="http://schemas.microsoft.com/office/word/2012/wordml" xmlns:w16cex="http://schemas.microsoft.com/office/word/2018/wordml/cex" xmlns:w16cid="http://schemas.microsoft.com/office/word/2016/wordml/cid" xmlns:w16="http://schemas.microsoft.com/office/word/2018/wordml" xmlns:w16du="http://schemas.microsoft.com/office/word/2023/wordml/word16du" xmlns:w16sdtdh="http://schemas.microsoft.com/office/word/2020/wordml/sdtdatahash" xmlns:w16sdtfl="http://schemas.microsoft.com/office/word/2024/wordml/sdtformatlock" xmlns:w16se="http://schemas.microsoft.com/office/word/2015/wordml/symex" xmlns:wpg="http://schemas.microsoft.com/office/word/2010/wordprocessingGroup" xmlns:wpi="http://schemas.microsoft.com/office/word/2010/wordprocessingInk" xmlns:wne="http://schemas.microsoft.com/office/word/2006/wordml" xmlns:wps="http://schemas.microsoft.com/office/word/2010/wordprocessingShape" mc:Ignorable="w14 w15 w16se w16cid w16 w16cex w16sdtdh w16sdtfl w16du wp14">
+<w:ftr xmlns:wpc="http://schemas.microsoft.com/office/word/2010/wordprocessingCanvas" xmlns:cx="http://schemas.microsoft.com/office/drawing/2014/chartex" xmlns:cx1="http://schemas.microsoft.com/office/drawing/2015/9/8/chartex" xmlns:cx2="http://schemas.microsoft.com/office/drawing/2015/10/21/chartex" xmlns:cx3="http://schemas.microsoft.com/office/drawing/2016/5/9/chartex" xmlns:cx4="http://schemas.microsoft.com/office/drawing/2016/5/10/chartex" xmlns:cx5="http://schemas.microsoft.com/office/drawing/2016/5/11/chartex" xmlns:cx6="http://schemas.microsoft.com/office/drawing/2016/5/12/chartex" xmlns:cx7="http://schemas.microsoft.com/office/drawing/2016/5/13/chartex" xmlns:cx8="http://schemas.microsoft.com/office/drawing/2016/5/14/chartex" xmlns:mc="http://schemas.openxmlformats.org/markup-compatibility/2006" xmlns:aink="http://schemas.microsoft.com/office/drawing/2016/ink" xmlns:am3d="http://schemas.microsoft.com/office/drawing/2017/model3d" xmlns:o="urn:schemas-microsoft-com:office:office" xmlns:oel="http://schemas.microsoft.com/office/2019/extlst" xmlns:r="http://schemas.openxmlformats.org/officeDocument/2006/relationships" xmlns:m="http://schemas.openxmlformats.org/officeDocument/2006/math" xmlns:v="urn:schemas-microsoft-com:vml" xmlns:wp14="http://schemas.microsoft.com/office/word/2010/wordprocessingDrawing" xmlns:wp="http://schemas.openxmlformats.org/drawingml/2006/wordprocessingDrawing" xmlns:w10="urn:schemas-microsoft-com:office:word" xmlns:w="http://schemas.openxmlformats.org/wordprocessingml/2006/main" xmlns:w14="http://schemas.microsoft.com/office/word/2010/wordml" xmlns:w15="http://schemas.microsoft.com/office/word/2012/wordml" xmlns:w16cei="http://schemas.microsoft.com/office/word/2026/wordml/cei" xmlns:w16cex="http://schemas.microsoft.com/office/word/2018/wordml/cex" xmlns:w16cid="http://schemas.microsoft.com/office/word/2016/wordml/cid" xmlns:w16="http://schemas.microsoft.com/office/word/2018/wordml" xmlns:w16du="http://schemas.microsoft.com/office/word/2023/wordml/word16du" xmlns:w16sdtdh="http://schemas.microsoft.com/office/word/2020/wordml/sdtdatahash" xmlns:w16sdtfl="http://schemas.microsoft.com/office/word/2024/wordml/sdtformatlock" xmlns:w16se="http://schemas.microsoft.com/office/word/2015/wordml/symex" xmlns:wpg="http://schemas.microsoft.com/office/word/2010/wordprocessingGroup" xmlns:wpi="http://schemas.microsoft.com/office/word/2010/wordprocessingInk" xmlns:wne="http://schemas.microsoft.com/office/word/2006/wordml" xmlns:wps="http://schemas.microsoft.com/office/word/2010/wordprocessingShape" mc:Ignorable="w14 w15 w16se w16cid w16 w16cex w16sdtdh w16sdtfl w16du wp14">
   <w:p>
     <w:pPr>
       <w:pStyle w:val="Footer"/>
@@ -21078,7 +21070,7 @@
 </file>
 
 <file path=word/footer2.xml><?xml version="1.0" encoding="utf-8"?>
-<w:ftr xmlns:wpc="http://schemas.microsoft.com/office/word/2010/wordprocessingCanvas" xmlns:cx="http://schemas.microsoft.com/office/drawing/2014/chartex" xmlns:cx1="http://schemas.microsoft.com/office/drawing/2015/9/8/chartex" xmlns:cx2="http://schemas.microsoft.com/office/drawing/2015/10/21/chartex" xmlns:cx3="http://schemas.microsoft.com/office/drawing/2016/5/9/chartex" xmlns:cx4="http://schemas.microsoft.com/office/drawing/2016/5/10/chartex" xmlns:cx5="http://schemas.microsoft.com/office/drawing/2016/5/11/chartex" xmlns:cx6="http://schemas.microsoft.com/office/drawing/2016/5/12/chartex" xmlns:cx7="http://schemas.microsoft.com/office/drawing/2016/5/13/chartex" xmlns:cx8="http://schemas.microsoft.com/office/drawing/2016/5/14/chartex" xmlns:mc="http://schemas.openxmlformats.org/markup-compatibility/2006" xmlns:aink="http://schemas.microsoft.com/office/drawing/2016/ink" xmlns:am3d="http://schemas.microsoft.com/office/drawing/2017/model3d" xmlns:o="urn:schemas-microsoft-com:office:office" xmlns:oel="http://schemas.microsoft.com/office/2019/extlst" xmlns:r="http://schemas.openxmlformats.org/officeDocument/2006/relationships" xmlns:m="http://schemas.openxmlformats.org/officeDocument/2006/math" xmlns:v="urn:schemas-microsoft-com:vml" xmlns:wp14="http://schemas.microsoft.com/office/word/2010/wordprocessingDrawing" xmlns:wp="http://schemas.openxmlformats.org/drawingml/2006/wordprocessingDrawing" xmlns:w10="urn:schemas-microsoft-com:office:word" xmlns:w="http://schemas.openxmlformats.org/wordprocessingml/2006/main" xmlns:w14="http://schemas.microsoft.com/office/word/2010/wordml" xmlns:w15="http://schemas.microsoft.com/office/word/2012/wordml" xmlns:w16cex="http://schemas.microsoft.com/office/word/2018/wordml/cex" xmlns:w16cid="http://schemas.microsoft.com/office/word/2016/wordml/cid" xmlns:w16="http://schemas.microsoft.com/office/word/2018/wordml" xmlns:w16du="http://schemas.microsoft.com/office/word/2023/wordml/word16du" xmlns:w16sdtdh="http://schemas.microsoft.com/office/word/2020/wordml/sdtdatahash" xmlns:w16sdtfl="http://schemas.microsoft.com/office/word/2024/wordml/sdtformatlock" xmlns:w16se="http://schemas.microsoft.com/office/word/2015/wordml/symex" xmlns:wpg="http://schemas.microsoft.com/office/word/2010/wordprocessingGroup" xmlns:wpi="http://schemas.microsoft.com/office/word/2010/wordprocessingInk" xmlns:wne="http://schemas.microsoft.com/office/word/2006/wordml" xmlns:wps="http://schemas.microsoft.com/office/word/2010/wordprocessingShape" mc:Ignorable="w14 w15 w16se w16cid w16 w16cex w16sdtdh w16sdtfl w16du wp14">
+<w:ftr xmlns:wpc="http://schemas.microsoft.com/office/word/2010/wordprocessingCanvas" xmlns:cx="http://schemas.microsoft.com/office/drawing/2014/chartex" xmlns:cx1="http://schemas.microsoft.com/office/drawing/2015/9/8/chartex" xmlns:cx2="http://schemas.microsoft.com/office/drawing/2015/10/21/chartex" xmlns:cx3="http://schemas.microsoft.com/office/drawing/2016/5/9/chartex" xmlns:cx4="http://schemas.microsoft.com/office/drawing/2016/5/10/chartex" xmlns:cx5="http://schemas.microsoft.com/office/drawing/2016/5/11/chartex" xmlns:cx6="http://schemas.microsoft.com/office/drawing/2016/5/12/chartex" xmlns:cx7="http://schemas.microsoft.com/office/drawing/2016/5/13/chartex" xmlns:cx8="http://schemas.microsoft.com/office/drawing/2016/5/14/chartex" xmlns:mc="http://schemas.openxmlformats.org/markup-compatibility/2006" xmlns:aink="http://schemas.microsoft.com/office/drawing/2016/ink" xmlns:am3d="http://schemas.microsoft.com/office/drawing/2017/model3d" xmlns:o="urn:schemas-microsoft-com:office:office" xmlns:oel="http://schemas.microsoft.com/office/2019/extlst" xmlns:r="http://schemas.openxmlformats.org/officeDocument/2006/relationships" xmlns:m="http://schemas.openxmlformats.org/officeDocument/2006/math" xmlns:v="urn:schemas-microsoft-com:vml" xmlns:wp14="http://schemas.microsoft.com/office/word/2010/wordprocessingDrawing" xmlns:wp="http://schemas.openxmlformats.org/drawingml/2006/wordprocessingDrawing" xmlns:w10="urn:schemas-microsoft-com:office:word" xmlns:w="http://schemas.openxmlformats.org/wordprocessingml/2006/main" xmlns:w14="http://schemas.microsoft.com/office/word/2010/wordml" xmlns:w15="http://schemas.microsoft.com/office/word/2012/wordml" xmlns:w16cei="http://schemas.microsoft.com/office/word/2026/wordml/cei" xmlns:w16cex="http://schemas.microsoft.com/office/word/2018/wordml/cex" xmlns:w16cid="http://schemas.microsoft.com/office/word/2016/wordml/cid" xmlns:w16="http://schemas.microsoft.com/office/word/2018/wordml" xmlns:w16du="http://schemas.microsoft.com/office/word/2023/wordml/word16du" xmlns:w16sdtdh="http://schemas.microsoft.com/office/word/2020/wordml/sdtdatahash" xmlns:w16sdtfl="http://schemas.microsoft.com/office/word/2024/wordml/sdtformatlock" xmlns:w16se="http://schemas.microsoft.com/office/word/2015/wordml/symex" xmlns:wpg="http://schemas.microsoft.com/office/word/2010/wordprocessingGroup" xmlns:wpi="http://schemas.microsoft.com/office/word/2010/wordprocessingInk" xmlns:wne="http://schemas.microsoft.com/office/word/2006/wordml" xmlns:wps="http://schemas.microsoft.com/office/word/2010/wordprocessingShape" mc:Ignorable="w14 w15 w16se w16cid w16 w16cex w16sdtdh w16sdtfl w16du wp14">
   <w:sdt>
     <w:sdtPr>
       <w:rPr>
@@ -21138,7 +21130,7 @@
 </file>
 
 <file path=word/footer3.xml><?xml version="1.0" encoding="utf-8"?>
-<w:ftr xmlns:wpc="http://schemas.microsoft.com/office/word/2010/wordprocessingCanvas" xmlns:cx="http://schemas.microsoft.com/office/drawing/2014/chartex" xmlns:cx1="http://schemas.microsoft.com/office/drawing/2015/9/8/chartex" xmlns:cx2="http://schemas.microsoft.com/office/drawing/2015/10/21/chartex" xmlns:cx3="http://schemas.microsoft.com/office/drawing/2016/5/9/chartex" xmlns:cx4="http://schemas.microsoft.com/office/drawing/2016/5/10/chartex" xmlns:cx5="http://schemas.microsoft.com/office/drawing/2016/5/11/chartex" xmlns:cx6="http://schemas.microsoft.com/office/drawing/2016/5/12/chartex" xmlns:cx7="http://schemas.microsoft.com/office/drawing/2016/5/13/chartex" xmlns:cx8="http://schemas.microsoft.com/office/drawing/2016/5/14/chartex" xmlns:mc="http://schemas.openxmlformats.org/markup-compatibility/2006" xmlns:aink="http://schemas.microsoft.com/office/drawing/2016/ink" xmlns:am3d="http://schemas.microsoft.com/office/drawing/2017/model3d" xmlns:o="urn:schemas-microsoft-com:office:office" xmlns:oel="http://schemas.microsoft.com/office/2019/extlst" xmlns:r="http://schemas.openxmlformats.org/officeDocument/2006/relationships" xmlns:m="http://schemas.openxmlformats.org/officeDocument/2006/math" xmlns:v="urn:schemas-microsoft-com:vml" xmlns:wp14="http://schemas.microsoft.com/office/word/2010/wordprocessingDrawing" xmlns:wp="http://schemas.openxmlformats.org/drawingml/2006/wordprocessingDrawing" xmlns:w10="urn:schemas-microsoft-com:office:word" xmlns:w="http://schemas.openxmlformats.org/wordprocessingml/2006/main" xmlns:w14="http://schemas.microsoft.com/office/word/2010/wordml" xmlns:w15="http://schemas.microsoft.com/office/word/2012/wordml" xmlns:w16cex="http://schemas.microsoft.com/office/word/2018/wordml/cex" xmlns:w16cid="http://schemas.microsoft.com/office/word/2016/wordml/cid" xmlns:w16="http://schemas.microsoft.com/office/word/2018/wordml" xmlns:w16du="http://schemas.microsoft.com/office/word/2023/wordml/word16du" xmlns:w16sdtdh="http://schemas.microsoft.com/office/word/2020/wordml/sdtdatahash" xmlns:w16sdtfl="http://schemas.microsoft.com/office/word/2024/wordml/sdtformatlock" xmlns:w16se="http://schemas.microsoft.com/office/word/2015/wordml/symex" xmlns:wpg="http://schemas.microsoft.com/office/word/2010/wordprocessingGroup" xmlns:wpi="http://schemas.microsoft.com/office/word/2010/wordprocessingInk" xmlns:wne="http://schemas.microsoft.com/office/word/2006/wordml" xmlns:wps="http://schemas.microsoft.com/office/word/2010/wordprocessingShape" mc:Ignorable="w14 w15 w16se w16cid w16 w16cex w16sdtdh w16sdtfl w16du wp14">
+<w:ftr xmlns:wpc="http://schemas.microsoft.com/office/word/2010/wordprocessingCanvas" xmlns:cx="http://schemas.microsoft.com/office/drawing/2014/chartex" xmlns:cx1="http://schemas.microsoft.com/office/drawing/2015/9/8/chartex" xmlns:cx2="http://schemas.microsoft.com/office/drawing/2015/10/21/chartex" xmlns:cx3="http://schemas.microsoft.com/office/drawing/2016/5/9/chartex" xmlns:cx4="http://schemas.microsoft.com/office/drawing/2016/5/10/chartex" xmlns:cx5="http://schemas.microsoft.com/office/drawing/2016/5/11/chartex" xmlns:cx6="http://schemas.microsoft.com/office/drawing/2016/5/12/chartex" xmlns:cx7="http://schemas.microsoft.com/office/drawing/2016/5/13/chartex" xmlns:cx8="http://schemas.microsoft.com/office/drawing/2016/5/14/chartex" xmlns:mc="http://schemas.openxmlformats.org/markup-compatibility/2006" xmlns:aink="http://schemas.microsoft.com/office/drawing/2016/ink" xmlns:am3d="http://schemas.microsoft.com/office/drawing/2017/model3d" xmlns:o="urn:schemas-microsoft-com:office:office" xmlns:oel="http://schemas.microsoft.com/office/2019/extlst" xmlns:r="http://schemas.openxmlformats.org/officeDocument/2006/relationships" xmlns:m="http://schemas.openxmlformats.org/officeDocument/2006/math" xmlns:v="urn:schemas-microsoft-com:vml" xmlns:wp14="http://schemas.microsoft.com/office/word/2010/wordprocessingDrawing" xmlns:wp="http://schemas.openxmlformats.org/drawingml/2006/wordprocessingDrawing" xmlns:w10="urn:schemas-microsoft-com:office:word" xmlns:w="http://schemas.openxmlformats.org/wordprocessingml/2006/main" xmlns:w14="http://schemas.microsoft.com/office/word/2010/wordml" xmlns:w15="http://schemas.microsoft.com/office/word/2012/wordml" xmlns:w16cei="http://schemas.microsoft.com/office/word/2026/wordml/cei" xmlns:w16cex="http://schemas.microsoft.com/office/word/2018/wordml/cex" xmlns:w16cid="http://schemas.microsoft.com/office/word/2016/wordml/cid" xmlns:w16="http://schemas.microsoft.com/office/word/2018/wordml" xmlns:w16du="http://schemas.microsoft.com/office/word/2023/wordml/word16du" xmlns:w16sdtdh="http://schemas.microsoft.com/office/word/2020/wordml/sdtdatahash" xmlns:w16sdtfl="http://schemas.microsoft.com/office/word/2024/wordml/sdtformatlock" xmlns:w16se="http://schemas.microsoft.com/office/word/2015/wordml/symex" xmlns:wpg="http://schemas.microsoft.com/office/word/2010/wordprocessingGroup" xmlns:wpi="http://schemas.microsoft.com/office/word/2010/wordprocessingInk" xmlns:wne="http://schemas.microsoft.com/office/word/2006/wordml" xmlns:wps="http://schemas.microsoft.com/office/word/2010/wordprocessingShape" mc:Ignorable="w14 w15 w16se w16cid w16 w16cex w16sdtdh w16sdtfl w16du wp14">
   <w:sdt>
     <w:sdtPr>
       <w:rPr>
@@ -21194,7 +21186,7 @@
 </file>
 
 <file path=word/footnotes.xml><?xml version="1.0" encoding="utf-8"?>
-<w:footnotes xmlns:wpc="http://schemas.microsoft.com/office/word/2010/wordprocessingCanvas" xmlns:cx="http://schemas.microsoft.com/office/drawing/2014/chartex" xmlns:cx1="http://schemas.microsoft.com/office/drawing/2015/9/8/chartex" xmlns:cx2="http://schemas.microsoft.com/office/drawing/2015/10/21/chartex" xmlns:cx3="http://schemas.microsoft.com/office/drawing/2016/5/9/chartex" xmlns:cx4="http://schemas.microsoft.com/office/drawing/2016/5/10/chartex" xmlns:cx5="http://schemas.microsoft.com/office/drawing/2016/5/11/chartex" xmlns:cx6="http://schemas.microsoft.com/office/drawing/2016/5/12/chartex" xmlns:cx7="http://schemas.microsoft.com/office/drawing/2016/5/13/chartex" xmlns:cx8="http://schemas.microsoft.com/office/drawing/2016/5/14/chartex" xmlns:mc="http://schemas.openxmlformats.org/markup-compatibility/2006" xmlns:aink="http://schemas.microsoft.com/office/drawing/2016/ink" xmlns:am3d="http://schemas.microsoft.com/office/drawing/2017/model3d" xmlns:o="urn:schemas-microsoft-com:office:office" xmlns:oel="http://schemas.microsoft.com/office/2019/extlst" xmlns:r="http://schemas.openxmlformats.org/officeDocument/2006/relationships" xmlns:m="http://schemas.openxmlformats.org/officeDocument/2006/math" xmlns:v="urn:schemas-microsoft-com:vml" xmlns:wp14="http://schemas.microsoft.com/office/word/2010/wordprocessingDrawing" xmlns:wp="http://schemas.openxmlformats.org/drawingml/2006/wordprocessingDrawing" xmlns:w10="urn:schemas-microsoft-com:office:word" xmlns:w="http://schemas.openxmlformats.org/wordprocessingml/2006/main" xmlns:w14="http://schemas.microsoft.com/office/word/2010/wordml" xmlns:w15="http://schemas.microsoft.com/office/word/2012/wordml" xmlns:w16cex="http://schemas.microsoft.com/office/word/2018/wordml/cex" xmlns:w16cid="http://schemas.microsoft.com/office/word/2016/wordml/cid" xmlns:w16="http://schemas.microsoft.com/office/word/2018/wordml" xmlns:w16du="http://schemas.microsoft.com/office/word/2023/wordml/word16du" xmlns:w16sdtdh="http://schemas.microsoft.com/office/word/2020/wordml/sdtdatahash" xmlns:w16sdtfl="http://schemas.microsoft.com/office/word/2024/wordml/sdtformatlock" xmlns:w16se="http://schemas.microsoft.com/office/word/2015/wordml/symex" xmlns:wpg="http://schemas.microsoft.com/office/word/2010/wordprocessingGroup" xmlns:wpi="http://schemas.microsoft.com/office/word/2010/wordprocessingInk" xmlns:wne="http://schemas.microsoft.com/office/word/2006/wordml" xmlns:wps="http://schemas.microsoft.com/office/word/2010/wordprocessingShape" mc:Ignorable="w14 w15 w16se w16cid w16 w16cex w16sdtdh w16sdtfl w16du wp14">
+<w:footnotes xmlns:wpc="http://schemas.microsoft.com/office/word/2010/wordprocessingCanvas" xmlns:cx="http://schemas.microsoft.com/office/drawing/2014/chartex" xmlns:cx1="http://schemas.microsoft.com/office/drawing/2015/9/8/chartex" xmlns:cx2="http://schemas.microsoft.com/office/drawing/2015/10/21/chartex" xmlns:cx3="http://schemas.microsoft.com/office/drawing/2016/5/9/chartex" xmlns:cx4="http://schemas.microsoft.com/office/drawing/2016/5/10/chartex" xmlns:cx5="http://schemas.microsoft.com/office/drawing/2016/5/11/chartex" xmlns:cx6="http://schemas.microsoft.com/office/drawing/2016/5/12/chartex" xmlns:cx7="http://schemas.microsoft.com/office/drawing/2016/5/13/chartex" xmlns:cx8="http://schemas.microsoft.com/office/drawing/2016/5/14/chartex" xmlns:mc="http://schemas.openxmlformats.org/markup-compatibility/2006" xmlns:aink="http://schemas.microsoft.com/office/drawing/2016/ink" xmlns:am3d="http://schemas.microsoft.com/office/drawing/2017/model3d" xmlns:o="urn:schemas-microsoft-com:office:office" xmlns:oel="http://schemas.microsoft.com/office/2019/extlst" xmlns:r="http://schemas.openxmlformats.org/officeDocument/2006/relationships" xmlns:m="http://schemas.openxmlformats.org/officeDocument/2006/math" xmlns:v="urn:schemas-microsoft-com:vml" xmlns:wp14="http://schemas.microsoft.com/office/word/2010/wordprocessingDrawing" xmlns:wp="http://schemas.openxmlformats.org/drawingml/2006/wordprocessingDrawing" xmlns:w10="urn:schemas-microsoft-com:office:word" xmlns:w="http://schemas.openxmlformats.org/wordprocessingml/2006/main" xmlns:w14="http://schemas.microsoft.com/office/word/2010/wordml" xmlns:w15="http://schemas.microsoft.com/office/word/2012/wordml" xmlns:w16cei="http://schemas.microsoft.com/office/word/2026/wordml/cei" xmlns:w16cex="http://schemas.microsoft.com/office/word/2018/wordml/cex" xmlns:w16cid="http://schemas.microsoft.com/office/word/2016/wordml/cid" xmlns:w16="http://schemas.microsoft.com/office/word/2018/wordml" xmlns:w16du="http://schemas.microsoft.com/office/word/2023/wordml/word16du" xmlns:w16sdtdh="http://schemas.microsoft.com/office/word/2020/wordml/sdtdatahash" xmlns:w16sdtfl="http://schemas.microsoft.com/office/word/2024/wordml/sdtformatlock" xmlns:w16se="http://schemas.microsoft.com/office/word/2015/wordml/symex" xmlns:wpg="http://schemas.microsoft.com/office/word/2010/wordprocessingGroup" xmlns:wpi="http://schemas.microsoft.com/office/word/2010/wordprocessingInk" xmlns:wne="http://schemas.microsoft.com/office/word/2006/wordml" xmlns:wps="http://schemas.microsoft.com/office/word/2010/wordprocessingShape" mc:Ignorable="w14 w15 w16se w16cid w16 w16cex w16sdtdh w16sdtfl w16du wp14">
   <w:footnote w:type="separator" w:id="-1">
     <w:p>
       <w:r>
@@ -21213,7 +21205,7 @@
 </file>
 
 <file path=word/header1.xml><?xml version="1.0" encoding="utf-8"?>
-<w:hdr xmlns:wpc="http://schemas.microsoft.com/office/word/2010/wordprocessingCanvas" xmlns:cx="http://schemas.microsoft.com/office/drawing/2014/chartex" xmlns:cx1="http://schemas.microsoft.com/office/drawing/2015/9/8/chartex" xmlns:cx2="http://schemas.microsoft.com/office/drawing/2015/10/21/chartex" xmlns:cx3="http://schemas.microsoft.com/office/drawing/2016/5/9/chartex" xmlns:cx4="http://schemas.microsoft.com/office/drawing/2016/5/10/chartex" xmlns:cx5="http://schemas.microsoft.com/office/drawing/2016/5/11/chartex" xmlns:cx6="http://schemas.microsoft.com/office/drawing/2016/5/12/chartex" xmlns:cx7="http://schemas.microsoft.com/office/drawing/2016/5/13/chartex" xmlns:cx8="http://schemas.microsoft.com/office/drawing/2016/5/14/chartex" xmlns:mc="http://schemas.openxmlformats.org/markup-compatibility/2006" xmlns:aink="http://schemas.microsoft.com/office/drawing/2016/ink" xmlns:am3d="http://schemas.microsoft.com/office/drawing/2017/model3d" xmlns:o="urn:schemas-microsoft-com:office:office" xmlns:oel="http://schemas.microsoft.com/office/2019/extlst" xmlns:r="http://schemas.openxmlformats.org/officeDocument/2006/relationships" xmlns:m="http://schemas.openxmlformats.org/officeDocument/2006/math" xmlns:v="urn:schemas-microsoft-com:vml" xmlns:wp14="http://schemas.microsoft.com/office/word/2010/wordprocessingDrawing" xmlns:wp="http://schemas.openxmlformats.org/drawingml/2006/wordprocessingDrawing" xmlns:w10="urn:schemas-microsoft-com:office:word" xmlns:w="http://schemas.openxmlformats.org/wordprocessingml/2006/main" xmlns:w14="http://schemas.microsoft.com/office/word/2010/wordml" xmlns:w15="http://schemas.microsoft.com/office/word/2012/wordml" xmlns:w16cex="http://schemas.microsoft.com/office/word/2018/wordml/cex" xmlns:w16cid="http://schemas.microsoft.com/office/word/2016/wordml/cid" xmlns:w16="http://schemas.microsoft.com/office/word/2018/wordml" xmlns:w16du="http://schemas.microsoft.com/office/word/2023/wordml/word16du" xmlns:w16sdtdh="http://schemas.microsoft.com/office/word/2020/wordml/sdtdatahash" xmlns:w16sdtfl="http://schemas.microsoft.com/office/word/2024/wordml/sdtformatlock" xmlns:w16se="http://schemas.microsoft.com/office/word/2015/wordml/symex" xmlns:wpg="http://schemas.microsoft.com/office/word/2010/wordprocessingGroup" xmlns:wpi="http://schemas.microsoft.com/office/word/2010/wordprocessingInk" xmlns:wne="http://schemas.microsoft.com/office/word/2006/wordml" xmlns:wps="http://schemas.microsoft.com/office/word/2010/wordprocessingShape" mc:Ignorable="w14 w15 w16se w16cid w16 w16cex w16sdtdh w16sdtfl w16du wp14">
+<w:hdr xmlns:wpc="http://schemas.microsoft.com/office/word/2010/wordprocessingCanvas" xmlns:cx="http://schemas.microsoft.com/office/drawing/2014/chartex" xmlns:cx1="http://schemas.microsoft.com/office/drawing/2015/9/8/chartex" xmlns:cx2="http://schemas.microsoft.com/office/drawing/2015/10/21/chartex" xmlns:cx3="http://schemas.microsoft.com/office/drawing/2016/5/9/chartex" xmlns:cx4="http://schemas.microsoft.com/office/drawing/2016/5/10/chartex" xmlns:cx5="http://schemas.microsoft.com/office/drawing/2016/5/11/chartex" xmlns:cx6="http://schemas.microsoft.com/office/drawing/2016/5/12/chartex" xmlns:cx7="http://schemas.microsoft.com/office/drawing/2016/5/13/chartex" xmlns:cx8="http://schemas.microsoft.com/office/drawing/2016/5/14/chartex" xmlns:mc="http://schemas.openxmlformats.org/markup-compatibility/2006" xmlns:aink="http://schemas.microsoft.com/office/drawing/2016/ink" xmlns:am3d="http://schemas.microsoft.com/office/drawing/2017/model3d" xmlns:o="urn:schemas-microsoft-com:office:office" xmlns:oel="http://schemas.microsoft.com/office/2019/extlst" xmlns:r="http://schemas.openxmlformats.org/officeDocument/2006/relationships" xmlns:m="http://schemas.openxmlformats.org/officeDocument/2006/math" xmlns:v="urn:schemas-microsoft-com:vml" xmlns:wp14="http://schemas.microsoft.com/office/word/2010/wordprocessingDrawing" xmlns:wp="http://schemas.openxmlformats.org/drawingml/2006/wordprocessingDrawing" xmlns:w10="urn:schemas-microsoft-com:office:word" xmlns:w="http://schemas.openxmlformats.org/wordprocessingml/2006/main" xmlns:w14="http://schemas.microsoft.com/office/word/2010/wordml" xmlns:w15="http://schemas.microsoft.com/office/word/2012/wordml" xmlns:w16cei="http://schemas.microsoft.com/office/word/2026/wordml/cei" xmlns:w16cex="http://schemas.microsoft.com/office/word/2018/wordml/cex" xmlns:w16cid="http://schemas.microsoft.com/office/word/2016/wordml/cid" xmlns:w16="http://schemas.microsoft.com/office/word/2018/wordml" xmlns:w16du="http://schemas.microsoft.com/office/word/2023/wordml/word16du" xmlns:w16sdtdh="http://schemas.microsoft.com/office/word/2020/wordml/sdtdatahash" xmlns:w16sdtfl="http://schemas.microsoft.com/office/word/2024/wordml/sdtformatlock" xmlns:w16se="http://schemas.microsoft.com/office/word/2015/wordml/symex" xmlns:wpg="http://schemas.microsoft.com/office/word/2010/wordprocessingGroup" xmlns:wpi="http://schemas.microsoft.com/office/word/2010/wordprocessingInk" xmlns:wne="http://schemas.microsoft.com/office/word/2006/wordml" xmlns:wps="http://schemas.microsoft.com/office/word/2010/wordprocessingShape" mc:Ignorable="w14 w15 w16se w16cid w16 w16cex w16sdtdh w16sdtfl w16du wp14">
   <w:p>
     <w:pPr>
       <w:pStyle w:val="Header"/>
@@ -21239,7 +21231,7 @@
 </file>
 
 <file path=word/header2.xml><?xml version="1.0" encoding="utf-8"?>
-<w:hdr xmlns:wpc="http://schemas.microsoft.com/office/word/2010/wordprocessingCanvas" xmlns:cx="http://schemas.microsoft.com/office/drawing/2014/chartex" xmlns:cx1="http://schemas.microsoft.com/office/drawing/2015/9/8/chartex" xmlns:cx2="http://schemas.microsoft.com/office/drawing/2015/10/21/chartex" xmlns:cx3="http://schemas.microsoft.com/office/drawing/2016/5/9/chartex" xmlns:cx4="http://schemas.microsoft.com/office/drawing/2016/5/10/chartex" xmlns:cx5="http://schemas.microsoft.com/office/drawing/2016/5/11/chartex" xmlns:cx6="http://schemas.microsoft.com/office/drawing/2016/5/12/chartex" xmlns:cx7="http://schemas.microsoft.com/office/drawing/2016/5/13/chartex" xmlns:cx8="http://schemas.microsoft.com/office/drawing/2016/5/14/chartex" xmlns:mc="http://schemas.openxmlformats.org/markup-compatibility/2006" xmlns:aink="http://schemas.microsoft.com/office/drawing/2016/ink" xmlns:am3d="http://schemas.microsoft.com/office/drawing/2017/model3d" xmlns:o="urn:schemas-microsoft-com:office:office" xmlns:oel="http://schemas.microsoft.com/office/2019/extlst" xmlns:r="http://schemas.openxmlformats.org/officeDocument/2006/relationships" xmlns:m="http://schemas.openxmlformats.org/officeDocument/2006/math" xmlns:v="urn:schemas-microsoft-com:vml" xmlns:wp14="http://schemas.microsoft.com/office/word/2010/wordprocessingDrawing" xmlns:wp="http://schemas.openxmlformats.org/drawingml/2006/wordprocessingDrawing" xmlns:w10="urn:schemas-microsoft-com:office:word" xmlns:w="http://schemas.openxmlformats.org/wordprocessingml/2006/main" xmlns:w14="http://schemas.microsoft.com/office/word/2010/wordml" xmlns:w15="http://schemas.microsoft.com/office/word/2012/wordml" xmlns:w16cex="http://schemas.microsoft.com/office/word/2018/wordml/cex" xmlns:w16cid="http://schemas.microsoft.com/office/word/2016/wordml/cid" xmlns:w16="http://schemas.microsoft.com/office/word/2018/wordml" xmlns:w16du="http://schemas.microsoft.com/office/word/2023/wordml/word16du" xmlns:w16sdtdh="http://schemas.microsoft.com/office/word/2020/wordml/sdtdatahash" xmlns:w16sdtfl="http://schemas.microsoft.com/office/word/2024/wordml/sdtformatlock" xmlns:w16se="http://schemas.microsoft.com/office/word/2015/wordml/symex" xmlns:wpg="http://schemas.microsoft.com/office/word/2010/wordprocessingGroup" xmlns:wpi="http://schemas.microsoft.com/office/word/2010/wordprocessingInk" xmlns:wne="http://schemas.microsoft.com/office/word/2006/wordml" xmlns:wps="http://schemas.microsoft.com/office/word/2010/wordprocessingShape" mc:Ignorable="w14 w15 w16se w16cid w16 w16cex w16sdtdh w16sdtfl w16du wp14">
+<w:hdr xmlns:wpc="http://schemas.microsoft.com/office/word/2010/wordprocessingCanvas" xmlns:cx="http://schemas.microsoft.com/office/drawing/2014/chartex" xmlns:cx1="http://schemas.microsoft.com/office/drawing/2015/9/8/chartex" xmlns:cx2="http://schemas.microsoft.com/office/drawing/2015/10/21/chartex" xmlns:cx3="http://schemas.microsoft.com/office/drawing/2016/5/9/chartex" xmlns:cx4="http://schemas.microsoft.com/office/drawing/2016/5/10/chartex" xmlns:cx5="http://schemas.microsoft.com/office/drawing/2016/5/11/chartex" xmlns:cx6="http://schemas.microsoft.com/office/drawing/2016/5/12/chartex" xmlns:cx7="http://schemas.microsoft.com/office/drawing/2016/5/13/chartex" xmlns:cx8="http://schemas.microsoft.com/office/drawing/2016/5/14/chartex" xmlns:mc="http://schemas.openxmlformats.org/markup-compatibility/2006" xmlns:aink="http://schemas.microsoft.com/office/drawing/2016/ink" xmlns:am3d="http://schemas.microsoft.com/office/drawing/2017/model3d" xmlns:o="urn:schemas-microsoft-com:office:office" xmlns:oel="http://schemas.microsoft.com/office/2019/extlst" xmlns:r="http://schemas.openxmlformats.org/officeDocument/2006/relationships" xmlns:m="http://schemas.openxmlformats.org/officeDocument/2006/math" xmlns:v="urn:schemas-microsoft-com:vml" xmlns:wp14="http://schemas.microsoft.com/office/word/2010/wordprocessingDrawing" xmlns:wp="http://schemas.openxmlformats.org/drawingml/2006/wordprocessingDrawing" xmlns:w10="urn:schemas-microsoft-com:office:word" xmlns:w="http://schemas.openxmlformats.org/wordprocessingml/2006/main" xmlns:w14="http://schemas.microsoft.com/office/word/2010/wordml" xmlns:w15="http://schemas.microsoft.com/office/word/2012/wordml" xmlns:w16cei="http://schemas.microsoft.com/office/word/2026/wordml/cei" xmlns:w16cex="http://schemas.microsoft.com/office/word/2018/wordml/cex" xmlns:w16cid="http://schemas.microsoft.com/office/word/2016/wordml/cid" xmlns:w16="http://schemas.microsoft.com/office/word/2018/wordml" xmlns:w16du="http://schemas.microsoft.com/office/word/2023/wordml/word16du" xmlns:w16sdtdh="http://schemas.microsoft.com/office/word/2020/wordml/sdtdatahash" xmlns:w16sdtfl="http://schemas.microsoft.com/office/word/2024/wordml/sdtformatlock" xmlns:w16se="http://schemas.microsoft.com/office/word/2015/wordml/symex" xmlns:wpg="http://schemas.microsoft.com/office/word/2010/wordprocessingGroup" xmlns:wpi="http://schemas.microsoft.com/office/word/2010/wordprocessingInk" xmlns:wne="http://schemas.microsoft.com/office/word/2006/wordml" xmlns:wps="http://schemas.microsoft.com/office/word/2010/wordprocessingShape" mc:Ignorable="w14 w15 w16se w16cid w16 w16cex w16sdtdh w16sdtfl w16du wp14">
   <w:p>
     <w:pPr>
       <w:pStyle w:val="Header"/>
@@ -21253,7 +21245,7 @@
 </file>
 
 <file path=word/numbering.xml><?xml version="1.0" encoding="utf-8"?>
-<w:numbering xmlns:wpc="http://schemas.microsoft.com/office/word/2010/wordprocessingCanvas" xmlns:cx="http://schemas.microsoft.com/office/drawing/2014/chartex" xmlns:cx1="http://schemas.microsoft.com/office/drawing/2015/9/8/chartex" xmlns:cx2="http://schemas.microsoft.com/office/drawing/2015/10/21/chartex" xmlns:cx3="http://schemas.microsoft.com/office/drawing/2016/5/9/chartex" xmlns:cx4="http://schemas.microsoft.com/office/drawing/2016/5/10/chartex" xmlns:cx5="http://schemas.microsoft.com/office/drawing/2016/5/11/chartex" xmlns:cx6="http://schemas.microsoft.com/office/drawing/2016/5/12/chartex" xmlns:cx7="http://schemas.microsoft.com/office/drawing/2016/5/13/chartex" xmlns:cx8="http://schemas.microsoft.com/office/drawing/2016/5/14/chartex" xmlns:mc="http://schemas.openxmlformats.org/markup-compatibility/2006" xmlns:aink="http://schemas.microsoft.com/office/drawing/2016/ink" xmlns:am3d="http://schemas.microsoft.com/office/drawing/2017/model3d" xmlns:o="urn:schemas-microsoft-com:office:office" xmlns:oel="http://schemas.microsoft.com/office/2019/extlst" xmlns:r="http://schemas.openxmlformats.org/officeDocument/2006/relationships" xmlns:m="http://schemas.openxmlformats.org/officeDocument/2006/math" xmlns:v="urn:schemas-microsoft-com:vml" xmlns:wp14="http://schemas.microsoft.com/office/word/2010/wordprocessingDrawing" xmlns:wp="http://schemas.openxmlformats.org/drawingml/2006/wordprocessingDrawing" xmlns:w10="urn:schemas-microsoft-com:office:word" xmlns:w="http://schemas.openxmlformats.org/wordprocessingml/2006/main" xmlns:w14="http://schemas.microsoft.com/office/word/2010/wordml" xmlns:w15="http://schemas.microsoft.com/office/word/2012/wordml" xmlns:w16cex="http://schemas.microsoft.com/office/word/2018/wordml/cex" xmlns:w16cid="http://schemas.microsoft.com/office/word/2016/wordml/cid" xmlns:w16="http://schemas.microsoft.com/office/word/2018/wordml" xmlns:w16du="http://schemas.microsoft.com/office/word/2023/wordml/word16du" xmlns:w16sdtdh="http://schemas.microsoft.com/office/word/2020/wordml/sdtdatahash" xmlns:w16sdtfl="http://schemas.microsoft.com/office/word/2024/wordml/sdtformatlock" xmlns:w16se="http://schemas.microsoft.com/office/word/2015/wordml/symex" xmlns:wpg="http://schemas.microsoft.com/office/word/2010/wordprocessingGroup" xmlns:wpi="http://schemas.microsoft.com/office/word/2010/wordprocessingInk" xmlns:wne="http://schemas.microsoft.com/office/word/2006/wordml" xmlns:wps="http://schemas.microsoft.com/office/word/2010/wordprocessingShape" mc:Ignorable="w14 w15 w16se w16cid w16 w16cex w16sdtdh w16sdtfl w16du wp14">
+<w:numbering xmlns:wpc="http://schemas.microsoft.com/office/word/2010/wordprocessingCanvas" xmlns:cx="http://schemas.microsoft.com/office/drawing/2014/chartex" xmlns:cx1="http://schemas.microsoft.com/office/drawing/2015/9/8/chartex" xmlns:cx2="http://schemas.microsoft.com/office/drawing/2015/10/21/chartex" xmlns:cx3="http://schemas.microsoft.com/office/drawing/2016/5/9/chartex" xmlns:cx4="http://schemas.microsoft.com/office/drawing/2016/5/10/chartex" xmlns:cx5="http://schemas.microsoft.com/office/drawing/2016/5/11/chartex" xmlns:cx6="http://schemas.microsoft.com/office/drawing/2016/5/12/chartex" xmlns:cx7="http://schemas.microsoft.com/office/drawing/2016/5/13/chartex" xmlns:cx8="http://schemas.microsoft.com/office/drawing/2016/5/14/chartex" xmlns:mc="http://schemas.openxmlformats.org/markup-compatibility/2006" xmlns:aink="http://schemas.microsoft.com/office/drawing/2016/ink" xmlns:am3d="http://schemas.microsoft.com/office/drawing/2017/model3d" xmlns:o="urn:schemas-microsoft-com:office:office" xmlns:oel="http://schemas.microsoft.com/office/2019/extlst" xmlns:r="http://schemas.openxmlformats.org/officeDocument/2006/relationships" xmlns:m="http://schemas.openxmlformats.org/officeDocument/2006/math" xmlns:v="urn:schemas-microsoft-com:vml" xmlns:wp14="http://schemas.microsoft.com/office/word/2010/wordprocessingDrawing" xmlns:wp="http://schemas.openxmlformats.org/drawingml/2006/wordprocessingDrawing" xmlns:w10="urn:schemas-microsoft-com:office:word" xmlns:w="http://schemas.openxmlformats.org/wordprocessingml/2006/main" xmlns:w14="http://schemas.microsoft.com/office/word/2010/wordml" xmlns:w15="http://schemas.microsoft.com/office/word/2012/wordml" xmlns:w16cei="http://schemas.microsoft.com/office/word/2026/wordml/cei" xmlns:w16cex="http://schemas.microsoft.com/office/word/2018/wordml/cex" xmlns:w16cid="http://schemas.microsoft.com/office/word/2016/wordml/cid" xmlns:w16="http://schemas.microsoft.com/office/word/2018/wordml" xmlns:w16du="http://schemas.microsoft.com/office/word/2023/wordml/word16du" xmlns:w16sdtdh="http://schemas.microsoft.com/office/word/2020/wordml/sdtdatahash" xmlns:w16sdtfl="http://schemas.microsoft.com/office/word/2024/wordml/sdtformatlock" xmlns:w16se="http://schemas.microsoft.com/office/word/2015/wordml/symex" xmlns:wpg="http://schemas.microsoft.com/office/word/2010/wordprocessingGroup" xmlns:wpi="http://schemas.microsoft.com/office/word/2010/wordprocessingInk" xmlns:wne="http://schemas.microsoft.com/office/word/2006/wordml" xmlns:wps="http://schemas.microsoft.com/office/word/2010/wordprocessingShape" mc:Ignorable="w14 w15 w16se w16cid w16 w16cex w16sdtdh w16sdtfl w16du wp14">
   <w:abstractNum w:abstractNumId="0" w15:restartNumberingAfterBreak="0">
     <w:nsid w:val="021F1E9A"/>
     <w:multiLevelType w:val="hybridMultilevel"/>

--- a/templates/CMIS/HD-NSH-1Tr.docx
+++ b/templates/CMIS/HD-NSH-1Tr.docx
@@ -17598,22 +17598,18 @@
           <w:rFonts w:eastAsia="Calibri"/>
           <w:szCs w:val="24"/>
         </w:rPr>
-      </w:pPr>
-    </w:p>
-    <w:p>
-      <w:pPr>
-        <w:rPr>
-          <w:rFonts w:eastAsia="Calibri"/>
-          <w:szCs w:val="24"/>
-        </w:rPr>
-      </w:pPr>
-      <w:r>
-        <w:rPr>
-          <w:rFonts w:eastAsia="Calibri"/>
-          <w:szCs w:val="24"/>
-        </w:rPr>
-        <w:br w:type="page"/>
-      </w:r>
+        <w:sectPr>
+          <w:footnotePr>
+            <w:numRestart w:val="eachPage"/>
+          </w:footnotePr>
+          <w:pgSz w:w="11907" w:h="16840" w:code="9"/>
+          <w:pgMar w:top="964" w:right="1134" w:bottom="964" w:left="1701" w:header="510" w:footer="510" w:gutter="0"/>
+          <w:pgNumType w:start="1"/>
+          <w:cols w:space="720"/>
+          <w:titlePg/>
+          <w:docGrid w:linePitch="326"/>
+        </w:sectPr>
+      </w:pPr>
     </w:p>
     <w:p>
       <w:pPr>
@@ -17868,7 +17864,7 @@
                 <w:sz w:val="26"/>
                 <w:szCs w:val="26"/>
               </w:rPr>
-              <w:t>04</w:t>
+              <w:t>19</w:t>
             </w:r>
             <w:r>
               <w:rPr>
@@ -19097,6 +19093,37 @@
         </w:rPr>
         <w:br w:type="page"/>
       </w:r>
+      <w:r>
+        <w:rPr>
+          <w:b/>
+          <w:color w:val="A6A6A6" w:themeColor="background1" w:themeShade="A6"/>
+          <w:sz w:val="28"/>
+          <w:szCs w:val="28"/>
+        </w:rPr>
+        <w:lastRenderedPageBreak/>
+        <w:br w:type="page"/>
+      </w:r>
+    </w:p>
+    <w:p>
+      <w:pPr>
+        <w:rPr>
+          <w:b/>
+          <w:color w:val="A6A6A6" w:themeColor="background1" w:themeShade="A6"/>
+          <w:sz w:val="28"/>
+          <w:szCs w:val="28"/>
+        </w:rPr>
+        <w:sectPr>
+          <w:footnotePr>
+            <w:numRestart w:val="eachPage"/>
+          </w:footnotePr>
+          <w:pgSz w:w="11907" w:h="16840" w:code="9"/>
+          <w:pgMar w:top="964" w:right="1134" w:bottom="964" w:left="1701" w:header="510" w:footer="510" w:gutter="0"/>
+          <w:pgNumType w:start="1"/>
+          <w:cols w:space="720"/>
+          <w:titlePg/>
+          <w:docGrid w:linePitch="326"/>
+        </w:sectPr>
+      </w:pPr>
     </w:p>
     <w:p>
       <w:pPr>
@@ -20437,6 +20464,35 @@
         <w:br w:type="page"/>
       </w:r>
     </w:p>
+    <w:p>
+      <w:pPr>
+        <w:rPr>
+          <w:b/>
+          <w:sz w:val="28"/>
+          <w:szCs w:val="28"/>
+        </w:rPr>
+        <w:sectPr>
+          <w:footnotePr>
+            <w:numRestart w:val="eachPage"/>
+          </w:footnotePr>
+          <w:pgSz w:w="11907" w:h="16840" w:code="9"/>
+          <w:pgMar w:top="964" w:right="1134" w:bottom="964" w:left="1701" w:header="510" w:footer="510" w:gutter="0"/>
+          <w:pgNumType w:start="1"/>
+          <w:cols w:space="720"/>
+          <w:titlePg/>
+          <w:docGrid w:linePitch="326"/>
+        </w:sectPr>
+      </w:pPr>
+      <w:r>
+        <w:rPr>
+          <w:b/>
+          <w:sz w:val="28"/>
+          <w:szCs w:val="28"/>
+        </w:rPr>
+        <w:lastRenderedPageBreak/>
+        <w:br w:type="page"/>
+      </w:r>
+    </w:p>
     <w:bookmarkEnd w:id="19"/>
     <w:p>
       <w:pPr>
@@ -21022,6 +21078,7 @@
       </w:footnotePr>
       <w:pgSz w:w="11907" w:h="16840" w:code="9"/>
       <w:pgMar w:top="964" w:right="1134" w:bottom="964" w:left="1701" w:header="510" w:footer="510" w:gutter="0"/>
+      <w:pgNumType w:start="1"/>
       <w:cols w:space="720"/>
       <w:titlePg/>
       <w:docGrid w:linePitch="326"/>

--- a/templates/CMIS/HD-NSH-1Tr.docx
+++ b/templates/CMIS/HD-NSH-1Tr.docx
@@ -15941,7 +15941,14 @@
           <w:sz w:val="26"/>
           <w:szCs w:val="26"/>
         </w:rPr>
-        <w:t xml:space="preserve"> Chức vụ: Phó Đội trưởng</w:t>
+        <w:t xml:space="preserve"> Chức vụ: </w:t>
+      </w:r>
+      <w:r>
+        <w:rPr>
+          <w:sz w:val="26"/>
+          <w:szCs w:val="26"/>
+        </w:rPr>
+        <w:t>Phó Trưởng Điện Lực</w:t>
       </w:r>
       <w:r>
         <w:rPr>
@@ -18517,7 +18524,34 @@
             <w:gridSpan w:val="2"/>
             <w:vAlign w:val="center"/>
           </w:tcPr>
-          <w:p/>
+          <w:p>
+            <w:pPr>
+              <w:rPr>
+                <w:lang w:val="en-US"/>
+              </w:rPr>
+            </w:pPr>
+            <w:r>
+              <w:rPr>
+                <w:lang w:val="en-US"/>
+              </w:rPr>
+              <w:t xml:space="preserve"> </w:t>
+            </w:r>
+            <w:r>
+              <w:rPr>
+                <w:color w:val="000099"/>
+                <w:w w:val="105"/>
+              </w:rPr>
+              <w:t>{P_TBINH}</w:t>
+            </w:r>
+            <w:r>
+              <w:rPr>
+                <w:color w:val="000099"/>
+                <w:w w:val="105"/>
+                <w:lang w:val="en-US"/>
+              </w:rPr>
+              <w:t xml:space="preserve"> kW</w:t>
+            </w:r>
+          </w:p>
         </w:tc>
       </w:tr>
       <w:tr>

--- a/templates/CMIS/HD-NSH-1Tr.docx
+++ b/templates/CMIS/HD-NSH-1Tr.docx
@@ -2555,7 +2555,23 @@
           <w:szCs w:val="24"/>
           <w:lang w:val="en-US"/>
         </w:rPr>
-        <w:t>Điện thoại: 19001006-19009000</w:t>
+        <w:t>Điện thoại:</w:t>
+      </w:r>
+      <w:r>
+        <w:rPr>
+          <w:rFonts w:eastAsia="Calibri"/>
+          <w:szCs w:val="24"/>
+          <w:lang w:val="en-US"/>
+        </w:rPr>
+        <w:t xml:space="preserve"> 1558 -</w:t>
+      </w:r>
+      <w:r>
+        <w:rPr>
+          <w:rFonts w:eastAsia="Calibri"/>
+          <w:szCs w:val="24"/>
+          <w:lang w:val="en-US"/>
+        </w:rPr>
+        <w:t xml:space="preserve"> 19001006-19009000</w:t>
       </w:r>
     </w:p>
     <w:p>
@@ -17871,7 +17887,7 @@
                 <w:sz w:val="26"/>
                 <w:szCs w:val="26"/>
               </w:rPr>
-              <w:t>19</w:t>
+              <w:t>20</w:t>
             </w:r>
             <w:r>
               <w:rPr>
@@ -18531,9 +18547,6 @@
               </w:rPr>
             </w:pPr>
             <w:r>
-              <w:rPr>
-                <w:lang w:val="en-US"/>
-              </w:rPr>
               <w:t xml:space="preserve"> </w:t>
             </w:r>
             <w:r>

--- a/templates/CMIS/HD-NSH-1Tr.docx
+++ b/templates/CMIS/HD-NSH-1Tr.docx
@@ -7432,7 +7432,14 @@
           <w:rFonts w:eastAsia="Calibri"/>
           <w:szCs w:val="24"/>
         </w:rPr>
-        <w:t>xã Xu</w:t>
+        <w:t>phường</w:t>
+      </w:r>
+      <w:r>
+        <w:rPr>
+          <w:rFonts w:eastAsia="Calibri"/>
+          <w:szCs w:val="24"/>
+        </w:rPr>
+        <w:t xml:space="preserve"> Xu</w:t>
       </w:r>
       <w:r>
         <w:rPr>
@@ -7490,7 +7497,63 @@
           <w:rFonts w:eastAsia="Calibri"/>
           <w:szCs w:val="24"/>
         </w:rPr>
-        <w:t>Email: dlxuanloc.dn@evnspc.vn; Điện thoại/SMS: 19001006-19009000; Ứng dụng nhắn tin: Zalo;</w:t>
+        <w:t xml:space="preserve">Email: dlxuanloc.dn@evnspc.vn; Điện thoại/SMS: </w:t>
+      </w:r>
+      <w:r>
+        <w:rPr>
+          <w:rFonts w:eastAsia="Calibri"/>
+          <w:szCs w:val="24"/>
+        </w:rPr>
+        <w:t xml:space="preserve">1558 </w:t>
+      </w:r>
+      <w:r>
+        <w:rPr>
+          <w:rFonts w:eastAsia="Calibri"/>
+          <w:szCs w:val="24"/>
+        </w:rPr>
+        <w:t>–</w:t>
+      </w:r>
+      <w:r>
+        <w:rPr>
+          <w:rFonts w:eastAsia="Calibri"/>
+          <w:szCs w:val="24"/>
+        </w:rPr>
+        <w:t xml:space="preserve"> </w:t>
+      </w:r>
+      <w:r>
+        <w:rPr>
+          <w:rFonts w:eastAsia="Calibri"/>
+          <w:szCs w:val="24"/>
+        </w:rPr>
+        <w:t>19001006</w:t>
+      </w:r>
+      <w:r>
+        <w:rPr>
+          <w:rFonts w:eastAsia="Calibri"/>
+          <w:szCs w:val="24"/>
+        </w:rPr>
+        <w:t xml:space="preserve"> </w:t>
+      </w:r>
+      <w:r>
+        <w:rPr>
+          <w:rFonts w:eastAsia="Calibri"/>
+          <w:szCs w:val="24"/>
+        </w:rPr>
+        <w:t>-</w:t>
+      </w:r>
+      <w:r>
+        <w:rPr>
+          <w:rFonts w:eastAsia="Calibri"/>
+          <w:szCs w:val="24"/>
+        </w:rPr>
+        <w:t xml:space="preserve"> </w:t>
+      </w:r>
+      <w:r>
+        <w:rPr>
+          <w:rFonts w:eastAsia="Calibri"/>
+          <w:szCs w:val="24"/>
+        </w:rPr>
+        <w:t>19009000; Ứng dụng nhắn tin: Zalo;</w:t>
       </w:r>
     </w:p>
     <w:p>

--- a/templates/CMIS/HD-NSH-1Tr.docx
+++ b/templates/CMIS/HD-NSH-1Tr.docx
@@ -1,6 +1,6 @@
 
 <file path=word/document.xml><?xml version="1.0" encoding="utf-8"?>
-<w:document xmlns:wpc="http://schemas.microsoft.com/office/word/2010/wordprocessingCanvas" xmlns:cx="http://schemas.microsoft.com/office/drawing/2014/chartex" xmlns:cx1="http://schemas.microsoft.com/office/drawing/2015/9/8/chartex" xmlns:cx2="http://schemas.microsoft.com/office/drawing/2015/10/21/chartex" xmlns:cx3="http://schemas.microsoft.com/office/drawing/2016/5/9/chartex" xmlns:cx4="http://schemas.microsoft.com/office/drawing/2016/5/10/chartex" xmlns:cx5="http://schemas.microsoft.com/office/drawing/2016/5/11/chartex" xmlns:cx6="http://schemas.microsoft.com/office/drawing/2016/5/12/chartex" xmlns:cx7="http://schemas.microsoft.com/office/drawing/2016/5/13/chartex" xmlns:cx8="http://schemas.microsoft.com/office/drawing/2016/5/14/chartex" xmlns:mc="http://schemas.openxmlformats.org/markup-compatibility/2006" xmlns:aink="http://schemas.microsoft.com/office/drawing/2016/ink" xmlns:am3d="http://schemas.microsoft.com/office/drawing/2017/model3d" xmlns:o="urn:schemas-microsoft-com:office:office" xmlns:oel="http://schemas.microsoft.com/office/2019/extlst" xmlns:r="http://schemas.openxmlformats.org/officeDocument/2006/relationships" xmlns:m="http://schemas.openxmlformats.org/officeDocument/2006/math" xmlns:v="urn:schemas-microsoft-com:vml" xmlns:wp14="http://schemas.microsoft.com/office/word/2010/wordprocessingDrawing" xmlns:wp="http://schemas.openxmlformats.org/drawingml/2006/wordprocessingDrawing" xmlns:w10="urn:schemas-microsoft-com:office:word" xmlns:w="http://schemas.openxmlformats.org/wordprocessingml/2006/main" xmlns:w14="http://schemas.microsoft.com/office/word/2010/wordml" xmlns:w15="http://schemas.microsoft.com/office/word/2012/wordml" xmlns:w16cei="http://schemas.microsoft.com/office/word/2026/wordml/cei" xmlns:w16cex="http://schemas.microsoft.com/office/word/2018/wordml/cex" xmlns:w16cid="http://schemas.microsoft.com/office/word/2016/wordml/cid" xmlns:w16="http://schemas.microsoft.com/office/word/2018/wordml" xmlns:w16du="http://schemas.microsoft.com/office/word/2023/wordml/word16du" xmlns:w16sdtdh="http://schemas.microsoft.com/office/word/2020/wordml/sdtdatahash" xmlns:w16sdtfl="http://schemas.microsoft.com/office/word/2024/wordml/sdtformatlock" xmlns:w16se="http://schemas.microsoft.com/office/word/2015/wordml/symex" xmlns:wpg="http://schemas.microsoft.com/office/word/2010/wordprocessingGroup" xmlns:wpi="http://schemas.microsoft.com/office/word/2010/wordprocessingInk" xmlns:wne="http://schemas.microsoft.com/office/word/2006/wordml" xmlns:wps="http://schemas.microsoft.com/office/word/2010/wordprocessingShape" mc:Ignorable="w14 w15 w16se w16cid w16 w16cex w16sdtdh w16sdtfl w16du wp14">
+<w:document xmlns:wpc="http://schemas.microsoft.com/office/word/2010/wordprocessingCanvas" xmlns:cx="http://schemas.microsoft.com/office/drawing/2014/chartex" xmlns:cx1="http://schemas.microsoft.com/office/drawing/2015/9/8/chartex" xmlns:cx2="http://schemas.microsoft.com/office/drawing/2015/10/21/chartex" xmlns:cx3="http://schemas.microsoft.com/office/drawing/2016/5/9/chartex" xmlns:cx4="http://schemas.microsoft.com/office/drawing/2016/5/10/chartex" xmlns:cx5="http://schemas.microsoft.com/office/drawing/2016/5/11/chartex" xmlns:cx6="http://schemas.microsoft.com/office/drawing/2016/5/12/chartex" xmlns:cx7="http://schemas.microsoft.com/office/drawing/2016/5/13/chartex" xmlns:cx8="http://schemas.microsoft.com/office/drawing/2016/5/14/chartex" xmlns:mc="http://schemas.openxmlformats.org/markup-compatibility/2006" xmlns:aink="http://schemas.microsoft.com/office/drawing/2016/ink" xmlns:am3d="http://schemas.microsoft.com/office/drawing/2017/model3d" xmlns:o="urn:schemas-microsoft-com:office:office" xmlns:oel="http://schemas.microsoft.com/office/2019/extlst" xmlns:r="http://schemas.openxmlformats.org/officeDocument/2006/relationships" xmlns:m="http://schemas.openxmlformats.org/officeDocument/2006/math" xmlns:v="urn:schemas-microsoft-com:vml" xmlns:wp14="http://schemas.microsoft.com/office/word/2010/wordprocessingDrawing" xmlns:wp="http://schemas.openxmlformats.org/drawingml/2006/wordprocessingDrawing" xmlns:w10="urn:schemas-microsoft-com:office:word" xmlns:w="http://schemas.openxmlformats.org/wordprocessingml/2006/main" xmlns:w14="http://schemas.microsoft.com/office/word/2010/wordml" xmlns:w15="http://schemas.microsoft.com/office/word/2012/wordml" xmlns:w16cex="http://schemas.microsoft.com/office/word/2018/wordml/cex" xmlns:w16cid="http://schemas.microsoft.com/office/word/2016/wordml/cid" xmlns:w16="http://schemas.microsoft.com/office/word/2018/wordml" xmlns:w16du="http://schemas.microsoft.com/office/word/2023/wordml/word16du" xmlns:w16sdtdh="http://schemas.microsoft.com/office/word/2020/wordml/sdtdatahash" xmlns:w16sdtfl="http://schemas.microsoft.com/office/word/2024/wordml/sdtformatlock" xmlns:w16se="http://schemas.microsoft.com/office/word/2015/wordml/symex" xmlns:wpg="http://schemas.microsoft.com/office/word/2010/wordprocessingGroup" xmlns:wpi="http://schemas.microsoft.com/office/word/2010/wordprocessingInk" xmlns:wne="http://schemas.microsoft.com/office/word/2006/wordml" xmlns:wps="http://schemas.microsoft.com/office/word/2010/wordprocessingShape" mc:Ignorable="w14 w15 w16se w16cid w16 w16cex w16sdtdh w16sdtfl w16du wp14">
   <w:body>
     <w:p>
       <w:pPr>
@@ -7467,14 +7467,22 @@
           <w:rFonts w:eastAsia="Calibri"/>
           <w:szCs w:val="24"/>
         </w:rPr>
-        <w:t>t</w:t>
-      </w:r>
-      <w:r>
-        <w:rPr>
-          <w:rFonts w:eastAsia="Calibri"/>
-          <w:szCs w:val="24"/>
-        </w:rPr>
-        <w:t>ỉnh Đồng Nai, Việt Nam;</w:t>
+        <w:t>thành ph</w:t>
+      </w:r>
+      <w:r>
+        <w:rPr>
+          <w:rFonts w:eastAsia="Calibri"/>
+          <w:szCs w:val="24"/>
+          <w:lang w:val="en-US"/>
+        </w:rPr>
+        <w:t>ố</w:t>
+      </w:r>
+      <w:r>
+        <w:rPr>
+          <w:rFonts w:eastAsia="Calibri"/>
+          <w:szCs w:val="24"/>
+        </w:rPr>
+        <w:t xml:space="preserve"> Đồng Nai, Việt Nam;</w:t>
       </w:r>
     </w:p>
     <w:p>
@@ -17950,7 +17958,7 @@
                 <w:sz w:val="26"/>
                 <w:szCs w:val="26"/>
               </w:rPr>
-              <w:t>20</w:t>
+              <w:t>24</w:t>
             </w:r>
             <w:r>
               <w:rPr>
@@ -21198,7 +21206,7 @@
 </file>
 
 <file path=word/endnotes.xml><?xml version="1.0" encoding="utf-8"?>
-<w:endnotes xmlns:wpc="http://schemas.microsoft.com/office/word/2010/wordprocessingCanvas" xmlns:cx="http://schemas.microsoft.com/office/drawing/2014/chartex" xmlns:cx1="http://schemas.microsoft.com/office/drawing/2015/9/8/chartex" xmlns:cx2="http://schemas.microsoft.com/office/drawing/2015/10/21/chartex" xmlns:cx3="http://schemas.microsoft.com/office/drawing/2016/5/9/chartex" xmlns:cx4="http://schemas.microsoft.com/office/drawing/2016/5/10/chartex" xmlns:cx5="http://schemas.microsoft.com/office/drawing/2016/5/11/chartex" xmlns:cx6="http://schemas.microsoft.com/office/drawing/2016/5/12/chartex" xmlns:cx7="http://schemas.microsoft.com/office/drawing/2016/5/13/chartex" xmlns:cx8="http://schemas.microsoft.com/office/drawing/2016/5/14/chartex" xmlns:mc="http://schemas.openxmlformats.org/markup-compatibility/2006" xmlns:aink="http://schemas.microsoft.com/office/drawing/2016/ink" xmlns:am3d="http://schemas.microsoft.com/office/drawing/2017/model3d" xmlns:o="urn:schemas-microsoft-com:office:office" xmlns:oel="http://schemas.microsoft.com/office/2019/extlst" xmlns:r="http://schemas.openxmlformats.org/officeDocument/2006/relationships" xmlns:m="http://schemas.openxmlformats.org/officeDocument/2006/math" xmlns:v="urn:schemas-microsoft-com:vml" xmlns:wp14="http://schemas.microsoft.com/office/word/2010/wordprocessingDrawing" xmlns:wp="http://schemas.openxmlformats.org/drawingml/2006/wordprocessingDrawing" xmlns:w10="urn:schemas-microsoft-com:office:word" xmlns:w="http://schemas.openxmlformats.org/wordprocessingml/2006/main" xmlns:w14="http://schemas.microsoft.com/office/word/2010/wordml" xmlns:w15="http://schemas.microsoft.com/office/word/2012/wordml" xmlns:w16cei="http://schemas.microsoft.com/office/word/2026/wordml/cei" xmlns:w16cex="http://schemas.microsoft.com/office/word/2018/wordml/cex" xmlns:w16cid="http://schemas.microsoft.com/office/word/2016/wordml/cid" xmlns:w16="http://schemas.microsoft.com/office/word/2018/wordml" xmlns:w16du="http://schemas.microsoft.com/office/word/2023/wordml/word16du" xmlns:w16sdtdh="http://schemas.microsoft.com/office/word/2020/wordml/sdtdatahash" xmlns:w16sdtfl="http://schemas.microsoft.com/office/word/2024/wordml/sdtformatlock" xmlns:w16se="http://schemas.microsoft.com/office/word/2015/wordml/symex" xmlns:wpg="http://schemas.microsoft.com/office/word/2010/wordprocessingGroup" xmlns:wpi="http://schemas.microsoft.com/office/word/2010/wordprocessingInk" xmlns:wne="http://schemas.microsoft.com/office/word/2006/wordml" xmlns:wps="http://schemas.microsoft.com/office/word/2010/wordprocessingShape" mc:Ignorable="w14 w15 w16se w16cid w16 w16cex w16sdtdh w16sdtfl w16du wp14">
+<w:endnotes xmlns:wpc="http://schemas.microsoft.com/office/word/2010/wordprocessingCanvas" xmlns:cx="http://schemas.microsoft.com/office/drawing/2014/chartex" xmlns:cx1="http://schemas.microsoft.com/office/drawing/2015/9/8/chartex" xmlns:cx2="http://schemas.microsoft.com/office/drawing/2015/10/21/chartex" xmlns:cx3="http://schemas.microsoft.com/office/drawing/2016/5/9/chartex" xmlns:cx4="http://schemas.microsoft.com/office/drawing/2016/5/10/chartex" xmlns:cx5="http://schemas.microsoft.com/office/drawing/2016/5/11/chartex" xmlns:cx6="http://schemas.microsoft.com/office/drawing/2016/5/12/chartex" xmlns:cx7="http://schemas.microsoft.com/office/drawing/2016/5/13/chartex" xmlns:cx8="http://schemas.microsoft.com/office/drawing/2016/5/14/chartex" xmlns:mc="http://schemas.openxmlformats.org/markup-compatibility/2006" xmlns:aink="http://schemas.microsoft.com/office/drawing/2016/ink" xmlns:am3d="http://schemas.microsoft.com/office/drawing/2017/model3d" xmlns:o="urn:schemas-microsoft-com:office:office" xmlns:oel="http://schemas.microsoft.com/office/2019/extlst" xmlns:r="http://schemas.openxmlformats.org/officeDocument/2006/relationships" xmlns:m="http://schemas.openxmlformats.org/officeDocument/2006/math" xmlns:v="urn:schemas-microsoft-com:vml" xmlns:wp14="http://schemas.microsoft.com/office/word/2010/wordprocessingDrawing" xmlns:wp="http://schemas.openxmlformats.org/drawingml/2006/wordprocessingDrawing" xmlns:w10="urn:schemas-microsoft-com:office:word" xmlns:w="http://schemas.openxmlformats.org/wordprocessingml/2006/main" xmlns:w14="http://schemas.microsoft.com/office/word/2010/wordml" xmlns:w15="http://schemas.microsoft.com/office/word/2012/wordml" xmlns:w16cex="http://schemas.microsoft.com/office/word/2018/wordml/cex" xmlns:w16cid="http://schemas.microsoft.com/office/word/2016/wordml/cid" xmlns:w16="http://schemas.microsoft.com/office/word/2018/wordml" xmlns:w16du="http://schemas.microsoft.com/office/word/2023/wordml/word16du" xmlns:w16sdtdh="http://schemas.microsoft.com/office/word/2020/wordml/sdtdatahash" xmlns:w16sdtfl="http://schemas.microsoft.com/office/word/2024/wordml/sdtformatlock" xmlns:w16se="http://schemas.microsoft.com/office/word/2015/wordml/symex" xmlns:wpg="http://schemas.microsoft.com/office/word/2010/wordprocessingGroup" xmlns:wpi="http://schemas.microsoft.com/office/word/2010/wordprocessingInk" xmlns:wne="http://schemas.microsoft.com/office/word/2006/wordml" xmlns:wps="http://schemas.microsoft.com/office/word/2010/wordprocessingShape" mc:Ignorable="w14 w15 w16se w16cid w16 w16cex w16sdtdh w16sdtfl w16du wp14">
   <w:endnote w:type="separator" w:id="-1">
     <w:p>
       <w:r>
@@ -21217,7 +21225,7 @@
 </file>
 
 <file path=word/footer1.xml><?xml version="1.0" encoding="utf-8"?>
-<w:ftr xmlns:wpc="http://schemas.microsoft.com/office/word/2010/wordprocessingCanvas" xmlns:cx="http://schemas.microsoft.com/office/drawing/2014/chartex" xmlns:cx1="http://schemas.microsoft.com/office/drawing/2015/9/8/chartex" xmlns:cx2="http://schemas.microsoft.com/office/drawing/2015/10/21/chartex" xmlns:cx3="http://schemas.microsoft.com/office/drawing/2016/5/9/chartex" xmlns:cx4="http://schemas.microsoft.com/office/drawing/2016/5/10/chartex" xmlns:cx5="http://schemas.microsoft.com/office/drawing/2016/5/11/chartex" xmlns:cx6="http://schemas.microsoft.com/office/drawing/2016/5/12/chartex" xmlns:cx7="http://schemas.microsoft.com/office/drawing/2016/5/13/chartex" xmlns:cx8="http://schemas.microsoft.com/office/drawing/2016/5/14/chartex" xmlns:mc="http://schemas.openxmlformats.org/markup-compatibility/2006" xmlns:aink="http://schemas.microsoft.com/office/drawing/2016/ink" xmlns:am3d="http://schemas.microsoft.com/office/drawing/2017/model3d" xmlns:o="urn:schemas-microsoft-com:office:office" xmlns:oel="http://schemas.microsoft.com/office/2019/extlst" xmlns:r="http://schemas.openxmlformats.org/officeDocument/2006/relationships" xmlns:m="http://schemas.openxmlformats.org/officeDocument/2006/math" xmlns:v="urn:schemas-microsoft-com:vml" xmlns:wp14="http://schemas.microsoft.com/office/word/2010/wordprocessingDrawing" xmlns:wp="http://schemas.openxmlformats.org/drawingml/2006/wordprocessingDrawing" xmlns:w10="urn:schemas-microsoft-com:office:word" xmlns:w="http://schemas.openxmlformats.org/wordprocessingml/2006/main" xmlns:w14="http://schemas.microsoft.com/office/word/2010/wordml" xmlns:w15="http://schemas.microsoft.com/office/word/2012/wordml" xmlns:w16cei="http://schemas.microsoft.com/office/word/2026/wordml/cei" xmlns:w16cex="http://schemas.microsoft.com/office/word/2018/wordml/cex" xmlns:w16cid="http://schemas.microsoft.com/office/word/2016/wordml/cid" xmlns:w16="http://schemas.microsoft.com/office/word/2018/wordml" xmlns:w16du="http://schemas.microsoft.com/office/word/2023/wordml/word16du" xmlns:w16sdtdh="http://schemas.microsoft.com/office/word/2020/wordml/sdtdatahash" xmlns:w16sdtfl="http://schemas.microsoft.com/office/word/2024/wordml/sdtformatlock" xmlns:w16se="http://schemas.microsoft.com/office/word/2015/wordml/symex" xmlns:wpg="http://schemas.microsoft.com/office/word/2010/wordprocessingGroup" xmlns:wpi="http://schemas.microsoft.com/office/word/2010/wordprocessingInk" xmlns:wne="http://schemas.microsoft.com/office/word/2006/wordml" xmlns:wps="http://schemas.microsoft.com/office/word/2010/wordprocessingShape" mc:Ignorable="w14 w15 w16se w16cid w16 w16cex w16sdtdh w16sdtfl w16du wp14">
+<w:ftr xmlns:wpc="http://schemas.microsoft.com/office/word/2010/wordprocessingCanvas" xmlns:cx="http://schemas.microsoft.com/office/drawing/2014/chartex" xmlns:cx1="http://schemas.microsoft.com/office/drawing/2015/9/8/chartex" xmlns:cx2="http://schemas.microsoft.com/office/drawing/2015/10/21/chartex" xmlns:cx3="http://schemas.microsoft.com/office/drawing/2016/5/9/chartex" xmlns:cx4="http://schemas.microsoft.com/office/drawing/2016/5/10/chartex" xmlns:cx5="http://schemas.microsoft.com/office/drawing/2016/5/11/chartex" xmlns:cx6="http://schemas.microsoft.com/office/drawing/2016/5/12/chartex" xmlns:cx7="http://schemas.microsoft.com/office/drawing/2016/5/13/chartex" xmlns:cx8="http://schemas.microsoft.com/office/drawing/2016/5/14/chartex" xmlns:mc="http://schemas.openxmlformats.org/markup-compatibility/2006" xmlns:aink="http://schemas.microsoft.com/office/drawing/2016/ink" xmlns:am3d="http://schemas.microsoft.com/office/drawing/2017/model3d" xmlns:o="urn:schemas-microsoft-com:office:office" xmlns:oel="http://schemas.microsoft.com/office/2019/extlst" xmlns:r="http://schemas.openxmlformats.org/officeDocument/2006/relationships" xmlns:m="http://schemas.openxmlformats.org/officeDocument/2006/math" xmlns:v="urn:schemas-microsoft-com:vml" xmlns:wp14="http://schemas.microsoft.com/office/word/2010/wordprocessingDrawing" xmlns:wp="http://schemas.openxmlformats.org/drawingml/2006/wordprocessingDrawing" xmlns:w10="urn:schemas-microsoft-com:office:word" xmlns:w="http://schemas.openxmlformats.org/wordprocessingml/2006/main" xmlns:w14="http://schemas.microsoft.com/office/word/2010/wordml" xmlns:w15="http://schemas.microsoft.com/office/word/2012/wordml" xmlns:w16cex="http://schemas.microsoft.com/office/word/2018/wordml/cex" xmlns:w16cid="http://schemas.microsoft.com/office/word/2016/wordml/cid" xmlns:w16="http://schemas.microsoft.com/office/word/2018/wordml" xmlns:w16du="http://schemas.microsoft.com/office/word/2023/wordml/word16du" xmlns:w16sdtdh="http://schemas.microsoft.com/office/word/2020/wordml/sdtdatahash" xmlns:w16sdtfl="http://schemas.microsoft.com/office/word/2024/wordml/sdtformatlock" xmlns:w16se="http://schemas.microsoft.com/office/word/2015/wordml/symex" xmlns:wpg="http://schemas.microsoft.com/office/word/2010/wordprocessingGroup" xmlns:wpi="http://schemas.microsoft.com/office/word/2010/wordprocessingInk" xmlns:wne="http://schemas.microsoft.com/office/word/2006/wordml" xmlns:wps="http://schemas.microsoft.com/office/word/2010/wordprocessingShape" mc:Ignorable="w14 w15 w16se w16cid w16 w16cex w16sdtdh w16sdtfl w16du wp14">
   <w:p>
     <w:pPr>
       <w:pStyle w:val="Footer"/>
@@ -21237,7 +21245,7 @@
 </file>
 
 <file path=word/footer2.xml><?xml version="1.0" encoding="utf-8"?>
-<w:ftr xmlns:wpc="http://schemas.microsoft.com/office/word/2010/wordprocessingCanvas" xmlns:cx="http://schemas.microsoft.com/office/drawing/2014/chartex" xmlns:cx1="http://schemas.microsoft.com/office/drawing/2015/9/8/chartex" xmlns:cx2="http://schemas.microsoft.com/office/drawing/2015/10/21/chartex" xmlns:cx3="http://schemas.microsoft.com/office/drawing/2016/5/9/chartex" xmlns:cx4="http://schemas.microsoft.com/office/drawing/2016/5/10/chartex" xmlns:cx5="http://schemas.microsoft.com/office/drawing/2016/5/11/chartex" xmlns:cx6="http://schemas.microsoft.com/office/drawing/2016/5/12/chartex" xmlns:cx7="http://schemas.microsoft.com/office/drawing/2016/5/13/chartex" xmlns:cx8="http://schemas.microsoft.com/office/drawing/2016/5/14/chartex" xmlns:mc="http://schemas.openxmlformats.org/markup-compatibility/2006" xmlns:aink="http://schemas.microsoft.com/office/drawing/2016/ink" xmlns:am3d="http://schemas.microsoft.com/office/drawing/2017/model3d" xmlns:o="urn:schemas-microsoft-com:office:office" xmlns:oel="http://schemas.microsoft.com/office/2019/extlst" xmlns:r="http://schemas.openxmlformats.org/officeDocument/2006/relationships" xmlns:m="http://schemas.openxmlformats.org/officeDocument/2006/math" xmlns:v="urn:schemas-microsoft-com:vml" xmlns:wp14="http://schemas.microsoft.com/office/word/2010/wordprocessingDrawing" xmlns:wp="http://schemas.openxmlformats.org/drawingml/2006/wordprocessingDrawing" xmlns:w10="urn:schemas-microsoft-com:office:word" xmlns:w="http://schemas.openxmlformats.org/wordprocessingml/2006/main" xmlns:w14="http://schemas.microsoft.com/office/word/2010/wordml" xmlns:w15="http://schemas.microsoft.com/office/word/2012/wordml" xmlns:w16cei="http://schemas.microsoft.com/office/word/2026/wordml/cei" xmlns:w16cex="http://schemas.microsoft.com/office/word/2018/wordml/cex" xmlns:w16cid="http://schemas.microsoft.com/office/word/2016/wordml/cid" xmlns:w16="http://schemas.microsoft.com/office/word/2018/wordml" xmlns:w16du="http://schemas.microsoft.com/office/word/2023/wordml/word16du" xmlns:w16sdtdh="http://schemas.microsoft.com/office/word/2020/wordml/sdtdatahash" xmlns:w16sdtfl="http://schemas.microsoft.com/office/word/2024/wordml/sdtformatlock" xmlns:w16se="http://schemas.microsoft.com/office/word/2015/wordml/symex" xmlns:wpg="http://schemas.microsoft.com/office/word/2010/wordprocessingGroup" xmlns:wpi="http://schemas.microsoft.com/office/word/2010/wordprocessingInk" xmlns:wne="http://schemas.microsoft.com/office/word/2006/wordml" xmlns:wps="http://schemas.microsoft.com/office/word/2010/wordprocessingShape" mc:Ignorable="w14 w15 w16se w16cid w16 w16cex w16sdtdh w16sdtfl w16du wp14">
+<w:ftr xmlns:wpc="http://schemas.microsoft.com/office/word/2010/wordprocessingCanvas" xmlns:cx="http://schemas.microsoft.com/office/drawing/2014/chartex" xmlns:cx1="http://schemas.microsoft.com/office/drawing/2015/9/8/chartex" xmlns:cx2="http://schemas.microsoft.com/office/drawing/2015/10/21/chartex" xmlns:cx3="http://schemas.microsoft.com/office/drawing/2016/5/9/chartex" xmlns:cx4="http://schemas.microsoft.com/office/drawing/2016/5/10/chartex" xmlns:cx5="http://schemas.microsoft.com/office/drawing/2016/5/11/chartex" xmlns:cx6="http://schemas.microsoft.com/office/drawing/2016/5/12/chartex" xmlns:cx7="http://schemas.microsoft.com/office/drawing/2016/5/13/chartex" xmlns:cx8="http://schemas.microsoft.com/office/drawing/2016/5/14/chartex" xmlns:mc="http://schemas.openxmlformats.org/markup-compatibility/2006" xmlns:aink="http://schemas.microsoft.com/office/drawing/2016/ink" xmlns:am3d="http://schemas.microsoft.com/office/drawing/2017/model3d" xmlns:o="urn:schemas-microsoft-com:office:office" xmlns:oel="http://schemas.microsoft.com/office/2019/extlst" xmlns:r="http://schemas.openxmlformats.org/officeDocument/2006/relationships" xmlns:m="http://schemas.openxmlformats.org/officeDocument/2006/math" xmlns:v="urn:schemas-microsoft-com:vml" xmlns:wp14="http://schemas.microsoft.com/office/word/2010/wordprocessingDrawing" xmlns:wp="http://schemas.openxmlformats.org/drawingml/2006/wordprocessingDrawing" xmlns:w10="urn:schemas-microsoft-com:office:word" xmlns:w="http://schemas.openxmlformats.org/wordprocessingml/2006/main" xmlns:w14="http://schemas.microsoft.com/office/word/2010/wordml" xmlns:w15="http://schemas.microsoft.com/office/word/2012/wordml" xmlns:w16cex="http://schemas.microsoft.com/office/word/2018/wordml/cex" xmlns:w16cid="http://schemas.microsoft.com/office/word/2016/wordml/cid" xmlns:w16="http://schemas.microsoft.com/office/word/2018/wordml" xmlns:w16du="http://schemas.microsoft.com/office/word/2023/wordml/word16du" xmlns:w16sdtdh="http://schemas.microsoft.com/office/word/2020/wordml/sdtdatahash" xmlns:w16sdtfl="http://schemas.microsoft.com/office/word/2024/wordml/sdtformatlock" xmlns:w16se="http://schemas.microsoft.com/office/word/2015/wordml/symex" xmlns:wpg="http://schemas.microsoft.com/office/word/2010/wordprocessingGroup" xmlns:wpi="http://schemas.microsoft.com/office/word/2010/wordprocessingInk" xmlns:wne="http://schemas.microsoft.com/office/word/2006/wordml" xmlns:wps="http://schemas.microsoft.com/office/word/2010/wordprocessingShape" mc:Ignorable="w14 w15 w16se w16cid w16 w16cex w16sdtdh w16sdtfl w16du wp14">
   <w:sdt>
     <w:sdtPr>
       <w:rPr>
@@ -21297,7 +21305,7 @@
 </file>
 
 <file path=word/footer3.xml><?xml version="1.0" encoding="utf-8"?>
-<w:ftr xmlns:wpc="http://schemas.microsoft.com/office/word/2010/wordprocessingCanvas" xmlns:cx="http://schemas.microsoft.com/office/drawing/2014/chartex" xmlns:cx1="http://schemas.microsoft.com/office/drawing/2015/9/8/chartex" xmlns:cx2="http://schemas.microsoft.com/office/drawing/2015/10/21/chartex" xmlns:cx3="http://schemas.microsoft.com/office/drawing/2016/5/9/chartex" xmlns:cx4="http://schemas.microsoft.com/office/drawing/2016/5/10/chartex" xmlns:cx5="http://schemas.microsoft.com/office/drawing/2016/5/11/chartex" xmlns:cx6="http://schemas.microsoft.com/office/drawing/2016/5/12/chartex" xmlns:cx7="http://schemas.microsoft.com/office/drawing/2016/5/13/chartex" xmlns:cx8="http://schemas.microsoft.com/office/drawing/2016/5/14/chartex" xmlns:mc="http://schemas.openxmlformats.org/markup-compatibility/2006" xmlns:aink="http://schemas.microsoft.com/office/drawing/2016/ink" xmlns:am3d="http://schemas.microsoft.com/office/drawing/2017/model3d" xmlns:o="urn:schemas-microsoft-com:office:office" xmlns:oel="http://schemas.microsoft.com/office/2019/extlst" xmlns:r="http://schemas.openxmlformats.org/officeDocument/2006/relationships" xmlns:m="http://schemas.openxmlformats.org/officeDocument/2006/math" xmlns:v="urn:schemas-microsoft-com:vml" xmlns:wp14="http://schemas.microsoft.com/office/word/2010/wordprocessingDrawing" xmlns:wp="http://schemas.openxmlformats.org/drawingml/2006/wordprocessingDrawing" xmlns:w10="urn:schemas-microsoft-com:office:word" xmlns:w="http://schemas.openxmlformats.org/wordprocessingml/2006/main" xmlns:w14="http://schemas.microsoft.com/office/word/2010/wordml" xmlns:w15="http://schemas.microsoft.com/office/word/2012/wordml" xmlns:w16cei="http://schemas.microsoft.com/office/word/2026/wordml/cei" xmlns:w16cex="http://schemas.microsoft.com/office/word/2018/wordml/cex" xmlns:w16cid="http://schemas.microsoft.com/office/word/2016/wordml/cid" xmlns:w16="http://schemas.microsoft.com/office/word/2018/wordml" xmlns:w16du="http://schemas.microsoft.com/office/word/2023/wordml/word16du" xmlns:w16sdtdh="http://schemas.microsoft.com/office/word/2020/wordml/sdtdatahash" xmlns:w16sdtfl="http://schemas.microsoft.com/office/word/2024/wordml/sdtformatlock" xmlns:w16se="http://schemas.microsoft.com/office/word/2015/wordml/symex" xmlns:wpg="http://schemas.microsoft.com/office/word/2010/wordprocessingGroup" xmlns:wpi="http://schemas.microsoft.com/office/word/2010/wordprocessingInk" xmlns:wne="http://schemas.microsoft.com/office/word/2006/wordml" xmlns:wps="http://schemas.microsoft.com/office/word/2010/wordprocessingShape" mc:Ignorable="w14 w15 w16se w16cid w16 w16cex w16sdtdh w16sdtfl w16du wp14">
+<w:ftr xmlns:wpc="http://schemas.microsoft.com/office/word/2010/wordprocessingCanvas" xmlns:cx="http://schemas.microsoft.com/office/drawing/2014/chartex" xmlns:cx1="http://schemas.microsoft.com/office/drawing/2015/9/8/chartex" xmlns:cx2="http://schemas.microsoft.com/office/drawing/2015/10/21/chartex" xmlns:cx3="http://schemas.microsoft.com/office/drawing/2016/5/9/chartex" xmlns:cx4="http://schemas.microsoft.com/office/drawing/2016/5/10/chartex" xmlns:cx5="http://schemas.microsoft.com/office/drawing/2016/5/11/chartex" xmlns:cx6="http://schemas.microsoft.com/office/drawing/2016/5/12/chartex" xmlns:cx7="http://schemas.microsoft.com/office/drawing/2016/5/13/chartex" xmlns:cx8="http://schemas.microsoft.com/office/drawing/2016/5/14/chartex" xmlns:mc="http://schemas.openxmlformats.org/markup-compatibility/2006" xmlns:aink="http://schemas.microsoft.com/office/drawing/2016/ink" xmlns:am3d="http://schemas.microsoft.com/office/drawing/2017/model3d" xmlns:o="urn:schemas-microsoft-com:office:office" xmlns:oel="http://schemas.microsoft.com/office/2019/extlst" xmlns:r="http://schemas.openxmlformats.org/officeDocument/2006/relationships" xmlns:m="http://schemas.openxmlformats.org/officeDocument/2006/math" xmlns:v="urn:schemas-microsoft-com:vml" xmlns:wp14="http://schemas.microsoft.com/office/word/2010/wordprocessingDrawing" xmlns:wp="http://schemas.openxmlformats.org/drawingml/2006/wordprocessingDrawing" xmlns:w10="urn:schemas-microsoft-com:office:word" xmlns:w="http://schemas.openxmlformats.org/wordprocessingml/2006/main" xmlns:w14="http://schemas.microsoft.com/office/word/2010/wordml" xmlns:w15="http://schemas.microsoft.com/office/word/2012/wordml" xmlns:w16cex="http://schemas.microsoft.com/office/word/2018/wordml/cex" xmlns:w16cid="http://schemas.microsoft.com/office/word/2016/wordml/cid" xmlns:w16="http://schemas.microsoft.com/office/word/2018/wordml" xmlns:w16du="http://schemas.microsoft.com/office/word/2023/wordml/word16du" xmlns:w16sdtdh="http://schemas.microsoft.com/office/word/2020/wordml/sdtdatahash" xmlns:w16sdtfl="http://schemas.microsoft.com/office/word/2024/wordml/sdtformatlock" xmlns:w16se="http://schemas.microsoft.com/office/word/2015/wordml/symex" xmlns:wpg="http://schemas.microsoft.com/office/word/2010/wordprocessingGroup" xmlns:wpi="http://schemas.microsoft.com/office/word/2010/wordprocessingInk" xmlns:wne="http://schemas.microsoft.com/office/word/2006/wordml" xmlns:wps="http://schemas.microsoft.com/office/word/2010/wordprocessingShape" mc:Ignorable="w14 w15 w16se w16cid w16 w16cex w16sdtdh w16sdtfl w16du wp14">
   <w:sdt>
     <w:sdtPr>
       <w:rPr>
@@ -21353,7 +21361,7 @@
 </file>
 
 <file path=word/footnotes.xml><?xml version="1.0" encoding="utf-8"?>
-<w:footnotes xmlns:wpc="http://schemas.microsoft.com/office/word/2010/wordprocessingCanvas" xmlns:cx="http://schemas.microsoft.com/office/drawing/2014/chartex" xmlns:cx1="http://schemas.microsoft.com/office/drawing/2015/9/8/chartex" xmlns:cx2="http://schemas.microsoft.com/office/drawing/2015/10/21/chartex" xmlns:cx3="http://schemas.microsoft.com/office/drawing/2016/5/9/chartex" xmlns:cx4="http://schemas.microsoft.com/office/drawing/2016/5/10/chartex" xmlns:cx5="http://schemas.microsoft.com/office/drawing/2016/5/11/chartex" xmlns:cx6="http://schemas.microsoft.com/office/drawing/2016/5/12/chartex" xmlns:cx7="http://schemas.microsoft.com/office/drawing/2016/5/13/chartex" xmlns:cx8="http://schemas.microsoft.com/office/drawing/2016/5/14/chartex" xmlns:mc="http://schemas.openxmlformats.org/markup-compatibility/2006" xmlns:aink="http://schemas.microsoft.com/office/drawing/2016/ink" xmlns:am3d="http://schemas.microsoft.com/office/drawing/2017/model3d" xmlns:o="urn:schemas-microsoft-com:office:office" xmlns:oel="http://schemas.microsoft.com/office/2019/extlst" xmlns:r="http://schemas.openxmlformats.org/officeDocument/2006/relationships" xmlns:m="http://schemas.openxmlformats.org/officeDocument/2006/math" xmlns:v="urn:schemas-microsoft-com:vml" xmlns:wp14="http://schemas.microsoft.com/office/word/2010/wordprocessingDrawing" xmlns:wp="http://schemas.openxmlformats.org/drawingml/2006/wordprocessingDrawing" xmlns:w10="urn:schemas-microsoft-com:office:word" xmlns:w="http://schemas.openxmlformats.org/wordprocessingml/2006/main" xmlns:w14="http://schemas.microsoft.com/office/word/2010/wordml" xmlns:w15="http://schemas.microsoft.com/office/word/2012/wordml" xmlns:w16cei="http://schemas.microsoft.com/office/word/2026/wordml/cei" xmlns:w16cex="http://schemas.microsoft.com/office/word/2018/wordml/cex" xmlns:w16cid="http://schemas.microsoft.com/office/word/2016/wordml/cid" xmlns:w16="http://schemas.microsoft.com/office/word/2018/wordml" xmlns:w16du="http://schemas.microsoft.com/office/word/2023/wordml/word16du" xmlns:w16sdtdh="http://schemas.microsoft.com/office/word/2020/wordml/sdtdatahash" xmlns:w16sdtfl="http://schemas.microsoft.com/office/word/2024/wordml/sdtformatlock" xmlns:w16se="http://schemas.microsoft.com/office/word/2015/wordml/symex" xmlns:wpg="http://schemas.microsoft.com/office/word/2010/wordprocessingGroup" xmlns:wpi="http://schemas.microsoft.com/office/word/2010/wordprocessingInk" xmlns:wne="http://schemas.microsoft.com/office/word/2006/wordml" xmlns:wps="http://schemas.microsoft.com/office/word/2010/wordprocessingShape" mc:Ignorable="w14 w15 w16se w16cid w16 w16cex w16sdtdh w16sdtfl w16du wp14">
+<w:footnotes xmlns:wpc="http://schemas.microsoft.com/office/word/2010/wordprocessingCanvas" xmlns:cx="http://schemas.microsoft.com/office/drawing/2014/chartex" xmlns:cx1="http://schemas.microsoft.com/office/drawing/2015/9/8/chartex" xmlns:cx2="http://schemas.microsoft.com/office/drawing/2015/10/21/chartex" xmlns:cx3="http://schemas.microsoft.com/office/drawing/2016/5/9/chartex" xmlns:cx4="http://schemas.microsoft.com/office/drawing/2016/5/10/chartex" xmlns:cx5="http://schemas.microsoft.com/office/drawing/2016/5/11/chartex" xmlns:cx6="http://schemas.microsoft.com/office/drawing/2016/5/12/chartex" xmlns:cx7="http://schemas.microsoft.com/office/drawing/2016/5/13/chartex" xmlns:cx8="http://schemas.microsoft.com/office/drawing/2016/5/14/chartex" xmlns:mc="http://schemas.openxmlformats.org/markup-compatibility/2006" xmlns:aink="http://schemas.microsoft.com/office/drawing/2016/ink" xmlns:am3d="http://schemas.microsoft.com/office/drawing/2017/model3d" xmlns:o="urn:schemas-microsoft-com:office:office" xmlns:oel="http://schemas.microsoft.com/office/2019/extlst" xmlns:r="http://schemas.openxmlformats.org/officeDocument/2006/relationships" xmlns:m="http://schemas.openxmlformats.org/officeDocument/2006/math" xmlns:v="urn:schemas-microsoft-com:vml" xmlns:wp14="http://schemas.microsoft.com/office/word/2010/wordprocessingDrawing" xmlns:wp="http://schemas.openxmlformats.org/drawingml/2006/wordprocessingDrawing" xmlns:w10="urn:schemas-microsoft-com:office:word" xmlns:w="http://schemas.openxmlformats.org/wordprocessingml/2006/main" xmlns:w14="http://schemas.microsoft.com/office/word/2010/wordml" xmlns:w15="http://schemas.microsoft.com/office/word/2012/wordml" xmlns:w16cex="http://schemas.microsoft.com/office/word/2018/wordml/cex" xmlns:w16cid="http://schemas.microsoft.com/office/word/2016/wordml/cid" xmlns:w16="http://schemas.microsoft.com/office/word/2018/wordml" xmlns:w16du="http://schemas.microsoft.com/office/word/2023/wordml/word16du" xmlns:w16sdtdh="http://schemas.microsoft.com/office/word/2020/wordml/sdtdatahash" xmlns:w16sdtfl="http://schemas.microsoft.com/office/word/2024/wordml/sdtformatlock" xmlns:w16se="http://schemas.microsoft.com/office/word/2015/wordml/symex" xmlns:wpg="http://schemas.microsoft.com/office/word/2010/wordprocessingGroup" xmlns:wpi="http://schemas.microsoft.com/office/word/2010/wordprocessingInk" xmlns:wne="http://schemas.microsoft.com/office/word/2006/wordml" xmlns:wps="http://schemas.microsoft.com/office/word/2010/wordprocessingShape" mc:Ignorable="w14 w15 w16se w16cid w16 w16cex w16sdtdh w16sdtfl w16du wp14">
   <w:footnote w:type="separator" w:id="-1">
     <w:p>
       <w:r>
@@ -21372,7 +21380,7 @@
 </file>
 
 <file path=word/header1.xml><?xml version="1.0" encoding="utf-8"?>
-<w:hdr xmlns:wpc="http://schemas.microsoft.com/office/word/2010/wordprocessingCanvas" xmlns:cx="http://schemas.microsoft.com/office/drawing/2014/chartex" xmlns:cx1="http://schemas.microsoft.com/office/drawing/2015/9/8/chartex" xmlns:cx2="http://schemas.microsoft.com/office/drawing/2015/10/21/chartex" xmlns:cx3="http://schemas.microsoft.com/office/drawing/2016/5/9/chartex" xmlns:cx4="http://schemas.microsoft.com/office/drawing/2016/5/10/chartex" xmlns:cx5="http://schemas.microsoft.com/office/drawing/2016/5/11/chartex" xmlns:cx6="http://schemas.microsoft.com/office/drawing/2016/5/12/chartex" xmlns:cx7="http://schemas.microsoft.com/office/drawing/2016/5/13/chartex" xmlns:cx8="http://schemas.microsoft.com/office/drawing/2016/5/14/chartex" xmlns:mc="http://schemas.openxmlformats.org/markup-compatibility/2006" xmlns:aink="http://schemas.microsoft.com/office/drawing/2016/ink" xmlns:am3d="http://schemas.microsoft.com/office/drawing/2017/model3d" xmlns:o="urn:schemas-microsoft-com:office:office" xmlns:oel="http://schemas.microsoft.com/office/2019/extlst" xmlns:r="http://schemas.openxmlformats.org/officeDocument/2006/relationships" xmlns:m="http://schemas.openxmlformats.org/officeDocument/2006/math" xmlns:v="urn:schemas-microsoft-com:vml" xmlns:wp14="http://schemas.microsoft.com/office/word/2010/wordprocessingDrawing" xmlns:wp="http://schemas.openxmlformats.org/drawingml/2006/wordprocessingDrawing" xmlns:w10="urn:schemas-microsoft-com:office:word" xmlns:w="http://schemas.openxmlformats.org/wordprocessingml/2006/main" xmlns:w14="http://schemas.microsoft.com/office/word/2010/wordml" xmlns:w15="http://schemas.microsoft.com/office/word/2012/wordml" xmlns:w16cei="http://schemas.microsoft.com/office/word/2026/wordml/cei" xmlns:w16cex="http://schemas.microsoft.com/office/word/2018/wordml/cex" xmlns:w16cid="http://schemas.microsoft.com/office/word/2016/wordml/cid" xmlns:w16="http://schemas.microsoft.com/office/word/2018/wordml" xmlns:w16du="http://schemas.microsoft.com/office/word/2023/wordml/word16du" xmlns:w16sdtdh="http://schemas.microsoft.com/office/word/2020/wordml/sdtdatahash" xmlns:w16sdtfl="http://schemas.microsoft.com/office/word/2024/wordml/sdtformatlock" xmlns:w16se="http://schemas.microsoft.com/office/word/2015/wordml/symex" xmlns:wpg="http://schemas.microsoft.com/office/word/2010/wordprocessingGroup" xmlns:wpi="http://schemas.microsoft.com/office/word/2010/wordprocessingInk" xmlns:wne="http://schemas.microsoft.com/office/word/2006/wordml" xmlns:wps="http://schemas.microsoft.com/office/word/2010/wordprocessingShape" mc:Ignorable="w14 w15 w16se w16cid w16 w16cex w16sdtdh w16sdtfl w16du wp14">
+<w:hdr xmlns:wpc="http://schemas.microsoft.com/office/word/2010/wordprocessingCanvas" xmlns:cx="http://schemas.microsoft.com/office/drawing/2014/chartex" xmlns:cx1="http://schemas.microsoft.com/office/drawing/2015/9/8/chartex" xmlns:cx2="http://schemas.microsoft.com/office/drawing/2015/10/21/chartex" xmlns:cx3="http://schemas.microsoft.com/office/drawing/2016/5/9/chartex" xmlns:cx4="http://schemas.microsoft.com/office/drawing/2016/5/10/chartex" xmlns:cx5="http://schemas.microsoft.com/office/drawing/2016/5/11/chartex" xmlns:cx6="http://schemas.microsoft.com/office/drawing/2016/5/12/chartex" xmlns:cx7="http://schemas.microsoft.com/office/drawing/2016/5/13/chartex" xmlns:cx8="http://schemas.microsoft.com/office/drawing/2016/5/14/chartex" xmlns:mc="http://schemas.openxmlformats.org/markup-compatibility/2006" xmlns:aink="http://schemas.microsoft.com/office/drawing/2016/ink" xmlns:am3d="http://schemas.microsoft.com/office/drawing/2017/model3d" xmlns:o="urn:schemas-microsoft-com:office:office" xmlns:oel="http://schemas.microsoft.com/office/2019/extlst" xmlns:r="http://schemas.openxmlformats.org/officeDocument/2006/relationships" xmlns:m="http://schemas.openxmlformats.org/officeDocument/2006/math" xmlns:v="urn:schemas-microsoft-com:vml" xmlns:wp14="http://schemas.microsoft.com/office/word/2010/wordprocessingDrawing" xmlns:wp="http://schemas.openxmlformats.org/drawingml/2006/wordprocessingDrawing" xmlns:w10="urn:schemas-microsoft-com:office:word" xmlns:w="http://schemas.openxmlformats.org/wordprocessingml/2006/main" xmlns:w14="http://schemas.microsoft.com/office/word/2010/wordml" xmlns:w15="http://schemas.microsoft.com/office/word/2012/wordml" xmlns:w16cex="http://schemas.microsoft.com/office/word/2018/wordml/cex" xmlns:w16cid="http://schemas.microsoft.com/office/word/2016/wordml/cid" xmlns:w16="http://schemas.microsoft.com/office/word/2018/wordml" xmlns:w16du="http://schemas.microsoft.com/office/word/2023/wordml/word16du" xmlns:w16sdtdh="http://schemas.microsoft.com/office/word/2020/wordml/sdtdatahash" xmlns:w16sdtfl="http://schemas.microsoft.com/office/word/2024/wordml/sdtformatlock" xmlns:w16se="http://schemas.microsoft.com/office/word/2015/wordml/symex" xmlns:wpg="http://schemas.microsoft.com/office/word/2010/wordprocessingGroup" xmlns:wpi="http://schemas.microsoft.com/office/word/2010/wordprocessingInk" xmlns:wne="http://schemas.microsoft.com/office/word/2006/wordml" xmlns:wps="http://schemas.microsoft.com/office/word/2010/wordprocessingShape" mc:Ignorable="w14 w15 w16se w16cid w16 w16cex w16sdtdh w16sdtfl w16du wp14">
   <w:p>
     <w:pPr>
       <w:pStyle w:val="Header"/>
@@ -21398,7 +21406,7 @@
 </file>
 
 <file path=word/header2.xml><?xml version="1.0" encoding="utf-8"?>
-<w:hdr xmlns:wpc="http://schemas.microsoft.com/office/word/2010/wordprocessingCanvas" xmlns:cx="http://schemas.microsoft.com/office/drawing/2014/chartex" xmlns:cx1="http://schemas.microsoft.com/office/drawing/2015/9/8/chartex" xmlns:cx2="http://schemas.microsoft.com/office/drawing/2015/10/21/chartex" xmlns:cx3="http://schemas.microsoft.com/office/drawing/2016/5/9/chartex" xmlns:cx4="http://schemas.microsoft.com/office/drawing/2016/5/10/chartex" xmlns:cx5="http://schemas.microsoft.com/office/drawing/2016/5/11/chartex" xmlns:cx6="http://schemas.microsoft.com/office/drawing/2016/5/12/chartex" xmlns:cx7="http://schemas.microsoft.com/office/drawing/2016/5/13/chartex" xmlns:cx8="http://schemas.microsoft.com/office/drawing/2016/5/14/chartex" xmlns:mc="http://schemas.openxmlformats.org/markup-compatibility/2006" xmlns:aink="http://schemas.microsoft.com/office/drawing/2016/ink" xmlns:am3d="http://schemas.microsoft.com/office/drawing/2017/model3d" xmlns:o="urn:schemas-microsoft-com:office:office" xmlns:oel="http://schemas.microsoft.com/office/2019/extlst" xmlns:r="http://schemas.openxmlformats.org/officeDocument/2006/relationships" xmlns:m="http://schemas.openxmlformats.org/officeDocument/2006/math" xmlns:v="urn:schemas-microsoft-com:vml" xmlns:wp14="http://schemas.microsoft.com/office/word/2010/wordprocessingDrawing" xmlns:wp="http://schemas.openxmlformats.org/drawingml/2006/wordprocessingDrawing" xmlns:w10="urn:schemas-microsoft-com:office:word" xmlns:w="http://schemas.openxmlformats.org/wordprocessingml/2006/main" xmlns:w14="http://schemas.microsoft.com/office/word/2010/wordml" xmlns:w15="http://schemas.microsoft.com/office/word/2012/wordml" xmlns:w16cei="http://schemas.microsoft.com/office/word/2026/wordml/cei" xmlns:w16cex="http://schemas.microsoft.com/office/word/2018/wordml/cex" xmlns:w16cid="http://schemas.microsoft.com/office/word/2016/wordml/cid" xmlns:w16="http://schemas.microsoft.com/office/word/2018/wordml" xmlns:w16du="http://schemas.microsoft.com/office/word/2023/wordml/word16du" xmlns:w16sdtdh="http://schemas.microsoft.com/office/word/2020/wordml/sdtdatahash" xmlns:w16sdtfl="http://schemas.microsoft.com/office/word/2024/wordml/sdtformatlock" xmlns:w16se="http://schemas.microsoft.com/office/word/2015/wordml/symex" xmlns:wpg="http://schemas.microsoft.com/office/word/2010/wordprocessingGroup" xmlns:wpi="http://schemas.microsoft.com/office/word/2010/wordprocessingInk" xmlns:wne="http://schemas.microsoft.com/office/word/2006/wordml" xmlns:wps="http://schemas.microsoft.com/office/word/2010/wordprocessingShape" mc:Ignorable="w14 w15 w16se w16cid w16 w16cex w16sdtdh w16sdtfl w16du wp14">
+<w:hdr xmlns:wpc="http://schemas.microsoft.com/office/word/2010/wordprocessingCanvas" xmlns:cx="http://schemas.microsoft.com/office/drawing/2014/chartex" xmlns:cx1="http://schemas.microsoft.com/office/drawing/2015/9/8/chartex" xmlns:cx2="http://schemas.microsoft.com/office/drawing/2015/10/21/chartex" xmlns:cx3="http://schemas.microsoft.com/office/drawing/2016/5/9/chartex" xmlns:cx4="http://schemas.microsoft.com/office/drawing/2016/5/10/chartex" xmlns:cx5="http://schemas.microsoft.com/office/drawing/2016/5/11/chartex" xmlns:cx6="http://schemas.microsoft.com/office/drawing/2016/5/12/chartex" xmlns:cx7="http://schemas.microsoft.com/office/drawing/2016/5/13/chartex" xmlns:cx8="http://schemas.microsoft.com/office/drawing/2016/5/14/chartex" xmlns:mc="http://schemas.openxmlformats.org/markup-compatibility/2006" xmlns:aink="http://schemas.microsoft.com/office/drawing/2016/ink" xmlns:am3d="http://schemas.microsoft.com/office/drawing/2017/model3d" xmlns:o="urn:schemas-microsoft-com:office:office" xmlns:oel="http://schemas.microsoft.com/office/2019/extlst" xmlns:r="http://schemas.openxmlformats.org/officeDocument/2006/relationships" xmlns:m="http://schemas.openxmlformats.org/officeDocument/2006/math" xmlns:v="urn:schemas-microsoft-com:vml" xmlns:wp14="http://schemas.microsoft.com/office/word/2010/wordprocessingDrawing" xmlns:wp="http://schemas.openxmlformats.org/drawingml/2006/wordprocessingDrawing" xmlns:w10="urn:schemas-microsoft-com:office:word" xmlns:w="http://schemas.openxmlformats.org/wordprocessingml/2006/main" xmlns:w14="http://schemas.microsoft.com/office/word/2010/wordml" xmlns:w15="http://schemas.microsoft.com/office/word/2012/wordml" xmlns:w16cex="http://schemas.microsoft.com/office/word/2018/wordml/cex" xmlns:w16cid="http://schemas.microsoft.com/office/word/2016/wordml/cid" xmlns:w16="http://schemas.microsoft.com/office/word/2018/wordml" xmlns:w16du="http://schemas.microsoft.com/office/word/2023/wordml/word16du" xmlns:w16sdtdh="http://schemas.microsoft.com/office/word/2020/wordml/sdtdatahash" xmlns:w16sdtfl="http://schemas.microsoft.com/office/word/2024/wordml/sdtformatlock" xmlns:w16se="http://schemas.microsoft.com/office/word/2015/wordml/symex" xmlns:wpg="http://schemas.microsoft.com/office/word/2010/wordprocessingGroup" xmlns:wpi="http://schemas.microsoft.com/office/word/2010/wordprocessingInk" xmlns:wne="http://schemas.microsoft.com/office/word/2006/wordml" xmlns:wps="http://schemas.microsoft.com/office/word/2010/wordprocessingShape" mc:Ignorable="w14 w15 w16se w16cid w16 w16cex w16sdtdh w16sdtfl w16du wp14">
   <w:p>
     <w:pPr>
       <w:pStyle w:val="Header"/>
@@ -21412,7 +21420,7 @@
 </file>
 
 <file path=word/numbering.xml><?xml version="1.0" encoding="utf-8"?>
-<w:numbering xmlns:wpc="http://schemas.microsoft.com/office/word/2010/wordprocessingCanvas" xmlns:cx="http://schemas.microsoft.com/office/drawing/2014/chartex" xmlns:cx1="http://schemas.microsoft.com/office/drawing/2015/9/8/chartex" xmlns:cx2="http://schemas.microsoft.com/office/drawing/2015/10/21/chartex" xmlns:cx3="http://schemas.microsoft.com/office/drawing/2016/5/9/chartex" xmlns:cx4="http://schemas.microsoft.com/office/drawing/2016/5/10/chartex" xmlns:cx5="http://schemas.microsoft.com/office/drawing/2016/5/11/chartex" xmlns:cx6="http://schemas.microsoft.com/office/drawing/2016/5/12/chartex" xmlns:cx7="http://schemas.microsoft.com/office/drawing/2016/5/13/chartex" xmlns:cx8="http://schemas.microsoft.com/office/drawing/2016/5/14/chartex" xmlns:mc="http://schemas.openxmlformats.org/markup-compatibility/2006" xmlns:aink="http://schemas.microsoft.com/office/drawing/2016/ink" xmlns:am3d="http://schemas.microsoft.com/office/drawing/2017/model3d" xmlns:o="urn:schemas-microsoft-com:office:office" xmlns:oel="http://schemas.microsoft.com/office/2019/extlst" xmlns:r="http://schemas.openxmlformats.org/officeDocument/2006/relationships" xmlns:m="http://schemas.openxmlformats.org/officeDocument/2006/math" xmlns:v="urn:schemas-microsoft-com:vml" xmlns:wp14="http://schemas.microsoft.com/office/word/2010/wordprocessingDrawing" xmlns:wp="http://schemas.openxmlformats.org/drawingml/2006/wordprocessingDrawing" xmlns:w10="urn:schemas-microsoft-com:office:word" xmlns:w="http://schemas.openxmlformats.org/wordprocessingml/2006/main" xmlns:w14="http://schemas.microsoft.com/office/word/2010/wordml" xmlns:w15="http://schemas.microsoft.com/office/word/2012/wordml" xmlns:w16cei="http://schemas.microsoft.com/office/word/2026/wordml/cei" xmlns:w16cex="http://schemas.microsoft.com/office/word/2018/wordml/cex" xmlns:w16cid="http://schemas.microsoft.com/office/word/2016/wordml/cid" xmlns:w16="http://schemas.microsoft.com/office/word/2018/wordml" xmlns:w16du="http://schemas.microsoft.com/office/word/2023/wordml/word16du" xmlns:w16sdtdh="http://schemas.microsoft.com/office/word/2020/wordml/sdtdatahash" xmlns:w16sdtfl="http://schemas.microsoft.com/office/word/2024/wordml/sdtformatlock" xmlns:w16se="http://schemas.microsoft.com/office/word/2015/wordml/symex" xmlns:wpg="http://schemas.microsoft.com/office/word/2010/wordprocessingGroup" xmlns:wpi="http://schemas.microsoft.com/office/word/2010/wordprocessingInk" xmlns:wne="http://schemas.microsoft.com/office/word/2006/wordml" xmlns:wps="http://schemas.microsoft.com/office/word/2010/wordprocessingShape" mc:Ignorable="w14 w15 w16se w16cid w16 w16cex w16sdtdh w16sdtfl w16du wp14">
+<w:numbering xmlns:wpc="http://schemas.microsoft.com/office/word/2010/wordprocessingCanvas" xmlns:cx="http://schemas.microsoft.com/office/drawing/2014/chartex" xmlns:cx1="http://schemas.microsoft.com/office/drawing/2015/9/8/chartex" xmlns:cx2="http://schemas.microsoft.com/office/drawing/2015/10/21/chartex" xmlns:cx3="http://schemas.microsoft.com/office/drawing/2016/5/9/chartex" xmlns:cx4="http://schemas.microsoft.com/office/drawing/2016/5/10/chartex" xmlns:cx5="http://schemas.microsoft.com/office/drawing/2016/5/11/chartex" xmlns:cx6="http://schemas.microsoft.com/office/drawing/2016/5/12/chartex" xmlns:cx7="http://schemas.microsoft.com/office/drawing/2016/5/13/chartex" xmlns:cx8="http://schemas.microsoft.com/office/drawing/2016/5/14/chartex" xmlns:mc="http://schemas.openxmlformats.org/markup-compatibility/2006" xmlns:aink="http://schemas.microsoft.com/office/drawing/2016/ink" xmlns:am3d="http://schemas.microsoft.com/office/drawing/2017/model3d" xmlns:o="urn:schemas-microsoft-com:office:office" xmlns:oel="http://schemas.microsoft.com/office/2019/extlst" xmlns:r="http://schemas.openxmlformats.org/officeDocument/2006/relationships" xmlns:m="http://schemas.openxmlformats.org/officeDocument/2006/math" xmlns:v="urn:schemas-microsoft-com:vml" xmlns:wp14="http://schemas.microsoft.com/office/word/2010/wordprocessingDrawing" xmlns:wp="http://schemas.openxmlformats.org/drawingml/2006/wordprocessingDrawing" xmlns:w10="urn:schemas-microsoft-com:office:word" xmlns:w="http://schemas.openxmlformats.org/wordprocessingml/2006/main" xmlns:w14="http://schemas.microsoft.com/office/word/2010/wordml" xmlns:w15="http://schemas.microsoft.com/office/word/2012/wordml" xmlns:w16cex="http://schemas.microsoft.com/office/word/2018/wordml/cex" xmlns:w16cid="http://schemas.microsoft.com/office/word/2016/wordml/cid" xmlns:w16="http://schemas.microsoft.com/office/word/2018/wordml" xmlns:w16du="http://schemas.microsoft.com/office/word/2023/wordml/word16du" xmlns:w16sdtdh="http://schemas.microsoft.com/office/word/2020/wordml/sdtdatahash" xmlns:w16sdtfl="http://schemas.microsoft.com/office/word/2024/wordml/sdtformatlock" xmlns:w16se="http://schemas.microsoft.com/office/word/2015/wordml/symex" xmlns:wpg="http://schemas.microsoft.com/office/word/2010/wordprocessingGroup" xmlns:wpi="http://schemas.microsoft.com/office/word/2010/wordprocessingInk" xmlns:wne="http://schemas.microsoft.com/office/word/2006/wordml" xmlns:wps="http://schemas.microsoft.com/office/word/2010/wordprocessingShape" mc:Ignorable="w14 w15 w16se w16cid w16 w16cex w16sdtdh w16sdtfl w16du wp14">
   <w:abstractNum w:abstractNumId="0" w15:restartNumberingAfterBreak="0">
     <w:nsid w:val="021F1E9A"/>
     <w:multiLevelType w:val="hybridMultilevel"/>

--- a/templates/CMIS/HD-NSH-1Tr.docx
+++ b/templates/CMIS/HD-NSH-1Tr.docx
@@ -7473,7 +7473,6 @@
         <w:rPr>
           <w:rFonts w:eastAsia="Calibri"/>
           <w:szCs w:val="24"/>
-          <w:lang w:val="en-US"/>
         </w:rPr>
         <w:t>ố</w:t>
       </w:r>
@@ -8831,7 +8830,47 @@
           <w:szCs w:val="24"/>
           <w:lang w:eastAsia="en-US"/>
         </w:rPr>
-        <w:t>Bên A có quyền đơn phương ngừng cấp điện hoặc đơn phương thanh lý hợp đồng khi có yêu cầu của cơ quan nhà nước có thẩm quyền hoặc khi có xảy ra tranh chấp, khiếu nại đối với địa điểm sử dụng điện hoặc công trình điện cấp điện cho Bên B.</w:t>
+        <w:t>Bên A có quyền đơn phương ngừng cấp điện hoặc đơn phương thanh lý hợp đồng khi có yêu cầu của cơ quan nhà nước có thẩm quyền hoặc khi có xảy ra tranh chấp, khiếu nại đối với địa điểm sử dụng điện hoặc công trình điện cấp điện cho Bên B</w:t>
+      </w:r>
+      <w:r>
+        <w:rPr>
+          <w:rFonts w:eastAsia="Calibri"/>
+          <w:szCs w:val="24"/>
+          <w:lang w:eastAsia="en-US"/>
+        </w:rPr>
+        <w:t xml:space="preserve"> </w:t>
+      </w:r>
+      <w:r>
+        <w:rPr>
+          <w:rFonts w:eastAsia="Calibri"/>
+          <w:szCs w:val="24"/>
+          <w:lang w:eastAsia="en-US"/>
+        </w:rPr>
+        <w:t>và</w:t>
+      </w:r>
+      <w:r>
+        <w:rPr>
+          <w:rFonts w:eastAsia="Calibri"/>
+          <w:szCs w:val="24"/>
+          <w:lang w:eastAsia="en-US"/>
+        </w:rPr>
+        <w:t xml:space="preserve"> Bên </w:t>
+      </w:r>
+      <w:r>
+        <w:rPr>
+          <w:rFonts w:eastAsia="Calibri"/>
+          <w:szCs w:val="24"/>
+          <w:lang w:eastAsia="en-US"/>
+        </w:rPr>
+        <w:t>A</w:t>
+      </w:r>
+      <w:r>
+        <w:rPr>
+          <w:rFonts w:eastAsia="Calibri"/>
+          <w:szCs w:val="24"/>
+          <w:lang w:eastAsia="en-US"/>
+        </w:rPr>
+        <w:t xml:space="preserve"> không chịu trách nhiệm đối với mọi thiệt hại phát sinh từ việc ngừng cấp điện gây ra.</w:t>
       </w:r>
     </w:p>
     <w:p>
@@ -9254,7 +9293,7 @@
           <w:rFonts w:eastAsia="Calibri"/>
           <w:szCs w:val="24"/>
         </w:rPr>
-        <w:t xml:space="preserve">Khi treo, tháo Thiết Bị Đo Đếm Điện, Các Bên có trách nhiệm ghi nhận đầy đủ kết quả và các thông tin cần thiết vào Biên Bản Treo, Tháo Thiết Bị Đo Đếm Điện. Biên Bản Treo, Tháo Các Thiết Bị Đo Đếm Điện phải có chữ ký của đại diện Các Bên khi hoàn thành công tác treo tháo. Biên Bản Treo, Tháo Các Thiết Bị Đo Đếm Điện là Phụ lục kèm theo Hợp Đồng này. Các Bên có trách nhiệm bảo vệ Thiết Bị Đo Đếm Điện trong phạm vi quản lý của mình. Trường hợp phát hiện Thiết Bị Đo Đếm Điện bị mất hoặc hư hỏng, Các Bên lập biên bản để xác định nguyên nhân và trách nhiệm của Các Bên có liên quan trong việc sửa chữa, thay thế hoặc bồi </w:t>
+        <w:t xml:space="preserve">Khi treo, tháo Thiết Bị Đo Đếm Điện, Các Bên có trách nhiệm ghi nhận đầy đủ kết quả và các thông tin cần thiết vào Biên Bản Treo, Tháo Thiết Bị Đo Đếm Điện. Biên Bản Treo, Tháo Các Thiết Bị Đo Đếm Điện phải có chữ ký của đại diện Các Bên khi hoàn thành công tác treo tháo. Biên Bản Treo, Tháo Các Thiết Bị Đo Đếm Điện là Phụ lục kèm theo Hợp Đồng này. Các Bên có trách nhiệm bảo vệ Thiết Bị Đo Đếm Điện trong phạm vi quản lý của mình. Trường hợp phát hiện Thiết Bị Đo Đếm Điện bị mất hoặc hư hỏng, Các Bên lập biên bản để xác định </w:t>
       </w:r>
       <w:r>
         <w:rPr>
@@ -9262,7 +9301,7 @@
           <w:szCs w:val="24"/>
         </w:rPr>
         <w:lastRenderedPageBreak/>
-        <w:t xml:space="preserve">thường. </w:t>
+        <w:t xml:space="preserve">nguyên nhân và trách nhiệm của Các Bên có liên quan trong việc sửa chữa, thay thế hoặc bồi thường. </w:t>
       </w:r>
     </w:p>
     <w:p>
@@ -9823,15 +9862,8 @@
           <w:rFonts w:eastAsia="Calibri"/>
           <w:szCs w:val="24"/>
         </w:rPr>
-        <w:t xml:space="preserve">Trong trường hợp Bên B phải thực hiện việc bảo đảm thực hiện Hợp Đồng mà </w:t>
-      </w:r>
-      <w:r>
-        <w:rPr>
-          <w:rFonts w:eastAsia="Calibri"/>
-          <w:szCs w:val="24"/>
-        </w:rPr>
         <w:lastRenderedPageBreak/>
-        <w:t>không cung cấp các tài liệu theo Điều 3.1.c, Hợp Đồng này, Hợp Đồng sẽ ngay lập tức bị chấm dứt hiệu lực và Bên A không phải chịu trách nhiệm đối với các thiệt hại nào của Bên B phát sinh từ việc đơn phương chấm dứt đó.</w:t>
+        <w:t>Trong trường hợp Bên B phải thực hiện việc bảo đảm thực hiện Hợp Đồng mà không cung cấp các tài liệu theo Điều 3.1.c, Hợp Đồng này, Hợp Đồng sẽ ngay lập tức bị chấm dứt hiệu lực và Bên A không phải chịu trách nhiệm đối với các thiệt hại nào của Bên B phát sinh từ việc đơn phương chấm dứt đó.</w:t>
       </w:r>
     </w:p>
     <w:p>
@@ -10290,15 +10322,8 @@
           <w:rFonts w:eastAsia="Calibri"/>
           <w:szCs w:val="24"/>
         </w:rPr>
-        <w:t xml:space="preserve">Hóa đơn thanh toán tiền điện, tiền mua công suất phản kháng được lập theo chu </w:t>
-      </w:r>
-      <w:r>
-        <w:rPr>
-          <w:rFonts w:eastAsia="Calibri"/>
-          <w:szCs w:val="24"/>
-        </w:rPr>
         <w:lastRenderedPageBreak/>
-        <w:t>kỳ ghi chỉ số đo điện năng quy định tại Điều 2.7 của Hợp Đồng. Bên A thông báo cho Bên B về việc thanh toán tiền điện tương ứng với số lần ghi chỉ số đo điện năng theo hình thức thông báo quy định tại Điều 3.3 của Hợp Đồng.</w:t>
+        <w:t>Hóa đơn thanh toán tiền điện, tiền mua công suất phản kháng được lập theo chu kỳ ghi chỉ số đo điện năng quy định tại Điều 2.7 của Hợp Đồng. Bên A thông báo cho Bên B về việc thanh toán tiền điện tương ứng với số lần ghi chỉ số đo điện năng theo hình thức thông báo quy định tại Điều 3.3 của Hợp Đồng.</w:t>
       </w:r>
     </w:p>
     <w:p>
@@ -10999,15 +11024,8 @@
           <w:rFonts w:eastAsia="Calibri"/>
           <w:szCs w:val="24"/>
         </w:rPr>
-        <w:t xml:space="preserve">Khoản tiền lãi chậm trả theo Điều này được tính bằng giá trị Nghĩa Vụ Thanh Toán bị vi </w:t>
-      </w:r>
-      <w:r>
-        <w:rPr>
-          <w:rFonts w:eastAsia="Calibri"/>
-          <w:szCs w:val="24"/>
-        </w:rPr>
         <w:lastRenderedPageBreak/>
-        <w:t>phạm nhân với Lãi Suất Chậm Trả và nhân với số ngày chậm trả. Số ngày chậm trả được tính từ ngày đầu tiên kết thúc thời hạn thanh toán tại Điều 3.2.</w:t>
+        <w:t>Khoản tiền lãi chậm trả theo Điều này được tính bằng giá trị Nghĩa Vụ Thanh Toán bị vi phạm nhân với Lãi Suất Chậm Trả và nhân với số ngày chậm trả. Số ngày chậm trả được tính từ ngày đầu tiên kết thúc thời hạn thanh toán tại Điều 3.2.</w:t>
       </w:r>
       <w:r>
         <w:rPr>
@@ -11644,15 +11662,8 @@
           <w:rFonts w:eastAsia="Calibri"/>
           <w:szCs w:val="24"/>
         </w:rPr>
-        <w:t xml:space="preserve">Được vào khu vực quản lý của Bên B để thao tác, bảo dưỡng, sửa chữa và thay thế </w:t>
-      </w:r>
-      <w:r>
-        <w:rPr>
-          <w:rFonts w:eastAsia="Calibri"/>
-          <w:szCs w:val="24"/>
-        </w:rPr>
         <w:lastRenderedPageBreak/>
-        <w:t>mới trang thiết bị điện của Bên A; kiểm tra, ghi chỉ số đo điện năng và liên hệ với Bên B theo quy định của Pháp Luật;</w:t>
+        <w:t>Được vào khu vực quản lý của Bên B để thao tác, bảo dưỡng, sửa chữa và thay thế mới trang thiết bị điện của Bên A; kiểm tra, ghi chỉ số đo điện năng và liên hệ với Bên B theo quy định của Pháp Luật;</w:t>
       </w:r>
     </w:p>
     <w:p>
@@ -12419,7 +12430,15 @@
           <w:rFonts w:eastAsia="Batang"/>
           <w:szCs w:val="24"/>
         </w:rPr>
-        <w:t xml:space="preserve"> và quy định khác của pháp luật có liên quan</w:t>
+        <w:t xml:space="preserve"> và quy định khác của pháp luật có </w:t>
+      </w:r>
+      <w:r>
+        <w:rPr>
+          <w:rFonts w:eastAsia="Batang"/>
+          <w:szCs w:val="24"/>
+        </w:rPr>
+        <w:lastRenderedPageBreak/>
+        <w:t>liên quan</w:t>
       </w:r>
     </w:p>
     <w:p>
@@ -12448,7 +12467,6 @@
           <w:b/>
           <w:szCs w:val="24"/>
         </w:rPr>
-        <w:lastRenderedPageBreak/>
         <w:t>Nghĩa vụ của Bên B</w:t>
       </w:r>
       <w:r>
@@ -12951,7 +12969,15 @@
           <w:rFonts w:eastAsia="Calibri"/>
           <w:szCs w:val="24"/>
         </w:rPr>
-        <w:t>Trì hoãn việc cấp điện theo Hợp Đồng, trừ trường hợp nguyên nhân của việc trì hoãn là do lỗi của Bên B hoặc trong trường hợp được ngừng, giảm cung cấp điện theo Hợp Đồng và Pháp Luật;</w:t>
+        <w:t xml:space="preserve">Trì hoãn việc cấp điện theo Hợp Đồng, trừ trường hợp nguyên nhân của việc trì hoãn là do lỗi của Bên B hoặc trong trường hợp được ngừng, giảm cung cấp điện theo Hợp Đồng và </w:t>
+      </w:r>
+      <w:r>
+        <w:rPr>
+          <w:rFonts w:eastAsia="Calibri"/>
+          <w:szCs w:val="24"/>
+        </w:rPr>
+        <w:lastRenderedPageBreak/>
+        <w:t>Pháp Luật;</w:t>
       </w:r>
     </w:p>
     <w:p>
@@ -12978,7 +13004,6 @@
           <w:rFonts w:eastAsia="Calibri"/>
           <w:szCs w:val="24"/>
         </w:rPr>
-        <w:lastRenderedPageBreak/>
         <w:t>Không bảo đảm tiêu chuẩn chất lượng dịch vụ theo Điều 4 của Hợp Đồng;</w:t>
       </w:r>
     </w:p>
@@ -13677,7 +13702,7 @@
           <w:rFonts w:eastAsia="Calibri"/>
           <w:szCs w:val="24"/>
         </w:rPr>
-        <w:t xml:space="preserve">ngày kể từ ngày có thông báo của Bên A về nghĩa vụ phạt vi phạm của Bên B. Quá thời hạn này mà Bên B </w:t>
+        <w:t xml:space="preserve">ngày kể từ ngày </w:t>
       </w:r>
       <w:r>
         <w:rPr>
@@ -13685,7 +13710,7 @@
           <w:szCs w:val="24"/>
         </w:rPr>
         <w:lastRenderedPageBreak/>
-        <w:t>không hoàn tất việc thanh toán toàn bộ khoản tiền phạt vi phạm, Bên B sẽ phải chịu Lãi Suất Chậm Trả đối với khoản tiền phạt vi phạm này cho tới khi hoàn tất Nghĩa Vụ Thanh Toán.</w:t>
+        <w:t>có thông báo của Bên A về nghĩa vụ phạt vi phạm của Bên B. Quá thời hạn này mà Bên B không hoàn tất việc thanh toán toàn bộ khoản tiền phạt vi phạm, Bên B sẽ phải chịu Lãi Suất Chậm Trả đối với khoản tiền phạt vi phạm này cho tới khi hoàn tất Nghĩa Vụ Thanh Toán.</w:t>
       </w:r>
     </w:p>
     <w:p>
@@ -15766,7 +15791,7 @@
     </w:p>
     <w:p>
       <w:pPr>
-        <w:spacing w:before="120"/>
+        <w:spacing w:before="120" w:line="360" w:lineRule="atLeast"/>
         <w:ind w:firstLine="720"/>
         <w:jc w:val="both"/>
         <w:rPr>
@@ -15784,7 +15809,7 @@
     </w:p>
     <w:p>
       <w:pPr>
-        <w:spacing w:before="120"/>
+        <w:spacing w:before="120" w:line="360" w:lineRule="atLeast"/>
         <w:ind w:firstLine="720"/>
         <w:jc w:val="both"/>
         <w:rPr>
@@ -15802,7 +15827,7 @@
     </w:p>
     <w:p>
       <w:pPr>
-        <w:spacing w:before="120"/>
+        <w:spacing w:before="120" w:line="360" w:lineRule="atLeast"/>
         <w:ind w:firstLine="720"/>
         <w:jc w:val="both"/>
         <w:rPr>
@@ -15820,7 +15845,7 @@
     </w:p>
     <w:p>
       <w:pPr>
-        <w:spacing w:before="120"/>
+        <w:spacing w:before="120" w:line="360" w:lineRule="atLeast"/>
         <w:ind w:firstLine="720"/>
         <w:jc w:val="both"/>
         <w:rPr>
@@ -15853,7 +15878,7 @@
     </w:p>
     <w:p>
       <w:pPr>
-        <w:spacing w:before="120"/>
+        <w:spacing w:before="120" w:line="360" w:lineRule="atLeast"/>
         <w:jc w:val="both"/>
         <w:rPr>
           <w:i/>
@@ -15889,7 +15914,7 @@
     </w:p>
     <w:p>
       <w:pPr>
-        <w:spacing w:before="120"/>
+        <w:spacing w:before="120" w:line="360" w:lineRule="atLeast"/>
         <w:jc w:val="both"/>
         <w:rPr>
           <w:sz w:val="26"/>
@@ -15906,7 +15931,7 @@
     </w:p>
     <w:p>
       <w:pPr>
-        <w:spacing w:before="120"/>
+        <w:spacing w:before="120" w:line="360" w:lineRule="atLeast"/>
         <w:jc w:val="both"/>
         <w:rPr>
           <w:sz w:val="26"/>
@@ -15945,7 +15970,7 @@
     </w:p>
     <w:p>
       <w:pPr>
-        <w:spacing w:before="120"/>
+        <w:spacing w:before="120" w:line="360" w:lineRule="atLeast"/>
         <w:jc w:val="both"/>
         <w:rPr>
           <w:sz w:val="26"/>
@@ -15992,7 +16017,7 @@
     </w:p>
     <w:p>
       <w:pPr>
-        <w:spacing w:before="120"/>
+        <w:spacing w:before="120" w:line="360" w:lineRule="atLeast"/>
         <w:jc w:val="both"/>
         <w:rPr>
           <w:sz w:val="26"/>
@@ -16009,7 +16034,7 @@
     </w:p>
     <w:p>
       <w:pPr>
-        <w:spacing w:before="120"/>
+        <w:spacing w:before="120" w:line="360" w:lineRule="atLeast"/>
         <w:jc w:val="both"/>
         <w:rPr>
           <w:sz w:val="26"/>
@@ -16047,7 +16072,7 @@
     </w:p>
     <w:p>
       <w:pPr>
-        <w:spacing w:before="120"/>
+        <w:spacing w:before="120" w:line="360" w:lineRule="atLeast"/>
         <w:jc w:val="both"/>
         <w:rPr>
           <w:sz w:val="26"/>
@@ -16078,7 +16103,7 @@
     </w:p>
     <w:p>
       <w:pPr>
-        <w:spacing w:before="120"/>
+        <w:spacing w:before="120" w:line="360" w:lineRule="atLeast"/>
         <w:jc w:val="both"/>
         <w:rPr>
           <w:iCs/>
@@ -16118,7 +16143,7 @@
     </w:p>
     <w:p>
       <w:pPr>
-        <w:spacing w:before="120"/>
+        <w:spacing w:before="120" w:line="360" w:lineRule="atLeast"/>
         <w:jc w:val="both"/>
         <w:rPr>
           <w:sz w:val="26"/>
@@ -16143,7 +16168,7 @@
     </w:p>
     <w:p>
       <w:pPr>
-        <w:spacing w:before="120"/>
+        <w:spacing w:before="120" w:line="360" w:lineRule="atLeast"/>
         <w:jc w:val="both"/>
         <w:rPr>
           <w:sz w:val="26"/>
@@ -16169,7 +16194,7 @@
     </w:p>
     <w:p>
       <w:pPr>
-        <w:spacing w:before="120"/>
+        <w:spacing w:before="120" w:line="360" w:lineRule="atLeast"/>
         <w:jc w:val="both"/>
         <w:rPr>
           <w:sz w:val="26"/>
@@ -16195,7 +16220,7 @@
     </w:p>
     <w:p>
       <w:pPr>
-        <w:spacing w:before="120"/>
+        <w:spacing w:before="120" w:line="360" w:lineRule="atLeast"/>
         <w:jc w:val="both"/>
         <w:rPr>
           <w:sz w:val="26"/>
@@ -16220,7 +16245,7 @@
     </w:p>
     <w:p>
       <w:pPr>
-        <w:spacing w:before="120"/>
+        <w:spacing w:before="120" w:line="360" w:lineRule="atLeast"/>
         <w:jc w:val="both"/>
         <w:rPr>
           <w:sz w:val="26"/>
@@ -16237,7 +16262,7 @@
     </w:p>
     <w:p>
       <w:pPr>
-        <w:spacing w:before="120"/>
+        <w:spacing w:before="120" w:line="360" w:lineRule="atLeast"/>
         <w:jc w:val="both"/>
         <w:rPr>
           <w:b/>
@@ -16256,7 +16281,7 @@
     </w:p>
     <w:p>
       <w:pPr>
-        <w:spacing w:before="120"/>
+        <w:spacing w:before="120" w:line="360" w:lineRule="atLeast"/>
         <w:jc w:val="both"/>
         <w:rPr>
           <w:sz w:val="26"/>
@@ -16273,7 +16298,7 @@
     </w:p>
     <w:p>
       <w:pPr>
-        <w:spacing w:before="120"/>
+        <w:spacing w:before="120" w:line="360" w:lineRule="atLeast"/>
         <w:jc w:val="both"/>
         <w:rPr>
           <w:sz w:val="26"/>
@@ -16305,7 +16330,7 @@
     </w:p>
     <w:p>
       <w:pPr>
-        <w:spacing w:before="120"/>
+        <w:spacing w:before="120" w:line="360" w:lineRule="atLeast"/>
         <w:jc w:val="both"/>
         <w:rPr>
           <w:sz w:val="26"/>
@@ -16317,6 +16342,7 @@
           <w:sz w:val="26"/>
           <w:szCs w:val="26"/>
         </w:rPr>
+        <w:lastRenderedPageBreak/>
         <w:t xml:space="preserve">2. </w:t>
       </w:r>
       <w:r>
@@ -16337,7 +16363,7 @@
     </w:p>
     <w:p>
       <w:pPr>
-        <w:spacing w:before="120"/>
+        <w:spacing w:before="120" w:line="360" w:lineRule="atLeast"/>
         <w:jc w:val="both"/>
         <w:rPr>
           <w:sz w:val="26"/>
@@ -16364,20 +16390,12 @@
           <w:sz w:val="26"/>
           <w:szCs w:val="26"/>
         </w:rPr>
-        <w:t xml:space="preserve"> (sau đây viết tắt là Đường phụ tải cơ sở) là biểu đồ phụ tải điện của khách hàng sử dụng điện được xây dựng, dự </w:t>
-      </w:r>
-      <w:r>
-        <w:rPr>
-          <w:sz w:val="26"/>
-          <w:szCs w:val="26"/>
-        </w:rPr>
-        <w:lastRenderedPageBreak/>
-        <w:t>báo từ cơ sở dữ liệu đo đếm điện năng theo chu kỳ 30 phút trong quá khứ. Đường phụ tải cơ sở đặc trưng cho xu hướng và thói quen tiêu thụ điện của khách hàng sử dụng điện trong một ngày hoặc một thời điểm cụ thể dự kiến xảy ra sự kiện điều chỉnh phụ tải điện. Đường phụ tải cơ sở được sử dụng để tính toán công suất, điện năng điều chỉnh giảm của khách hàng sau khi kết thúc sự kiện điều chỉnh phụ tải điện.</w:t>
-      </w:r>
-    </w:p>
-    <w:p>
-      <w:pPr>
-        <w:spacing w:before="120"/>
+        <w:t xml:space="preserve"> (sau đây viết tắt là Đường phụ tải cơ sở) là biểu đồ phụ tải điện của khách hàng sử dụng điện được xây dựng, dự báo từ cơ sở dữ liệu đo đếm điện năng theo chu kỳ 30 phút trong quá khứ. Đường phụ tải cơ sở đặc trưng cho xu hướng và thói quen tiêu thụ điện của khách hàng sử dụng điện trong một ngày hoặc một thời điểm cụ thể dự kiến xảy ra sự kiện điều chỉnh phụ tải điện. Đường phụ tải cơ sở được sử dụng để tính toán công suất, điện năng điều chỉnh giảm của khách hàng sau khi kết thúc sự kiện điều chỉnh phụ tải điện.</w:t>
+      </w:r>
+    </w:p>
+    <w:p>
+      <w:pPr>
+        <w:spacing w:before="120" w:line="360" w:lineRule="atLeast"/>
         <w:jc w:val="both"/>
         <w:rPr>
           <w:sz w:val="26"/>
@@ -16409,7 +16427,7 @@
     </w:p>
     <w:p>
       <w:pPr>
-        <w:spacing w:before="120"/>
+        <w:spacing w:before="120" w:line="360" w:lineRule="atLeast"/>
         <w:jc w:val="both"/>
         <w:rPr>
           <w:sz w:val="26"/>
@@ -16441,7 +16459,7 @@
     </w:p>
     <w:p>
       <w:pPr>
-        <w:spacing w:before="120"/>
+        <w:spacing w:before="120" w:line="360" w:lineRule="atLeast"/>
         <w:jc w:val="both"/>
         <w:rPr>
           <w:sz w:val="26"/>
@@ -16473,7 +16491,7 @@
     </w:p>
     <w:p>
       <w:pPr>
-        <w:spacing w:before="120"/>
+        <w:spacing w:before="120" w:line="360" w:lineRule="atLeast"/>
         <w:jc w:val="both"/>
         <w:rPr>
           <w:sz w:val="26"/>
@@ -16505,7 +16523,7 @@
     </w:p>
     <w:p>
       <w:pPr>
-        <w:spacing w:before="120"/>
+        <w:spacing w:before="120" w:line="360" w:lineRule="atLeast"/>
         <w:jc w:val="both"/>
         <w:rPr>
           <w:sz w:val="26"/>
@@ -16537,7 +16555,7 @@
     </w:p>
     <w:p>
       <w:pPr>
-        <w:spacing w:before="120"/>
+        <w:spacing w:before="120" w:line="360" w:lineRule="atLeast"/>
         <w:jc w:val="both"/>
         <w:rPr>
           <w:sz w:val="26"/>
@@ -16569,7 +16587,7 @@
     </w:p>
     <w:p>
       <w:pPr>
-        <w:spacing w:before="120"/>
+        <w:spacing w:before="120" w:line="360" w:lineRule="atLeast"/>
         <w:jc w:val="both"/>
         <w:rPr>
           <w:b/>
@@ -16588,7 +16606,7 @@
     </w:p>
     <w:p>
       <w:pPr>
-        <w:spacing w:before="120"/>
+        <w:spacing w:before="120" w:line="360" w:lineRule="atLeast"/>
         <w:jc w:val="both"/>
         <w:rPr>
           <w:sz w:val="26"/>
@@ -16605,7 +16623,7 @@
     </w:p>
     <w:p>
       <w:pPr>
-        <w:spacing w:before="120"/>
+        <w:spacing w:before="120" w:line="360" w:lineRule="atLeast"/>
         <w:jc w:val="both"/>
         <w:rPr>
           <w:sz w:val="26"/>
@@ -16622,7 +16640,7 @@
     </w:p>
     <w:p>
       <w:pPr>
-        <w:spacing w:before="120"/>
+        <w:spacing w:before="120" w:line="360" w:lineRule="atLeast"/>
         <w:jc w:val="both"/>
         <w:rPr>
           <w:sz w:val="26"/>
@@ -16634,12 +16652,13 @@
           <w:sz w:val="26"/>
           <w:szCs w:val="26"/>
         </w:rPr>
+        <w:lastRenderedPageBreak/>
         <w:t>2. Các văn bản pháp lý liên quan tới Chương trình điều chỉnh phụ tải điện do cơ quan có thẩm quyền ban hành và các nội dung được thỏa thuận thống nhất trong Thỏa thuận này.</w:t>
       </w:r>
     </w:p>
     <w:p>
       <w:pPr>
-        <w:spacing w:before="120"/>
+        <w:spacing w:before="120" w:line="360" w:lineRule="atLeast"/>
         <w:jc w:val="both"/>
         <w:rPr>
           <w:b/>
@@ -16660,7 +16679,7 @@
     </w:p>
     <w:p>
       <w:pPr>
-        <w:spacing w:before="120"/>
+        <w:spacing w:before="120" w:line="360" w:lineRule="atLeast"/>
         <w:jc w:val="both"/>
         <w:rPr>
           <w:sz w:val="26"/>
@@ -16693,7 +16712,7 @@
     </w:p>
     <w:p>
       <w:pPr>
-        <w:spacing w:before="120"/>
+        <w:spacing w:before="120" w:line="360" w:lineRule="atLeast"/>
         <w:jc w:val="both"/>
         <w:rPr>
           <w:sz w:val="26"/>
@@ -16710,7 +16729,7 @@
     </w:p>
     <w:p>
       <w:pPr>
-        <w:spacing w:before="120"/>
+        <w:spacing w:before="120" w:line="360" w:lineRule="atLeast"/>
         <w:jc w:val="both"/>
         <w:rPr>
           <w:sz w:val="26"/>
@@ -16757,7 +16776,7 @@
     </w:p>
     <w:p>
       <w:pPr>
-        <w:spacing w:before="120"/>
+        <w:spacing w:before="120" w:line="360" w:lineRule="atLeast"/>
         <w:jc w:val="both"/>
         <w:rPr>
           <w:sz w:val="26"/>
@@ -16769,7 +16788,6 @@
           <w:sz w:val="26"/>
           <w:szCs w:val="26"/>
         </w:rPr>
-        <w:lastRenderedPageBreak/>
         <w:t xml:space="preserve">4. Gửi thông báo sự kiện điều chỉnh phụ tải điện theo mẫu quy định tại </w:t>
       </w:r>
       <w:bookmarkStart w:id="7" w:name="bieumau_pl_1_pl_1"/>
@@ -16805,7 +16823,7 @@
     </w:p>
     <w:p>
       <w:pPr>
-        <w:spacing w:before="120"/>
+        <w:spacing w:before="120" w:line="360" w:lineRule="atLeast"/>
         <w:jc w:val="both"/>
         <w:rPr>
           <w:sz w:val="26"/>
@@ -16838,7 +16856,7 @@
     </w:p>
     <w:p>
       <w:pPr>
-        <w:spacing w:before="120"/>
+        <w:spacing w:before="120" w:line="360" w:lineRule="atLeast"/>
         <w:jc w:val="both"/>
         <w:rPr>
           <w:sz w:val="26"/>
@@ -16871,7 +16889,7 @@
     </w:p>
     <w:p>
       <w:pPr>
-        <w:spacing w:before="120"/>
+        <w:spacing w:before="120" w:line="360" w:lineRule="atLeast"/>
         <w:jc w:val="both"/>
         <w:rPr>
           <w:sz w:val="26"/>
@@ -16888,7 +16906,7 @@
     </w:p>
     <w:p>
       <w:pPr>
-        <w:spacing w:before="120"/>
+        <w:spacing w:before="120" w:line="360" w:lineRule="atLeast"/>
         <w:jc w:val="both"/>
         <w:rPr>
           <w:b/>
@@ -16907,7 +16925,7 @@
     </w:p>
     <w:p>
       <w:pPr>
-        <w:spacing w:before="120"/>
+        <w:spacing w:before="120" w:line="360" w:lineRule="atLeast"/>
         <w:jc w:val="both"/>
         <w:rPr>
           <w:sz w:val="26"/>
@@ -16924,7 +16942,7 @@
     </w:p>
     <w:p>
       <w:pPr>
-        <w:spacing w:before="120"/>
+        <w:spacing w:before="120" w:line="360" w:lineRule="atLeast"/>
         <w:jc w:val="both"/>
         <w:rPr>
           <w:sz w:val="26"/>
@@ -16955,7 +16973,7 @@
     </w:p>
     <w:p>
       <w:pPr>
-        <w:spacing w:before="120"/>
+        <w:spacing w:before="120" w:line="360" w:lineRule="atLeast"/>
         <w:jc w:val="both"/>
         <w:rPr>
           <w:sz w:val="26"/>
@@ -16972,7 +16990,7 @@
     </w:p>
     <w:p>
       <w:pPr>
-        <w:spacing w:before="120"/>
+        <w:spacing w:before="120" w:line="360" w:lineRule="atLeast"/>
         <w:jc w:val="both"/>
         <w:rPr>
           <w:sz w:val="26"/>
@@ -17005,7 +17023,7 @@
     </w:p>
     <w:p>
       <w:pPr>
-        <w:spacing w:before="120"/>
+        <w:spacing w:before="120" w:line="360" w:lineRule="atLeast"/>
         <w:jc w:val="both"/>
         <w:rPr>
           <w:sz w:val="26"/>
@@ -17022,7 +17040,7 @@
     </w:p>
     <w:p>
       <w:pPr>
-        <w:spacing w:before="120"/>
+        <w:spacing w:before="120" w:line="360" w:lineRule="atLeast"/>
         <w:jc w:val="both"/>
         <w:rPr>
           <w:b/>
@@ -17041,7 +17059,7 @@
     </w:p>
     <w:p>
       <w:pPr>
-        <w:spacing w:before="120"/>
+        <w:spacing w:before="120" w:line="360" w:lineRule="atLeast"/>
         <w:jc w:val="both"/>
         <w:rPr>
           <w:sz w:val="26"/>
@@ -17074,7 +17092,7 @@
     </w:p>
     <w:p>
       <w:pPr>
-        <w:spacing w:before="120"/>
+        <w:spacing w:before="120" w:line="360" w:lineRule="atLeast"/>
         <w:jc w:val="both"/>
         <w:rPr>
           <w:sz w:val="26"/>
@@ -17086,12 +17104,13 @@
           <w:sz w:val="26"/>
           <w:szCs w:val="26"/>
         </w:rPr>
+        <w:lastRenderedPageBreak/>
         <w:t>2. Trong quá trình thực hiện Chương trình, các bên có thể thỏa thuận điều chỉnh, bổ sung Danh mục phụ tải tham gia Chương trình bằng một văn bản thỏa thuận giữa các bên và là một phần phụ lục của Thỏa thuận này.</w:t>
       </w:r>
     </w:p>
     <w:p>
       <w:pPr>
-        <w:spacing w:before="120"/>
+        <w:spacing w:before="120" w:line="360" w:lineRule="atLeast"/>
         <w:jc w:val="both"/>
         <w:rPr>
           <w:b/>
@@ -17110,7 +17129,7 @@
     </w:p>
     <w:p>
       <w:pPr>
-        <w:spacing w:before="120"/>
+        <w:spacing w:before="120" w:line="360" w:lineRule="atLeast"/>
         <w:jc w:val="both"/>
         <w:rPr>
           <w:sz w:val="26"/>
@@ -17127,7 +17146,7 @@
     </w:p>
     <w:p>
       <w:pPr>
-        <w:spacing w:before="120"/>
+        <w:spacing w:before="120" w:line="360" w:lineRule="atLeast"/>
         <w:jc w:val="both"/>
         <w:rPr>
           <w:sz w:val="26"/>
@@ -17144,7 +17163,7 @@
     </w:p>
     <w:p>
       <w:pPr>
-        <w:spacing w:before="120"/>
+        <w:spacing w:before="120" w:line="360" w:lineRule="atLeast"/>
         <w:jc w:val="both"/>
         <w:rPr>
           <w:b/>
@@ -17163,7 +17182,7 @@
     </w:p>
     <w:p>
       <w:pPr>
-        <w:spacing w:before="120"/>
+        <w:spacing w:before="120" w:line="360" w:lineRule="atLeast"/>
         <w:jc w:val="both"/>
         <w:rPr>
           <w:sz w:val="26"/>
@@ -17180,7 +17199,7 @@
     </w:p>
     <w:p>
       <w:pPr>
-        <w:spacing w:before="120"/>
+        <w:spacing w:before="120" w:line="360" w:lineRule="atLeast"/>
         <w:jc w:val="both"/>
         <w:rPr>
           <w:sz w:val="26"/>
@@ -17213,7 +17232,7 @@
     </w:p>
     <w:p>
       <w:pPr>
-        <w:spacing w:before="120"/>
+        <w:spacing w:before="120" w:line="360" w:lineRule="atLeast"/>
         <w:jc w:val="both"/>
         <w:rPr>
           <w:sz w:val="26"/>
@@ -17246,7 +17265,7 @@
     </w:p>
     <w:p>
       <w:pPr>
-        <w:spacing w:before="120"/>
+        <w:spacing w:before="120" w:line="360" w:lineRule="atLeast"/>
         <w:jc w:val="both"/>
         <w:rPr>
           <w:sz w:val="26"/>
@@ -17258,7 +17277,6 @@
           <w:sz w:val="26"/>
           <w:szCs w:val="26"/>
         </w:rPr>
-        <w:lastRenderedPageBreak/>
         <w:t xml:space="preserve">c) Theo số fax xác định cụ thể tại </w:t>
       </w:r>
       <w:bookmarkStart w:id="14" w:name="bieumau_pl_7_pl_6"/>
@@ -17280,7 +17298,7 @@
     </w:p>
     <w:p>
       <w:pPr>
-        <w:spacing w:before="120"/>
+        <w:spacing w:before="120" w:line="360" w:lineRule="atLeast"/>
         <w:jc w:val="both"/>
         <w:rPr>
           <w:sz w:val="26"/>
@@ -17313,7 +17331,7 @@
     </w:p>
     <w:p>
       <w:pPr>
-        <w:spacing w:before="120"/>
+        <w:spacing w:before="120" w:line="360" w:lineRule="atLeast"/>
         <w:jc w:val="both"/>
         <w:rPr>
           <w:sz w:val="26"/>
@@ -17330,7 +17348,7 @@
     </w:p>
     <w:p>
       <w:pPr>
-        <w:spacing w:before="120"/>
+        <w:spacing w:before="120" w:line="360" w:lineRule="atLeast"/>
         <w:jc w:val="both"/>
         <w:rPr>
           <w:sz w:val="26"/>
@@ -17347,7 +17365,7 @@
     </w:p>
     <w:p>
       <w:pPr>
-        <w:spacing w:before="120"/>
+        <w:spacing w:before="120" w:line="360" w:lineRule="atLeast"/>
         <w:jc w:val="both"/>
         <w:rPr>
           <w:b/>
@@ -17366,7 +17384,7 @@
     </w:p>
     <w:p>
       <w:pPr>
-        <w:spacing w:before="120"/>
+        <w:spacing w:before="120" w:line="360" w:lineRule="atLeast"/>
         <w:jc w:val="both"/>
         <w:rPr>
           <w:sz w:val="26"/>
@@ -17415,7 +17433,7 @@
     <w:bookmarkEnd w:id="16"/>
     <w:p>
       <w:pPr>
-        <w:spacing w:before="120"/>
+        <w:spacing w:before="120" w:line="360" w:lineRule="atLeast"/>
         <w:jc w:val="both"/>
         <w:rPr>
           <w:sz w:val="26"/>
@@ -17432,7 +17450,7 @@
     </w:p>
     <w:p>
       <w:pPr>
-        <w:spacing w:before="120"/>
+        <w:spacing w:before="120" w:line="360" w:lineRule="atLeast"/>
         <w:jc w:val="both"/>
         <w:rPr>
           <w:sz w:val="26"/>
@@ -17444,6 +17462,7 @@
           <w:sz w:val="26"/>
           <w:szCs w:val="26"/>
         </w:rPr>
+        <w:lastRenderedPageBreak/>
         <w:t>3. Thỏa thuận này được lập thành 04 bản, có giá trị pháp lý như nhau, mỗi bên giữ 02 bản./.</w:t>
       </w:r>
     </w:p>
@@ -17958,7 +17977,7 @@
                 <w:sz w:val="26"/>
                 <w:szCs w:val="26"/>
               </w:rPr>
-              <w:t>24</w:t>
+              <w:t>04</w:t>
             </w:r>
             <w:r>
               <w:rPr>
@@ -18022,7 +18041,7 @@
                 <w:sz w:val="26"/>
                 <w:szCs w:val="26"/>
               </w:rPr>
-              <w:t>08</w:t>
+              <w:t>09</w:t>
             </w:r>
             <w:r>
               <w:rPr>
